--- a/docs/these_brieuc.docx
+++ b/docs/these_brieuc.docx
@@ -220,7 +220,7 @@
         <w:br w:type="page"/>
       </w:r>
     </w:p>
-    <w:bookmarkStart w:id="45" w:name="X3390b21ffeddacf11f7d6664b84d8a9282a3f76"/>
+    <w:bookmarkStart w:id="46" w:name="X3390b21ffeddacf11f7d6664b84d8a9282a3f76"/>
     <w:p>
       <w:pPr>
         <w:pStyle w:val="Heading1"/>
@@ -344,7 +344,7 @@
       </w:r>
     </w:p>
     <w:bookmarkEnd w:id="24"/>
-    <w:bookmarkStart w:id="44" w:name="variables-catégorielles"/>
+    <w:bookmarkStart w:id="45" w:name="variables-catégorielles"/>
     <w:p>
       <w:pPr>
         <w:pStyle w:val="Heading2"/>
@@ -353,13 +353,13 @@
         <w:t xml:space="preserve">Variables catégorielles</w:t>
       </w:r>
     </w:p>
-    <w:bookmarkStart w:id="25" w:name="côté"/>
+    <w:bookmarkStart w:id="25" w:name="sexe"/>
     <w:p>
       <w:pPr>
         <w:pStyle w:val="Heading3"/>
       </w:pPr>
       <w:r>
-        <w:t xml:space="preserve">Côté</w:t>
+        <w:t xml:space="preserve">Sexe</w:t>
       </w:r>
     </w:p>
     <w:p>
@@ -370,7 +370,7 @@
         <w:rPr>
           <w:rStyle w:val="CommentTok"/>
         </w:rPr>
-        <w:t xml:space="preserve"># Convertir la variable "Côté" en facteur</w:t>
+        <w:t xml:space="preserve"># Convertir la variable "Sexe" en facteur</w:t>
       </w:r>
       <w:r>
         <w:br/>
@@ -391,7 +391,7 @@
         <w:rPr>
           <w:rStyle w:val="NormalTok"/>
         </w:rPr>
-        <w:t xml:space="preserve">Cote </w:t>
+        <w:t xml:space="preserve">Sexe </w:t>
       </w:r>
       <w:r>
         <w:rPr>
@@ -418,15 +418,6 @@
         <w:t xml:space="preserve">(</w:t>
       </w:r>
       <w:r>
-        <w:br/>
-      </w:r>
-      <w:r>
-        <w:rPr>
-          <w:rStyle w:val="NormalTok"/>
-        </w:rPr>
-        <w:t xml:space="preserve">    </w:t>
-      </w:r>
-      <w:r>
         <w:rPr>
           <w:rStyle w:val="FunctionTok"/>
         </w:rPr>
@@ -442,7 +433,7 @@
         <w:rPr>
           <w:rStyle w:val="AttributeTok"/>
         </w:rPr>
-        <w:t xml:space="preserve">G =</w:t>
+        <w:t xml:space="preserve">M =</w:t>
       </w:r>
       <w:r>
         <w:rPr>
@@ -454,7 +445,7 @@
         <w:rPr>
           <w:rStyle w:val="StringTok"/>
         </w:rPr>
-        <w:t xml:space="preserve">"Gauche"</w:t>
+        <w:t xml:space="preserve">"Masculin"</w:t>
       </w:r>
       <w:r>
         <w:rPr>
@@ -466,7 +457,7 @@
         <w:rPr>
           <w:rStyle w:val="AttributeTok"/>
         </w:rPr>
-        <w:t xml:space="preserve">D =</w:t>
+        <w:t xml:space="preserve">F =</w:t>
       </w:r>
       <w:r>
         <w:rPr>
@@ -478,7 +469,7 @@
         <w:rPr>
           <w:rStyle w:val="StringTok"/>
         </w:rPr>
-        <w:t xml:space="preserve">"Droite"</w:t>
+        <w:t xml:space="preserve">"Féminin"</w:t>
       </w:r>
       <w:r>
         <w:rPr>
@@ -496,16 +487,7 @@
         <w:rPr>
           <w:rStyle w:val="NormalTok"/>
         </w:rPr>
-        <w:t xml:space="preserve">Cote],</w:t>
-      </w:r>
-      <w:r>
-        <w:br/>
-      </w:r>
-      <w:r>
-        <w:rPr>
-          <w:rStyle w:val="NormalTok"/>
-        </w:rPr>
-        <w:t xml:space="preserve">    </w:t>
+        <w:t xml:space="preserve">Sexe], </w:t>
       </w:r>
       <w:r>
         <w:rPr>
@@ -535,7 +517,7 @@
         <w:rPr>
           <w:rStyle w:val="StringTok"/>
         </w:rPr>
-        <w:t xml:space="preserve">"Gauche"</w:t>
+        <w:t xml:space="preserve">"Masculin"</w:t>
       </w:r>
       <w:r>
         <w:rPr>
@@ -547,22 +529,13 @@
         <w:rPr>
           <w:rStyle w:val="StringTok"/>
         </w:rPr>
-        <w:t xml:space="preserve">"Droite"</w:t>
-      </w:r>
-      <w:r>
-        <w:rPr>
-          <w:rStyle w:val="NormalTok"/>
-        </w:rPr>
-        <w:t xml:space="preserve">)</w:t>
-      </w:r>
-      <w:r>
-        <w:br/>
-      </w:r>
-      <w:r>
-        <w:rPr>
-          <w:rStyle w:val="NormalTok"/>
-        </w:rPr>
-        <w:t xml:space="preserve">)</w:t>
+        <w:t xml:space="preserve">"Féminin"</w:t>
+      </w:r>
+      <w:r>
+        <w:rPr>
+          <w:rStyle w:val="NormalTok"/>
+        </w:rPr>
+        <w:t xml:space="preserve">))</w:t>
       </w:r>
       <w:r>
         <w:br/>
@@ -589,7 +562,7 @@
         <w:rPr>
           <w:rStyle w:val="NormalTok"/>
         </w:rPr>
-        <w:t xml:space="preserve">Cote, </w:t>
+        <w:t xml:space="preserve">Sexe, </w:t>
       </w:r>
       <w:r>
         <w:rPr>
@@ -617,13 +590,13 @@
       </w:r>
     </w:p>
     <w:bookmarkEnd w:id="25"/>
-    <w:bookmarkStart w:id="26" w:name="niveau"/>
+    <w:bookmarkStart w:id="26" w:name="côté"/>
     <w:p>
       <w:pPr>
         <w:pStyle w:val="Heading3"/>
       </w:pPr>
       <w:r>
-        <w:t xml:space="preserve">Niveau</w:t>
+        <w:t xml:space="preserve">Côté</w:t>
       </w:r>
     </w:p>
     <w:p>
@@ -634,7 +607,7 @@
         <w:rPr>
           <w:rStyle w:val="CommentTok"/>
         </w:rPr>
-        <w:t xml:space="preserve"># Convertir la variable "Niveau" en facteur ordonné</w:t>
+        <w:t xml:space="preserve"># Convertir la variable "Côté" en facteur</w:t>
       </w:r>
       <w:r>
         <w:br/>
@@ -655,28 +628,7 @@
         <w:rPr>
           <w:rStyle w:val="NormalTok"/>
         </w:rPr>
-        <w:t xml:space="preserve">Niveau</w:t>
-      </w:r>
-      <w:r>
-        <w:br/>
-      </w:r>
-      <w:r>
-        <w:rPr>
-          <w:rStyle w:val="NormalTok"/>
-        </w:rPr>
-        <w:t xml:space="preserve">df</w:t>
-      </w:r>
-      <w:r>
-        <w:rPr>
-          <w:rStyle w:val="SpecialCharTok"/>
-        </w:rPr>
-        <w:t xml:space="preserve">$</w:t>
-      </w:r>
-      <w:r>
-        <w:rPr>
-          <w:rStyle w:val="NormalTok"/>
-        </w:rPr>
-        <w:t xml:space="preserve">Niveau </w:t>
+        <w:t xml:space="preserve">Cote </w:t>
       </w:r>
       <w:r>
         <w:rPr>
@@ -709,33 +661,93 @@
         <w:rPr>
           <w:rStyle w:val="NormalTok"/>
         </w:rPr>
-        <w:t xml:space="preserve">    df</w:t>
-      </w:r>
-      <w:r>
-        <w:rPr>
-          <w:rStyle w:val="SpecialCharTok"/>
-        </w:rPr>
-        <w:t xml:space="preserve">$</w:t>
-      </w:r>
-      <w:r>
-        <w:rPr>
-          <w:rStyle w:val="NormalTok"/>
-        </w:rPr>
-        <w:t xml:space="preserve">Niveau,</w:t>
-      </w:r>
-      <w:r>
-        <w:br/>
-      </w:r>
-      <w:r>
-        <w:rPr>
-          <w:rStyle w:val="NormalTok"/>
-        </w:rPr>
         <w:t xml:space="preserve">    </w:t>
       </w:r>
       <w:r>
         <w:rPr>
+          <w:rStyle w:val="FunctionTok"/>
+        </w:rPr>
+        <w:t xml:space="preserve">c</w:t>
+      </w:r>
+      <w:r>
+        <w:rPr>
+          <w:rStyle w:val="NormalTok"/>
+        </w:rPr>
+        <w:t xml:space="preserve">(</w:t>
+      </w:r>
+      <w:r>
+        <w:rPr>
           <w:rStyle w:val="AttributeTok"/>
         </w:rPr>
+        <w:t xml:space="preserve">G =</w:t>
+      </w:r>
+      <w:r>
+        <w:rPr>
+          <w:rStyle w:val="NormalTok"/>
+        </w:rPr>
+        <w:t xml:space="preserve"> </w:t>
+      </w:r>
+      <w:r>
+        <w:rPr>
+          <w:rStyle w:val="StringTok"/>
+        </w:rPr>
+        <w:t xml:space="preserve">"Gauche"</w:t>
+      </w:r>
+      <w:r>
+        <w:rPr>
+          <w:rStyle w:val="NormalTok"/>
+        </w:rPr>
+        <w:t xml:space="preserve">, </w:t>
+      </w:r>
+      <w:r>
+        <w:rPr>
+          <w:rStyle w:val="AttributeTok"/>
+        </w:rPr>
+        <w:t xml:space="preserve">D =</w:t>
+      </w:r>
+      <w:r>
+        <w:rPr>
+          <w:rStyle w:val="NormalTok"/>
+        </w:rPr>
+        <w:t xml:space="preserve"> </w:t>
+      </w:r>
+      <w:r>
+        <w:rPr>
+          <w:rStyle w:val="StringTok"/>
+        </w:rPr>
+        <w:t xml:space="preserve">"Droite"</w:t>
+      </w:r>
+      <w:r>
+        <w:rPr>
+          <w:rStyle w:val="NormalTok"/>
+        </w:rPr>
+        <w:t xml:space="preserve">)[df</w:t>
+      </w:r>
+      <w:r>
+        <w:rPr>
+          <w:rStyle w:val="SpecialCharTok"/>
+        </w:rPr>
+        <w:t xml:space="preserve">$</w:t>
+      </w:r>
+      <w:r>
+        <w:rPr>
+          <w:rStyle w:val="NormalTok"/>
+        </w:rPr>
+        <w:t xml:space="preserve">Cote],</w:t>
+      </w:r>
+      <w:r>
+        <w:br/>
+      </w:r>
+      <w:r>
+        <w:rPr>
+          <w:rStyle w:val="NormalTok"/>
+        </w:rPr>
+        <w:t xml:space="preserve">    </w:t>
+      </w:r>
+      <w:r>
+        <w:rPr>
+          <w:rStyle w:val="AttributeTok"/>
+        </w:rPr>
         <w:t xml:space="preserve">levels =</w:t>
       </w:r>
       <w:r>
@@ -760,7 +772,7 @@
         <w:rPr>
           <w:rStyle w:val="StringTok"/>
         </w:rPr>
-        <w:t xml:space="preserve">"C4"</w:t>
+        <w:t xml:space="preserve">"Gauche"</w:t>
       </w:r>
       <w:r>
         <w:rPr>
@@ -772,79 +784,7 @@
         <w:rPr>
           <w:rStyle w:val="StringTok"/>
         </w:rPr>
-        <w:t xml:space="preserve">"C5"</w:t>
-      </w:r>
-      <w:r>
-        <w:rPr>
-          <w:rStyle w:val="NormalTok"/>
-        </w:rPr>
-        <w:t xml:space="preserve">, </w:t>
-      </w:r>
-      <w:r>
-        <w:rPr>
-          <w:rStyle w:val="StringTok"/>
-        </w:rPr>
-        <w:t xml:space="preserve">"C6"</w:t>
-      </w:r>
-      <w:r>
-        <w:rPr>
-          <w:rStyle w:val="NormalTok"/>
-        </w:rPr>
-        <w:t xml:space="preserve">, </w:t>
-      </w:r>
-      <w:r>
-        <w:rPr>
-          <w:rStyle w:val="StringTok"/>
-        </w:rPr>
-        <w:t xml:space="preserve">"C7"</w:t>
-      </w:r>
-      <w:r>
-        <w:rPr>
-          <w:rStyle w:val="NormalTok"/>
-        </w:rPr>
-        <w:t xml:space="preserve">, </w:t>
-      </w:r>
-      <w:r>
-        <w:rPr>
-          <w:rStyle w:val="StringTok"/>
-        </w:rPr>
-        <w:t xml:space="preserve">"C8"</w:t>
-      </w:r>
-      <w:r>
-        <w:rPr>
-          <w:rStyle w:val="NormalTok"/>
-        </w:rPr>
-        <w:t xml:space="preserve">),</w:t>
-      </w:r>
-      <w:r>
-        <w:br/>
-      </w:r>
-      <w:r>
-        <w:rPr>
-          <w:rStyle w:val="NormalTok"/>
-        </w:rPr>
-        <w:t xml:space="preserve">    </w:t>
-      </w:r>
-      <w:r>
-        <w:rPr>
-          <w:rStyle w:val="AttributeTok"/>
-        </w:rPr>
-        <w:t xml:space="preserve">ordered =</w:t>
-      </w:r>
-      <w:r>
-        <w:rPr>
-          <w:rStyle w:val="NormalTok"/>
-        </w:rPr>
-        <w:t xml:space="preserve"> </w:t>
-      </w:r>
-      <w:r>
-        <w:rPr>
-          <w:rStyle w:val="ConstantTok"/>
-        </w:rPr>
-        <w:t xml:space="preserve">TRUE</w:t>
-      </w:r>
-      <w:r>
-        <w:br/>
+        <w:t xml:space="preserve">"Droite"</w:t>
       </w:r>
       <w:r>
         <w:rPr>
@@ -857,6 +797,15 @@
       </w:r>
       <w:r>
         <w:rPr>
+          <w:rStyle w:val="NormalTok"/>
+        </w:rPr>
+        <w:t xml:space="preserve">)</w:t>
+      </w:r>
+      <w:r>
+        <w:br/>
+      </w:r>
+      <w:r>
+        <w:rPr>
           <w:rStyle w:val="FunctionTok"/>
         </w:rPr>
         <w:t xml:space="preserve">table</w:t>
@@ -877,7 +826,7 @@
         <w:rPr>
           <w:rStyle w:val="NormalTok"/>
         </w:rPr>
-        <w:t xml:space="preserve">Niveau, </w:t>
+        <w:t xml:space="preserve">Cote, </w:t>
       </w:r>
       <w:r>
         <w:rPr>
@@ -905,13 +854,13 @@
       </w:r>
     </w:p>
     <w:bookmarkEnd w:id="26"/>
-    <w:bookmarkStart w:id="27" w:name="examen-clinique"/>
+    <w:bookmarkStart w:id="27" w:name="niveau"/>
     <w:p>
       <w:pPr>
         <w:pStyle w:val="Heading3"/>
       </w:pPr>
       <w:r>
-        <w:t xml:space="preserve">Examen clinique</w:t>
+        <w:t xml:space="preserve">Niveau</w:t>
       </w:r>
     </w:p>
     <w:p>
@@ -920,9 +869,234 @@
       </w:pPr>
       <w:r>
         <w:rPr>
-          <w:rStyle w:val="FunctionTok"/>
-        </w:rPr>
-        <w:t xml:space="preserve">str</w:t>
+          <w:rStyle w:val="CommentTok"/>
+        </w:rPr>
+        <w:t xml:space="preserve"># Convertir la variable "Niveau" en facteur ordonné</w:t>
+      </w:r>
+      <w:r>
+        <w:br/>
+      </w:r>
+      <w:r>
+        <w:rPr>
+          <w:rStyle w:val="NormalTok"/>
+        </w:rPr>
+        <w:t xml:space="preserve">df</w:t>
+      </w:r>
+      <w:r>
+        <w:rPr>
+          <w:rStyle w:val="SpecialCharTok"/>
+        </w:rPr>
+        <w:t xml:space="preserve">$</w:t>
+      </w:r>
+      <w:r>
+        <w:rPr>
+          <w:rStyle w:val="NormalTok"/>
+        </w:rPr>
+        <w:t xml:space="preserve">Niveau</w:t>
+      </w:r>
+      <w:r>
+        <w:br/>
+      </w:r>
+      <w:r>
+        <w:rPr>
+          <w:rStyle w:val="NormalTok"/>
+        </w:rPr>
+        <w:t xml:space="preserve">df</w:t>
+      </w:r>
+      <w:r>
+        <w:rPr>
+          <w:rStyle w:val="SpecialCharTok"/>
+        </w:rPr>
+        <w:t xml:space="preserve">$</w:t>
+      </w:r>
+      <w:r>
+        <w:rPr>
+          <w:rStyle w:val="NormalTok"/>
+        </w:rPr>
+        <w:t xml:space="preserve">Niveau </w:t>
+      </w:r>
+      <w:r>
+        <w:rPr>
+          <w:rStyle w:val="OtherTok"/>
+        </w:rPr>
+        <w:t xml:space="preserve">&lt;-</w:t>
+      </w:r>
+      <w:r>
+        <w:rPr>
+          <w:rStyle w:val="NormalTok"/>
+        </w:rPr>
+        <w:t xml:space="preserve"> </w:t>
+      </w:r>
+      <w:r>
+        <w:rPr>
+          <w:rStyle w:val="FunctionTok"/>
+        </w:rPr>
+        <w:t xml:space="preserve">factor</w:t>
+      </w:r>
+      <w:r>
+        <w:rPr>
+          <w:rStyle w:val="NormalTok"/>
+        </w:rPr>
+        <w:t xml:space="preserve">(</w:t>
+      </w:r>
+      <w:r>
+        <w:br/>
+      </w:r>
+      <w:r>
+        <w:rPr>
+          <w:rStyle w:val="NormalTok"/>
+        </w:rPr>
+        <w:t xml:space="preserve">    df</w:t>
+      </w:r>
+      <w:r>
+        <w:rPr>
+          <w:rStyle w:val="SpecialCharTok"/>
+        </w:rPr>
+        <w:t xml:space="preserve">$</w:t>
+      </w:r>
+      <w:r>
+        <w:rPr>
+          <w:rStyle w:val="NormalTok"/>
+        </w:rPr>
+        <w:t xml:space="preserve">Niveau,</w:t>
+      </w:r>
+      <w:r>
+        <w:br/>
+      </w:r>
+      <w:r>
+        <w:rPr>
+          <w:rStyle w:val="NormalTok"/>
+        </w:rPr>
+        <w:t xml:space="preserve">    </w:t>
+      </w:r>
+      <w:r>
+        <w:rPr>
+          <w:rStyle w:val="AttributeTok"/>
+        </w:rPr>
+        <w:t xml:space="preserve">levels =</w:t>
+      </w:r>
+      <w:r>
+        <w:rPr>
+          <w:rStyle w:val="NormalTok"/>
+        </w:rPr>
+        <w:t xml:space="preserve"> </w:t>
+      </w:r>
+      <w:r>
+        <w:rPr>
+          <w:rStyle w:val="FunctionTok"/>
+        </w:rPr>
+        <w:t xml:space="preserve">c</w:t>
+      </w:r>
+      <w:r>
+        <w:rPr>
+          <w:rStyle w:val="NormalTok"/>
+        </w:rPr>
+        <w:t xml:space="preserve">(</w:t>
+      </w:r>
+      <w:r>
+        <w:rPr>
+          <w:rStyle w:val="StringTok"/>
+        </w:rPr>
+        <w:t xml:space="preserve">"C4"</w:t>
+      </w:r>
+      <w:r>
+        <w:rPr>
+          <w:rStyle w:val="NormalTok"/>
+        </w:rPr>
+        <w:t xml:space="preserve">, </w:t>
+      </w:r>
+      <w:r>
+        <w:rPr>
+          <w:rStyle w:val="StringTok"/>
+        </w:rPr>
+        <w:t xml:space="preserve">"C5"</w:t>
+      </w:r>
+      <w:r>
+        <w:rPr>
+          <w:rStyle w:val="NormalTok"/>
+        </w:rPr>
+        <w:t xml:space="preserve">, </w:t>
+      </w:r>
+      <w:r>
+        <w:rPr>
+          <w:rStyle w:val="StringTok"/>
+        </w:rPr>
+        <w:t xml:space="preserve">"C6"</w:t>
+      </w:r>
+      <w:r>
+        <w:rPr>
+          <w:rStyle w:val="NormalTok"/>
+        </w:rPr>
+        <w:t xml:space="preserve">, </w:t>
+      </w:r>
+      <w:r>
+        <w:rPr>
+          <w:rStyle w:val="StringTok"/>
+        </w:rPr>
+        <w:t xml:space="preserve">"C7"</w:t>
+      </w:r>
+      <w:r>
+        <w:rPr>
+          <w:rStyle w:val="NormalTok"/>
+        </w:rPr>
+        <w:t xml:space="preserve">, </w:t>
+      </w:r>
+      <w:r>
+        <w:rPr>
+          <w:rStyle w:val="StringTok"/>
+        </w:rPr>
+        <w:t xml:space="preserve">"C8"</w:t>
+      </w:r>
+      <w:r>
+        <w:rPr>
+          <w:rStyle w:val="NormalTok"/>
+        </w:rPr>
+        <w:t xml:space="preserve">),</w:t>
+      </w:r>
+      <w:r>
+        <w:br/>
+      </w:r>
+      <w:r>
+        <w:rPr>
+          <w:rStyle w:val="NormalTok"/>
+        </w:rPr>
+        <w:t xml:space="preserve">    </w:t>
+      </w:r>
+      <w:r>
+        <w:rPr>
+          <w:rStyle w:val="AttributeTok"/>
+        </w:rPr>
+        <w:t xml:space="preserve">ordered =</w:t>
+      </w:r>
+      <w:r>
+        <w:rPr>
+          <w:rStyle w:val="NormalTok"/>
+        </w:rPr>
+        <w:t xml:space="preserve"> </w:t>
+      </w:r>
+      <w:r>
+        <w:rPr>
+          <w:rStyle w:val="ConstantTok"/>
+        </w:rPr>
+        <w:t xml:space="preserve">TRUE</w:t>
+      </w:r>
+      <w:r>
+        <w:br/>
+      </w:r>
+      <w:r>
+        <w:rPr>
+          <w:rStyle w:val="NormalTok"/>
+        </w:rPr>
+        <w:t xml:space="preserve">)</w:t>
+      </w:r>
+      <w:r>
+        <w:br/>
+      </w:r>
+      <w:r>
+        <w:rPr>
+          <w:rStyle w:val="FunctionTok"/>
+        </w:rPr>
+        <w:t xml:space="preserve">table</w:t>
       </w:r>
       <w:r>
         <w:rPr>
@@ -940,367 +1114,7 @@
         <w:rPr>
           <w:rStyle w:val="NormalTok"/>
         </w:rPr>
-        <w:t xml:space="preserve">Examen_Clinique)</w:t>
-      </w:r>
-      <w:r>
-        <w:br/>
-      </w:r>
-      <w:r>
-        <w:rPr>
-          <w:rStyle w:val="FunctionTok"/>
-        </w:rPr>
-        <w:t xml:space="preserve">class</w:t>
-      </w:r>
-      <w:r>
-        <w:rPr>
-          <w:rStyle w:val="NormalTok"/>
-        </w:rPr>
-        <w:t xml:space="preserve">(df</w:t>
-      </w:r>
-      <w:r>
-        <w:rPr>
-          <w:rStyle w:val="SpecialCharTok"/>
-        </w:rPr>
-        <w:t xml:space="preserve">$</w:t>
-      </w:r>
-      <w:r>
-        <w:rPr>
-          <w:rStyle w:val="NormalTok"/>
-        </w:rPr>
-        <w:t xml:space="preserve">Examen_Clinique)</w:t>
-      </w:r>
-      <w:r>
-        <w:br/>
-      </w:r>
-      <w:r>
-        <w:rPr>
-          <w:rStyle w:val="FunctionTok"/>
-        </w:rPr>
-        <w:t xml:space="preserve">unique</w:t>
-      </w:r>
-      <w:r>
-        <w:rPr>
-          <w:rStyle w:val="NormalTok"/>
-        </w:rPr>
-        <w:t xml:space="preserve">(df</w:t>
-      </w:r>
-      <w:r>
-        <w:rPr>
-          <w:rStyle w:val="SpecialCharTok"/>
-        </w:rPr>
-        <w:t xml:space="preserve">$</w:t>
-      </w:r>
-      <w:r>
-        <w:rPr>
-          <w:rStyle w:val="NormalTok"/>
-        </w:rPr>
-        <w:t xml:space="preserve">Examen_Clinique)</w:t>
-      </w:r>
-      <w:r>
-        <w:br/>
-      </w:r>
-      <w:r>
-        <w:rPr>
-          <w:rStyle w:val="CommentTok"/>
-        </w:rPr>
-        <w:t xml:space="preserve">#création d'une variable binaire "Examen_Clinique_Binaire" (1 = Positif, 0 = Negatif ou Douteux)</w:t>
-      </w:r>
-      <w:r>
-        <w:br/>
-      </w:r>
-      <w:r>
-        <w:rPr>
-          <w:rStyle w:val="NormalTok"/>
-        </w:rPr>
-        <w:t xml:space="preserve">df</w:t>
-      </w:r>
-      <w:r>
-        <w:rPr>
-          <w:rStyle w:val="SpecialCharTok"/>
-        </w:rPr>
-        <w:t xml:space="preserve">$</w:t>
-      </w:r>
-      <w:r>
-        <w:rPr>
-          <w:rStyle w:val="NormalTok"/>
-        </w:rPr>
-        <w:t xml:space="preserve">Examen_Clinique_Positif_YN </w:t>
-      </w:r>
-      <w:r>
-        <w:rPr>
-          <w:rStyle w:val="OtherTok"/>
-        </w:rPr>
-        <w:t xml:space="preserve">&lt;-</w:t>
-      </w:r>
-      <w:r>
-        <w:rPr>
-          <w:rStyle w:val="NormalTok"/>
-        </w:rPr>
-        <w:t xml:space="preserve"> </w:t>
-      </w:r>
-      <w:r>
-        <w:rPr>
-          <w:rStyle w:val="FunctionTok"/>
-        </w:rPr>
-        <w:t xml:space="preserve">ifelse</w:t>
-      </w:r>
-      <w:r>
-        <w:rPr>
-          <w:rStyle w:val="NormalTok"/>
-        </w:rPr>
-        <w:t xml:space="preserve">(df</w:t>
-      </w:r>
-      <w:r>
-        <w:rPr>
-          <w:rStyle w:val="SpecialCharTok"/>
-        </w:rPr>
-        <w:t xml:space="preserve">$</w:t>
-      </w:r>
-      <w:r>
-        <w:rPr>
-          <w:rStyle w:val="NormalTok"/>
-        </w:rPr>
-        <w:t xml:space="preserve">Examen_Clinique </w:t>
-      </w:r>
-      <w:r>
-        <w:rPr>
-          <w:rStyle w:val="SpecialCharTok"/>
-        </w:rPr>
-        <w:t xml:space="preserve">==</w:t>
-      </w:r>
-      <w:r>
-        <w:rPr>
-          <w:rStyle w:val="NormalTok"/>
-        </w:rPr>
-        <w:t xml:space="preserve"> </w:t>
-      </w:r>
-      <w:r>
-        <w:rPr>
-          <w:rStyle w:val="StringTok"/>
-        </w:rPr>
-        <w:t xml:space="preserve">"Positif"</w:t>
-      </w:r>
-      <w:r>
-        <w:rPr>
-          <w:rStyle w:val="NormalTok"/>
-        </w:rPr>
-        <w:t xml:space="preserve">, </w:t>
-      </w:r>
-      <w:r>
-        <w:rPr>
-          <w:rStyle w:val="DecValTok"/>
-        </w:rPr>
-        <w:t xml:space="preserve">1</w:t>
-      </w:r>
-      <w:r>
-        <w:rPr>
-          <w:rStyle w:val="NormalTok"/>
-        </w:rPr>
-        <w:t xml:space="preserve">, </w:t>
-      </w:r>
-      <w:r>
-        <w:rPr>
-          <w:rStyle w:val="DecValTok"/>
-        </w:rPr>
-        <w:t xml:space="preserve">0</w:t>
-      </w:r>
-      <w:r>
-        <w:rPr>
-          <w:rStyle w:val="NormalTok"/>
-        </w:rPr>
-        <w:t xml:space="preserve">)</w:t>
-      </w:r>
-      <w:r>
-        <w:br/>
-      </w:r>
-      <w:r>
-        <w:rPr>
-          <w:rStyle w:val="FunctionTok"/>
-        </w:rPr>
-        <w:t xml:space="preserve">table</w:t>
-      </w:r>
-      <w:r>
-        <w:rPr>
-          <w:rStyle w:val="NormalTok"/>
-        </w:rPr>
-        <w:t xml:space="preserve">(df</w:t>
-      </w:r>
-      <w:r>
-        <w:rPr>
-          <w:rStyle w:val="SpecialCharTok"/>
-        </w:rPr>
-        <w:t xml:space="preserve">$</w:t>
-      </w:r>
-      <w:r>
-        <w:rPr>
-          <w:rStyle w:val="NormalTok"/>
-        </w:rPr>
-        <w:t xml:space="preserve">Examen_Clinique_Positif_YN, </w:t>
-      </w:r>
-      <w:r>
-        <w:rPr>
-          <w:rStyle w:val="AttributeTok"/>
-        </w:rPr>
-        <w:t xml:space="preserve">useNA =</w:t>
-      </w:r>
-      <w:r>
-        <w:rPr>
-          <w:rStyle w:val="NormalTok"/>
-        </w:rPr>
-        <w:t xml:space="preserve"> </w:t>
-      </w:r>
-      <w:r>
-        <w:rPr>
-          <w:rStyle w:val="StringTok"/>
-        </w:rPr>
-        <w:t xml:space="preserve">"ifany"</w:t>
-      </w:r>
-      <w:r>
-        <w:rPr>
-          <w:rStyle w:val="NormalTok"/>
-        </w:rPr>
-        <w:t xml:space="preserve">)</w:t>
-      </w:r>
-      <w:r>
-        <w:br/>
-      </w:r>
-      <w:r>
-        <w:rPr>
-          <w:rStyle w:val="CommentTok"/>
-        </w:rPr>
-        <w:t xml:space="preserve">#création d'une variable binaire "Examen_Clinique_Douteux_YN" (1 = Douteux, 0 = Positif ou Negatif)</w:t>
-      </w:r>
-      <w:r>
-        <w:br/>
-      </w:r>
-      <w:r>
-        <w:rPr>
-          <w:rStyle w:val="NormalTok"/>
-        </w:rPr>
-        <w:t xml:space="preserve">df</w:t>
-      </w:r>
-      <w:r>
-        <w:rPr>
-          <w:rStyle w:val="SpecialCharTok"/>
-        </w:rPr>
-        <w:t xml:space="preserve">$</w:t>
-      </w:r>
-      <w:r>
-        <w:rPr>
-          <w:rStyle w:val="NormalTok"/>
-        </w:rPr>
-        <w:t xml:space="preserve">Examen_Clinique_Douteux_YN </w:t>
-      </w:r>
-      <w:r>
-        <w:rPr>
-          <w:rStyle w:val="OtherTok"/>
-        </w:rPr>
-        <w:t xml:space="preserve">&lt;-</w:t>
-      </w:r>
-      <w:r>
-        <w:rPr>
-          <w:rStyle w:val="NormalTok"/>
-        </w:rPr>
-        <w:t xml:space="preserve"> </w:t>
-      </w:r>
-      <w:r>
-        <w:rPr>
-          <w:rStyle w:val="FunctionTok"/>
-        </w:rPr>
-        <w:t xml:space="preserve">ifelse</w:t>
-      </w:r>
-      <w:r>
-        <w:rPr>
-          <w:rStyle w:val="NormalTok"/>
-        </w:rPr>
-        <w:t xml:space="preserve">(df</w:t>
-      </w:r>
-      <w:r>
-        <w:rPr>
-          <w:rStyle w:val="SpecialCharTok"/>
-        </w:rPr>
-        <w:t xml:space="preserve">$</w:t>
-      </w:r>
-      <w:r>
-        <w:rPr>
-          <w:rStyle w:val="NormalTok"/>
-        </w:rPr>
-        <w:t xml:space="preserve">Examen_Clinique </w:t>
-      </w:r>
-      <w:r>
-        <w:rPr>
-          <w:rStyle w:val="SpecialCharTok"/>
-        </w:rPr>
-        <w:t xml:space="preserve">==</w:t>
-      </w:r>
-      <w:r>
-        <w:rPr>
-          <w:rStyle w:val="NormalTok"/>
-        </w:rPr>
-        <w:t xml:space="preserve"> </w:t>
-      </w:r>
-      <w:r>
-        <w:rPr>
-          <w:rStyle w:val="StringTok"/>
-        </w:rPr>
-        <w:t xml:space="preserve">"Douteux"</w:t>
-      </w:r>
-      <w:r>
-        <w:rPr>
-          <w:rStyle w:val="NormalTok"/>
-        </w:rPr>
-        <w:t xml:space="preserve">, </w:t>
-      </w:r>
-      <w:r>
-        <w:rPr>
-          <w:rStyle w:val="DecValTok"/>
-        </w:rPr>
-        <w:t xml:space="preserve">1</w:t>
-      </w:r>
-      <w:r>
-        <w:rPr>
-          <w:rStyle w:val="NormalTok"/>
-        </w:rPr>
-        <w:t xml:space="preserve">, </w:t>
-      </w:r>
-      <w:r>
-        <w:rPr>
-          <w:rStyle w:val="DecValTok"/>
-        </w:rPr>
-        <w:t xml:space="preserve">0</w:t>
-      </w:r>
-      <w:r>
-        <w:rPr>
-          <w:rStyle w:val="NormalTok"/>
-        </w:rPr>
-        <w:t xml:space="preserve">)</w:t>
-      </w:r>
-      <w:r>
-        <w:br/>
-      </w:r>
-      <w:r>
-        <w:rPr>
-          <w:rStyle w:val="FunctionTok"/>
-        </w:rPr>
-        <w:t xml:space="preserve">table</w:t>
-      </w:r>
-      <w:r>
-        <w:rPr>
-          <w:rStyle w:val="NormalTok"/>
-        </w:rPr>
-        <w:t xml:space="preserve">(df</w:t>
-      </w:r>
-      <w:r>
-        <w:rPr>
-          <w:rStyle w:val="SpecialCharTok"/>
-        </w:rPr>
-        <w:t xml:space="preserve">$</w:t>
-      </w:r>
-      <w:r>
-        <w:rPr>
-          <w:rStyle w:val="NormalTok"/>
-        </w:rPr>
-        <w:t xml:space="preserve">Examen_Clinique_Douteux_YN, </w:t>
+        <w:t xml:space="preserve">Niveau, </w:t>
       </w:r>
       <w:r>
         <w:rPr>
@@ -1328,13 +1142,13 @@
       </w:r>
     </w:p>
     <w:bookmarkEnd w:id="27"/>
-    <w:bookmarkStart w:id="28" w:name="irm"/>
+    <w:bookmarkStart w:id="28" w:name="examen-clinique"/>
     <w:p>
       <w:pPr>
         <w:pStyle w:val="Heading3"/>
       </w:pPr>
       <w:r>
-        <w:t xml:space="preserve">IRM</w:t>
+        <w:t xml:space="preserve">Examen clinique</w:t>
       </w:r>
     </w:p>
     <w:p>
@@ -1363,7 +1177,7 @@
         <w:rPr>
           <w:rStyle w:val="NormalTok"/>
         </w:rPr>
-        <w:t xml:space="preserve">IRM)</w:t>
+        <w:t xml:space="preserve">Examen_Clinique)</w:t>
       </w:r>
       <w:r>
         <w:br/>
@@ -1390,7 +1204,7 @@
         <w:rPr>
           <w:rStyle w:val="NormalTok"/>
         </w:rPr>
-        <w:t xml:space="preserve">IRM)</w:t>
+        <w:t xml:space="preserve">Examen_Clinique)</w:t>
       </w:r>
       <w:r>
         <w:br/>
@@ -1417,7 +1231,7 @@
         <w:rPr>
           <w:rStyle w:val="NormalTok"/>
         </w:rPr>
-        <w:t xml:space="preserve">IRM)</w:t>
+        <w:t xml:space="preserve">Examen_Clinique)</w:t>
       </w:r>
       <w:r>
         <w:br/>
@@ -1426,7 +1240,7 @@
         <w:rPr>
           <w:rStyle w:val="CommentTok"/>
         </w:rPr>
-        <w:t xml:space="preserve">#création d'une variable binaire "IRM_Positif_YN" (1 = Positif, 0 = Negatif ou Douteux)</w:t>
+        <w:t xml:space="preserve">#création d'une variable binaire "Examen_Clinique_Binaire" (1 = Positif, 0 = Negatif ou Douteux)</w:t>
       </w:r>
       <w:r>
         <w:br/>
@@ -1447,7 +1261,7 @@
         <w:rPr>
           <w:rStyle w:val="NormalTok"/>
         </w:rPr>
-        <w:t xml:space="preserve">IRM_Positif_YN </w:t>
+        <w:t xml:space="preserve">Examen_Clinique_Positif_YN </w:t>
       </w:r>
       <w:r>
         <w:rPr>
@@ -1483,7 +1297,7 @@
         <w:rPr>
           <w:rStyle w:val="NormalTok"/>
         </w:rPr>
-        <w:t xml:space="preserve">IRM </w:t>
+        <w:t xml:space="preserve">Examen_Clinique </w:t>
       </w:r>
       <w:r>
         <w:rPr>
@@ -1558,7 +1372,7 @@
         <w:rPr>
           <w:rStyle w:val="NormalTok"/>
         </w:rPr>
-        <w:t xml:space="preserve">IRM_Positif_YN, </w:t>
+        <w:t xml:space="preserve">Examen_Clinique_Positif_YN, </w:t>
       </w:r>
       <w:r>
         <w:rPr>
@@ -1591,7 +1405,7 @@
         <w:rPr>
           <w:rStyle w:val="CommentTok"/>
         </w:rPr>
-        <w:t xml:space="preserve">#création d'une variable binaire "IRM_Douteux_YN" (1 = Douteux, 0 = Positif ou Negatif)</w:t>
+        <w:t xml:space="preserve">#création d'une variable binaire "Examen_Clinique_Douteux_YN" (1 = Douteux, 0 = Positif ou Negatif)</w:t>
       </w:r>
       <w:r>
         <w:br/>
@@ -1612,7 +1426,7 @@
         <w:rPr>
           <w:rStyle w:val="NormalTok"/>
         </w:rPr>
-        <w:t xml:space="preserve">IRM_Douteux_YN </w:t>
+        <w:t xml:space="preserve">Examen_Clinique_Douteux_YN </w:t>
       </w:r>
       <w:r>
         <w:rPr>
@@ -1648,7 +1462,7 @@
         <w:rPr>
           <w:rStyle w:val="NormalTok"/>
         </w:rPr>
-        <w:t xml:space="preserve">IRM </w:t>
+        <w:t xml:space="preserve">Examen_Clinique </w:t>
       </w:r>
       <w:r>
         <w:rPr>
@@ -1723,7 +1537,7 @@
         <w:rPr>
           <w:rStyle w:val="NormalTok"/>
         </w:rPr>
-        <w:t xml:space="preserve">IRM_Douteux_YN, </w:t>
+        <w:t xml:space="preserve">Examen_Clinique_Douteux_YN, </w:t>
       </w:r>
       <w:r>
         <w:rPr>
@@ -1751,13 +1565,13 @@
       </w:r>
     </w:p>
     <w:bookmarkEnd w:id="28"/>
-    <w:bookmarkStart w:id="29" w:name="infiltrations"/>
+    <w:bookmarkStart w:id="29" w:name="irm"/>
     <w:p>
       <w:pPr>
         <w:pStyle w:val="Heading3"/>
       </w:pPr>
       <w:r>
-        <w:t xml:space="preserve">Infiltrations</w:t>
+        <w:t xml:space="preserve">IRM</w:t>
       </w:r>
     </w:p>
     <w:p>
@@ -1786,7 +1600,7 @@
         <w:rPr>
           <w:rStyle w:val="NormalTok"/>
         </w:rPr>
-        <w:t xml:space="preserve">Infiltrations)</w:t>
+        <w:t xml:space="preserve">IRM)</w:t>
       </w:r>
       <w:r>
         <w:br/>
@@ -1813,7 +1627,7 @@
         <w:rPr>
           <w:rStyle w:val="NormalTok"/>
         </w:rPr>
-        <w:t xml:space="preserve">Infiltrations)</w:t>
+        <w:t xml:space="preserve">IRM)</w:t>
       </w:r>
       <w:r>
         <w:br/>
@@ -1840,7 +1654,7 @@
         <w:rPr>
           <w:rStyle w:val="NormalTok"/>
         </w:rPr>
-        <w:t xml:space="preserve">Infiltrations)</w:t>
+        <w:t xml:space="preserve">IRM)</w:t>
       </w:r>
       <w:r>
         <w:br/>
@@ -1849,7 +1663,7 @@
         <w:rPr>
           <w:rStyle w:val="CommentTok"/>
         </w:rPr>
-        <w:t xml:space="preserve">#modification infiltrations pour mettre 1 et 0</w:t>
+        <w:t xml:space="preserve">#création d'une variable binaire "IRM_Positif_YN" (1 = Positif, 0 = Negatif ou Douteux)</w:t>
       </w:r>
       <w:r>
         <w:br/>
@@ -1870,7 +1684,7 @@
         <w:rPr>
           <w:rStyle w:val="NormalTok"/>
         </w:rPr>
-        <w:t xml:space="preserve">Infiltrations </w:t>
+        <w:t xml:space="preserve">IRM_Positif_YN </w:t>
       </w:r>
       <w:r>
         <w:rPr>
@@ -1906,7 +1720,7 @@
         <w:rPr>
           <w:rStyle w:val="NormalTok"/>
         </w:rPr>
-        <w:t xml:space="preserve">Infiltrations </w:t>
+        <w:t xml:space="preserve">IRM </w:t>
       </w:r>
       <w:r>
         <w:rPr>
@@ -1924,7 +1738,7 @@
         <w:rPr>
           <w:rStyle w:val="StringTok"/>
         </w:rPr>
-        <w:t xml:space="preserve">"oui"</w:t>
+        <w:t xml:space="preserve">"Positif"</w:t>
       </w:r>
       <w:r>
         <w:rPr>
@@ -1946,6 +1760,111 @@
       </w:r>
       <w:r>
         <w:rPr>
+          <w:rStyle w:val="DecValTok"/>
+        </w:rPr>
+        <w:t xml:space="preserve">0</w:t>
+      </w:r>
+      <w:r>
+        <w:rPr>
+          <w:rStyle w:val="NormalTok"/>
+        </w:rPr>
+        <w:t xml:space="preserve">)</w:t>
+      </w:r>
+      <w:r>
+        <w:br/>
+      </w:r>
+      <w:r>
+        <w:rPr>
+          <w:rStyle w:val="FunctionTok"/>
+        </w:rPr>
+        <w:t xml:space="preserve">table</w:t>
+      </w:r>
+      <w:r>
+        <w:rPr>
+          <w:rStyle w:val="NormalTok"/>
+        </w:rPr>
+        <w:t xml:space="preserve">(df</w:t>
+      </w:r>
+      <w:r>
+        <w:rPr>
+          <w:rStyle w:val="SpecialCharTok"/>
+        </w:rPr>
+        <w:t xml:space="preserve">$</w:t>
+      </w:r>
+      <w:r>
+        <w:rPr>
+          <w:rStyle w:val="NormalTok"/>
+        </w:rPr>
+        <w:t xml:space="preserve">IRM_Positif_YN, </w:t>
+      </w:r>
+      <w:r>
+        <w:rPr>
+          <w:rStyle w:val="AttributeTok"/>
+        </w:rPr>
+        <w:t xml:space="preserve">useNA =</w:t>
+      </w:r>
+      <w:r>
+        <w:rPr>
+          <w:rStyle w:val="NormalTok"/>
+        </w:rPr>
+        <w:t xml:space="preserve"> </w:t>
+      </w:r>
+      <w:r>
+        <w:rPr>
+          <w:rStyle w:val="StringTok"/>
+        </w:rPr>
+        <w:t xml:space="preserve">"ifany"</w:t>
+      </w:r>
+      <w:r>
+        <w:rPr>
+          <w:rStyle w:val="NormalTok"/>
+        </w:rPr>
+        <w:t xml:space="preserve">)</w:t>
+      </w:r>
+      <w:r>
+        <w:br/>
+      </w:r>
+      <w:r>
+        <w:rPr>
+          <w:rStyle w:val="CommentTok"/>
+        </w:rPr>
+        <w:t xml:space="preserve">#création d'une variable binaire "IRM_Douteux_YN" (1 = Douteux, 0 = Positif ou Negatif)</w:t>
+      </w:r>
+      <w:r>
+        <w:br/>
+      </w:r>
+      <w:r>
+        <w:rPr>
+          <w:rStyle w:val="NormalTok"/>
+        </w:rPr>
+        <w:t xml:space="preserve">df</w:t>
+      </w:r>
+      <w:r>
+        <w:rPr>
+          <w:rStyle w:val="SpecialCharTok"/>
+        </w:rPr>
+        <w:t xml:space="preserve">$</w:t>
+      </w:r>
+      <w:r>
+        <w:rPr>
+          <w:rStyle w:val="NormalTok"/>
+        </w:rPr>
+        <w:t xml:space="preserve">IRM_Douteux_YN </w:t>
+      </w:r>
+      <w:r>
+        <w:rPr>
+          <w:rStyle w:val="OtherTok"/>
+        </w:rPr>
+        <w:t xml:space="preserve">&lt;-</w:t>
+      </w:r>
+      <w:r>
+        <w:rPr>
+          <w:rStyle w:val="NormalTok"/>
+        </w:rPr>
+        <w:t xml:space="preserve"> </w:t>
+      </w:r>
+      <w:r>
+        <w:rPr>
           <w:rStyle w:val="FunctionTok"/>
         </w:rPr>
         <w:t xml:space="preserve">ifelse</w:t>
@@ -1966,7 +1885,7 @@
         <w:rPr>
           <w:rStyle w:val="NormalTok"/>
         </w:rPr>
-        <w:t xml:space="preserve">Infiltrations </w:t>
+        <w:t xml:space="preserve">IRM </w:t>
       </w:r>
       <w:r>
         <w:rPr>
@@ -1984,7 +1903,7 @@
         <w:rPr>
           <w:rStyle w:val="StringTok"/>
         </w:rPr>
-        <w:t xml:space="preserve">"non"</w:t>
+        <w:t xml:space="preserve">"Douteux"</w:t>
       </w:r>
       <w:r>
         <w:rPr>
@@ -1996,25 +1915,25 @@
         <w:rPr>
           <w:rStyle w:val="DecValTok"/>
         </w:rPr>
+        <w:t xml:space="preserve">1</w:t>
+      </w:r>
+      <w:r>
+        <w:rPr>
+          <w:rStyle w:val="NormalTok"/>
+        </w:rPr>
+        <w:t xml:space="preserve">, </w:t>
+      </w:r>
+      <w:r>
+        <w:rPr>
+          <w:rStyle w:val="DecValTok"/>
+        </w:rPr>
         <w:t xml:space="preserve">0</w:t>
       </w:r>
       <w:r>
         <w:rPr>
           <w:rStyle w:val="NormalTok"/>
         </w:rPr>
-        <w:t xml:space="preserve">, </w:t>
-      </w:r>
-      <w:r>
-        <w:rPr>
-          <w:rStyle w:val="ConstantTok"/>
-        </w:rPr>
-        <w:t xml:space="preserve">NA</w:t>
-      </w:r>
-      <w:r>
-        <w:rPr>
-          <w:rStyle w:val="NormalTok"/>
-        </w:rPr>
-        <w:t xml:space="preserve">))</w:t>
+        <w:t xml:space="preserve">)</w:t>
       </w:r>
       <w:r>
         <w:br/>
@@ -2041,7 +1960,7 @@
         <w:rPr>
           <w:rStyle w:val="NormalTok"/>
         </w:rPr>
-        <w:t xml:space="preserve">Infiltrations, </w:t>
+        <w:t xml:space="preserve">IRM_Douteux_YN, </w:t>
       </w:r>
       <w:r>
         <w:rPr>
@@ -2069,13 +1988,13 @@
       </w:r>
     </w:p>
     <w:bookmarkEnd w:id="29"/>
-    <w:bookmarkStart w:id="30" w:name="gold-standard"/>
+    <w:bookmarkStart w:id="30" w:name="infiltrations"/>
     <w:p>
       <w:pPr>
         <w:pStyle w:val="Heading3"/>
       </w:pPr>
       <w:r>
-        <w:t xml:space="preserve">Gold Standard</w:t>
+        <w:t xml:space="preserve">Infiltrations</w:t>
       </w:r>
     </w:p>
     <w:p>
@@ -2084,9 +2003,90 @@
       </w:pPr>
       <w:r>
         <w:rPr>
+          <w:rStyle w:val="FunctionTok"/>
+        </w:rPr>
+        <w:t xml:space="preserve">str</w:t>
+      </w:r>
+      <w:r>
+        <w:rPr>
+          <w:rStyle w:val="NormalTok"/>
+        </w:rPr>
+        <w:t xml:space="preserve">(df</w:t>
+      </w:r>
+      <w:r>
+        <w:rPr>
+          <w:rStyle w:val="SpecialCharTok"/>
+        </w:rPr>
+        <w:t xml:space="preserve">$</w:t>
+      </w:r>
+      <w:r>
+        <w:rPr>
+          <w:rStyle w:val="NormalTok"/>
+        </w:rPr>
+        <w:t xml:space="preserve">Infiltrations)</w:t>
+      </w:r>
+      <w:r>
+        <w:br/>
+      </w:r>
+      <w:r>
+        <w:rPr>
+          <w:rStyle w:val="FunctionTok"/>
+        </w:rPr>
+        <w:t xml:space="preserve">class</w:t>
+      </w:r>
+      <w:r>
+        <w:rPr>
+          <w:rStyle w:val="NormalTok"/>
+        </w:rPr>
+        <w:t xml:space="preserve">(df</w:t>
+      </w:r>
+      <w:r>
+        <w:rPr>
+          <w:rStyle w:val="SpecialCharTok"/>
+        </w:rPr>
+        <w:t xml:space="preserve">$</w:t>
+      </w:r>
+      <w:r>
+        <w:rPr>
+          <w:rStyle w:val="NormalTok"/>
+        </w:rPr>
+        <w:t xml:space="preserve">Infiltrations)</w:t>
+      </w:r>
+      <w:r>
+        <w:br/>
+      </w:r>
+      <w:r>
+        <w:rPr>
+          <w:rStyle w:val="FunctionTok"/>
+        </w:rPr>
+        <w:t xml:space="preserve">unique</w:t>
+      </w:r>
+      <w:r>
+        <w:rPr>
+          <w:rStyle w:val="NormalTok"/>
+        </w:rPr>
+        <w:t xml:space="preserve">(df</w:t>
+      </w:r>
+      <w:r>
+        <w:rPr>
+          <w:rStyle w:val="SpecialCharTok"/>
+        </w:rPr>
+        <w:t xml:space="preserve">$</w:t>
+      </w:r>
+      <w:r>
+        <w:rPr>
+          <w:rStyle w:val="NormalTok"/>
+        </w:rPr>
+        <w:t xml:space="preserve">Infiltrations)</w:t>
+      </w:r>
+      <w:r>
+        <w:br/>
+      </w:r>
+      <w:r>
+        <w:rPr>
           <w:rStyle w:val="CommentTok"/>
         </w:rPr>
-        <w:t xml:space="preserve">#création d'une variable binaire "Gold_Standard_Positif_YN" (1 = Positif, 0 = Negatif ou Douteux ou NA)</w:t>
+        <w:t xml:space="preserve">#modification infiltrations pour mettre 1 et 0</w:t>
       </w:r>
       <w:r>
         <w:br/>
@@ -2107,7 +2107,7 @@
         <w:rPr>
           <w:rStyle w:val="NormalTok"/>
         </w:rPr>
-        <w:t xml:space="preserve">Gold_Standard_Positif_YN </w:t>
+        <w:t xml:space="preserve">Infiltrations </w:t>
       </w:r>
       <w:r>
         <w:rPr>
@@ -2143,7 +2143,7 @@
         <w:rPr>
           <w:rStyle w:val="NormalTok"/>
         </w:rPr>
-        <w:t xml:space="preserve">Gold_Standard </w:t>
+        <w:t xml:space="preserve">Infiltrations </w:t>
       </w:r>
       <w:r>
         <w:rPr>
@@ -2161,7 +2161,7 @@
         <w:rPr>
           <w:rStyle w:val="StringTok"/>
         </w:rPr>
-        <w:t xml:space="preserve">"Positif"</w:t>
+        <w:t xml:space="preserve">"oui"</w:t>
       </w:r>
       <w:r>
         <w:rPr>
@@ -2179,16 +2179,7 @@
         <w:rPr>
           <w:rStyle w:val="NormalTok"/>
         </w:rPr>
-        <w:t xml:space="preserve">,</w:t>
-      </w:r>
-      <w:r>
-        <w:br/>
-      </w:r>
-      <w:r>
-        <w:rPr>
-          <w:rStyle w:val="NormalTok"/>
-        </w:rPr>
-        <w:t xml:space="preserve">    </w:t>
+        <w:t xml:space="preserve">, </w:t>
       </w:r>
       <w:r>
         <w:rPr>
@@ -2212,37 +2203,25 @@
         <w:rPr>
           <w:rStyle w:val="NormalTok"/>
         </w:rPr>
-        <w:t xml:space="preserve">Gold_Standard </w:t>
-      </w:r>
-      <w:r>
-        <w:rPr>
-          <w:rStyle w:val="SpecialCharTok"/>
-        </w:rPr>
-        <w:t xml:space="preserve">%in%</w:t>
-      </w:r>
-      <w:r>
-        <w:rPr>
-          <w:rStyle w:val="NormalTok"/>
-        </w:rPr>
-        <w:t xml:space="preserve"> </w:t>
-      </w:r>
-      <w:r>
-        <w:rPr>
-          <w:rStyle w:val="FunctionTok"/>
-        </w:rPr>
-        <w:t xml:space="preserve">c</w:t>
-      </w:r>
-      <w:r>
-        <w:rPr>
-          <w:rStyle w:val="NormalTok"/>
-        </w:rPr>
-        <w:t xml:space="preserve">(</w:t>
+        <w:t xml:space="preserve">Infiltrations </w:t>
+      </w:r>
+      <w:r>
+        <w:rPr>
+          <w:rStyle w:val="SpecialCharTok"/>
+        </w:rPr>
+        <w:t xml:space="preserve">==</w:t>
+      </w:r>
+      <w:r>
+        <w:rPr>
+          <w:rStyle w:val="NormalTok"/>
+        </w:rPr>
+        <w:t xml:space="preserve"> </w:t>
       </w:r>
       <w:r>
         <w:rPr>
           <w:rStyle w:val="StringTok"/>
         </w:rPr>
-        <w:t xml:space="preserve">"Negatif"</w:t>
+        <w:t xml:space="preserve">"non"</w:t>
       </w:r>
       <w:r>
         <w:rPr>
@@ -2252,18 +2231,6 @@
       </w:r>
       <w:r>
         <w:rPr>
-          <w:rStyle w:val="StringTok"/>
-        </w:rPr>
-        <w:t xml:space="preserve">"Douteux"</w:t>
-      </w:r>
-      <w:r>
-        <w:rPr>
-          <w:rStyle w:val="NormalTok"/>
-        </w:rPr>
-        <w:t xml:space="preserve">), </w:t>
-      </w:r>
-      <w:r>
-        <w:rPr>
           <w:rStyle w:val="DecValTok"/>
         </w:rPr>
         <w:t xml:space="preserve">0</w:t>
@@ -2284,16 +2251,7 @@
         <w:rPr>
           <w:rStyle w:val="NormalTok"/>
         </w:rPr>
-        <w:t xml:space="preserve">)</w:t>
-      </w:r>
-      <w:r>
-        <w:br/>
-      </w:r>
-      <w:r>
-        <w:rPr>
-          <w:rStyle w:val="NormalTok"/>
-        </w:rPr>
-        <w:t xml:space="preserve">)</w:t>
+        <w:t xml:space="preserve">))</w:t>
       </w:r>
       <w:r>
         <w:br/>
@@ -2320,277 +2278,7 @@
         <w:rPr>
           <w:rStyle w:val="NormalTok"/>
         </w:rPr>
-        <w:t xml:space="preserve">Gold_Standard_Positif_YN, </w:t>
-      </w:r>
-      <w:r>
-        <w:rPr>
-          <w:rStyle w:val="AttributeTok"/>
-        </w:rPr>
-        <w:t xml:space="preserve">useNA =</w:t>
-      </w:r>
-      <w:r>
-        <w:rPr>
-          <w:rStyle w:val="NormalTok"/>
-        </w:rPr>
-        <w:t xml:space="preserve"> </w:t>
-      </w:r>
-      <w:r>
-        <w:rPr>
-          <w:rStyle w:val="StringTok"/>
-        </w:rPr>
-        <w:t xml:space="preserve">"ifany"</w:t>
-      </w:r>
-      <w:r>
-        <w:rPr>
-          <w:rStyle w:val="NormalTok"/>
-        </w:rPr>
-        <w:t xml:space="preserve">)</w:t>
-      </w:r>
-      <w:r>
-        <w:br/>
-      </w:r>
-      <w:r>
-        <w:br/>
-      </w:r>
-      <w:r>
-        <w:rPr>
-          <w:rStyle w:val="CommentTok"/>
-        </w:rPr>
-        <w:t xml:space="preserve">#création d'une variable binaire "Gold_Standard_Douteux_YN" (1 = Douteux, 0 = Positif ou Negatif ou NA)</w:t>
-      </w:r>
-      <w:r>
-        <w:br/>
-      </w:r>
-      <w:r>
-        <w:rPr>
-          <w:rStyle w:val="NormalTok"/>
-        </w:rPr>
-        <w:t xml:space="preserve">df</w:t>
-      </w:r>
-      <w:r>
-        <w:rPr>
-          <w:rStyle w:val="SpecialCharTok"/>
-        </w:rPr>
-        <w:t xml:space="preserve">$</w:t>
-      </w:r>
-      <w:r>
-        <w:rPr>
-          <w:rStyle w:val="NormalTok"/>
-        </w:rPr>
-        <w:t xml:space="preserve">Gold_Standard_Douteux_YN </w:t>
-      </w:r>
-      <w:r>
-        <w:rPr>
-          <w:rStyle w:val="OtherTok"/>
-        </w:rPr>
-        <w:t xml:space="preserve">&lt;-</w:t>
-      </w:r>
-      <w:r>
-        <w:rPr>
-          <w:rStyle w:val="NormalTok"/>
-        </w:rPr>
-        <w:t xml:space="preserve"> </w:t>
-      </w:r>
-      <w:r>
-        <w:rPr>
-          <w:rStyle w:val="FunctionTok"/>
-        </w:rPr>
-        <w:t xml:space="preserve">ifelse</w:t>
-      </w:r>
-      <w:r>
-        <w:rPr>
-          <w:rStyle w:val="NormalTok"/>
-        </w:rPr>
-        <w:t xml:space="preserve">(df</w:t>
-      </w:r>
-      <w:r>
-        <w:rPr>
-          <w:rStyle w:val="SpecialCharTok"/>
-        </w:rPr>
-        <w:t xml:space="preserve">$</w:t>
-      </w:r>
-      <w:r>
-        <w:rPr>
-          <w:rStyle w:val="NormalTok"/>
-        </w:rPr>
-        <w:t xml:space="preserve">Gold_Standard </w:t>
-      </w:r>
-      <w:r>
-        <w:rPr>
-          <w:rStyle w:val="SpecialCharTok"/>
-        </w:rPr>
-        <w:t xml:space="preserve">==</w:t>
-      </w:r>
-      <w:r>
-        <w:rPr>
-          <w:rStyle w:val="NormalTok"/>
-        </w:rPr>
-        <w:t xml:space="preserve"> </w:t>
-      </w:r>
-      <w:r>
-        <w:rPr>
-          <w:rStyle w:val="StringTok"/>
-        </w:rPr>
-        <w:t xml:space="preserve">"Douteux"</w:t>
-      </w:r>
-      <w:r>
-        <w:rPr>
-          <w:rStyle w:val="NormalTok"/>
-        </w:rPr>
-        <w:t xml:space="preserve">, </w:t>
-      </w:r>
-      <w:r>
-        <w:rPr>
-          <w:rStyle w:val="DecValTok"/>
-        </w:rPr>
-        <w:t xml:space="preserve">1</w:t>
-      </w:r>
-      <w:r>
-        <w:rPr>
-          <w:rStyle w:val="NormalTok"/>
-        </w:rPr>
-        <w:t xml:space="preserve">,</w:t>
-      </w:r>
-      <w:r>
-        <w:br/>
-      </w:r>
-      <w:r>
-        <w:rPr>
-          <w:rStyle w:val="NormalTok"/>
-        </w:rPr>
-        <w:t xml:space="preserve">    </w:t>
-      </w:r>
-      <w:r>
-        <w:rPr>
-          <w:rStyle w:val="FunctionTok"/>
-        </w:rPr>
-        <w:t xml:space="preserve">ifelse</w:t>
-      </w:r>
-      <w:r>
-        <w:rPr>
-          <w:rStyle w:val="NormalTok"/>
-        </w:rPr>
-        <w:t xml:space="preserve">(df</w:t>
-      </w:r>
-      <w:r>
-        <w:rPr>
-          <w:rStyle w:val="SpecialCharTok"/>
-        </w:rPr>
-        <w:t xml:space="preserve">$</w:t>
-      </w:r>
-      <w:r>
-        <w:rPr>
-          <w:rStyle w:val="NormalTok"/>
-        </w:rPr>
-        <w:t xml:space="preserve">Gold_Standard </w:t>
-      </w:r>
-      <w:r>
-        <w:rPr>
-          <w:rStyle w:val="SpecialCharTok"/>
-        </w:rPr>
-        <w:t xml:space="preserve">%in%</w:t>
-      </w:r>
-      <w:r>
-        <w:rPr>
-          <w:rStyle w:val="NormalTok"/>
-        </w:rPr>
-        <w:t xml:space="preserve"> </w:t>
-      </w:r>
-      <w:r>
-        <w:rPr>
-          <w:rStyle w:val="FunctionTok"/>
-        </w:rPr>
-        <w:t xml:space="preserve">c</w:t>
-      </w:r>
-      <w:r>
-        <w:rPr>
-          <w:rStyle w:val="NormalTok"/>
-        </w:rPr>
-        <w:t xml:space="preserve">(</w:t>
-      </w:r>
-      <w:r>
-        <w:rPr>
-          <w:rStyle w:val="StringTok"/>
-        </w:rPr>
-        <w:t xml:space="preserve">"Positif"</w:t>
-      </w:r>
-      <w:r>
-        <w:rPr>
-          <w:rStyle w:val="NormalTok"/>
-        </w:rPr>
-        <w:t xml:space="preserve">, </w:t>
-      </w:r>
-      <w:r>
-        <w:rPr>
-          <w:rStyle w:val="StringTok"/>
-        </w:rPr>
-        <w:t xml:space="preserve">"Negatif"</w:t>
-      </w:r>
-      <w:r>
-        <w:rPr>
-          <w:rStyle w:val="NormalTok"/>
-        </w:rPr>
-        <w:t xml:space="preserve">), </w:t>
-      </w:r>
-      <w:r>
-        <w:rPr>
-          <w:rStyle w:val="DecValTok"/>
-        </w:rPr>
-        <w:t xml:space="preserve">0</w:t>
-      </w:r>
-      <w:r>
-        <w:rPr>
-          <w:rStyle w:val="NormalTok"/>
-        </w:rPr>
-        <w:t xml:space="preserve">, </w:t>
-      </w:r>
-      <w:r>
-        <w:rPr>
-          <w:rStyle w:val="ConstantTok"/>
-        </w:rPr>
-        <w:t xml:space="preserve">NA</w:t>
-      </w:r>
-      <w:r>
-        <w:rPr>
-          <w:rStyle w:val="NormalTok"/>
-        </w:rPr>
-        <w:t xml:space="preserve">)</w:t>
-      </w:r>
-      <w:r>
-        <w:br/>
-      </w:r>
-      <w:r>
-        <w:rPr>
-          <w:rStyle w:val="NormalTok"/>
-        </w:rPr>
-        <w:t xml:space="preserve">)</w:t>
-      </w:r>
-      <w:r>
-        <w:br/>
-      </w:r>
-      <w:r>
-        <w:rPr>
-          <w:rStyle w:val="FunctionTok"/>
-        </w:rPr>
-        <w:t xml:space="preserve">table</w:t>
-      </w:r>
-      <w:r>
-        <w:rPr>
-          <w:rStyle w:val="NormalTok"/>
-        </w:rPr>
-        <w:t xml:space="preserve">(df</w:t>
-      </w:r>
-      <w:r>
-        <w:rPr>
-          <w:rStyle w:val="SpecialCharTok"/>
-        </w:rPr>
-        <w:t xml:space="preserve">$</w:t>
-      </w:r>
-      <w:r>
-        <w:rPr>
-          <w:rStyle w:val="NormalTok"/>
-        </w:rPr>
-        <w:t xml:space="preserve">Gold_Standard_Douteux_YN, </w:t>
+        <w:t xml:space="preserve">Infiltrations, </w:t>
       </w:r>
       <w:r>
         <w:rPr>
@@ -2618,7 +2306,556 @@
       </w:r>
     </w:p>
     <w:bookmarkEnd w:id="30"/>
-    <w:bookmarkStart w:id="43" w:name="tests-cliniques-évaluateur-1"/>
+    <w:bookmarkStart w:id="31" w:name="gold-standard"/>
+    <w:p>
+      <w:pPr>
+        <w:pStyle w:val="Heading3"/>
+      </w:pPr>
+      <w:r>
+        <w:t xml:space="preserve">Gold Standard</w:t>
+      </w:r>
+    </w:p>
+    <w:p>
+      <w:pPr>
+        <w:pStyle w:val="SourceCode"/>
+      </w:pPr>
+      <w:r>
+        <w:rPr>
+          <w:rStyle w:val="CommentTok"/>
+        </w:rPr>
+        <w:t xml:space="preserve">#création d'une variable binaire "Gold_Standard_Positif_YN" (1 = Positif, 0 = Negatif ou Douteux ou NA)</w:t>
+      </w:r>
+      <w:r>
+        <w:br/>
+      </w:r>
+      <w:r>
+        <w:rPr>
+          <w:rStyle w:val="NormalTok"/>
+        </w:rPr>
+        <w:t xml:space="preserve">df</w:t>
+      </w:r>
+      <w:r>
+        <w:rPr>
+          <w:rStyle w:val="SpecialCharTok"/>
+        </w:rPr>
+        <w:t xml:space="preserve">$</w:t>
+      </w:r>
+      <w:r>
+        <w:rPr>
+          <w:rStyle w:val="NormalTok"/>
+        </w:rPr>
+        <w:t xml:space="preserve">Gold_Standard_Positif_YN </w:t>
+      </w:r>
+      <w:r>
+        <w:rPr>
+          <w:rStyle w:val="OtherTok"/>
+        </w:rPr>
+        <w:t xml:space="preserve">&lt;-</w:t>
+      </w:r>
+      <w:r>
+        <w:rPr>
+          <w:rStyle w:val="NormalTok"/>
+        </w:rPr>
+        <w:t xml:space="preserve"> </w:t>
+      </w:r>
+      <w:r>
+        <w:rPr>
+          <w:rStyle w:val="FunctionTok"/>
+        </w:rPr>
+        <w:t xml:space="preserve">ifelse</w:t>
+      </w:r>
+      <w:r>
+        <w:rPr>
+          <w:rStyle w:val="NormalTok"/>
+        </w:rPr>
+        <w:t xml:space="preserve">(df</w:t>
+      </w:r>
+      <w:r>
+        <w:rPr>
+          <w:rStyle w:val="SpecialCharTok"/>
+        </w:rPr>
+        <w:t xml:space="preserve">$</w:t>
+      </w:r>
+      <w:r>
+        <w:rPr>
+          <w:rStyle w:val="NormalTok"/>
+        </w:rPr>
+        <w:t xml:space="preserve">Gold_Standard </w:t>
+      </w:r>
+      <w:r>
+        <w:rPr>
+          <w:rStyle w:val="SpecialCharTok"/>
+        </w:rPr>
+        <w:t xml:space="preserve">==</w:t>
+      </w:r>
+      <w:r>
+        <w:rPr>
+          <w:rStyle w:val="NormalTok"/>
+        </w:rPr>
+        <w:t xml:space="preserve"> </w:t>
+      </w:r>
+      <w:r>
+        <w:rPr>
+          <w:rStyle w:val="StringTok"/>
+        </w:rPr>
+        <w:t xml:space="preserve">"Positif"</w:t>
+      </w:r>
+      <w:r>
+        <w:rPr>
+          <w:rStyle w:val="NormalTok"/>
+        </w:rPr>
+        <w:t xml:space="preserve">, </w:t>
+      </w:r>
+      <w:r>
+        <w:rPr>
+          <w:rStyle w:val="DecValTok"/>
+        </w:rPr>
+        <w:t xml:space="preserve">1</w:t>
+      </w:r>
+      <w:r>
+        <w:rPr>
+          <w:rStyle w:val="NormalTok"/>
+        </w:rPr>
+        <w:t xml:space="preserve">,</w:t>
+      </w:r>
+      <w:r>
+        <w:br/>
+      </w:r>
+      <w:r>
+        <w:rPr>
+          <w:rStyle w:val="NormalTok"/>
+        </w:rPr>
+        <w:t xml:space="preserve">    </w:t>
+      </w:r>
+      <w:r>
+        <w:rPr>
+          <w:rStyle w:val="FunctionTok"/>
+        </w:rPr>
+        <w:t xml:space="preserve">ifelse</w:t>
+      </w:r>
+      <w:r>
+        <w:rPr>
+          <w:rStyle w:val="NormalTok"/>
+        </w:rPr>
+        <w:t xml:space="preserve">(df</w:t>
+      </w:r>
+      <w:r>
+        <w:rPr>
+          <w:rStyle w:val="SpecialCharTok"/>
+        </w:rPr>
+        <w:t xml:space="preserve">$</w:t>
+      </w:r>
+      <w:r>
+        <w:rPr>
+          <w:rStyle w:val="NormalTok"/>
+        </w:rPr>
+        <w:t xml:space="preserve">Gold_Standard </w:t>
+      </w:r>
+      <w:r>
+        <w:rPr>
+          <w:rStyle w:val="SpecialCharTok"/>
+        </w:rPr>
+        <w:t xml:space="preserve">%in%</w:t>
+      </w:r>
+      <w:r>
+        <w:rPr>
+          <w:rStyle w:val="NormalTok"/>
+        </w:rPr>
+        <w:t xml:space="preserve"> </w:t>
+      </w:r>
+      <w:r>
+        <w:rPr>
+          <w:rStyle w:val="FunctionTok"/>
+        </w:rPr>
+        <w:t xml:space="preserve">c</w:t>
+      </w:r>
+      <w:r>
+        <w:rPr>
+          <w:rStyle w:val="NormalTok"/>
+        </w:rPr>
+        <w:t xml:space="preserve">(</w:t>
+      </w:r>
+      <w:r>
+        <w:rPr>
+          <w:rStyle w:val="StringTok"/>
+        </w:rPr>
+        <w:t xml:space="preserve">"Negatif"</w:t>
+      </w:r>
+      <w:r>
+        <w:rPr>
+          <w:rStyle w:val="NormalTok"/>
+        </w:rPr>
+        <w:t xml:space="preserve">, </w:t>
+      </w:r>
+      <w:r>
+        <w:rPr>
+          <w:rStyle w:val="StringTok"/>
+        </w:rPr>
+        <w:t xml:space="preserve">"Douteux"</w:t>
+      </w:r>
+      <w:r>
+        <w:rPr>
+          <w:rStyle w:val="NormalTok"/>
+        </w:rPr>
+        <w:t xml:space="preserve">), </w:t>
+      </w:r>
+      <w:r>
+        <w:rPr>
+          <w:rStyle w:val="DecValTok"/>
+        </w:rPr>
+        <w:t xml:space="preserve">0</w:t>
+      </w:r>
+      <w:r>
+        <w:rPr>
+          <w:rStyle w:val="NormalTok"/>
+        </w:rPr>
+        <w:t xml:space="preserve">, </w:t>
+      </w:r>
+      <w:r>
+        <w:rPr>
+          <w:rStyle w:val="ConstantTok"/>
+        </w:rPr>
+        <w:t xml:space="preserve">NA</w:t>
+      </w:r>
+      <w:r>
+        <w:rPr>
+          <w:rStyle w:val="NormalTok"/>
+        </w:rPr>
+        <w:t xml:space="preserve">)</w:t>
+      </w:r>
+      <w:r>
+        <w:br/>
+      </w:r>
+      <w:r>
+        <w:rPr>
+          <w:rStyle w:val="NormalTok"/>
+        </w:rPr>
+        <w:t xml:space="preserve">)</w:t>
+      </w:r>
+      <w:r>
+        <w:br/>
+      </w:r>
+      <w:r>
+        <w:rPr>
+          <w:rStyle w:val="FunctionTok"/>
+        </w:rPr>
+        <w:t xml:space="preserve">table</w:t>
+      </w:r>
+      <w:r>
+        <w:rPr>
+          <w:rStyle w:val="NormalTok"/>
+        </w:rPr>
+        <w:t xml:space="preserve">(df</w:t>
+      </w:r>
+      <w:r>
+        <w:rPr>
+          <w:rStyle w:val="SpecialCharTok"/>
+        </w:rPr>
+        <w:t xml:space="preserve">$</w:t>
+      </w:r>
+      <w:r>
+        <w:rPr>
+          <w:rStyle w:val="NormalTok"/>
+        </w:rPr>
+        <w:t xml:space="preserve">Gold_Standard_Positif_YN, </w:t>
+      </w:r>
+      <w:r>
+        <w:rPr>
+          <w:rStyle w:val="AttributeTok"/>
+        </w:rPr>
+        <w:t xml:space="preserve">useNA =</w:t>
+      </w:r>
+      <w:r>
+        <w:rPr>
+          <w:rStyle w:val="NormalTok"/>
+        </w:rPr>
+        <w:t xml:space="preserve"> </w:t>
+      </w:r>
+      <w:r>
+        <w:rPr>
+          <w:rStyle w:val="StringTok"/>
+        </w:rPr>
+        <w:t xml:space="preserve">"ifany"</w:t>
+      </w:r>
+      <w:r>
+        <w:rPr>
+          <w:rStyle w:val="NormalTok"/>
+        </w:rPr>
+        <w:t xml:space="preserve">)</w:t>
+      </w:r>
+      <w:r>
+        <w:br/>
+      </w:r>
+      <w:r>
+        <w:br/>
+      </w:r>
+      <w:r>
+        <w:rPr>
+          <w:rStyle w:val="CommentTok"/>
+        </w:rPr>
+        <w:t xml:space="preserve">#création d'une variable binaire "Gold_Standard_Douteux_YN" (1 = Douteux, 0 = Positif ou Negatif ou NA)</w:t>
+      </w:r>
+      <w:r>
+        <w:br/>
+      </w:r>
+      <w:r>
+        <w:rPr>
+          <w:rStyle w:val="NormalTok"/>
+        </w:rPr>
+        <w:t xml:space="preserve">df</w:t>
+      </w:r>
+      <w:r>
+        <w:rPr>
+          <w:rStyle w:val="SpecialCharTok"/>
+        </w:rPr>
+        <w:t xml:space="preserve">$</w:t>
+      </w:r>
+      <w:r>
+        <w:rPr>
+          <w:rStyle w:val="NormalTok"/>
+        </w:rPr>
+        <w:t xml:space="preserve">Gold_Standard_Douteux_YN </w:t>
+      </w:r>
+      <w:r>
+        <w:rPr>
+          <w:rStyle w:val="OtherTok"/>
+        </w:rPr>
+        <w:t xml:space="preserve">&lt;-</w:t>
+      </w:r>
+      <w:r>
+        <w:rPr>
+          <w:rStyle w:val="NormalTok"/>
+        </w:rPr>
+        <w:t xml:space="preserve"> </w:t>
+      </w:r>
+      <w:r>
+        <w:rPr>
+          <w:rStyle w:val="FunctionTok"/>
+        </w:rPr>
+        <w:t xml:space="preserve">ifelse</w:t>
+      </w:r>
+      <w:r>
+        <w:rPr>
+          <w:rStyle w:val="NormalTok"/>
+        </w:rPr>
+        <w:t xml:space="preserve">(df</w:t>
+      </w:r>
+      <w:r>
+        <w:rPr>
+          <w:rStyle w:val="SpecialCharTok"/>
+        </w:rPr>
+        <w:t xml:space="preserve">$</w:t>
+      </w:r>
+      <w:r>
+        <w:rPr>
+          <w:rStyle w:val="NormalTok"/>
+        </w:rPr>
+        <w:t xml:space="preserve">Gold_Standard </w:t>
+      </w:r>
+      <w:r>
+        <w:rPr>
+          <w:rStyle w:val="SpecialCharTok"/>
+        </w:rPr>
+        <w:t xml:space="preserve">==</w:t>
+      </w:r>
+      <w:r>
+        <w:rPr>
+          <w:rStyle w:val="NormalTok"/>
+        </w:rPr>
+        <w:t xml:space="preserve"> </w:t>
+      </w:r>
+      <w:r>
+        <w:rPr>
+          <w:rStyle w:val="StringTok"/>
+        </w:rPr>
+        <w:t xml:space="preserve">"Douteux"</w:t>
+      </w:r>
+      <w:r>
+        <w:rPr>
+          <w:rStyle w:val="NormalTok"/>
+        </w:rPr>
+        <w:t xml:space="preserve">, </w:t>
+      </w:r>
+      <w:r>
+        <w:rPr>
+          <w:rStyle w:val="DecValTok"/>
+        </w:rPr>
+        <w:t xml:space="preserve">1</w:t>
+      </w:r>
+      <w:r>
+        <w:rPr>
+          <w:rStyle w:val="NormalTok"/>
+        </w:rPr>
+        <w:t xml:space="preserve">,</w:t>
+      </w:r>
+      <w:r>
+        <w:br/>
+      </w:r>
+      <w:r>
+        <w:rPr>
+          <w:rStyle w:val="NormalTok"/>
+        </w:rPr>
+        <w:t xml:space="preserve">    </w:t>
+      </w:r>
+      <w:r>
+        <w:rPr>
+          <w:rStyle w:val="FunctionTok"/>
+        </w:rPr>
+        <w:t xml:space="preserve">ifelse</w:t>
+      </w:r>
+      <w:r>
+        <w:rPr>
+          <w:rStyle w:val="NormalTok"/>
+        </w:rPr>
+        <w:t xml:space="preserve">(df</w:t>
+      </w:r>
+      <w:r>
+        <w:rPr>
+          <w:rStyle w:val="SpecialCharTok"/>
+        </w:rPr>
+        <w:t xml:space="preserve">$</w:t>
+      </w:r>
+      <w:r>
+        <w:rPr>
+          <w:rStyle w:val="NormalTok"/>
+        </w:rPr>
+        <w:t xml:space="preserve">Gold_Standard </w:t>
+      </w:r>
+      <w:r>
+        <w:rPr>
+          <w:rStyle w:val="SpecialCharTok"/>
+        </w:rPr>
+        <w:t xml:space="preserve">%in%</w:t>
+      </w:r>
+      <w:r>
+        <w:rPr>
+          <w:rStyle w:val="NormalTok"/>
+        </w:rPr>
+        <w:t xml:space="preserve"> </w:t>
+      </w:r>
+      <w:r>
+        <w:rPr>
+          <w:rStyle w:val="FunctionTok"/>
+        </w:rPr>
+        <w:t xml:space="preserve">c</w:t>
+      </w:r>
+      <w:r>
+        <w:rPr>
+          <w:rStyle w:val="NormalTok"/>
+        </w:rPr>
+        <w:t xml:space="preserve">(</w:t>
+      </w:r>
+      <w:r>
+        <w:rPr>
+          <w:rStyle w:val="StringTok"/>
+        </w:rPr>
+        <w:t xml:space="preserve">"Positif"</w:t>
+      </w:r>
+      <w:r>
+        <w:rPr>
+          <w:rStyle w:val="NormalTok"/>
+        </w:rPr>
+        <w:t xml:space="preserve">, </w:t>
+      </w:r>
+      <w:r>
+        <w:rPr>
+          <w:rStyle w:val="StringTok"/>
+        </w:rPr>
+        <w:t xml:space="preserve">"Negatif"</w:t>
+      </w:r>
+      <w:r>
+        <w:rPr>
+          <w:rStyle w:val="NormalTok"/>
+        </w:rPr>
+        <w:t xml:space="preserve">), </w:t>
+      </w:r>
+      <w:r>
+        <w:rPr>
+          <w:rStyle w:val="DecValTok"/>
+        </w:rPr>
+        <w:t xml:space="preserve">0</w:t>
+      </w:r>
+      <w:r>
+        <w:rPr>
+          <w:rStyle w:val="NormalTok"/>
+        </w:rPr>
+        <w:t xml:space="preserve">, </w:t>
+      </w:r>
+      <w:r>
+        <w:rPr>
+          <w:rStyle w:val="ConstantTok"/>
+        </w:rPr>
+        <w:t xml:space="preserve">NA</w:t>
+      </w:r>
+      <w:r>
+        <w:rPr>
+          <w:rStyle w:val="NormalTok"/>
+        </w:rPr>
+        <w:t xml:space="preserve">)</w:t>
+      </w:r>
+      <w:r>
+        <w:br/>
+      </w:r>
+      <w:r>
+        <w:rPr>
+          <w:rStyle w:val="NormalTok"/>
+        </w:rPr>
+        <w:t xml:space="preserve">)</w:t>
+      </w:r>
+      <w:r>
+        <w:br/>
+      </w:r>
+      <w:r>
+        <w:rPr>
+          <w:rStyle w:val="FunctionTok"/>
+        </w:rPr>
+        <w:t xml:space="preserve">table</w:t>
+      </w:r>
+      <w:r>
+        <w:rPr>
+          <w:rStyle w:val="NormalTok"/>
+        </w:rPr>
+        <w:t xml:space="preserve">(df</w:t>
+      </w:r>
+      <w:r>
+        <w:rPr>
+          <w:rStyle w:val="SpecialCharTok"/>
+        </w:rPr>
+        <w:t xml:space="preserve">$</w:t>
+      </w:r>
+      <w:r>
+        <w:rPr>
+          <w:rStyle w:val="NormalTok"/>
+        </w:rPr>
+        <w:t xml:space="preserve">Gold_Standard_Douteux_YN, </w:t>
+      </w:r>
+      <w:r>
+        <w:rPr>
+          <w:rStyle w:val="AttributeTok"/>
+        </w:rPr>
+        <w:t xml:space="preserve">useNA =</w:t>
+      </w:r>
+      <w:r>
+        <w:rPr>
+          <w:rStyle w:val="NormalTok"/>
+        </w:rPr>
+        <w:t xml:space="preserve"> </w:t>
+      </w:r>
+      <w:r>
+        <w:rPr>
+          <w:rStyle w:val="StringTok"/>
+        </w:rPr>
+        <w:t xml:space="preserve">"ifany"</w:t>
+      </w:r>
+      <w:r>
+        <w:rPr>
+          <w:rStyle w:val="NormalTok"/>
+        </w:rPr>
+        <w:t xml:space="preserve">)</w:t>
+      </w:r>
+    </w:p>
+    <w:bookmarkEnd w:id="31"/>
+    <w:bookmarkStart w:id="44" w:name="tests-cliniques-évaluateur-1"/>
     <w:p>
       <w:pPr>
         <w:pStyle w:val="Heading3"/>
@@ -2635,7 +2872,7 @@
         <w:t xml:space="preserve">Les variables sont transformées en numériques binaires (1 = Positif / 0 = Negatif) pour faciliter les tests.</w:t>
       </w:r>
     </w:p>
-    <w:bookmarkStart w:id="31" w:name="u1_e1"/>
+    <w:bookmarkStart w:id="32" w:name="u1_e1"/>
     <w:p>
       <w:pPr>
         <w:pStyle w:val="Heading4"/>
@@ -2892,8 +3129,8 @@
         <w:t xml:space="preserve">)</w:t>
       </w:r>
     </w:p>
-    <w:bookmarkEnd w:id="31"/>
-    <w:bookmarkStart w:id="32" w:name="u2a_e1"/>
+    <w:bookmarkEnd w:id="32"/>
+    <w:bookmarkStart w:id="33" w:name="u2a_e1"/>
     <w:p>
       <w:pPr>
         <w:pStyle w:val="Heading4"/>
@@ -3150,8 +3387,8 @@
         <w:t xml:space="preserve">)</w:t>
       </w:r>
     </w:p>
-    <w:bookmarkEnd w:id="32"/>
-    <w:bookmarkStart w:id="33" w:name="u2b_e1"/>
+    <w:bookmarkEnd w:id="33"/>
+    <w:bookmarkStart w:id="34" w:name="u2b_e1"/>
     <w:p>
       <w:pPr>
         <w:pStyle w:val="Heading4"/>
@@ -3408,8 +3645,8 @@
         <w:t xml:space="preserve">)</w:t>
       </w:r>
     </w:p>
-    <w:bookmarkEnd w:id="33"/>
-    <w:bookmarkStart w:id="34" w:name="u3_e1"/>
+    <w:bookmarkEnd w:id="34"/>
+    <w:bookmarkStart w:id="35" w:name="u3_e1"/>
     <w:p>
       <w:pPr>
         <w:pStyle w:val="Heading4"/>
@@ -3666,8 +3903,8 @@
         <w:t xml:space="preserve">)</w:t>
       </w:r>
     </w:p>
-    <w:bookmarkEnd w:id="34"/>
-    <w:bookmarkStart w:id="35" w:name="sc_e1"/>
+    <w:bookmarkEnd w:id="35"/>
+    <w:bookmarkStart w:id="36" w:name="sc_e1"/>
     <w:p>
       <w:pPr>
         <w:pStyle w:val="Heading4"/>
@@ -4109,8 +4346,8 @@
         <w:t xml:space="preserve">)</w:t>
       </w:r>
     </w:p>
-    <w:bookmarkEnd w:id="35"/>
-    <w:bookmarkStart w:id="36" w:name="gachette-évaluateur-1"/>
+    <w:bookmarkEnd w:id="36"/>
+    <w:bookmarkStart w:id="37" w:name="gachette-évaluateur-1"/>
     <w:p>
       <w:pPr>
         <w:pStyle w:val="Heading4"/>
@@ -4474,8 +4711,8 @@
         <w:t xml:space="preserve">Gachette1)</w:t>
       </w:r>
     </w:p>
-    <w:bookmarkEnd w:id="36"/>
-    <w:bookmarkStart w:id="37" w:name="tests-cliniques-évaluateur-2"/>
+    <w:bookmarkEnd w:id="37"/>
+    <w:bookmarkStart w:id="38" w:name="tests-cliniques-évaluateur-2"/>
     <w:p>
       <w:pPr>
         <w:pStyle w:val="Heading4"/>
@@ -4484,8 +4721,8 @@
         <w:t xml:space="preserve">Tests cliniques évaluateur 2</w:t>
       </w:r>
     </w:p>
-    <w:bookmarkEnd w:id="37"/>
-    <w:bookmarkStart w:id="38" w:name="u1_e2"/>
+    <w:bookmarkEnd w:id="38"/>
+    <w:bookmarkStart w:id="39" w:name="u1_e2"/>
     <w:p>
       <w:pPr>
         <w:pStyle w:val="Heading4"/>
@@ -4907,8 +5144,8 @@
         <w:t xml:space="preserve">)</w:t>
       </w:r>
     </w:p>
-    <w:bookmarkEnd w:id="38"/>
-    <w:bookmarkStart w:id="39" w:name="u2a_e2"/>
+    <w:bookmarkEnd w:id="39"/>
+    <w:bookmarkStart w:id="40" w:name="u2a_e2"/>
     <w:p>
       <w:pPr>
         <w:pStyle w:val="Heading4"/>
@@ -5330,8 +5567,8 @@
         <w:t xml:space="preserve">)</w:t>
       </w:r>
     </w:p>
-    <w:bookmarkEnd w:id="39"/>
-    <w:bookmarkStart w:id="40" w:name="u2b_e2"/>
+    <w:bookmarkEnd w:id="40"/>
+    <w:bookmarkStart w:id="41" w:name="u2b_e2"/>
     <w:p>
       <w:pPr>
         <w:pStyle w:val="Heading4"/>
@@ -5753,8 +5990,8 @@
         <w:t xml:space="preserve">)</w:t>
       </w:r>
     </w:p>
-    <w:bookmarkEnd w:id="40"/>
-    <w:bookmarkStart w:id="41" w:name="u3_e2"/>
+    <w:bookmarkEnd w:id="41"/>
+    <w:bookmarkStart w:id="42" w:name="u3_e2"/>
     <w:p>
       <w:pPr>
         <w:pStyle w:val="Heading4"/>
@@ -6176,8 +6413,8 @@
         <w:t xml:space="preserve">)</w:t>
       </w:r>
     </w:p>
-    <w:bookmarkEnd w:id="41"/>
-    <w:bookmarkStart w:id="42" w:name="sc_e2"/>
+    <w:bookmarkEnd w:id="42"/>
+    <w:bookmarkStart w:id="43" w:name="sc_e2"/>
     <w:p>
       <w:pPr>
         <w:pStyle w:val="Heading4"/>
@@ -6599,11 +6836,11 @@
         <w:t xml:space="preserve">)</w:t>
       </w:r>
     </w:p>
-    <w:bookmarkEnd w:id="42"/>
     <w:bookmarkEnd w:id="43"/>
     <w:bookmarkEnd w:id="44"/>
     <w:bookmarkEnd w:id="45"/>
-    <w:bookmarkStart w:id="46" w:name="introduction"/>
+    <w:bookmarkEnd w:id="46"/>
+    <w:bookmarkStart w:id="47" w:name="introduction"/>
     <w:p>
       <w:pPr>
         <w:pStyle w:val="Heading1"/>
@@ -6667,7 +6904,1686 @@
         <w:t xml:space="preserve">Objectif : Évaluation de la performance diagnostique, par rapport au gold standard, des ULNT et du Scratch Collapse Test pour le le diagnostic des névralgies cervicobrachiales en consultation de chir ortho.</w:t>
       </w:r>
     </w:p>
-    <w:bookmarkEnd w:id="46"/>
+    <w:bookmarkEnd w:id="47"/>
+    <w:bookmarkStart w:id="66" w:name="résultats"/>
+    <w:p>
+      <w:pPr>
+        <w:pStyle w:val="Heading1"/>
+      </w:pPr>
+      <w:r>
+        <w:t xml:space="preserve">Résultats</w:t>
+      </w:r>
+    </w:p>
+    <w:bookmarkStart w:id="65" w:name="Xebf41ee49169605e282150415a1f00bf88830b0"/>
+    <w:p>
+      <w:pPr>
+        <w:pStyle w:val="Heading2"/>
+      </w:pPr>
+      <w:r>
+        <w:t xml:space="preserve">Caractéristiques initiales de la population</w:t>
+      </w:r>
+    </w:p>
+    <w:p>
+      <w:pPr>
+        <w:pStyle w:val="Compact"/>
+        <w:numPr>
+          <w:ilvl w:val="0"/>
+          <w:numId w:val="1004"/>
+        </w:numPr>
+      </w:pPr>
+      <w:r>
+        <w:t xml:space="preserve">Variables disponibles : Âge (</w:t>
+      </w:r>
+      <w:r>
+        <w:rPr>
+          <w:rStyle w:val="VerbatimChar"/>
+        </w:rPr>
+        <w:t xml:space="preserve">df$Age</w:t>
+      </w:r>
+      <w:r>
+        <w:t xml:space="preserve">), Sexe (</w:t>
+      </w:r>
+      <w:r>
+        <w:rPr>
+          <w:rStyle w:val="VerbatimChar"/>
+        </w:rPr>
+        <w:t xml:space="preserve">df$Sexe</w:t>
+      </w:r>
+      <w:r>
+        <w:t xml:space="preserve">), Côté (</w:t>
+      </w:r>
+      <w:r>
+        <w:rPr>
+          <w:rStyle w:val="VerbatimChar"/>
+        </w:rPr>
+        <w:t xml:space="preserve">df$Cote</w:t>
+      </w:r>
+      <w:r>
+        <w:t xml:space="preserve">), Niveau (</w:t>
+      </w:r>
+      <w:r>
+        <w:rPr>
+          <w:rStyle w:val="VerbatimChar"/>
+        </w:rPr>
+        <w:t xml:space="preserve">df$Niveau</w:t>
+      </w:r>
+      <w:r>
+        <w:t xml:space="preserve">)</w:t>
+      </w:r>
+    </w:p>
+    <w:bookmarkStart w:id="51" w:name="âge"/>
+    <w:p>
+      <w:pPr>
+        <w:pStyle w:val="Heading3"/>
+      </w:pPr>
+      <w:r>
+        <w:t xml:space="preserve">Âge</w:t>
+      </w:r>
+    </w:p>
+    <w:p>
+      <w:pPr>
+        <w:pStyle w:val="TableCaption"/>
+      </w:pPr>
+      <w:r>
+        <w:t xml:space="preserve">variable âge</w:t>
+      </w:r>
+    </w:p>
+    <w:tbl>
+      <w:tblPr>
+        <w:tblStyle w:val="Table"/>
+        <w:tblW w:type="auto" w:w="0"/>
+        <w:tblLook w:firstRow="1" w:lastRow="0" w:firstColumn="0" w:lastColumn="0" w:noHBand="0" w:noVBand="0" w:val="0020"/>
+        <w:tblCaption w:val="variable âge"/>
+      </w:tblPr>
+      <w:tblGrid>
+        <w:gridCol w:w="1320"/>
+        <w:gridCol w:w="1320"/>
+        <w:gridCol w:w="1320"/>
+        <w:gridCol w:w="1320"/>
+        <w:gridCol w:w="1320"/>
+        <w:gridCol w:w="1320"/>
+      </w:tblGrid>
+      <w:tr>
+        <w:trPr>
+          <w:tblHeader w:val="on"/>
+        </w:trPr>
+        <w:tc>
+          <w:tcPr/>
+          <w:p>
+            <w:pPr>
+              <w:pStyle w:val="Compact"/>
+              <w:jc w:val="right"/>
+            </w:pPr>
+            <w:r>
+              <w:t xml:space="preserve">Min.</w:t>
+            </w:r>
+          </w:p>
+        </w:tc>
+        <w:tc>
+          <w:tcPr/>
+          <w:p>
+            <w:pPr>
+              <w:pStyle w:val="Compact"/>
+              <w:jc w:val="right"/>
+            </w:pPr>
+            <w:r>
+              <w:t xml:space="preserve">1st Qu.</w:t>
+            </w:r>
+          </w:p>
+        </w:tc>
+        <w:tc>
+          <w:tcPr/>
+          <w:p>
+            <w:pPr>
+              <w:pStyle w:val="Compact"/>
+              <w:jc w:val="right"/>
+            </w:pPr>
+            <w:r>
+              <w:t xml:space="preserve">Median</w:t>
+            </w:r>
+          </w:p>
+        </w:tc>
+        <w:tc>
+          <w:tcPr/>
+          <w:p>
+            <w:pPr>
+              <w:pStyle w:val="Compact"/>
+              <w:jc w:val="right"/>
+            </w:pPr>
+            <w:r>
+              <w:t xml:space="preserve">Mean</w:t>
+            </w:r>
+          </w:p>
+        </w:tc>
+        <w:tc>
+          <w:tcPr/>
+          <w:p>
+            <w:pPr>
+              <w:pStyle w:val="Compact"/>
+              <w:jc w:val="right"/>
+            </w:pPr>
+            <w:r>
+              <w:t xml:space="preserve">3rd Qu.</w:t>
+            </w:r>
+          </w:p>
+        </w:tc>
+        <w:tc>
+          <w:tcPr/>
+          <w:p>
+            <w:pPr>
+              <w:pStyle w:val="Compact"/>
+              <w:jc w:val="right"/>
+            </w:pPr>
+            <w:r>
+              <w:t xml:space="preserve">Max.</w:t>
+            </w:r>
+          </w:p>
+        </w:tc>
+      </w:tr>
+      <w:tr>
+        <w:tc>
+          <w:tcPr/>
+          <w:p>
+            <w:pPr>
+              <w:pStyle w:val="Compact"/>
+              <w:jc w:val="right"/>
+            </w:pPr>
+            <w:r>
+              <w:t xml:space="preserve">27</w:t>
+            </w:r>
+          </w:p>
+        </w:tc>
+        <w:tc>
+          <w:tcPr/>
+          <w:p>
+            <w:pPr>
+              <w:pStyle w:val="Compact"/>
+              <w:jc w:val="right"/>
+            </w:pPr>
+            <w:r>
+              <w:t xml:space="preserve">42.75</w:t>
+            </w:r>
+          </w:p>
+        </w:tc>
+        <w:tc>
+          <w:tcPr/>
+          <w:p>
+            <w:pPr>
+              <w:pStyle w:val="Compact"/>
+              <w:jc w:val="right"/>
+            </w:pPr>
+            <w:r>
+              <w:t xml:space="preserve">51</w:t>
+            </w:r>
+          </w:p>
+        </w:tc>
+        <w:tc>
+          <w:tcPr/>
+          <w:p>
+            <w:pPr>
+              <w:pStyle w:val="Compact"/>
+              <w:jc w:val="right"/>
+            </w:pPr>
+            <w:r>
+              <w:t xml:space="preserve">52.64815</w:t>
+            </w:r>
+          </w:p>
+        </w:tc>
+        <w:tc>
+          <w:tcPr/>
+          <w:p>
+            <w:pPr>
+              <w:pStyle w:val="Compact"/>
+              <w:jc w:val="right"/>
+            </w:pPr>
+            <w:r>
+              <w:t xml:space="preserve">58.75</w:t>
+            </w:r>
+          </w:p>
+        </w:tc>
+        <w:tc>
+          <w:tcPr/>
+          <w:p>
+            <w:pPr>
+              <w:pStyle w:val="Compact"/>
+              <w:jc w:val="right"/>
+            </w:pPr>
+            <w:r>
+              <w:t xml:space="preserve">125</w:t>
+            </w:r>
+          </w:p>
+        </w:tc>
+      </w:tr>
+    </w:tbl>
+    <w:p>
+      <w:pPr>
+        <w:numPr>
+          <w:ilvl w:val="0"/>
+          <w:numId w:val="1005"/>
+        </w:numPr>
+      </w:pPr>
+      <w:r>
+        <w:t xml:space="preserve">Un patient a 125 ans.</w:t>
+      </w:r>
+    </w:p>
+    <w:p>
+      <w:pPr>
+        <w:numPr>
+          <w:ilvl w:val="0"/>
+          <w:numId w:val="1005"/>
+        </w:numPr>
+      </w:pPr>
+      <w:r>
+        <w:t xml:space="preserve">Pour l’instant, la médiane de la population lui est attribuée.</w:t>
+      </w:r>
+    </w:p>
+    <w:p>
+      <w:pPr>
+        <w:pStyle w:val="SourceCode"/>
+      </w:pPr>
+      <w:r>
+        <w:rPr>
+          <w:rStyle w:val="CommentTok"/>
+        </w:rPr>
+        <w:t xml:space="preserve">#| label: âge corrigé</w:t>
+      </w:r>
+      <w:r>
+        <w:br/>
+      </w:r>
+      <w:r>
+        <w:rPr>
+          <w:rStyle w:val="CommentTok"/>
+        </w:rPr>
+        <w:t xml:space="preserve">#| echo: true</w:t>
+      </w:r>
+      <w:r>
+        <w:br/>
+      </w:r>
+      <w:r>
+        <w:rPr>
+          <w:rStyle w:val="CommentTok"/>
+        </w:rPr>
+        <w:t xml:space="preserve">#| include: true</w:t>
+      </w:r>
+      <w:r>
+        <w:br/>
+      </w:r>
+      <w:r>
+        <w:rPr>
+          <w:rStyle w:val="CommentTok"/>
+        </w:rPr>
+        <w:t xml:space="preserve">#| results: "hide"</w:t>
+      </w:r>
+      <w:r>
+        <w:br/>
+      </w:r>
+      <w:r>
+        <w:rPr>
+          <w:rStyle w:val="CommentTok"/>
+        </w:rPr>
+        <w:t xml:space="preserve"># Remplacer l'âge de 125 ans par la médiane des âges</w:t>
+      </w:r>
+      <w:r>
+        <w:br/>
+      </w:r>
+      <w:r>
+        <w:rPr>
+          <w:rStyle w:val="NormalTok"/>
+        </w:rPr>
+        <w:t xml:space="preserve">age_median </w:t>
+      </w:r>
+      <w:r>
+        <w:rPr>
+          <w:rStyle w:val="OtherTok"/>
+        </w:rPr>
+        <w:t xml:space="preserve">&lt;-</w:t>
+      </w:r>
+      <w:r>
+        <w:rPr>
+          <w:rStyle w:val="NormalTok"/>
+        </w:rPr>
+        <w:t xml:space="preserve"> </w:t>
+      </w:r>
+      <w:r>
+        <w:rPr>
+          <w:rStyle w:val="FunctionTok"/>
+        </w:rPr>
+        <w:t xml:space="preserve">median</w:t>
+      </w:r>
+      <w:r>
+        <w:rPr>
+          <w:rStyle w:val="NormalTok"/>
+        </w:rPr>
+        <w:t xml:space="preserve">(df</w:t>
+      </w:r>
+      <w:r>
+        <w:rPr>
+          <w:rStyle w:val="SpecialCharTok"/>
+        </w:rPr>
+        <w:t xml:space="preserve">$</w:t>
+      </w:r>
+      <w:r>
+        <w:rPr>
+          <w:rStyle w:val="NormalTok"/>
+        </w:rPr>
+        <w:t xml:space="preserve">Age, </w:t>
+      </w:r>
+      <w:r>
+        <w:rPr>
+          <w:rStyle w:val="AttributeTok"/>
+        </w:rPr>
+        <w:t xml:space="preserve">na.rm =</w:t>
+      </w:r>
+      <w:r>
+        <w:rPr>
+          <w:rStyle w:val="NormalTok"/>
+        </w:rPr>
+        <w:t xml:space="preserve"> </w:t>
+      </w:r>
+      <w:r>
+        <w:rPr>
+          <w:rStyle w:val="ConstantTok"/>
+        </w:rPr>
+        <w:t xml:space="preserve">TRUE</w:t>
+      </w:r>
+      <w:r>
+        <w:rPr>
+          <w:rStyle w:val="NormalTok"/>
+        </w:rPr>
+        <w:t xml:space="preserve">)</w:t>
+      </w:r>
+      <w:r>
+        <w:br/>
+      </w:r>
+      <w:r>
+        <w:rPr>
+          <w:rStyle w:val="NormalTok"/>
+        </w:rPr>
+        <w:t xml:space="preserve">df</w:t>
+      </w:r>
+      <w:r>
+        <w:rPr>
+          <w:rStyle w:val="SpecialCharTok"/>
+        </w:rPr>
+        <w:t xml:space="preserve">$</w:t>
+      </w:r>
+      <w:r>
+        <w:rPr>
+          <w:rStyle w:val="NormalTok"/>
+        </w:rPr>
+        <w:t xml:space="preserve">Age </w:t>
+      </w:r>
+      <w:r>
+        <w:rPr>
+          <w:rStyle w:val="OtherTok"/>
+        </w:rPr>
+        <w:t xml:space="preserve">&lt;-</w:t>
+      </w:r>
+      <w:r>
+        <w:rPr>
+          <w:rStyle w:val="NormalTok"/>
+        </w:rPr>
+        <w:t xml:space="preserve"> </w:t>
+      </w:r>
+      <w:r>
+        <w:rPr>
+          <w:rStyle w:val="FunctionTok"/>
+        </w:rPr>
+        <w:t xml:space="preserve">ifelse</w:t>
+      </w:r>
+      <w:r>
+        <w:rPr>
+          <w:rStyle w:val="NormalTok"/>
+        </w:rPr>
+        <w:t xml:space="preserve">(df</w:t>
+      </w:r>
+      <w:r>
+        <w:rPr>
+          <w:rStyle w:val="SpecialCharTok"/>
+        </w:rPr>
+        <w:t xml:space="preserve">$</w:t>
+      </w:r>
+      <w:r>
+        <w:rPr>
+          <w:rStyle w:val="NormalTok"/>
+        </w:rPr>
+        <w:t xml:space="preserve">Age </w:t>
+      </w:r>
+      <w:r>
+        <w:rPr>
+          <w:rStyle w:val="SpecialCharTok"/>
+        </w:rPr>
+        <w:t xml:space="preserve">==</w:t>
+      </w:r>
+      <w:r>
+        <w:rPr>
+          <w:rStyle w:val="NormalTok"/>
+        </w:rPr>
+        <w:t xml:space="preserve"> </w:t>
+      </w:r>
+      <w:r>
+        <w:rPr>
+          <w:rStyle w:val="DecValTok"/>
+        </w:rPr>
+        <w:t xml:space="preserve">125</w:t>
+      </w:r>
+      <w:r>
+        <w:rPr>
+          <w:rStyle w:val="NormalTok"/>
+        </w:rPr>
+        <w:t xml:space="preserve">, age_median, df</w:t>
+      </w:r>
+      <w:r>
+        <w:rPr>
+          <w:rStyle w:val="SpecialCharTok"/>
+        </w:rPr>
+        <w:t xml:space="preserve">$</w:t>
+      </w:r>
+      <w:r>
+        <w:rPr>
+          <w:rStyle w:val="NormalTok"/>
+        </w:rPr>
+        <w:t xml:space="preserve">Age)</w:t>
+      </w:r>
+    </w:p>
+    <w:p>
+      <w:pPr>
+        <w:pStyle w:val="Compact"/>
+        <w:numPr>
+          <w:ilvl w:val="0"/>
+          <w:numId w:val="1006"/>
+        </w:numPr>
+      </w:pPr>
+      <w:r>
+        <w:t xml:space="preserve">Représentation de la variable âge après correction par histogramme avec densité et QQ-plot (le QQ plot se construit en comparant les quantiles de la variable âge à ceux d’une distribution normale théorique : si les points suivent une ligne droite, la variable suit une distribution normale).</w:t>
+      </w:r>
+    </w:p>
+    <w:p>
+      <w:pPr>
+        <w:pStyle w:val="CaptionedFigure"/>
+      </w:pPr>
+      <w:r>
+        <w:drawing>
+          <wp:inline>
+            <wp:extent cx="5334000" cy="2450306"/>
+            <wp:effectExtent b="0" l="0" r="0" t="0"/>
+            <wp:docPr descr="Distribution de l’âge" title="" id="49" name="Picture"/>
+            <a:graphic>
+              <a:graphicData uri="http://schemas.openxmlformats.org/drawingml/2006/picture">
+                <pic:pic>
+                  <pic:nvPicPr>
+                    <pic:cNvPr descr="these_brieuc_files/figure-docx/age-distribution-1.png" id="50" name="Picture"/>
+                    <pic:cNvPicPr>
+                      <a:picLocks noChangeArrowheads="1" noChangeAspect="1"/>
+                    </pic:cNvPicPr>
+                  </pic:nvPicPr>
+                  <pic:blipFill>
+                    <a:blip r:embed="rId48"/>
+                    <a:stretch>
+                      <a:fillRect/>
+                    </a:stretch>
+                  </pic:blipFill>
+                  <pic:spPr bwMode="auto">
+                    <a:xfrm>
+                      <a:off x="0" y="0"/>
+                      <a:ext cx="5334000" cy="2450306"/>
+                    </a:xfrm>
+                    <a:prstGeom prst="rect">
+                      <a:avLst/>
+                    </a:prstGeom>
+                    <a:noFill/>
+                    <a:ln w="9525">
+                      <a:noFill/>
+                      <a:headEnd/>
+                      <a:tailEnd/>
+                    </a:ln>
+                  </pic:spPr>
+                </pic:pic>
+              </a:graphicData>
+            </a:graphic>
+          </wp:inline>
+        </w:drawing>
+      </w:r>
+    </w:p>
+    <w:p>
+      <w:pPr>
+        <w:pStyle w:val="ImageCaption"/>
+      </w:pPr>
+      <w:r>
+        <w:t xml:space="preserve">Distribution de l’âge</w:t>
+      </w:r>
+    </w:p>
+    <w:p>
+      <w:pPr>
+        <w:pStyle w:val="Compact"/>
+        <w:numPr>
+          <w:ilvl w:val="0"/>
+          <w:numId w:val="1007"/>
+        </w:numPr>
+      </w:pPr>
+      <w:r>
+        <w:t xml:space="preserve">L’âge semble suivre une distribution approximativement normale. Les tests statistiques de normalité (type Shapiro-Wilk) n’ont pas d’intérêt dans cette situation (permet uniquement de rejeter l’hypothèse de normalité si les données s’en écartent assez pour que le test ait la puissance nécessaire, or il n’y aura pas la puissance nécessaire avec seulement 50 patients).</w:t>
+      </w:r>
+    </w:p>
+    <w:bookmarkEnd w:id="51"/>
+    <w:bookmarkStart w:id="64" w:name="sexe-1"/>
+    <w:p>
+      <w:pPr>
+        <w:pStyle w:val="Heading3"/>
+      </w:pPr>
+      <w:r>
+        <w:t xml:space="preserve">Sexe</w:t>
+      </w:r>
+    </w:p>
+    <w:p>
+      <w:pPr>
+        <w:pStyle w:val="Compact"/>
+        <w:numPr>
+          <w:ilvl w:val="0"/>
+          <w:numId w:val="1008"/>
+        </w:numPr>
+      </w:pPr>
+      <w:r>
+        <w:t xml:space="preserve">Représentation de la variable sexe par un diagramme en barres et par un camembert (pie chart)</w:t>
+      </w:r>
+    </w:p>
+    <w:p>
+      <w:pPr>
+        <w:pStyle w:val="CaptionedFigure"/>
+      </w:pPr>
+      <w:r>
+        <w:drawing>
+          <wp:inline>
+            <wp:extent cx="5334000" cy="2450306"/>
+            <wp:effectExtent b="0" l="0" r="0" t="0"/>
+            <wp:docPr descr="Répartition du sexe" title="" id="53" name="Picture"/>
+            <a:graphic>
+              <a:graphicData uri="http://schemas.openxmlformats.org/drawingml/2006/picture">
+                <pic:pic>
+                  <pic:nvPicPr>
+                    <pic:cNvPr descr="these_brieuc_files/figure-docx/sexe-distribution-1.png" id="54" name="Picture"/>
+                    <pic:cNvPicPr>
+                      <a:picLocks noChangeArrowheads="1" noChangeAspect="1"/>
+                    </pic:cNvPicPr>
+                  </pic:nvPicPr>
+                  <pic:blipFill>
+                    <a:blip r:embed="rId52"/>
+                    <a:stretch>
+                      <a:fillRect/>
+                    </a:stretch>
+                  </pic:blipFill>
+                  <pic:spPr bwMode="auto">
+                    <a:xfrm>
+                      <a:off x="0" y="0"/>
+                      <a:ext cx="5334000" cy="2450306"/>
+                    </a:xfrm>
+                    <a:prstGeom prst="rect">
+                      <a:avLst/>
+                    </a:prstGeom>
+                    <a:noFill/>
+                    <a:ln w="9525">
+                      <a:noFill/>
+                      <a:headEnd/>
+                      <a:tailEnd/>
+                    </a:ln>
+                  </pic:spPr>
+                </pic:pic>
+              </a:graphicData>
+            </a:graphic>
+          </wp:inline>
+        </w:drawing>
+      </w:r>
+    </w:p>
+    <w:p>
+      <w:pPr>
+        <w:pStyle w:val="ImageCaption"/>
+      </w:pPr>
+      <w:r>
+        <w:t xml:space="preserve">Répartition du sexe</w:t>
+      </w:r>
+    </w:p>
+    <w:p>
+      <w:pPr>
+        <w:pStyle w:val="Compact"/>
+        <w:numPr>
+          <w:ilvl w:val="0"/>
+          <w:numId w:val="1009"/>
+        </w:numPr>
+      </w:pPr>
+      <w:r>
+        <w:t xml:space="preserve">Même si le camembert est plus visuel, le diagramme en barres est plus précis pour comparer les effectifs et les proportions (car affiche les effectifs totaux).</w:t>
+      </w:r>
+    </w:p>
+    <w:bookmarkStart w:id="58" w:name="côté-1"/>
+    <w:p>
+      <w:pPr>
+        <w:pStyle w:val="Heading4"/>
+      </w:pPr>
+      <w:r>
+        <w:t xml:space="preserve">Côté</w:t>
+      </w:r>
+    </w:p>
+    <w:p>
+      <w:pPr>
+        <w:pStyle w:val="Compact"/>
+        <w:numPr>
+          <w:ilvl w:val="0"/>
+          <w:numId w:val="1010"/>
+        </w:numPr>
+      </w:pPr>
+      <w:r>
+        <w:t xml:space="preserve">Représentation de la variable côté par un diagramme en barres et par un camembert (pie chart)</w:t>
+      </w:r>
+    </w:p>
+    <w:p>
+      <w:pPr>
+        <w:pStyle w:val="CaptionedFigure"/>
+      </w:pPr>
+      <w:r>
+        <w:drawing>
+          <wp:inline>
+            <wp:extent cx="5334000" cy="2450306"/>
+            <wp:effectExtent b="0" l="0" r="0" t="0"/>
+            <wp:docPr descr="Répartition du côté" title="" id="56" name="Picture"/>
+            <a:graphic>
+              <a:graphicData uri="http://schemas.openxmlformats.org/drawingml/2006/picture">
+                <pic:pic>
+                  <pic:nvPicPr>
+                    <pic:cNvPr descr="these_brieuc_files/figure-docx/côté-distribution-1.png" id="57" name="Picture"/>
+                    <pic:cNvPicPr>
+                      <a:picLocks noChangeArrowheads="1" noChangeAspect="1"/>
+                    </pic:cNvPicPr>
+                  </pic:nvPicPr>
+                  <pic:blipFill>
+                    <a:blip r:embed="rId55"/>
+                    <a:stretch>
+                      <a:fillRect/>
+                    </a:stretch>
+                  </pic:blipFill>
+                  <pic:spPr bwMode="auto">
+                    <a:xfrm>
+                      <a:off x="0" y="0"/>
+                      <a:ext cx="5334000" cy="2450306"/>
+                    </a:xfrm>
+                    <a:prstGeom prst="rect">
+                      <a:avLst/>
+                    </a:prstGeom>
+                    <a:noFill/>
+                    <a:ln w="9525">
+                      <a:noFill/>
+                      <a:headEnd/>
+                      <a:tailEnd/>
+                    </a:ln>
+                  </pic:spPr>
+                </pic:pic>
+              </a:graphicData>
+            </a:graphic>
+          </wp:inline>
+        </w:drawing>
+      </w:r>
+    </w:p>
+    <w:p>
+      <w:pPr>
+        <w:pStyle w:val="ImageCaption"/>
+      </w:pPr>
+      <w:r>
+        <w:t xml:space="preserve">Répartition du côté</w:t>
+      </w:r>
+    </w:p>
+    <w:bookmarkEnd w:id="58"/>
+    <w:bookmarkStart w:id="62" w:name="niveau-1"/>
+    <w:p>
+      <w:pPr>
+        <w:pStyle w:val="Heading4"/>
+      </w:pPr>
+      <w:r>
+        <w:t xml:space="preserve">Niveau</w:t>
+      </w:r>
+    </w:p>
+    <w:p>
+      <w:pPr>
+        <w:pStyle w:val="Compact"/>
+        <w:numPr>
+          <w:ilvl w:val="0"/>
+          <w:numId w:val="1011"/>
+        </w:numPr>
+      </w:pPr>
+      <w:r>
+        <w:t xml:space="preserve">Représentation de la variable niveau par un diagramme en barres et par un camembert (pie chart)</w:t>
+      </w:r>
+    </w:p>
+    <w:p>
+      <w:pPr>
+        <w:pStyle w:val="CaptionedFigure"/>
+      </w:pPr>
+      <w:r>
+        <w:drawing>
+          <wp:inline>
+            <wp:extent cx="5334000" cy="2889250"/>
+            <wp:effectExtent b="0" l="0" r="0" t="0"/>
+            <wp:docPr descr="Répartition du niveau" title="" id="60" name="Picture"/>
+            <a:graphic>
+              <a:graphicData uri="http://schemas.openxmlformats.org/drawingml/2006/picture">
+                <pic:pic>
+                  <pic:nvPicPr>
+                    <pic:cNvPr descr="these_brieuc_files/figure-docx/niveau-distribution-1.png" id="61" name="Picture"/>
+                    <pic:cNvPicPr>
+                      <a:picLocks noChangeArrowheads="1" noChangeAspect="1"/>
+                    </pic:cNvPicPr>
+                  </pic:nvPicPr>
+                  <pic:blipFill>
+                    <a:blip r:embed="rId59"/>
+                    <a:stretch>
+                      <a:fillRect/>
+                    </a:stretch>
+                  </pic:blipFill>
+                  <pic:spPr bwMode="auto">
+                    <a:xfrm>
+                      <a:off x="0" y="0"/>
+                      <a:ext cx="5334000" cy="2889250"/>
+                    </a:xfrm>
+                    <a:prstGeom prst="rect">
+                      <a:avLst/>
+                    </a:prstGeom>
+                    <a:noFill/>
+                    <a:ln w="9525">
+                      <a:noFill/>
+                      <a:headEnd/>
+                      <a:tailEnd/>
+                    </a:ln>
+                  </pic:spPr>
+                </pic:pic>
+              </a:graphicData>
+            </a:graphic>
+          </wp:inline>
+        </w:drawing>
+      </w:r>
+    </w:p>
+    <w:p>
+      <w:pPr>
+        <w:pStyle w:val="ImageCaption"/>
+      </w:pPr>
+      <w:r>
+        <w:t xml:space="preserve">Répartition du niveau</w:t>
+      </w:r>
+    </w:p>
+    <w:bookmarkEnd w:id="62"/>
+    <w:bookmarkStart w:id="63" w:name="tableau-de-caractéristiques-initiales"/>
+    <w:p>
+      <w:pPr>
+        <w:pStyle w:val="Heading4"/>
+      </w:pPr>
+      <w:r>
+        <w:t xml:space="preserve">Tableau de caractéristiques initiales</w:t>
+      </w:r>
+    </w:p>
+    <w:p>
+      <w:pPr>
+        <w:pStyle w:val="SourceCode"/>
+      </w:pPr>
+      <w:r>
+        <w:rPr>
+          <w:rStyle w:val="CommentTok"/>
+        </w:rPr>
+        <w:t xml:space="preserve"># création tableau de caractéristiques initiales avec tbl_summary</w:t>
+      </w:r>
+      <w:r>
+        <w:br/>
+      </w:r>
+      <w:r>
+        <w:rPr>
+          <w:rStyle w:val="NormalTok"/>
+        </w:rPr>
+        <w:t xml:space="preserve">cols_carac </w:t>
+      </w:r>
+      <w:r>
+        <w:rPr>
+          <w:rStyle w:val="OtherTok"/>
+        </w:rPr>
+        <w:t xml:space="preserve">&lt;-</w:t>
+      </w:r>
+      <w:r>
+        <w:rPr>
+          <w:rStyle w:val="NormalTok"/>
+        </w:rPr>
+        <w:t xml:space="preserve"> </w:t>
+      </w:r>
+      <w:r>
+        <w:rPr>
+          <w:rStyle w:val="FunctionTok"/>
+        </w:rPr>
+        <w:t xml:space="preserve">c</w:t>
+      </w:r>
+      <w:r>
+        <w:rPr>
+          <w:rStyle w:val="NormalTok"/>
+        </w:rPr>
+        <w:t xml:space="preserve">(</w:t>
+      </w:r>
+      <w:r>
+        <w:rPr>
+          <w:rStyle w:val="StringTok"/>
+        </w:rPr>
+        <w:t xml:space="preserve">"Age"</w:t>
+      </w:r>
+      <w:r>
+        <w:rPr>
+          <w:rStyle w:val="NormalTok"/>
+        </w:rPr>
+        <w:t xml:space="preserve">, </w:t>
+      </w:r>
+      <w:r>
+        <w:rPr>
+          <w:rStyle w:val="StringTok"/>
+        </w:rPr>
+        <w:t xml:space="preserve">"Sexe"</w:t>
+      </w:r>
+      <w:r>
+        <w:rPr>
+          <w:rStyle w:val="NormalTok"/>
+        </w:rPr>
+        <w:t xml:space="preserve">, </w:t>
+      </w:r>
+      <w:r>
+        <w:rPr>
+          <w:rStyle w:val="StringTok"/>
+        </w:rPr>
+        <w:t xml:space="preserve">"Cote"</w:t>
+      </w:r>
+      <w:r>
+        <w:rPr>
+          <w:rStyle w:val="NormalTok"/>
+        </w:rPr>
+        <w:t xml:space="preserve">, </w:t>
+      </w:r>
+      <w:r>
+        <w:rPr>
+          <w:rStyle w:val="StringTok"/>
+        </w:rPr>
+        <w:t xml:space="preserve">"Niveau"</w:t>
+      </w:r>
+      <w:r>
+        <w:rPr>
+          <w:rStyle w:val="NormalTok"/>
+        </w:rPr>
+        <w:t xml:space="preserve">)</w:t>
+      </w:r>
+      <w:r>
+        <w:br/>
+      </w:r>
+      <w:r>
+        <w:rPr>
+          <w:rStyle w:val="NormalTok"/>
+        </w:rPr>
+        <w:t xml:space="preserve">tbl_carac </w:t>
+      </w:r>
+      <w:r>
+        <w:rPr>
+          <w:rStyle w:val="OtherTok"/>
+        </w:rPr>
+        <w:t xml:space="preserve">&lt;-</w:t>
+      </w:r>
+      <w:r>
+        <w:rPr>
+          <w:rStyle w:val="NormalTok"/>
+        </w:rPr>
+        <w:t xml:space="preserve"> df </w:t>
+      </w:r>
+      <w:r>
+        <w:rPr>
+          <w:rStyle w:val="SpecialCharTok"/>
+        </w:rPr>
+        <w:t xml:space="preserve">%&gt;%</w:t>
+      </w:r>
+      <w:r>
+        <w:br/>
+      </w:r>
+      <w:r>
+        <w:rPr>
+          <w:rStyle w:val="NormalTok"/>
+        </w:rPr>
+        <w:t xml:space="preserve">    </w:t>
+      </w:r>
+      <w:r>
+        <w:rPr>
+          <w:rStyle w:val="FunctionTok"/>
+        </w:rPr>
+        <w:t xml:space="preserve">tbl_summary</w:t>
+      </w:r>
+      <w:r>
+        <w:rPr>
+          <w:rStyle w:val="NormalTok"/>
+        </w:rPr>
+        <w:t xml:space="preserve">(</w:t>
+      </w:r>
+      <w:r>
+        <w:br/>
+      </w:r>
+      <w:r>
+        <w:rPr>
+          <w:rStyle w:val="NormalTok"/>
+        </w:rPr>
+        <w:t xml:space="preserve">        </w:t>
+      </w:r>
+      <w:r>
+        <w:rPr>
+          <w:rStyle w:val="AttributeTok"/>
+        </w:rPr>
+        <w:t xml:space="preserve">include =</w:t>
+      </w:r>
+      <w:r>
+        <w:rPr>
+          <w:rStyle w:val="NormalTok"/>
+        </w:rPr>
+        <w:t xml:space="preserve"> </w:t>
+      </w:r>
+      <w:r>
+        <w:rPr>
+          <w:rStyle w:val="FunctionTok"/>
+        </w:rPr>
+        <w:t xml:space="preserve">all_of</w:t>
+      </w:r>
+      <w:r>
+        <w:rPr>
+          <w:rStyle w:val="NormalTok"/>
+        </w:rPr>
+        <w:t xml:space="preserve">(cols_carac),</w:t>
+      </w:r>
+      <w:r>
+        <w:br/>
+      </w:r>
+      <w:r>
+        <w:rPr>
+          <w:rStyle w:val="NormalTok"/>
+        </w:rPr>
+        <w:t xml:space="preserve">        </w:t>
+      </w:r>
+      <w:r>
+        <w:rPr>
+          <w:rStyle w:val="AttributeTok"/>
+        </w:rPr>
+        <w:t xml:space="preserve">statistic =</w:t>
+      </w:r>
+      <w:r>
+        <w:rPr>
+          <w:rStyle w:val="NormalTok"/>
+        </w:rPr>
+        <w:t xml:space="preserve"> </w:t>
+      </w:r>
+      <w:r>
+        <w:rPr>
+          <w:rStyle w:val="FunctionTok"/>
+        </w:rPr>
+        <w:t xml:space="preserve">list</w:t>
+      </w:r>
+      <w:r>
+        <w:rPr>
+          <w:rStyle w:val="NormalTok"/>
+        </w:rPr>
+        <w:t xml:space="preserve">(</w:t>
+      </w:r>
+      <w:r>
+        <w:br/>
+      </w:r>
+      <w:r>
+        <w:rPr>
+          <w:rStyle w:val="NormalTok"/>
+        </w:rPr>
+        <w:t xml:space="preserve">            </w:t>
+      </w:r>
+      <w:r>
+        <w:rPr>
+          <w:rStyle w:val="FunctionTok"/>
+        </w:rPr>
+        <w:t xml:space="preserve">all_continuous</w:t>
+      </w:r>
+      <w:r>
+        <w:rPr>
+          <w:rStyle w:val="NormalTok"/>
+        </w:rPr>
+        <w:t xml:space="preserve">() </w:t>
+      </w:r>
+      <w:r>
+        <w:rPr>
+          <w:rStyle w:val="SpecialCharTok"/>
+        </w:rPr>
+        <w:t xml:space="preserve">~</w:t>
+      </w:r>
+      <w:r>
+        <w:rPr>
+          <w:rStyle w:val="NormalTok"/>
+        </w:rPr>
+        <w:t xml:space="preserve"> </w:t>
+      </w:r>
+      <w:r>
+        <w:rPr>
+          <w:rStyle w:val="StringTok"/>
+        </w:rPr>
+        <w:t xml:space="preserve">"{median} ({sd})"</w:t>
+      </w:r>
+      <w:r>
+        <w:rPr>
+          <w:rStyle w:val="NormalTok"/>
+        </w:rPr>
+        <w:t xml:space="preserve">,</w:t>
+      </w:r>
+      <w:r>
+        <w:br/>
+      </w:r>
+      <w:r>
+        <w:rPr>
+          <w:rStyle w:val="NormalTok"/>
+        </w:rPr>
+        <w:t xml:space="preserve">            </w:t>
+      </w:r>
+      <w:r>
+        <w:rPr>
+          <w:rStyle w:val="FunctionTok"/>
+        </w:rPr>
+        <w:t xml:space="preserve">all_categorical</w:t>
+      </w:r>
+      <w:r>
+        <w:rPr>
+          <w:rStyle w:val="NormalTok"/>
+        </w:rPr>
+        <w:t xml:space="preserve">() </w:t>
+      </w:r>
+      <w:r>
+        <w:rPr>
+          <w:rStyle w:val="SpecialCharTok"/>
+        </w:rPr>
+        <w:t xml:space="preserve">~</w:t>
+      </w:r>
+      <w:r>
+        <w:rPr>
+          <w:rStyle w:val="NormalTok"/>
+        </w:rPr>
+        <w:t xml:space="preserve"> </w:t>
+      </w:r>
+      <w:r>
+        <w:rPr>
+          <w:rStyle w:val="StringTok"/>
+        </w:rPr>
+        <w:t xml:space="preserve">"{n} ({p}%)"</w:t>
+      </w:r>
+      <w:r>
+        <w:br/>
+      </w:r>
+      <w:r>
+        <w:rPr>
+          <w:rStyle w:val="NormalTok"/>
+        </w:rPr>
+        <w:t xml:space="preserve">        ),</w:t>
+      </w:r>
+      <w:r>
+        <w:br/>
+      </w:r>
+      <w:r>
+        <w:rPr>
+          <w:rStyle w:val="NormalTok"/>
+        </w:rPr>
+        <w:t xml:space="preserve">        </w:t>
+      </w:r>
+      <w:r>
+        <w:rPr>
+          <w:rStyle w:val="AttributeTok"/>
+        </w:rPr>
+        <w:t xml:space="preserve">digits =</w:t>
+      </w:r>
+      <w:r>
+        <w:rPr>
+          <w:rStyle w:val="NormalTok"/>
+        </w:rPr>
+        <w:t xml:space="preserve"> </w:t>
+      </w:r>
+      <w:r>
+        <w:rPr>
+          <w:rStyle w:val="FunctionTok"/>
+        </w:rPr>
+        <w:t xml:space="preserve">all_continuous</w:t>
+      </w:r>
+      <w:r>
+        <w:rPr>
+          <w:rStyle w:val="NormalTok"/>
+        </w:rPr>
+        <w:t xml:space="preserve">() </w:t>
+      </w:r>
+      <w:r>
+        <w:rPr>
+          <w:rStyle w:val="SpecialCharTok"/>
+        </w:rPr>
+        <w:t xml:space="preserve">~</w:t>
+      </w:r>
+      <w:r>
+        <w:rPr>
+          <w:rStyle w:val="NormalTok"/>
+        </w:rPr>
+        <w:t xml:space="preserve"> </w:t>
+      </w:r>
+      <w:r>
+        <w:rPr>
+          <w:rStyle w:val="DecValTok"/>
+        </w:rPr>
+        <w:t xml:space="preserve">1</w:t>
+      </w:r>
+      <w:r>
+        <w:br/>
+      </w:r>
+      <w:r>
+        <w:rPr>
+          <w:rStyle w:val="NormalTok"/>
+        </w:rPr>
+        <w:t xml:space="preserve">        ) </w:t>
+      </w:r>
+      <w:r>
+        <w:rPr>
+          <w:rStyle w:val="SpecialCharTok"/>
+        </w:rPr>
+        <w:t xml:space="preserve">%&gt;%</w:t>
+      </w:r>
+      <w:r>
+        <w:br/>
+      </w:r>
+      <w:r>
+        <w:rPr>
+          <w:rStyle w:val="NormalTok"/>
+        </w:rPr>
+        <w:t xml:space="preserve">    </w:t>
+      </w:r>
+      <w:r>
+        <w:rPr>
+          <w:rStyle w:val="FunctionTok"/>
+        </w:rPr>
+        <w:t xml:space="preserve">modify_header</w:t>
+      </w:r>
+      <w:r>
+        <w:rPr>
+          <w:rStyle w:val="NormalTok"/>
+        </w:rPr>
+        <w:t xml:space="preserve">(</w:t>
+      </w:r>
+      <w:r>
+        <w:rPr>
+          <w:rStyle w:val="AttributeTok"/>
+        </w:rPr>
+        <w:t xml:space="preserve">label =</w:t>
+      </w:r>
+      <w:r>
+        <w:rPr>
+          <w:rStyle w:val="NormalTok"/>
+        </w:rPr>
+        <w:t xml:space="preserve"> </w:t>
+      </w:r>
+      <w:r>
+        <w:rPr>
+          <w:rStyle w:val="StringTok"/>
+        </w:rPr>
+        <w:t xml:space="preserve">"**Caractéristiques initiales**"</w:t>
+      </w:r>
+      <w:r>
+        <w:rPr>
+          <w:rStyle w:val="NormalTok"/>
+        </w:rPr>
+        <w:t xml:space="preserve">)</w:t>
+      </w:r>
+      <w:r>
+        <w:br/>
+      </w:r>
+      <w:r>
+        <w:br/>
+      </w:r>
+      <w:r>
+        <w:rPr>
+          <w:rStyle w:val="CommentTok"/>
+        </w:rPr>
+        <w:t xml:space="preserve"># affichage du tableau</w:t>
+      </w:r>
+      <w:r>
+        <w:br/>
+      </w:r>
+      <w:r>
+        <w:rPr>
+          <w:rStyle w:val="FunctionTok"/>
+        </w:rPr>
+        <w:t xml:space="preserve">as_kable</w:t>
+      </w:r>
+      <w:r>
+        <w:rPr>
+          <w:rStyle w:val="NormalTok"/>
+        </w:rPr>
+        <w:t xml:space="preserve">(tbl_carac)</w:t>
+      </w:r>
+    </w:p>
+    <w:tbl>
+      <w:tblPr>
+        <w:tblStyle w:val="Table"/>
+        <w:tblW w:type="auto" w:w="0"/>
+        <w:tblLook w:firstRow="1" w:lastRow="0" w:firstColumn="0" w:lastColumn="0" w:noHBand="0" w:noVBand="0" w:val="0020"/>
+      </w:tblPr>
+      <w:tblGrid>
+        <w:gridCol w:w="3960"/>
+        <w:gridCol w:w="3960"/>
+      </w:tblGrid>
+      <w:tr>
+        <w:trPr>
+          <w:tblHeader w:val="on"/>
+        </w:trPr>
+        <w:tc>
+          <w:tcPr/>
+          <w:p>
+            <w:pPr>
+              <w:pStyle w:val="Compact"/>
+              <w:jc w:val="left"/>
+            </w:pPr>
+            <w:r>
+              <w:rPr>
+                <w:b/>
+                <w:bCs/>
+              </w:rPr>
+              <w:t xml:space="preserve">Caractéristiques initiales</w:t>
+            </w:r>
+          </w:p>
+        </w:tc>
+        <w:tc>
+          <w:tcPr/>
+          <w:p>
+            <w:pPr>
+              <w:pStyle w:val="Compact"/>
+              <w:jc w:val="center"/>
+            </w:pPr>
+            <w:r>
+              <w:rPr>
+                <w:b/>
+                <w:bCs/>
+              </w:rPr>
+              <w:t xml:space="preserve">N = 54</w:t>
+            </w:r>
+          </w:p>
+        </w:tc>
+      </w:tr>
+      <w:tr>
+        <w:tc>
+          <w:tcPr/>
+          <w:p>
+            <w:pPr>
+              <w:pStyle w:val="Compact"/>
+              <w:jc w:val="left"/>
+            </w:pPr>
+            <w:r>
+              <w:t xml:space="preserve">Age</w:t>
+            </w:r>
+          </w:p>
+        </w:tc>
+        <w:tc>
+          <w:tcPr/>
+          <w:p>
+            <w:pPr>
+              <w:pStyle w:val="Compact"/>
+              <w:jc w:val="center"/>
+            </w:pPr>
+            <w:r>
+              <w:t xml:space="preserve">51.0 (12.3)</w:t>
+            </w:r>
+          </w:p>
+        </w:tc>
+      </w:tr>
+      <w:tr>
+        <w:tc>
+          <w:tcPr/>
+          <w:p>
+            <w:pPr>
+              <w:pStyle w:val="Compact"/>
+              <w:jc w:val="left"/>
+            </w:pPr>
+            <w:r>
+              <w:t xml:space="preserve">Sexe</w:t>
+            </w:r>
+          </w:p>
+        </w:tc>
+        <w:tc>
+          <w:tcPr/>
+          <w:p>
+            <w:pPr>
+              <w:pStyle w:val="Compact"/>
+            </w:pPr>
+          </w:p>
+        </w:tc>
+      </w:tr>
+      <w:tr>
+        <w:tc>
+          <w:tcPr/>
+          <w:p>
+            <w:pPr>
+              <w:pStyle w:val="Compact"/>
+              <w:jc w:val="left"/>
+            </w:pPr>
+            <w:r>
+              <w:t xml:space="preserve">Masculin</w:t>
+            </w:r>
+          </w:p>
+        </w:tc>
+        <w:tc>
+          <w:tcPr/>
+          <w:p>
+            <w:pPr>
+              <w:pStyle w:val="Compact"/>
+              <w:jc w:val="center"/>
+            </w:pPr>
+            <w:r>
+              <w:t xml:space="preserve">19 (35%)</w:t>
+            </w:r>
+          </w:p>
+        </w:tc>
+      </w:tr>
+      <w:tr>
+        <w:tc>
+          <w:tcPr/>
+          <w:p>
+            <w:pPr>
+              <w:pStyle w:val="Compact"/>
+              <w:jc w:val="left"/>
+            </w:pPr>
+            <w:r>
+              <w:t xml:space="preserve">Féminin</w:t>
+            </w:r>
+          </w:p>
+        </w:tc>
+        <w:tc>
+          <w:tcPr/>
+          <w:p>
+            <w:pPr>
+              <w:pStyle w:val="Compact"/>
+              <w:jc w:val="center"/>
+            </w:pPr>
+            <w:r>
+              <w:t xml:space="preserve">35 (65%)</w:t>
+            </w:r>
+          </w:p>
+        </w:tc>
+      </w:tr>
+      <w:tr>
+        <w:tc>
+          <w:tcPr/>
+          <w:p>
+            <w:pPr>
+              <w:pStyle w:val="Compact"/>
+              <w:jc w:val="left"/>
+            </w:pPr>
+            <w:r>
+              <w:t xml:space="preserve">Cote</w:t>
+            </w:r>
+          </w:p>
+        </w:tc>
+        <w:tc>
+          <w:tcPr/>
+          <w:p>
+            <w:pPr>
+              <w:pStyle w:val="Compact"/>
+            </w:pPr>
+          </w:p>
+        </w:tc>
+      </w:tr>
+      <w:tr>
+        <w:tc>
+          <w:tcPr/>
+          <w:p>
+            <w:pPr>
+              <w:pStyle w:val="Compact"/>
+              <w:jc w:val="left"/>
+            </w:pPr>
+            <w:r>
+              <w:t xml:space="preserve">Gauche</w:t>
+            </w:r>
+          </w:p>
+        </w:tc>
+        <w:tc>
+          <w:tcPr/>
+          <w:p>
+            <w:pPr>
+              <w:pStyle w:val="Compact"/>
+              <w:jc w:val="center"/>
+            </w:pPr>
+            <w:r>
+              <w:t xml:space="preserve">25 (54%)</w:t>
+            </w:r>
+          </w:p>
+        </w:tc>
+      </w:tr>
+      <w:tr>
+        <w:tc>
+          <w:tcPr/>
+          <w:p>
+            <w:pPr>
+              <w:pStyle w:val="Compact"/>
+              <w:jc w:val="left"/>
+            </w:pPr>
+            <w:r>
+              <w:t xml:space="preserve">Droite</w:t>
+            </w:r>
+          </w:p>
+        </w:tc>
+        <w:tc>
+          <w:tcPr/>
+          <w:p>
+            <w:pPr>
+              <w:pStyle w:val="Compact"/>
+              <w:jc w:val="center"/>
+            </w:pPr>
+            <w:r>
+              <w:t xml:space="preserve">21 (46%)</w:t>
+            </w:r>
+          </w:p>
+        </w:tc>
+      </w:tr>
+      <w:tr>
+        <w:tc>
+          <w:tcPr/>
+          <w:p>
+            <w:pPr>
+              <w:pStyle w:val="Compact"/>
+              <w:jc w:val="left"/>
+            </w:pPr>
+            <w:r>
+              <w:t xml:space="preserve">Unknown</w:t>
+            </w:r>
+          </w:p>
+        </w:tc>
+        <w:tc>
+          <w:tcPr/>
+          <w:p>
+            <w:pPr>
+              <w:pStyle w:val="Compact"/>
+              <w:jc w:val="center"/>
+            </w:pPr>
+            <w:r>
+              <w:t xml:space="preserve">8</w:t>
+            </w:r>
+          </w:p>
+        </w:tc>
+      </w:tr>
+      <w:tr>
+        <w:tc>
+          <w:tcPr/>
+          <w:p>
+            <w:pPr>
+              <w:pStyle w:val="Compact"/>
+              <w:jc w:val="left"/>
+            </w:pPr>
+            <w:r>
+              <w:t xml:space="preserve">Niveau</w:t>
+            </w:r>
+          </w:p>
+        </w:tc>
+        <w:tc>
+          <w:tcPr/>
+          <w:p>
+            <w:pPr>
+              <w:pStyle w:val="Compact"/>
+            </w:pPr>
+          </w:p>
+        </w:tc>
+      </w:tr>
+      <w:tr>
+        <w:tc>
+          <w:tcPr/>
+          <w:p>
+            <w:pPr>
+              <w:pStyle w:val="Compact"/>
+              <w:jc w:val="left"/>
+            </w:pPr>
+            <w:r>
+              <w:t xml:space="preserve">C4</w:t>
+            </w:r>
+          </w:p>
+        </w:tc>
+        <w:tc>
+          <w:tcPr/>
+          <w:p>
+            <w:pPr>
+              <w:pStyle w:val="Compact"/>
+              <w:jc w:val="center"/>
+            </w:pPr>
+            <w:r>
+              <w:t xml:space="preserve">1 (4.2%)</w:t>
+            </w:r>
+          </w:p>
+        </w:tc>
+      </w:tr>
+      <w:tr>
+        <w:tc>
+          <w:tcPr/>
+          <w:p>
+            <w:pPr>
+              <w:pStyle w:val="Compact"/>
+              <w:jc w:val="left"/>
+            </w:pPr>
+            <w:r>
+              <w:t xml:space="preserve">C5</w:t>
+            </w:r>
+          </w:p>
+        </w:tc>
+        <w:tc>
+          <w:tcPr/>
+          <w:p>
+            <w:pPr>
+              <w:pStyle w:val="Compact"/>
+              <w:jc w:val="center"/>
+            </w:pPr>
+            <w:r>
+              <w:t xml:space="preserve">1 (4.2%)</w:t>
+            </w:r>
+          </w:p>
+        </w:tc>
+      </w:tr>
+      <w:tr>
+        <w:tc>
+          <w:tcPr/>
+          <w:p>
+            <w:pPr>
+              <w:pStyle w:val="Compact"/>
+              <w:jc w:val="left"/>
+            </w:pPr>
+            <w:r>
+              <w:t xml:space="preserve">C6</w:t>
+            </w:r>
+          </w:p>
+        </w:tc>
+        <w:tc>
+          <w:tcPr/>
+          <w:p>
+            <w:pPr>
+              <w:pStyle w:val="Compact"/>
+              <w:jc w:val="center"/>
+            </w:pPr>
+            <w:r>
+              <w:t xml:space="preserve">13 (54%)</w:t>
+            </w:r>
+          </w:p>
+        </w:tc>
+      </w:tr>
+      <w:tr>
+        <w:tc>
+          <w:tcPr/>
+          <w:p>
+            <w:pPr>
+              <w:pStyle w:val="Compact"/>
+              <w:jc w:val="left"/>
+            </w:pPr>
+            <w:r>
+              <w:t xml:space="preserve">C7</w:t>
+            </w:r>
+          </w:p>
+        </w:tc>
+        <w:tc>
+          <w:tcPr/>
+          <w:p>
+            <w:pPr>
+              <w:pStyle w:val="Compact"/>
+              <w:jc w:val="center"/>
+            </w:pPr>
+            <w:r>
+              <w:t xml:space="preserve">1 (4.2%)</w:t>
+            </w:r>
+          </w:p>
+        </w:tc>
+      </w:tr>
+      <w:tr>
+        <w:tc>
+          <w:tcPr/>
+          <w:p>
+            <w:pPr>
+              <w:pStyle w:val="Compact"/>
+              <w:jc w:val="left"/>
+            </w:pPr>
+            <w:r>
+              <w:t xml:space="preserve">C8</w:t>
+            </w:r>
+          </w:p>
+        </w:tc>
+        <w:tc>
+          <w:tcPr/>
+          <w:p>
+            <w:pPr>
+              <w:pStyle w:val="Compact"/>
+              <w:jc w:val="center"/>
+            </w:pPr>
+            <w:r>
+              <w:t xml:space="preserve">8 (33%)</w:t>
+            </w:r>
+          </w:p>
+        </w:tc>
+      </w:tr>
+      <w:tr>
+        <w:tc>
+          <w:tcPr/>
+          <w:p>
+            <w:pPr>
+              <w:pStyle w:val="Compact"/>
+              <w:jc w:val="left"/>
+            </w:pPr>
+            <w:r>
+              <w:t xml:space="preserve">Unknown</w:t>
+            </w:r>
+          </w:p>
+        </w:tc>
+        <w:tc>
+          <w:tcPr/>
+          <w:p>
+            <w:pPr>
+              <w:pStyle w:val="Compact"/>
+              <w:jc w:val="center"/>
+            </w:pPr>
+            <w:r>
+              <w:t xml:space="preserve">30</w:t>
+            </w:r>
+          </w:p>
+        </w:tc>
+      </w:tr>
+    </w:tbl>
+    <w:bookmarkEnd w:id="63"/>
+    <w:bookmarkEnd w:id="64"/>
+    <w:bookmarkEnd w:id="65"/>
+    <w:bookmarkEnd w:id="66"/>
     <w:sectPr>
       <w:footnotePr>
         <w:numRestart w:val="eachSect"/>
@@ -6891,6 +8807,30 @@
     <w:abstractNumId w:val="991"/>
   </w:num>
   <w:num w:numId="1003">
+    <w:abstractNumId w:val="991"/>
+  </w:num>
+  <w:num w:numId="1004">
+    <w:abstractNumId w:val="991"/>
+  </w:num>
+  <w:num w:numId="1005">
+    <w:abstractNumId w:val="991"/>
+  </w:num>
+  <w:num w:numId="1006">
+    <w:abstractNumId w:val="991"/>
+  </w:num>
+  <w:num w:numId="1007">
+    <w:abstractNumId w:val="991"/>
+  </w:num>
+  <w:num w:numId="1008">
+    <w:abstractNumId w:val="991"/>
+  </w:num>
+  <w:num w:numId="1009">
+    <w:abstractNumId w:val="991"/>
+  </w:num>
+  <w:num w:numId="1010">
+    <w:abstractNumId w:val="991"/>
+  </w:num>
+  <w:num w:numId="1011">
     <w:abstractNumId w:val="991"/>
   </w:num>
 </w:numbering>

--- a/docs/these_brieuc.docx
+++ b/docs/these_brieuc.docx
@@ -6904,17 +6904,2981 @@
         <w:t xml:space="preserve">Objectif : Évaluation de la performance diagnostique, par rapport au gold standard, des ULNT et du Scratch Collapse Test pour le le diagnostic des névralgies cervicobrachiales en consultation de chir ortho.</w:t>
       </w:r>
     </w:p>
+    <w:p>
+      <w:r>
+        <w:br w:type="page"/>
+      </w:r>
+    </w:p>
     <w:bookmarkEnd w:id="47"/>
-    <w:bookmarkStart w:id="66" w:name="résultats"/>
+    <w:bookmarkStart w:id="49" w:name="justification-de-leffectif"/>
     <w:p>
       <w:pPr>
         <w:pStyle w:val="Heading1"/>
       </w:pPr>
       <w:r>
+        <w:t xml:space="preserve">Justification de l’effectif</w:t>
+      </w:r>
+    </w:p>
+    <w:p>
+      <w:pPr>
+        <w:numPr>
+          <w:ilvl w:val="0"/>
+          <w:numId w:val="1004"/>
+        </w:numPr>
+      </w:pPr>
+      <w:r>
+        <w:t xml:space="preserve">Dans le protocole, un calcul de taille d’échantillon centré sur la</w:t>
+      </w:r>
+      <w:r>
+        <w:t xml:space="preserve"> </w:t>
+      </w:r>
+      <w:r>
+        <w:rPr>
+          <w:b/>
+          <w:bCs/>
+        </w:rPr>
+        <w:t xml:space="preserve">précision de la spécificité</w:t>
+      </w:r>
+      <w:r>
+        <w:t xml:space="preserve"> </w:t>
+      </w:r>
+      <w:r>
+        <w:t xml:space="preserve">par intervalle de confiance exact de Clopper-Pearson est fourni (= intervalle de confiance calculé en utilisant la distribution binomiale, plutôt que la distribution normale classique ; permet d’obtenir des intervalles de confiance plus précis, notamment pour les proportions proches de 0 ou de 1, ou pour les petits échantillons).</w:t>
+      </w:r>
+    </w:p>
+    <w:p>
+      <w:pPr>
+        <w:numPr>
+          <w:ilvl w:val="0"/>
+          <w:numId w:val="1004"/>
+        </w:numPr>
+      </w:pPr>
+      <w:r>
+        <w:t xml:space="preserve">D’abord, il ne s’agit pas d’un calcul de puissance classique comme pour un test d’hypothèse : ici, l’objectif est que les tests soient performants pour éliminer une NCB chez les patients qui n’en ont pas.</w:t>
+      </w:r>
+    </w:p>
+    <w:p>
+      <w:pPr>
+        <w:numPr>
+          <w:ilvl w:val="0"/>
+          <w:numId w:val="1004"/>
+        </w:numPr>
+      </w:pPr>
+      <w:r>
+        <w:t xml:space="preserve">Il s’agit de</w:t>
+      </w:r>
+    </w:p>
+    <w:p>
+      <w:pPr>
+        <w:numPr>
+          <w:ilvl w:val="1"/>
+          <w:numId w:val="1005"/>
+        </w:numPr>
+      </w:pPr>
+      <w:r>
+        <w:t xml:space="preserve">fixer une spécificité cible</w:t>
+      </w:r>
+      <w:r>
+        <w:t xml:space="preserve"> </w:t>
+      </w:r>
+      <w:r>
+        <w:rPr>
+          <w:rStyle w:val="VerbatimChar"/>
+        </w:rPr>
+        <w:t xml:space="preserve">t</w:t>
+      </w:r>
+      <w:r>
+        <w:t xml:space="preserve"> </w:t>
+      </w:r>
+      <w:r>
+        <w:t xml:space="preserve">à atteindre, par exemple</w:t>
+      </w:r>
+      <w:r>
+        <w:t xml:space="preserve"> </w:t>
+      </w:r>
+      <w:r>
+        <w:rPr>
+          <w:rStyle w:val="VerbatimChar"/>
+        </w:rPr>
+        <w:t xml:space="preserve">0,85</w:t>
+      </w:r>
+      <w:r>
+        <w:t xml:space="preserve"> </w:t>
+      </w:r>
+      <w:r>
+        <w:t xml:space="preserve">ou</w:t>
+      </w:r>
+      <w:r>
+        <w:t xml:space="preserve"> </w:t>
+      </w:r>
+      <w:r>
+        <w:rPr>
+          <w:rStyle w:val="VerbatimChar"/>
+        </w:rPr>
+        <w:t xml:space="preserve">0,90</w:t>
+      </w:r>
+      <w:r>
+        <w:t xml:space="preserve"> </w:t>
+      </w:r>
+      <w:r>
+        <w:t xml:space="preserve">(c’est à dire que le test doit être négatif chez au moins 85% ou 90% des patients qui n’ont pas de NCB)</w:t>
+      </w:r>
+    </w:p>
+    <w:p>
+      <w:pPr>
+        <w:numPr>
+          <w:ilvl w:val="1"/>
+          <w:numId w:val="1005"/>
+        </w:numPr>
+      </w:pPr>
+      <w:r>
+        <w:t xml:space="preserve">fixer une marge inférieure acceptable</w:t>
+      </w:r>
+      <w:r>
+        <w:t xml:space="preserve"> </w:t>
+      </w:r>
+      <w:r>
+        <w:rPr>
+          <w:rStyle w:val="VerbatimChar"/>
+        </w:rPr>
+        <w:t xml:space="preserve">ω</w:t>
+      </w:r>
+      <w:r>
+        <w:t xml:space="preserve">, définie comme l’écart maximal tolérée entre cette spécificité cible et la limite inférieure de l’intervalle de confiance à 95% : par exemple, si</w:t>
+      </w:r>
+      <w:r>
+        <w:t xml:space="preserve"> </w:t>
+      </w:r>
+      <w:r>
+        <w:rPr>
+          <w:rStyle w:val="VerbatimChar"/>
+        </w:rPr>
+        <w:t xml:space="preserve">t = 0,85</w:t>
+      </w:r>
+      <w:r>
+        <w:t xml:space="preserve"> </w:t>
+      </w:r>
+      <w:r>
+        <w:t xml:space="preserve">et</w:t>
+      </w:r>
+      <w:r>
+        <w:t xml:space="preserve"> </w:t>
+      </w:r>
+      <w:r>
+        <w:rPr>
+          <w:rStyle w:val="VerbatimChar"/>
+        </w:rPr>
+        <w:t xml:space="preserve">ω = 0,15</w:t>
+      </w:r>
+      <w:r>
+        <w:t xml:space="preserve">, alors la limite inférieure de l’intervalle de confiance doit être au moins égale à</w:t>
+      </w:r>
+      <w:r>
+        <w:t xml:space="preserve"> </w:t>
+      </w:r>
+      <w:r>
+        <w:rPr>
+          <w:rStyle w:val="VerbatimChar"/>
+        </w:rPr>
+        <w:t xml:space="preserve">0,70</w:t>
+      </w:r>
+      <w:r>
+        <w:t xml:space="preserve"> </w:t>
+      </w:r>
+      <w:r>
+        <w:t xml:space="preserve">(c’est à dire que même dans le pire des cas, la spécificité du test ne serait pas inférieure à 70%). C’est la</w:t>
+      </w:r>
+      <w:r>
+        <w:t xml:space="preserve"> </w:t>
+      </w:r>
+      <w:r>
+        <w:rPr>
+          <w:b/>
+          <w:bCs/>
+        </w:rPr>
+        <w:t xml:space="preserve">marge de sécurité vers le bas</w:t>
+      </w:r>
+      <w:r>
+        <w:t xml:space="preserve">.</w:t>
+      </w:r>
+    </w:p>
+    <w:p>
+      <w:pPr>
+        <w:numPr>
+          <w:ilvl w:val="1"/>
+          <w:numId w:val="1005"/>
+        </w:numPr>
+      </w:pPr>
+      <w:r>
+        <w:t xml:space="preserve">calculer ainsi le plus petit nombre de sujets négatifs permettant de respecter cette contrainte, puis convertir ce nombre en effectif total selon la prévalence attendue de la NCB dans la population étudiée</w:t>
+      </w:r>
+    </w:p>
+    <w:p>
+      <w:pPr>
+        <w:numPr>
+          <w:ilvl w:val="0"/>
+          <w:numId w:val="1004"/>
+        </w:numPr>
+      </w:pPr>
+      <w:r>
+        <w:t xml:space="preserve">L’effectif total requis est calculé ainsi :</w:t>
+      </w:r>
+    </w:p>
+    <w:p>
+      <w:pPr>
+        <w:pStyle w:val="FirstParagraph"/>
+      </w:pPr>
+      <m:oMathPara>
+        <m:oMathParaPr>
+          <m:jc m:val="center"/>
+        </m:oMathParaPr>
+        <m:oMath>
+          <m:sSub>
+            <m:e>
+              <m:r>
+                <m:t>N</m:t>
+              </m:r>
+            </m:e>
+            <m:sub>
+              <m:r>
+                <m:t>t</m:t>
+              </m:r>
+              <m:r>
+                <m:t>o</m:t>
+              </m:r>
+              <m:r>
+                <m:t>t</m:t>
+              </m:r>
+              <m:r>
+                <m:t>a</m:t>
+              </m:r>
+              <m:r>
+                <m:t>l</m:t>
+              </m:r>
+            </m:sub>
+          </m:sSub>
+          <m:r>
+            <m:rPr>
+              <m:sty m:val="p"/>
+            </m:rPr>
+            <m:t>=</m:t>
+          </m:r>
+          <m:f>
+            <m:fPr>
+              <m:type m:val="bar"/>
+            </m:fPr>
+            <m:num>
+              <m:sSub>
+                <m:e>
+                  <m:r>
+                    <m:t>N</m:t>
+                  </m:r>
+                </m:e>
+                <m:sub>
+                  <m:r>
+                    <m:t>n</m:t>
+                  </m:r>
+                  <m:r>
+                    <m:t>e</m:t>
+                  </m:r>
+                  <m:r>
+                    <m:t>g</m:t>
+                  </m:r>
+                  <m:r>
+                    <m:t>a</m:t>
+                  </m:r>
+                  <m:r>
+                    <m:t>t</m:t>
+                  </m:r>
+                  <m:r>
+                    <m:t>i</m:t>
+                  </m:r>
+                  <m:r>
+                    <m:t>f</m:t>
+                  </m:r>
+                  <m:r>
+                    <m:t>s</m:t>
+                  </m:r>
+                </m:sub>
+              </m:sSub>
+            </m:num>
+            <m:den>
+              <m:r>
+                <m:t>1</m:t>
+              </m:r>
+              <m:r>
+                <m:rPr>
+                  <m:sty m:val="p"/>
+                </m:rPr>
+                <m:t>−</m:t>
+              </m:r>
+              <m:r>
+                <m:t>p</m:t>
+              </m:r>
+            </m:den>
+          </m:f>
+        </m:oMath>
+      </m:oMathPara>
+    </w:p>
+    <w:p>
+      <w:pPr>
+        <w:numPr>
+          <w:ilvl w:val="0"/>
+          <w:numId w:val="1006"/>
+        </w:numPr>
+      </w:pPr>
+      <w:r>
+        <w:t xml:space="preserve">(donc si la prévalence attendue est élevée, la proportion de patients négatifs est faible, et il faut inclure plus de patients pour avoir suffisamment de patients négatifs).</w:t>
+      </w:r>
+    </w:p>
+    <w:p>
+      <w:pPr>
+        <w:numPr>
+          <w:ilvl w:val="0"/>
+          <w:numId w:val="1006"/>
+        </w:numPr>
+      </w:pPr>
+      <w:r>
+        <w:t xml:space="preserve">Le protocole du CHU de Rennes prévoit 11 protocoles en faisant varier les spécificités cibles (85% ou 90%), les marges de sécurité (O.099 ou 0.149) et les prévalences attendues (50%, 60% ou 75%).</w:t>
+      </w:r>
+    </w:p>
+    <w:p>
+      <w:pPr>
+        <w:numPr>
+          <w:ilvl w:val="0"/>
+          <w:numId w:val="1006"/>
+        </w:numPr>
+      </w:pPr>
+      <w:r>
+        <w:t xml:space="preserve">Pour des raisons de validité de la méthode présentée ici, on recalcule manuellement tous les scénarios prévus par le protocole</w:t>
+      </w:r>
+    </w:p>
+    <w:p>
+      <w:pPr>
+        <w:pStyle w:val="SourceCode"/>
+      </w:pPr>
+      <w:r>
+        <w:rPr>
+          <w:rStyle w:val="NormalTok"/>
+        </w:rPr>
+        <w:t xml:space="preserve">sample_size_scenarios_input </w:t>
+      </w:r>
+      <w:r>
+        <w:rPr>
+          <w:rStyle w:val="OtherTok"/>
+        </w:rPr>
+        <w:t xml:space="preserve">&lt;-</w:t>
+      </w:r>
+      <w:r>
+        <w:rPr>
+          <w:rStyle w:val="NormalTok"/>
+        </w:rPr>
+        <w:t xml:space="preserve"> </w:t>
+      </w:r>
+      <w:r>
+        <w:rPr>
+          <w:rStyle w:val="FunctionTok"/>
+        </w:rPr>
+        <w:t xml:space="preserve">data.frame</w:t>
+      </w:r>
+      <w:r>
+        <w:rPr>
+          <w:rStyle w:val="NormalTok"/>
+        </w:rPr>
+        <w:t xml:space="preserve">(</w:t>
+      </w:r>
+      <w:r>
+        <w:br/>
+      </w:r>
+      <w:r>
+        <w:rPr>
+          <w:rStyle w:val="AttributeTok"/>
+        </w:rPr>
+        <w:t xml:space="preserve">S =</w:t>
+      </w:r>
+      <w:r>
+        <w:rPr>
+          <w:rStyle w:val="NormalTok"/>
+        </w:rPr>
+        <w:t xml:space="preserve"> </w:t>
+      </w:r>
+      <w:r>
+        <w:rPr>
+          <w:rStyle w:val="FunctionTok"/>
+        </w:rPr>
+        <w:t xml:space="preserve">paste0</w:t>
+      </w:r>
+      <w:r>
+        <w:rPr>
+          <w:rStyle w:val="NormalTok"/>
+        </w:rPr>
+        <w:t xml:space="preserve">(</w:t>
+      </w:r>
+      <w:r>
+        <w:rPr>
+          <w:rStyle w:val="StringTok"/>
+        </w:rPr>
+        <w:t xml:space="preserve">"S"</w:t>
+      </w:r>
+      <w:r>
+        <w:rPr>
+          <w:rStyle w:val="NormalTok"/>
+        </w:rPr>
+        <w:t xml:space="preserve">, </w:t>
+      </w:r>
+      <w:r>
+        <w:rPr>
+          <w:rStyle w:val="DecValTok"/>
+        </w:rPr>
+        <w:t xml:space="preserve">1</w:t>
+      </w:r>
+      <w:r>
+        <w:rPr>
+          <w:rStyle w:val="SpecialCharTok"/>
+        </w:rPr>
+        <w:t xml:space="preserve">:</w:t>
+      </w:r>
+      <w:r>
+        <w:rPr>
+          <w:rStyle w:val="DecValTok"/>
+        </w:rPr>
+        <w:t xml:space="preserve">11</w:t>
+      </w:r>
+      <w:r>
+        <w:rPr>
+          <w:rStyle w:val="NormalTok"/>
+        </w:rPr>
+        <w:t xml:space="preserve">),</w:t>
+      </w:r>
+      <w:r>
+        <w:br/>
+      </w:r>
+      <w:r>
+        <w:rPr>
+          <w:rStyle w:val="AttributeTok"/>
+        </w:rPr>
+        <w:t xml:space="preserve">Scenario_num =</w:t>
+      </w:r>
+      <w:r>
+        <w:rPr>
+          <w:rStyle w:val="NormalTok"/>
+        </w:rPr>
+        <w:t xml:space="preserve"> </w:t>
+      </w:r>
+      <w:r>
+        <w:rPr>
+          <w:rStyle w:val="DecValTok"/>
+        </w:rPr>
+        <w:t xml:space="preserve">1</w:t>
+      </w:r>
+      <w:r>
+        <w:rPr>
+          <w:rStyle w:val="SpecialCharTok"/>
+        </w:rPr>
+        <w:t xml:space="preserve">:</w:t>
+      </w:r>
+      <w:r>
+        <w:rPr>
+          <w:rStyle w:val="DecValTok"/>
+        </w:rPr>
+        <w:t xml:space="preserve">11</w:t>
+      </w:r>
+      <w:r>
+        <w:rPr>
+          <w:rStyle w:val="NormalTok"/>
+        </w:rPr>
+        <w:t xml:space="preserve">,</w:t>
+      </w:r>
+      <w:r>
+        <w:br/>
+      </w:r>
+      <w:r>
+        <w:rPr>
+          <w:rStyle w:val="AttributeTok"/>
+        </w:rPr>
+        <w:t xml:space="preserve">Sp_cible =</w:t>
+      </w:r>
+      <w:r>
+        <w:rPr>
+          <w:rStyle w:val="NormalTok"/>
+        </w:rPr>
+        <w:t xml:space="preserve"> </w:t>
+      </w:r>
+      <w:r>
+        <w:rPr>
+          <w:rStyle w:val="FunctionTok"/>
+        </w:rPr>
+        <w:t xml:space="preserve">c</w:t>
+      </w:r>
+      <w:r>
+        <w:rPr>
+          <w:rStyle w:val="NormalTok"/>
+        </w:rPr>
+        <w:t xml:space="preserve">(</w:t>
+      </w:r>
+      <w:r>
+        <w:br/>
+      </w:r>
+      <w:r>
+        <w:rPr>
+          <w:rStyle w:val="NormalTok"/>
+        </w:rPr>
+        <w:t xml:space="preserve">    </w:t>
+      </w:r>
+      <w:r>
+        <w:rPr>
+          <w:rStyle w:val="FloatTok"/>
+        </w:rPr>
+        <w:t xml:space="preserve">0.90</w:t>
+      </w:r>
+      <w:r>
+        <w:rPr>
+          <w:rStyle w:val="NormalTok"/>
+        </w:rPr>
+        <w:t xml:space="preserve">, </w:t>
+      </w:r>
+      <w:r>
+        <w:rPr>
+          <w:rStyle w:val="FloatTok"/>
+        </w:rPr>
+        <w:t xml:space="preserve">0.90</w:t>
+      </w:r>
+      <w:r>
+        <w:rPr>
+          <w:rStyle w:val="NormalTok"/>
+        </w:rPr>
+        <w:t xml:space="preserve">, </w:t>
+      </w:r>
+      <w:r>
+        <w:rPr>
+          <w:rStyle w:val="FloatTok"/>
+        </w:rPr>
+        <w:t xml:space="preserve">0.90</w:t>
+      </w:r>
+      <w:r>
+        <w:rPr>
+          <w:rStyle w:val="NormalTok"/>
+        </w:rPr>
+        <w:t xml:space="preserve">, </w:t>
+      </w:r>
+      <w:r>
+        <w:rPr>
+          <w:rStyle w:val="FloatTok"/>
+        </w:rPr>
+        <w:t xml:space="preserve">0.90</w:t>
+      </w:r>
+      <w:r>
+        <w:rPr>
+          <w:rStyle w:val="NormalTok"/>
+        </w:rPr>
+        <w:t xml:space="preserve">, </w:t>
+      </w:r>
+      <w:r>
+        <w:rPr>
+          <w:rStyle w:val="FloatTok"/>
+        </w:rPr>
+        <w:t xml:space="preserve">0.90</w:t>
+      </w:r>
+      <w:r>
+        <w:rPr>
+          <w:rStyle w:val="NormalTok"/>
+        </w:rPr>
+        <w:t xml:space="preserve">, </w:t>
+      </w:r>
+      <w:r>
+        <w:rPr>
+          <w:rStyle w:val="FloatTok"/>
+        </w:rPr>
+        <w:t xml:space="preserve">0.90</w:t>
+      </w:r>
+      <w:r>
+        <w:rPr>
+          <w:rStyle w:val="NormalTok"/>
+        </w:rPr>
+        <w:t xml:space="preserve">,</w:t>
+      </w:r>
+      <w:r>
+        <w:br/>
+      </w:r>
+      <w:r>
+        <w:rPr>
+          <w:rStyle w:val="NormalTok"/>
+        </w:rPr>
+        <w:t xml:space="preserve">    </w:t>
+      </w:r>
+      <w:r>
+        <w:rPr>
+          <w:rStyle w:val="FloatTok"/>
+        </w:rPr>
+        <w:t xml:space="preserve">0.85</w:t>
+      </w:r>
+      <w:r>
+        <w:rPr>
+          <w:rStyle w:val="NormalTok"/>
+        </w:rPr>
+        <w:t xml:space="preserve">, </w:t>
+      </w:r>
+      <w:r>
+        <w:rPr>
+          <w:rStyle w:val="FloatTok"/>
+        </w:rPr>
+        <w:t xml:space="preserve">0.85</w:t>
+      </w:r>
+      <w:r>
+        <w:rPr>
+          <w:rStyle w:val="NormalTok"/>
+        </w:rPr>
+        <w:t xml:space="preserve">, </w:t>
+      </w:r>
+      <w:r>
+        <w:rPr>
+          <w:rStyle w:val="FloatTok"/>
+        </w:rPr>
+        <w:t xml:space="preserve">0.85</w:t>
+      </w:r>
+      <w:r>
+        <w:rPr>
+          <w:rStyle w:val="NormalTok"/>
+        </w:rPr>
+        <w:t xml:space="preserve">, </w:t>
+      </w:r>
+      <w:r>
+        <w:rPr>
+          <w:rStyle w:val="FloatTok"/>
+        </w:rPr>
+        <w:t xml:space="preserve">0.85</w:t>
+      </w:r>
+      <w:r>
+        <w:rPr>
+          <w:rStyle w:val="NormalTok"/>
+        </w:rPr>
+        <w:t xml:space="preserve">, </w:t>
+      </w:r>
+      <w:r>
+        <w:rPr>
+          <w:rStyle w:val="FloatTok"/>
+        </w:rPr>
+        <w:t xml:space="preserve">0.85</w:t>
+      </w:r>
+      <w:r>
+        <w:br/>
+      </w:r>
+      <w:r>
+        <w:rPr>
+          <w:rStyle w:val="NormalTok"/>
+        </w:rPr>
+        <w:t xml:space="preserve">),</w:t>
+      </w:r>
+      <w:r>
+        <w:br/>
+      </w:r>
+      <w:r>
+        <w:rPr>
+          <w:rStyle w:val="AttributeTok"/>
+        </w:rPr>
+        <w:t xml:space="preserve">p =</w:t>
+      </w:r>
+      <w:r>
+        <w:rPr>
+          <w:rStyle w:val="NormalTok"/>
+        </w:rPr>
+        <w:t xml:space="preserve"> </w:t>
+      </w:r>
+      <w:r>
+        <w:rPr>
+          <w:rStyle w:val="FunctionTok"/>
+        </w:rPr>
+        <w:t xml:space="preserve">c</w:t>
+      </w:r>
+      <w:r>
+        <w:rPr>
+          <w:rStyle w:val="NormalTok"/>
+        </w:rPr>
+        <w:t xml:space="preserve">(</w:t>
+      </w:r>
+      <w:r>
+        <w:br/>
+      </w:r>
+      <w:r>
+        <w:rPr>
+          <w:rStyle w:val="NormalTok"/>
+        </w:rPr>
+        <w:t xml:space="preserve">    </w:t>
+      </w:r>
+      <w:r>
+        <w:rPr>
+          <w:rStyle w:val="FloatTok"/>
+        </w:rPr>
+        <w:t xml:space="preserve">0.75</w:t>
+      </w:r>
+      <w:r>
+        <w:rPr>
+          <w:rStyle w:val="NormalTok"/>
+        </w:rPr>
+        <w:t xml:space="preserve">, </w:t>
+      </w:r>
+      <w:r>
+        <w:rPr>
+          <w:rStyle w:val="FloatTok"/>
+        </w:rPr>
+        <w:t xml:space="preserve">0.50</w:t>
+      </w:r>
+      <w:r>
+        <w:rPr>
+          <w:rStyle w:val="NormalTok"/>
+        </w:rPr>
+        <w:t xml:space="preserve">, </w:t>
+      </w:r>
+      <w:r>
+        <w:rPr>
+          <w:rStyle w:val="FloatTok"/>
+        </w:rPr>
+        <w:t xml:space="preserve">0.75</w:t>
+      </w:r>
+      <w:r>
+        <w:rPr>
+          <w:rStyle w:val="NormalTok"/>
+        </w:rPr>
+        <w:t xml:space="preserve">, </w:t>
+      </w:r>
+      <w:r>
+        <w:rPr>
+          <w:rStyle w:val="FloatTok"/>
+        </w:rPr>
+        <w:t xml:space="preserve">0.50</w:t>
+      </w:r>
+      <w:r>
+        <w:rPr>
+          <w:rStyle w:val="NormalTok"/>
+        </w:rPr>
+        <w:t xml:space="preserve">, </w:t>
+      </w:r>
+      <w:r>
+        <w:rPr>
+          <w:rStyle w:val="FloatTok"/>
+        </w:rPr>
+        <w:t xml:space="preserve">0.60</w:t>
+      </w:r>
+      <w:r>
+        <w:rPr>
+          <w:rStyle w:val="NormalTok"/>
+        </w:rPr>
+        <w:t xml:space="preserve">, </w:t>
+      </w:r>
+      <w:r>
+        <w:rPr>
+          <w:rStyle w:val="FloatTok"/>
+        </w:rPr>
+        <w:t xml:space="preserve">0.60</w:t>
+      </w:r>
+      <w:r>
+        <w:rPr>
+          <w:rStyle w:val="NormalTok"/>
+        </w:rPr>
+        <w:t xml:space="preserve">,</w:t>
+      </w:r>
+      <w:r>
+        <w:br/>
+      </w:r>
+      <w:r>
+        <w:rPr>
+          <w:rStyle w:val="NormalTok"/>
+        </w:rPr>
+        <w:t xml:space="preserve">    </w:t>
+      </w:r>
+      <w:r>
+        <w:rPr>
+          <w:rStyle w:val="FloatTok"/>
+        </w:rPr>
+        <w:t xml:space="preserve">0.75</w:t>
+      </w:r>
+      <w:r>
+        <w:rPr>
+          <w:rStyle w:val="NormalTok"/>
+        </w:rPr>
+        <w:t xml:space="preserve">, </w:t>
+      </w:r>
+      <w:r>
+        <w:rPr>
+          <w:rStyle w:val="FloatTok"/>
+        </w:rPr>
+        <w:t xml:space="preserve">0.50</w:t>
+      </w:r>
+      <w:r>
+        <w:rPr>
+          <w:rStyle w:val="NormalTok"/>
+        </w:rPr>
+        <w:t xml:space="preserve">, </w:t>
+      </w:r>
+      <w:r>
+        <w:rPr>
+          <w:rStyle w:val="FloatTok"/>
+        </w:rPr>
+        <w:t xml:space="preserve">0.75</w:t>
+      </w:r>
+      <w:r>
+        <w:rPr>
+          <w:rStyle w:val="NormalTok"/>
+        </w:rPr>
+        <w:t xml:space="preserve">, </w:t>
+      </w:r>
+      <w:r>
+        <w:rPr>
+          <w:rStyle w:val="FloatTok"/>
+        </w:rPr>
+        <w:t xml:space="preserve">0.60</w:t>
+      </w:r>
+      <w:r>
+        <w:rPr>
+          <w:rStyle w:val="NormalTok"/>
+        </w:rPr>
+        <w:t xml:space="preserve">, </w:t>
+      </w:r>
+      <w:r>
+        <w:rPr>
+          <w:rStyle w:val="FloatTok"/>
+        </w:rPr>
+        <w:t xml:space="preserve">0.50</w:t>
+      </w:r>
+      <w:r>
+        <w:br/>
+      </w:r>
+      <w:r>
+        <w:rPr>
+          <w:rStyle w:val="NormalTok"/>
+        </w:rPr>
+        <w:t xml:space="preserve">),</w:t>
+      </w:r>
+      <w:r>
+        <w:br/>
+      </w:r>
+      <w:r>
+        <w:rPr>
+          <w:rStyle w:val="AttributeTok"/>
+        </w:rPr>
+        <w:t xml:space="preserve">Largeur_IC =</w:t>
+      </w:r>
+      <w:r>
+        <w:rPr>
+          <w:rStyle w:val="NormalTok"/>
+        </w:rPr>
+        <w:t xml:space="preserve"> </w:t>
+      </w:r>
+      <w:r>
+        <w:rPr>
+          <w:rStyle w:val="FunctionTok"/>
+        </w:rPr>
+        <w:t xml:space="preserve">c</w:t>
+      </w:r>
+      <w:r>
+        <w:rPr>
+          <w:rStyle w:val="NormalTok"/>
+        </w:rPr>
+        <w:t xml:space="preserve">(</w:t>
+      </w:r>
+      <w:r>
+        <w:br/>
+      </w:r>
+      <w:r>
+        <w:rPr>
+          <w:rStyle w:val="NormalTok"/>
+        </w:rPr>
+        <w:t xml:space="preserve">    </w:t>
+      </w:r>
+      <w:r>
+        <w:rPr>
+          <w:rStyle w:val="FloatTok"/>
+        </w:rPr>
+        <w:t xml:space="preserve">0.099</w:t>
+      </w:r>
+      <w:r>
+        <w:rPr>
+          <w:rStyle w:val="NormalTok"/>
+        </w:rPr>
+        <w:t xml:space="preserve">, </w:t>
+      </w:r>
+      <w:r>
+        <w:rPr>
+          <w:rStyle w:val="FloatTok"/>
+        </w:rPr>
+        <w:t xml:space="preserve">0.099</w:t>
+      </w:r>
+      <w:r>
+        <w:rPr>
+          <w:rStyle w:val="NormalTok"/>
+        </w:rPr>
+        <w:t xml:space="preserve">, </w:t>
+      </w:r>
+      <w:r>
+        <w:rPr>
+          <w:rStyle w:val="FloatTok"/>
+        </w:rPr>
+        <w:t xml:space="preserve">0.149</w:t>
+      </w:r>
+      <w:r>
+        <w:rPr>
+          <w:rStyle w:val="NormalTok"/>
+        </w:rPr>
+        <w:t xml:space="preserve">, </w:t>
+      </w:r>
+      <w:r>
+        <w:rPr>
+          <w:rStyle w:val="FloatTok"/>
+        </w:rPr>
+        <w:t xml:space="preserve">0.149</w:t>
+      </w:r>
+      <w:r>
+        <w:rPr>
+          <w:rStyle w:val="NormalTok"/>
+        </w:rPr>
+        <w:t xml:space="preserve">, </w:t>
+      </w:r>
+      <w:r>
+        <w:rPr>
+          <w:rStyle w:val="FloatTok"/>
+        </w:rPr>
+        <w:t xml:space="preserve">0.099</w:t>
+      </w:r>
+      <w:r>
+        <w:rPr>
+          <w:rStyle w:val="NormalTok"/>
+        </w:rPr>
+        <w:t xml:space="preserve">, </w:t>
+      </w:r>
+      <w:r>
+        <w:rPr>
+          <w:rStyle w:val="FloatTok"/>
+        </w:rPr>
+        <w:t xml:space="preserve">0.149</w:t>
+      </w:r>
+      <w:r>
+        <w:rPr>
+          <w:rStyle w:val="NormalTok"/>
+        </w:rPr>
+        <w:t xml:space="preserve">,</w:t>
+      </w:r>
+      <w:r>
+        <w:br/>
+      </w:r>
+      <w:r>
+        <w:rPr>
+          <w:rStyle w:val="NormalTok"/>
+        </w:rPr>
+        <w:t xml:space="preserve">    </w:t>
+      </w:r>
+      <w:r>
+        <w:rPr>
+          <w:rStyle w:val="FloatTok"/>
+        </w:rPr>
+        <w:t xml:space="preserve">0.099</w:t>
+      </w:r>
+      <w:r>
+        <w:rPr>
+          <w:rStyle w:val="NormalTok"/>
+        </w:rPr>
+        <w:t xml:space="preserve">, </w:t>
+      </w:r>
+      <w:r>
+        <w:rPr>
+          <w:rStyle w:val="FloatTok"/>
+        </w:rPr>
+        <w:t xml:space="preserve">0.099</w:t>
+      </w:r>
+      <w:r>
+        <w:rPr>
+          <w:rStyle w:val="NormalTok"/>
+        </w:rPr>
+        <w:t xml:space="preserve">, </w:t>
+      </w:r>
+      <w:r>
+        <w:rPr>
+          <w:rStyle w:val="FloatTok"/>
+        </w:rPr>
+        <w:t xml:space="preserve">0.149</w:t>
+      </w:r>
+      <w:r>
+        <w:rPr>
+          <w:rStyle w:val="NormalTok"/>
+        </w:rPr>
+        <w:t xml:space="preserve">, </w:t>
+      </w:r>
+      <w:r>
+        <w:rPr>
+          <w:rStyle w:val="FloatTok"/>
+        </w:rPr>
+        <w:t xml:space="preserve">0.099</w:t>
+      </w:r>
+      <w:r>
+        <w:rPr>
+          <w:rStyle w:val="NormalTok"/>
+        </w:rPr>
+        <w:t xml:space="preserve">, </w:t>
+      </w:r>
+      <w:r>
+        <w:rPr>
+          <w:rStyle w:val="FloatTok"/>
+        </w:rPr>
+        <w:t xml:space="preserve">0.149</w:t>
+      </w:r>
+      <w:r>
+        <w:br/>
+      </w:r>
+      <w:r>
+        <w:rPr>
+          <w:rStyle w:val="NormalTok"/>
+        </w:rPr>
+        <w:t xml:space="preserve">)</w:t>
+      </w:r>
+      <w:r>
+        <w:br/>
+      </w:r>
+      <w:r>
+        <w:rPr>
+          <w:rStyle w:val="NormalTok"/>
+        </w:rPr>
+        <w:t xml:space="preserve">)</w:t>
+      </w:r>
+      <w:r>
+        <w:br/>
+      </w:r>
+      <w:r>
+        <w:br/>
+      </w:r>
+      <w:r>
+        <w:rPr>
+          <w:rStyle w:val="NormalTok"/>
+        </w:rPr>
+        <w:t xml:space="preserve">sample_size_scenarios </w:t>
+      </w:r>
+      <w:r>
+        <w:rPr>
+          <w:rStyle w:val="OtherTok"/>
+        </w:rPr>
+        <w:t xml:space="preserve">&lt;-</w:t>
+      </w:r>
+      <w:r>
+        <w:rPr>
+          <w:rStyle w:val="NormalTok"/>
+        </w:rPr>
+        <w:t xml:space="preserve"> sample_size_scenarios_input </w:t>
+      </w:r>
+      <w:r>
+        <w:rPr>
+          <w:rStyle w:val="SpecialCharTok"/>
+        </w:rPr>
+        <w:t xml:space="preserve">%&gt;%</w:t>
+      </w:r>
+      <w:r>
+        <w:br/>
+      </w:r>
+      <w:r>
+        <w:rPr>
+          <w:rStyle w:val="FunctionTok"/>
+        </w:rPr>
+        <w:t xml:space="preserve">crossing</w:t>
+      </w:r>
+      <w:r>
+        <w:rPr>
+          <w:rStyle w:val="NormalTok"/>
+        </w:rPr>
+        <w:t xml:space="preserve">(</w:t>
+      </w:r>
+      <w:r>
+        <w:rPr>
+          <w:rStyle w:val="AttributeTok"/>
+        </w:rPr>
+        <w:t xml:space="preserve">N_negatifs_testes =</w:t>
+      </w:r>
+      <w:r>
+        <w:rPr>
+          <w:rStyle w:val="NormalTok"/>
+        </w:rPr>
+        <w:t xml:space="preserve"> </w:t>
+      </w:r>
+      <w:r>
+        <w:rPr>
+          <w:rStyle w:val="DecValTok"/>
+        </w:rPr>
+        <w:t xml:space="preserve">2</w:t>
+      </w:r>
+      <w:r>
+        <w:rPr>
+          <w:rStyle w:val="SpecialCharTok"/>
+        </w:rPr>
+        <w:t xml:space="preserve">:</w:t>
+      </w:r>
+      <w:r>
+        <w:rPr>
+          <w:rStyle w:val="DecValTok"/>
+        </w:rPr>
+        <w:t xml:space="preserve">5000</w:t>
+      </w:r>
+      <w:r>
+        <w:rPr>
+          <w:rStyle w:val="NormalTok"/>
+        </w:rPr>
+        <w:t xml:space="preserve">) </w:t>
+      </w:r>
+      <w:r>
+        <w:rPr>
+          <w:rStyle w:val="SpecialCharTok"/>
+        </w:rPr>
+        <w:t xml:space="preserve">%&gt;%</w:t>
+      </w:r>
+      <w:r>
+        <w:br/>
+      </w:r>
+      <w:r>
+        <w:rPr>
+          <w:rStyle w:val="FunctionTok"/>
+        </w:rPr>
+        <w:t xml:space="preserve">mutate</w:t>
+      </w:r>
+      <w:r>
+        <w:rPr>
+          <w:rStyle w:val="NormalTok"/>
+        </w:rPr>
+        <w:t xml:space="preserve">(</w:t>
+      </w:r>
+      <w:r>
+        <w:br/>
+      </w:r>
+      <w:r>
+        <w:rPr>
+          <w:rStyle w:val="NormalTok"/>
+        </w:rPr>
+        <w:t xml:space="preserve">    </w:t>
+      </w:r>
+      <w:r>
+        <w:rPr>
+          <w:rStyle w:val="AttributeTok"/>
+        </w:rPr>
+        <w:t xml:space="preserve">Borne_inferieure =</w:t>
+      </w:r>
+      <w:r>
+        <w:rPr>
+          <w:rStyle w:val="NormalTok"/>
+        </w:rPr>
+        <w:t xml:space="preserve"> </w:t>
+      </w:r>
+      <w:r>
+        <w:rPr>
+          <w:rStyle w:val="FunctionTok"/>
+        </w:rPr>
+        <w:t xml:space="preserve">qbeta</w:t>
+      </w:r>
+      <w:r>
+        <w:rPr>
+          <w:rStyle w:val="NormalTok"/>
+        </w:rPr>
+        <w:t xml:space="preserve">(</w:t>
+      </w:r>
+      <w:r>
+        <w:br/>
+      </w:r>
+      <w:r>
+        <w:rPr>
+          <w:rStyle w:val="NormalTok"/>
+        </w:rPr>
+        <w:t xml:space="preserve">    </w:t>
+      </w:r>
+      <w:r>
+        <w:rPr>
+          <w:rStyle w:val="FloatTok"/>
+        </w:rPr>
+        <w:t xml:space="preserve">0.05</w:t>
+      </w:r>
+      <w:r>
+        <w:rPr>
+          <w:rStyle w:val="NormalTok"/>
+        </w:rPr>
+        <w:t xml:space="preserve">,</w:t>
+      </w:r>
+      <w:r>
+        <w:br/>
+      </w:r>
+      <w:r>
+        <w:rPr>
+          <w:rStyle w:val="NormalTok"/>
+        </w:rPr>
+        <w:t xml:space="preserve">    N_negatifs_testes </w:t>
+      </w:r>
+      <w:r>
+        <w:rPr>
+          <w:rStyle w:val="SpecialCharTok"/>
+        </w:rPr>
+        <w:t xml:space="preserve">*</w:t>
+      </w:r>
+      <w:r>
+        <w:rPr>
+          <w:rStyle w:val="NormalTok"/>
+        </w:rPr>
+        <w:t xml:space="preserve"> Sp_cible,</w:t>
+      </w:r>
+      <w:r>
+        <w:br/>
+      </w:r>
+      <w:r>
+        <w:rPr>
+          <w:rStyle w:val="NormalTok"/>
+        </w:rPr>
+        <w:t xml:space="preserve">    N_negatifs_testes </w:t>
+      </w:r>
+      <w:r>
+        <w:rPr>
+          <w:rStyle w:val="SpecialCharTok"/>
+        </w:rPr>
+        <w:t xml:space="preserve">*</w:t>
+      </w:r>
+      <w:r>
+        <w:rPr>
+          <w:rStyle w:val="NormalTok"/>
+        </w:rPr>
+        <w:t xml:space="preserve"> (</w:t>
+      </w:r>
+      <w:r>
+        <w:rPr>
+          <w:rStyle w:val="DecValTok"/>
+        </w:rPr>
+        <w:t xml:space="preserve">1</w:t>
+      </w:r>
+      <w:r>
+        <w:rPr>
+          <w:rStyle w:val="NormalTok"/>
+        </w:rPr>
+        <w:t xml:space="preserve"> </w:t>
+      </w:r>
+      <w:r>
+        <w:rPr>
+          <w:rStyle w:val="SpecialCharTok"/>
+        </w:rPr>
+        <w:t xml:space="preserve">-</w:t>
+      </w:r>
+      <w:r>
+        <w:rPr>
+          <w:rStyle w:val="NormalTok"/>
+        </w:rPr>
+        <w:t xml:space="preserve"> Sp_cible) </w:t>
+      </w:r>
+      <w:r>
+        <w:rPr>
+          <w:rStyle w:val="SpecialCharTok"/>
+        </w:rPr>
+        <w:t xml:space="preserve">+</w:t>
+      </w:r>
+      <w:r>
+        <w:rPr>
+          <w:rStyle w:val="NormalTok"/>
+        </w:rPr>
+        <w:t xml:space="preserve"> </w:t>
+      </w:r>
+      <w:r>
+        <w:rPr>
+          <w:rStyle w:val="DecValTok"/>
+        </w:rPr>
+        <w:t xml:space="preserve">1</w:t>
+      </w:r>
+      <w:r>
+        <w:br/>
+      </w:r>
+      <w:r>
+        <w:rPr>
+          <w:rStyle w:val="NormalTok"/>
+        </w:rPr>
+        <w:t xml:space="preserve">    ),</w:t>
+      </w:r>
+      <w:r>
+        <w:br/>
+      </w:r>
+      <w:r>
+        <w:rPr>
+          <w:rStyle w:val="NormalTok"/>
+        </w:rPr>
+        <w:t xml:space="preserve">    </w:t>
+      </w:r>
+      <w:r>
+        <w:rPr>
+          <w:rStyle w:val="AttributeTok"/>
+        </w:rPr>
+        <w:t xml:space="preserve">Largeur_calculee =</w:t>
+      </w:r>
+      <w:r>
+        <w:rPr>
+          <w:rStyle w:val="NormalTok"/>
+        </w:rPr>
+        <w:t xml:space="preserve"> Sp_cible </w:t>
+      </w:r>
+      <w:r>
+        <w:rPr>
+          <w:rStyle w:val="SpecialCharTok"/>
+        </w:rPr>
+        <w:t xml:space="preserve">-</w:t>
+      </w:r>
+      <w:r>
+        <w:rPr>
+          <w:rStyle w:val="NormalTok"/>
+        </w:rPr>
+        <w:t xml:space="preserve"> Borne_inferieure</w:t>
+      </w:r>
+      <w:r>
+        <w:br/>
+      </w:r>
+      <w:r>
+        <w:rPr>
+          <w:rStyle w:val="NormalTok"/>
+        </w:rPr>
+        <w:t xml:space="preserve">) </w:t>
+      </w:r>
+      <w:r>
+        <w:rPr>
+          <w:rStyle w:val="SpecialCharTok"/>
+        </w:rPr>
+        <w:t xml:space="preserve">%&gt;%</w:t>
+      </w:r>
+      <w:r>
+        <w:br/>
+      </w:r>
+      <w:r>
+        <w:rPr>
+          <w:rStyle w:val="FunctionTok"/>
+        </w:rPr>
+        <w:t xml:space="preserve">filter</w:t>
+      </w:r>
+      <w:r>
+        <w:rPr>
+          <w:rStyle w:val="NormalTok"/>
+        </w:rPr>
+        <w:t xml:space="preserve">(Largeur_calculee </w:t>
+      </w:r>
+      <w:r>
+        <w:rPr>
+          <w:rStyle w:val="SpecialCharTok"/>
+        </w:rPr>
+        <w:t xml:space="preserve">&lt;=</w:t>
+      </w:r>
+      <w:r>
+        <w:rPr>
+          <w:rStyle w:val="NormalTok"/>
+        </w:rPr>
+        <w:t xml:space="preserve"> Largeur_IC) </w:t>
+      </w:r>
+      <w:r>
+        <w:rPr>
+          <w:rStyle w:val="SpecialCharTok"/>
+        </w:rPr>
+        <w:t xml:space="preserve">%&gt;%</w:t>
+      </w:r>
+      <w:r>
+        <w:br/>
+      </w:r>
+      <w:r>
+        <w:rPr>
+          <w:rStyle w:val="FunctionTok"/>
+        </w:rPr>
+        <w:t xml:space="preserve">group_by</w:t>
+      </w:r>
+      <w:r>
+        <w:rPr>
+          <w:rStyle w:val="NormalTok"/>
+        </w:rPr>
+        <w:t xml:space="preserve">(Scenario_num) </w:t>
+      </w:r>
+      <w:r>
+        <w:rPr>
+          <w:rStyle w:val="SpecialCharTok"/>
+        </w:rPr>
+        <w:t xml:space="preserve">%&gt;%</w:t>
+      </w:r>
+      <w:r>
+        <w:br/>
+      </w:r>
+      <w:r>
+        <w:rPr>
+          <w:rStyle w:val="FunctionTok"/>
+        </w:rPr>
+        <w:t xml:space="preserve">slice</w:t>
+      </w:r>
+      <w:r>
+        <w:rPr>
+          <w:rStyle w:val="NormalTok"/>
+        </w:rPr>
+        <w:t xml:space="preserve">(</w:t>
+      </w:r>
+      <w:r>
+        <w:rPr>
+          <w:rStyle w:val="DecValTok"/>
+        </w:rPr>
+        <w:t xml:space="preserve">1</w:t>
+      </w:r>
+      <w:r>
+        <w:rPr>
+          <w:rStyle w:val="NormalTok"/>
+        </w:rPr>
+        <w:t xml:space="preserve">) </w:t>
+      </w:r>
+      <w:r>
+        <w:rPr>
+          <w:rStyle w:val="SpecialCharTok"/>
+        </w:rPr>
+        <w:t xml:space="preserve">%&gt;%</w:t>
+      </w:r>
+      <w:r>
+        <w:br/>
+      </w:r>
+      <w:r>
+        <w:rPr>
+          <w:rStyle w:val="FunctionTok"/>
+        </w:rPr>
+        <w:t xml:space="preserve">ungroup</w:t>
+      </w:r>
+      <w:r>
+        <w:rPr>
+          <w:rStyle w:val="NormalTok"/>
+        </w:rPr>
+        <w:t xml:space="preserve">() </w:t>
+      </w:r>
+      <w:r>
+        <w:rPr>
+          <w:rStyle w:val="SpecialCharTok"/>
+        </w:rPr>
+        <w:t xml:space="preserve">%&gt;%</w:t>
+      </w:r>
+      <w:r>
+        <w:br/>
+      </w:r>
+      <w:r>
+        <w:rPr>
+          <w:rStyle w:val="FunctionTok"/>
+        </w:rPr>
+        <w:t xml:space="preserve">arrange</w:t>
+      </w:r>
+      <w:r>
+        <w:rPr>
+          <w:rStyle w:val="NormalTok"/>
+        </w:rPr>
+        <w:t xml:space="preserve">(Scenario_num) </w:t>
+      </w:r>
+      <w:r>
+        <w:rPr>
+          <w:rStyle w:val="SpecialCharTok"/>
+        </w:rPr>
+        <w:t xml:space="preserve">%&gt;%</w:t>
+      </w:r>
+      <w:r>
+        <w:br/>
+      </w:r>
+      <w:r>
+        <w:rPr>
+          <w:rStyle w:val="FunctionTok"/>
+        </w:rPr>
+        <w:t xml:space="preserve">transmute</w:t>
+      </w:r>
+      <w:r>
+        <w:rPr>
+          <w:rStyle w:val="NormalTok"/>
+        </w:rPr>
+        <w:t xml:space="preserve">(</w:t>
+      </w:r>
+      <w:r>
+        <w:br/>
+      </w:r>
+      <w:r>
+        <w:rPr>
+          <w:rStyle w:val="NormalTok"/>
+        </w:rPr>
+        <w:t xml:space="preserve">    S,</w:t>
+      </w:r>
+      <w:r>
+        <w:br/>
+      </w:r>
+      <w:r>
+        <w:rPr>
+          <w:rStyle w:val="NormalTok"/>
+        </w:rPr>
+        <w:t xml:space="preserve">    Sp_cible,</w:t>
+      </w:r>
+      <w:r>
+        <w:br/>
+      </w:r>
+      <w:r>
+        <w:rPr>
+          <w:rStyle w:val="NormalTok"/>
+        </w:rPr>
+        <w:t xml:space="preserve">    p,</w:t>
+      </w:r>
+      <w:r>
+        <w:br/>
+      </w:r>
+      <w:r>
+        <w:rPr>
+          <w:rStyle w:val="NormalTok"/>
+        </w:rPr>
+        <w:t xml:space="preserve">    Largeur_IC,</w:t>
+      </w:r>
+      <w:r>
+        <w:br/>
+      </w:r>
+      <w:r>
+        <w:rPr>
+          <w:rStyle w:val="NormalTok"/>
+        </w:rPr>
+        <w:t xml:space="preserve">    </w:t>
+      </w:r>
+      <w:r>
+        <w:rPr>
+          <w:rStyle w:val="AttributeTok"/>
+        </w:rPr>
+        <w:t xml:space="preserve">N_neg_requis =</w:t>
+      </w:r>
+      <w:r>
+        <w:rPr>
+          <w:rStyle w:val="NormalTok"/>
+        </w:rPr>
+        <w:t xml:space="preserve"> N_negatifs_testes,</w:t>
+      </w:r>
+      <w:r>
+        <w:br/>
+      </w:r>
+      <w:r>
+        <w:rPr>
+          <w:rStyle w:val="NormalTok"/>
+        </w:rPr>
+        <w:t xml:space="preserve">    </w:t>
+      </w:r>
+      <w:r>
+        <w:rPr>
+          <w:rStyle w:val="AttributeTok"/>
+        </w:rPr>
+        <w:t xml:space="preserve">N_tot_requis =</w:t>
+      </w:r>
+      <w:r>
+        <w:rPr>
+          <w:rStyle w:val="NormalTok"/>
+        </w:rPr>
+        <w:t xml:space="preserve"> </w:t>
+      </w:r>
+      <w:r>
+        <w:rPr>
+          <w:rStyle w:val="FunctionTok"/>
+        </w:rPr>
+        <w:t xml:space="preserve">ceiling</w:t>
+      </w:r>
+      <w:r>
+        <w:rPr>
+          <w:rStyle w:val="NormalTok"/>
+        </w:rPr>
+        <w:t xml:space="preserve">(N_negatifs_testes </w:t>
+      </w:r>
+      <w:r>
+        <w:rPr>
+          <w:rStyle w:val="SpecialCharTok"/>
+        </w:rPr>
+        <w:t xml:space="preserve">/</w:t>
+      </w:r>
+      <w:r>
+        <w:rPr>
+          <w:rStyle w:val="NormalTok"/>
+        </w:rPr>
+        <w:t xml:space="preserve"> (</w:t>
+      </w:r>
+      <w:r>
+        <w:rPr>
+          <w:rStyle w:val="DecValTok"/>
+        </w:rPr>
+        <w:t xml:space="preserve">1</w:t>
+      </w:r>
+      <w:r>
+        <w:rPr>
+          <w:rStyle w:val="NormalTok"/>
+        </w:rPr>
+        <w:t xml:space="preserve"> </w:t>
+      </w:r>
+      <w:r>
+        <w:rPr>
+          <w:rStyle w:val="SpecialCharTok"/>
+        </w:rPr>
+        <w:t xml:space="preserve">-</w:t>
+      </w:r>
+      <w:r>
+        <w:rPr>
+          <w:rStyle w:val="NormalTok"/>
+        </w:rPr>
+        <w:t xml:space="preserve"> p)),</w:t>
+      </w:r>
+      <w:r>
+        <w:br/>
+      </w:r>
+      <w:r>
+        <w:rPr>
+          <w:rStyle w:val="NormalTok"/>
+        </w:rPr>
+        <w:t xml:space="preserve">    Borne_inferieure,</w:t>
+      </w:r>
+      <w:r>
+        <w:br/>
+      </w:r>
+      <w:r>
+        <w:rPr>
+          <w:rStyle w:val="NormalTok"/>
+        </w:rPr>
+        <w:t xml:space="preserve">    Largeur_calculee</w:t>
+      </w:r>
+      <w:r>
+        <w:br/>
+      </w:r>
+      <w:r>
+        <w:rPr>
+          <w:rStyle w:val="NormalTok"/>
+        </w:rPr>
+        <w:t xml:space="preserve">)</w:t>
+      </w:r>
+    </w:p>
+    <w:tbl>
+      <w:tblPr>
+        <w:tblStyle w:val="Table"/>
+        <w:tblW w:type="pct" w:w="5000"/>
+        <w:tblLayout w:type="fixed"/>
+        <w:tblLook w:firstRow="0" w:lastRow="0" w:firstColumn="0" w:lastColumn="0" w:noHBand="0" w:noVBand="0" w:val="0000"/>
+      </w:tblPr>
+      <w:tblGrid>
+        <w:gridCol w:w="7920"/>
+      </w:tblGrid>
+      <w:tr>
+        <w:tc>
+          <w:tcPr/>
+          <w:bookmarkStart w:id="48" w:name="tbl-effectifs"/>
+          <w:p>
+            <w:pPr>
+              <w:jc w:val="center"/>
+            </w:pPr>
+            <w:pPr>
+              <w:jc w:val="left"/>
+              <w:spacing w:before="200"/>
+              <w:pStyle w:val="ImageCaption"/>
+            </w:pPr>
+            <w:r>
+              <w:t xml:space="preserve">Table 1: Effectif requis pour différents scénarios de spécificité cible, prévalence et marge</w:t>
+            </w:r>
+          </w:p>
+          <w:p>
+            <w:pPr>
+              <w:pStyle w:val="Compact"/>
+              <w:jc w:val="center"/>
+            </w:pPr>
+            <w:r>
+              <w:t xml:space="preserve">Tableau des effectifs requis pour les differents scenarios de specificite cible, prevalence et marge de securite</w:t>
+            </w:r>
+          </w:p>
+          <w:tbl>
+            <w:tblPr>
+              <w:tblStyle w:val="Table"/>
+              <w:tblW w:type="pct" w:w="5000"/>
+              <w:tblLayout w:type="fixed"/>
+              <w:tblLook w:firstRow="1" w:lastRow="0" w:firstColumn="0" w:lastColumn="0" w:noHBand="0" w:noVBand="0" w:val="0020"/>
+              <w:tblCaption w:val="Tableau des effectifs requis pour les differents scenarios de specificite cible, prevalence et marge de securite"/>
+            </w:tblPr>
+            <w:tblGrid>
+              <w:gridCol w:w="720"/>
+              <w:gridCol w:w="792"/>
+              <w:gridCol w:w="864"/>
+              <w:gridCol w:w="720"/>
+              <w:gridCol w:w="1440"/>
+              <w:gridCol w:w="1296"/>
+              <w:gridCol w:w="936"/>
+              <w:gridCol w:w="1152"/>
+            </w:tblGrid>
+            <w:tr>
+              <w:trPr>
+                <w:tblHeader w:val="on"/>
+              </w:trPr>
+              <w:tc>
+                <w:tcPr/>
+                <w:p>
+                  <w:pPr>
+                    <w:pStyle w:val="Compact"/>
+                    <w:jc w:val="center"/>
+                    <w:jc w:val="center"/>
+                  </w:pPr>
+                  <w:r>
+                    <w:t xml:space="preserve">Scenario</w:t>
+                  </w:r>
+                </w:p>
+              </w:tc>
+              <w:tc>
+                <w:tcPr/>
+                <w:p>
+                  <w:pPr>
+                    <w:pStyle w:val="Compact"/>
+                    <w:jc w:val="center"/>
+                    <w:jc w:val="center"/>
+                  </w:pPr>
+                  <w:r>
+                    <w:t xml:space="preserve">Target Sp</w:t>
+                  </w:r>
+                </w:p>
+              </w:tc>
+              <w:tc>
+                <w:tcPr/>
+                <w:p>
+                  <w:pPr>
+                    <w:pStyle w:val="Compact"/>
+                    <w:jc w:val="center"/>
+                    <w:jc w:val="center"/>
+                  </w:pPr>
+                  <w:r>
+                    <w:t xml:space="preserve">Prevalence</w:t>
+                  </w:r>
+                </w:p>
+              </w:tc>
+              <w:tc>
+                <w:tcPr/>
+                <w:p>
+                  <w:pPr>
+                    <w:pStyle w:val="Compact"/>
+                    <w:jc w:val="center"/>
+                    <w:jc w:val="center"/>
+                  </w:pPr>
+                  <w:r>
+                    <w:t xml:space="preserve">CI width</w:t>
+                  </w:r>
+                </w:p>
+              </w:tc>
+              <w:tc>
+                <w:tcPr/>
+                <w:p>
+                  <w:pPr>
+                    <w:pStyle w:val="Compact"/>
+                    <w:jc w:val="center"/>
+                    <w:jc w:val="center"/>
+                  </w:pPr>
+                  <w:r>
+                    <w:t xml:space="preserve">Required negatives</w:t>
+                  </w:r>
+                </w:p>
+              </w:tc>
+              <w:tc>
+                <w:tcPr/>
+                <w:p>
+                  <w:pPr>
+                    <w:pStyle w:val="Compact"/>
+                    <w:jc w:val="center"/>
+                    <w:jc w:val="center"/>
+                  </w:pPr>
+                  <w:r>
+                    <w:t xml:space="preserve">Required total N</w:t>
+                  </w:r>
+                </w:p>
+              </w:tc>
+              <w:tc>
+                <w:tcPr/>
+                <w:p>
+                  <w:pPr>
+                    <w:pStyle w:val="Compact"/>
+                    <w:jc w:val="center"/>
+                    <w:jc w:val="center"/>
+                  </w:pPr>
+                  <w:r>
+                    <w:t xml:space="preserve">Lower bound</w:t>
+                  </w:r>
+                </w:p>
+              </w:tc>
+              <w:tc>
+                <w:tcPr/>
+                <w:p>
+                  <w:pPr>
+                    <w:pStyle w:val="Compact"/>
+                    <w:jc w:val="center"/>
+                    <w:jc w:val="center"/>
+                  </w:pPr>
+                  <w:r>
+                    <w:t xml:space="preserve">Computed width</w:t>
+                  </w:r>
+                </w:p>
+              </w:tc>
+            </w:tr>
+            <w:tr>
+              <w:tc>
+                <w:tcPr/>
+                <w:p>
+                  <w:pPr>
+                    <w:pStyle w:val="Compact"/>
+                    <w:jc w:val="center"/>
+                    <w:jc w:val="center"/>
+                  </w:pPr>
+                  <w:r>
+                    <w:t xml:space="preserve">S1</w:t>
+                  </w:r>
+                </w:p>
+              </w:tc>
+              <w:tc>
+                <w:tcPr/>
+                <w:p>
+                  <w:pPr>
+                    <w:pStyle w:val="Compact"/>
+                    <w:jc w:val="center"/>
+                    <w:jc w:val="center"/>
+                  </w:pPr>
+                  <w:r>
+                    <w:t xml:space="preserve">0.90</w:t>
+                  </w:r>
+                </w:p>
+              </w:tc>
+              <w:tc>
+                <w:tcPr/>
+                <w:p>
+                  <w:pPr>
+                    <w:pStyle w:val="Compact"/>
+                    <w:jc w:val="center"/>
+                    <w:jc w:val="center"/>
+                  </w:pPr>
+                  <w:r>
+                    <w:t xml:space="preserve">0.75</w:t>
+                  </w:r>
+                </w:p>
+              </w:tc>
+              <w:tc>
+                <w:tcPr/>
+                <w:p>
+                  <w:pPr>
+                    <w:pStyle w:val="Compact"/>
+                    <w:jc w:val="center"/>
+                    <w:jc w:val="center"/>
+                  </w:pPr>
+                  <w:r>
+                    <w:t xml:space="preserve">0.099</w:t>
+                  </w:r>
+                </w:p>
+              </w:tc>
+              <w:tc>
+                <w:tcPr/>
+                <w:p>
+                  <w:pPr>
+                    <w:pStyle w:val="Compact"/>
+                    <w:jc w:val="center"/>
+                    <w:jc w:val="center"/>
+                  </w:pPr>
+                  <w:r>
+                    <w:t xml:space="preserve">50</w:t>
+                  </w:r>
+                </w:p>
+              </w:tc>
+              <w:tc>
+                <w:tcPr/>
+                <w:p>
+                  <w:pPr>
+                    <w:pStyle w:val="Compact"/>
+                    <w:jc w:val="center"/>
+                    <w:jc w:val="center"/>
+                  </w:pPr>
+                  <w:r>
+                    <w:t xml:space="preserve">200</w:t>
+                  </w:r>
+                </w:p>
+              </w:tc>
+              <w:tc>
+                <w:tcPr/>
+                <w:p>
+                  <w:pPr>
+                    <w:pStyle w:val="Compact"/>
+                    <w:jc w:val="center"/>
+                    <w:jc w:val="center"/>
+                  </w:pPr>
+                  <w:r>
+                    <w:t xml:space="preserve">0.801</w:t>
+                  </w:r>
+                </w:p>
+              </w:tc>
+              <w:tc>
+                <w:tcPr/>
+                <w:p>
+                  <w:pPr>
+                    <w:pStyle w:val="Compact"/>
+                    <w:jc w:val="center"/>
+                    <w:jc w:val="center"/>
+                  </w:pPr>
+                  <w:r>
+                    <w:t xml:space="preserve">0.099</w:t>
+                  </w:r>
+                </w:p>
+              </w:tc>
+            </w:tr>
+            <w:tr>
+              <w:tc>
+                <w:tcPr/>
+                <w:p>
+                  <w:pPr>
+                    <w:pStyle w:val="Compact"/>
+                    <w:jc w:val="center"/>
+                    <w:jc w:val="center"/>
+                  </w:pPr>
+                  <w:r>
+                    <w:t xml:space="preserve">S2</w:t>
+                  </w:r>
+                </w:p>
+              </w:tc>
+              <w:tc>
+                <w:tcPr/>
+                <w:p>
+                  <w:pPr>
+                    <w:pStyle w:val="Compact"/>
+                    <w:jc w:val="center"/>
+                    <w:jc w:val="center"/>
+                  </w:pPr>
+                  <w:r>
+                    <w:t xml:space="preserve">0.90</w:t>
+                  </w:r>
+                </w:p>
+              </w:tc>
+              <w:tc>
+                <w:tcPr/>
+                <w:p>
+                  <w:pPr>
+                    <w:pStyle w:val="Compact"/>
+                    <w:jc w:val="center"/>
+                    <w:jc w:val="center"/>
+                  </w:pPr>
+                  <w:r>
+                    <w:t xml:space="preserve">0.50</w:t>
+                  </w:r>
+                </w:p>
+              </w:tc>
+              <w:tc>
+                <w:tcPr/>
+                <w:p>
+                  <w:pPr>
+                    <w:pStyle w:val="Compact"/>
+                    <w:jc w:val="center"/>
+                    <w:jc w:val="center"/>
+                  </w:pPr>
+                  <w:r>
+                    <w:t xml:space="preserve">0.099</w:t>
+                  </w:r>
+                </w:p>
+              </w:tc>
+              <w:tc>
+                <w:tcPr/>
+                <w:p>
+                  <w:pPr>
+                    <w:pStyle w:val="Compact"/>
+                    <w:jc w:val="center"/>
+                    <w:jc w:val="center"/>
+                  </w:pPr>
+                  <w:r>
+                    <w:t xml:space="preserve">50</w:t>
+                  </w:r>
+                </w:p>
+              </w:tc>
+              <w:tc>
+                <w:tcPr/>
+                <w:p>
+                  <w:pPr>
+                    <w:pStyle w:val="Compact"/>
+                    <w:jc w:val="center"/>
+                    <w:jc w:val="center"/>
+                  </w:pPr>
+                  <w:r>
+                    <w:t xml:space="preserve">100</w:t>
+                  </w:r>
+                </w:p>
+              </w:tc>
+              <w:tc>
+                <w:tcPr/>
+                <w:p>
+                  <w:pPr>
+                    <w:pStyle w:val="Compact"/>
+                    <w:jc w:val="center"/>
+                    <w:jc w:val="center"/>
+                  </w:pPr>
+                  <w:r>
+                    <w:t xml:space="preserve">0.801</w:t>
+                  </w:r>
+                </w:p>
+              </w:tc>
+              <w:tc>
+                <w:tcPr/>
+                <w:p>
+                  <w:pPr>
+                    <w:pStyle w:val="Compact"/>
+                    <w:jc w:val="center"/>
+                    <w:jc w:val="center"/>
+                  </w:pPr>
+                  <w:r>
+                    <w:t xml:space="preserve">0.099</w:t>
+                  </w:r>
+                </w:p>
+              </w:tc>
+            </w:tr>
+            <w:tr>
+              <w:tc>
+                <w:tcPr/>
+                <w:p>
+                  <w:pPr>
+                    <w:pStyle w:val="Compact"/>
+                    <w:jc w:val="center"/>
+                    <w:jc w:val="center"/>
+                  </w:pPr>
+                  <w:r>
+                    <w:t xml:space="preserve">S3</w:t>
+                  </w:r>
+                </w:p>
+              </w:tc>
+              <w:tc>
+                <w:tcPr/>
+                <w:p>
+                  <w:pPr>
+                    <w:pStyle w:val="Compact"/>
+                    <w:jc w:val="center"/>
+                    <w:jc w:val="center"/>
+                  </w:pPr>
+                  <w:r>
+                    <w:t xml:space="preserve">0.90</w:t>
+                  </w:r>
+                </w:p>
+              </w:tc>
+              <w:tc>
+                <w:tcPr/>
+                <w:p>
+                  <w:pPr>
+                    <w:pStyle w:val="Compact"/>
+                    <w:jc w:val="center"/>
+                    <w:jc w:val="center"/>
+                  </w:pPr>
+                  <w:r>
+                    <w:t xml:space="preserve">0.75</w:t>
+                  </w:r>
+                </w:p>
+              </w:tc>
+              <w:tc>
+                <w:tcPr/>
+                <w:p>
+                  <w:pPr>
+                    <w:pStyle w:val="Compact"/>
+                    <w:jc w:val="center"/>
+                    <w:jc w:val="center"/>
+                  </w:pPr>
+                  <w:r>
+                    <w:t xml:space="preserve">0.149</w:t>
+                  </w:r>
+                </w:p>
+              </w:tc>
+              <w:tc>
+                <w:tcPr/>
+                <w:p>
+                  <w:pPr>
+                    <w:pStyle w:val="Compact"/>
+                    <w:jc w:val="center"/>
+                    <w:jc w:val="center"/>
+                  </w:pPr>
+                  <w:r>
+                    <w:t xml:space="preserve">27</w:t>
+                  </w:r>
+                </w:p>
+              </w:tc>
+              <w:tc>
+                <w:tcPr/>
+                <w:p>
+                  <w:pPr>
+                    <w:pStyle w:val="Compact"/>
+                    <w:jc w:val="center"/>
+                    <w:jc w:val="center"/>
+                  </w:pPr>
+                  <w:r>
+                    <w:t xml:space="preserve">108</w:t>
+                  </w:r>
+                </w:p>
+              </w:tc>
+              <w:tc>
+                <w:tcPr/>
+                <w:p>
+                  <w:pPr>
+                    <w:pStyle w:val="Compact"/>
+                    <w:jc w:val="center"/>
+                    <w:jc w:val="center"/>
+                  </w:pPr>
+                  <w:r>
+                    <w:t xml:space="preserve">0.751</w:t>
+                  </w:r>
+                </w:p>
+              </w:tc>
+              <w:tc>
+                <w:tcPr/>
+                <w:p>
+                  <w:pPr>
+                    <w:pStyle w:val="Compact"/>
+                    <w:jc w:val="center"/>
+                    <w:jc w:val="center"/>
+                  </w:pPr>
+                  <w:r>
+                    <w:t xml:space="preserve">0.149</w:t>
+                  </w:r>
+                </w:p>
+              </w:tc>
+            </w:tr>
+            <w:tr>
+              <w:tc>
+                <w:tcPr/>
+                <w:p>
+                  <w:pPr>
+                    <w:pStyle w:val="Compact"/>
+                    <w:jc w:val="center"/>
+                    <w:jc w:val="center"/>
+                  </w:pPr>
+                  <w:r>
+                    <w:t xml:space="preserve">S4</w:t>
+                  </w:r>
+                </w:p>
+              </w:tc>
+              <w:tc>
+                <w:tcPr/>
+                <w:p>
+                  <w:pPr>
+                    <w:pStyle w:val="Compact"/>
+                    <w:jc w:val="center"/>
+                    <w:jc w:val="center"/>
+                  </w:pPr>
+                  <w:r>
+                    <w:t xml:space="preserve">0.90</w:t>
+                  </w:r>
+                </w:p>
+              </w:tc>
+              <w:tc>
+                <w:tcPr/>
+                <w:p>
+                  <w:pPr>
+                    <w:pStyle w:val="Compact"/>
+                    <w:jc w:val="center"/>
+                    <w:jc w:val="center"/>
+                  </w:pPr>
+                  <w:r>
+                    <w:t xml:space="preserve">0.50</w:t>
+                  </w:r>
+                </w:p>
+              </w:tc>
+              <w:tc>
+                <w:tcPr/>
+                <w:p>
+                  <w:pPr>
+                    <w:pStyle w:val="Compact"/>
+                    <w:jc w:val="center"/>
+                    <w:jc w:val="center"/>
+                  </w:pPr>
+                  <w:r>
+                    <w:t xml:space="preserve">0.149</w:t>
+                  </w:r>
+                </w:p>
+              </w:tc>
+              <w:tc>
+                <w:tcPr/>
+                <w:p>
+                  <w:pPr>
+                    <w:pStyle w:val="Compact"/>
+                    <w:jc w:val="center"/>
+                    <w:jc w:val="center"/>
+                  </w:pPr>
+                  <w:r>
+                    <w:t xml:space="preserve">27</w:t>
+                  </w:r>
+                </w:p>
+              </w:tc>
+              <w:tc>
+                <w:tcPr/>
+                <w:p>
+                  <w:pPr>
+                    <w:pStyle w:val="Compact"/>
+                    <w:jc w:val="center"/>
+                    <w:jc w:val="center"/>
+                  </w:pPr>
+                  <w:r>
+                    <w:t xml:space="preserve">54</w:t>
+                  </w:r>
+                </w:p>
+              </w:tc>
+              <w:tc>
+                <w:tcPr/>
+                <w:p>
+                  <w:pPr>
+                    <w:pStyle w:val="Compact"/>
+                    <w:jc w:val="center"/>
+                    <w:jc w:val="center"/>
+                  </w:pPr>
+                  <w:r>
+                    <w:t xml:space="preserve">0.751</w:t>
+                  </w:r>
+                </w:p>
+              </w:tc>
+              <w:tc>
+                <w:tcPr/>
+                <w:p>
+                  <w:pPr>
+                    <w:pStyle w:val="Compact"/>
+                    <w:jc w:val="center"/>
+                    <w:jc w:val="center"/>
+                  </w:pPr>
+                  <w:r>
+                    <w:t xml:space="preserve">0.149</w:t>
+                  </w:r>
+                </w:p>
+              </w:tc>
+            </w:tr>
+            <w:tr>
+              <w:tc>
+                <w:tcPr/>
+                <w:p>
+                  <w:pPr>
+                    <w:pStyle w:val="Compact"/>
+                    <w:jc w:val="center"/>
+                    <w:jc w:val="center"/>
+                  </w:pPr>
+                  <w:r>
+                    <w:t xml:space="preserve">S5</w:t>
+                  </w:r>
+                </w:p>
+              </w:tc>
+              <w:tc>
+                <w:tcPr/>
+                <w:p>
+                  <w:pPr>
+                    <w:pStyle w:val="Compact"/>
+                    <w:jc w:val="center"/>
+                    <w:jc w:val="center"/>
+                  </w:pPr>
+                  <w:r>
+                    <w:t xml:space="preserve">0.90</w:t>
+                  </w:r>
+                </w:p>
+              </w:tc>
+              <w:tc>
+                <w:tcPr/>
+                <w:p>
+                  <w:pPr>
+                    <w:pStyle w:val="Compact"/>
+                    <w:jc w:val="center"/>
+                    <w:jc w:val="center"/>
+                  </w:pPr>
+                  <w:r>
+                    <w:t xml:space="preserve">0.60</w:t>
+                  </w:r>
+                </w:p>
+              </w:tc>
+              <w:tc>
+                <w:tcPr/>
+                <w:p>
+                  <w:pPr>
+                    <w:pStyle w:val="Compact"/>
+                    <w:jc w:val="center"/>
+                    <w:jc w:val="center"/>
+                  </w:pPr>
+                  <w:r>
+                    <w:t xml:space="preserve">0.099</w:t>
+                  </w:r>
+                </w:p>
+              </w:tc>
+              <w:tc>
+                <w:tcPr/>
+                <w:p>
+                  <w:pPr>
+                    <w:pStyle w:val="Compact"/>
+                    <w:jc w:val="center"/>
+                    <w:jc w:val="center"/>
+                  </w:pPr>
+                  <w:r>
+                    <w:t xml:space="preserve">50</w:t>
+                  </w:r>
+                </w:p>
+              </w:tc>
+              <w:tc>
+                <w:tcPr/>
+                <w:p>
+                  <w:pPr>
+                    <w:pStyle w:val="Compact"/>
+                    <w:jc w:val="center"/>
+                    <w:jc w:val="center"/>
+                  </w:pPr>
+                  <w:r>
+                    <w:t xml:space="preserve">125</w:t>
+                  </w:r>
+                </w:p>
+              </w:tc>
+              <w:tc>
+                <w:tcPr/>
+                <w:p>
+                  <w:pPr>
+                    <w:pStyle w:val="Compact"/>
+                    <w:jc w:val="center"/>
+                    <w:jc w:val="center"/>
+                  </w:pPr>
+                  <w:r>
+                    <w:t xml:space="preserve">0.801</w:t>
+                  </w:r>
+                </w:p>
+              </w:tc>
+              <w:tc>
+                <w:tcPr/>
+                <w:p>
+                  <w:pPr>
+                    <w:pStyle w:val="Compact"/>
+                    <w:jc w:val="center"/>
+                    <w:jc w:val="center"/>
+                  </w:pPr>
+                  <w:r>
+                    <w:t xml:space="preserve">0.099</w:t>
+                  </w:r>
+                </w:p>
+              </w:tc>
+            </w:tr>
+            <w:tr>
+              <w:tc>
+                <w:tcPr/>
+                <w:p>
+                  <w:pPr>
+                    <w:pStyle w:val="Compact"/>
+                    <w:jc w:val="center"/>
+                    <w:jc w:val="center"/>
+                  </w:pPr>
+                  <w:r>
+                    <w:t xml:space="preserve">S6</w:t>
+                  </w:r>
+                </w:p>
+              </w:tc>
+              <w:tc>
+                <w:tcPr/>
+                <w:p>
+                  <w:pPr>
+                    <w:pStyle w:val="Compact"/>
+                    <w:jc w:val="center"/>
+                    <w:jc w:val="center"/>
+                  </w:pPr>
+                  <w:r>
+                    <w:t xml:space="preserve">0.90</w:t>
+                  </w:r>
+                </w:p>
+              </w:tc>
+              <w:tc>
+                <w:tcPr/>
+                <w:p>
+                  <w:pPr>
+                    <w:pStyle w:val="Compact"/>
+                    <w:jc w:val="center"/>
+                    <w:jc w:val="center"/>
+                  </w:pPr>
+                  <w:r>
+                    <w:t xml:space="preserve">0.60</w:t>
+                  </w:r>
+                </w:p>
+              </w:tc>
+              <w:tc>
+                <w:tcPr/>
+                <w:p>
+                  <w:pPr>
+                    <w:pStyle w:val="Compact"/>
+                    <w:jc w:val="center"/>
+                    <w:jc w:val="center"/>
+                  </w:pPr>
+                  <w:r>
+                    <w:t xml:space="preserve">0.149</w:t>
+                  </w:r>
+                </w:p>
+              </w:tc>
+              <w:tc>
+                <w:tcPr/>
+                <w:p>
+                  <w:pPr>
+                    <w:pStyle w:val="Compact"/>
+                    <w:jc w:val="center"/>
+                    <w:jc w:val="center"/>
+                  </w:pPr>
+                  <w:r>
+                    <w:t xml:space="preserve">27</w:t>
+                  </w:r>
+                </w:p>
+              </w:tc>
+              <w:tc>
+                <w:tcPr/>
+                <w:p>
+                  <w:pPr>
+                    <w:pStyle w:val="Compact"/>
+                    <w:jc w:val="center"/>
+                    <w:jc w:val="center"/>
+                  </w:pPr>
+                  <w:r>
+                    <w:t xml:space="preserve">68</w:t>
+                  </w:r>
+                </w:p>
+              </w:tc>
+              <w:tc>
+                <w:tcPr/>
+                <w:p>
+                  <w:pPr>
+                    <w:pStyle w:val="Compact"/>
+                    <w:jc w:val="center"/>
+                    <w:jc w:val="center"/>
+                  </w:pPr>
+                  <w:r>
+                    <w:t xml:space="preserve">0.751</w:t>
+                  </w:r>
+                </w:p>
+              </w:tc>
+              <w:tc>
+                <w:tcPr/>
+                <w:p>
+                  <w:pPr>
+                    <w:pStyle w:val="Compact"/>
+                    <w:jc w:val="center"/>
+                    <w:jc w:val="center"/>
+                  </w:pPr>
+                  <w:r>
+                    <w:t xml:space="preserve">0.149</w:t>
+                  </w:r>
+                </w:p>
+              </w:tc>
+            </w:tr>
+            <w:tr>
+              <w:tc>
+                <w:tcPr/>
+                <w:p>
+                  <w:pPr>
+                    <w:pStyle w:val="Compact"/>
+                    <w:jc w:val="center"/>
+                    <w:jc w:val="center"/>
+                  </w:pPr>
+                  <w:r>
+                    <w:t xml:space="preserve">S7</w:t>
+                  </w:r>
+                </w:p>
+              </w:tc>
+              <w:tc>
+                <w:tcPr/>
+                <w:p>
+                  <w:pPr>
+                    <w:pStyle w:val="Compact"/>
+                    <w:jc w:val="center"/>
+                    <w:jc w:val="center"/>
+                  </w:pPr>
+                  <w:r>
+                    <w:t xml:space="preserve">0.85</w:t>
+                  </w:r>
+                </w:p>
+              </w:tc>
+              <w:tc>
+                <w:tcPr/>
+                <w:p>
+                  <w:pPr>
+                    <w:pStyle w:val="Compact"/>
+                    <w:jc w:val="center"/>
+                    <w:jc w:val="center"/>
+                  </w:pPr>
+                  <w:r>
+                    <w:t xml:space="preserve">0.75</w:t>
+                  </w:r>
+                </w:p>
+              </w:tc>
+              <w:tc>
+                <w:tcPr/>
+                <w:p>
+                  <w:pPr>
+                    <w:pStyle w:val="Compact"/>
+                    <w:jc w:val="center"/>
+                    <w:jc w:val="center"/>
+                  </w:pPr>
+                  <w:r>
+                    <w:t xml:space="preserve">0.099</w:t>
+                  </w:r>
+                </w:p>
+              </w:tc>
+              <w:tc>
+                <w:tcPr/>
+                <w:p>
+                  <w:pPr>
+                    <w:pStyle w:val="Compact"/>
+                    <w:jc w:val="center"/>
+                    <w:jc w:val="center"/>
+                  </w:pPr>
+                  <w:r>
+                    <w:t xml:space="preserve">59</w:t>
+                  </w:r>
+                </w:p>
+              </w:tc>
+              <w:tc>
+                <w:tcPr/>
+                <w:p>
+                  <w:pPr>
+                    <w:pStyle w:val="Compact"/>
+                    <w:jc w:val="center"/>
+                    <w:jc w:val="center"/>
+                  </w:pPr>
+                  <w:r>
+                    <w:t xml:space="preserve">236</w:t>
+                  </w:r>
+                </w:p>
+              </w:tc>
+              <w:tc>
+                <w:tcPr/>
+                <w:p>
+                  <w:pPr>
+                    <w:pStyle w:val="Compact"/>
+                    <w:jc w:val="center"/>
+                    <w:jc w:val="center"/>
+                  </w:pPr>
+                  <w:r>
+                    <w:t xml:space="preserve">0.752</w:t>
+                  </w:r>
+                </w:p>
+              </w:tc>
+              <w:tc>
+                <w:tcPr/>
+                <w:p>
+                  <w:pPr>
+                    <w:pStyle w:val="Compact"/>
+                    <w:jc w:val="center"/>
+                    <w:jc w:val="center"/>
+                  </w:pPr>
+                  <w:r>
+                    <w:t xml:space="preserve">0.098</w:t>
+                  </w:r>
+                </w:p>
+              </w:tc>
+            </w:tr>
+            <w:tr>
+              <w:tc>
+                <w:tcPr/>
+                <w:p>
+                  <w:pPr>
+                    <w:pStyle w:val="Compact"/>
+                    <w:jc w:val="center"/>
+                    <w:jc w:val="center"/>
+                  </w:pPr>
+                  <w:r>
+                    <w:t xml:space="preserve">S8</w:t>
+                  </w:r>
+                </w:p>
+              </w:tc>
+              <w:tc>
+                <w:tcPr/>
+                <w:p>
+                  <w:pPr>
+                    <w:pStyle w:val="Compact"/>
+                    <w:jc w:val="center"/>
+                    <w:jc w:val="center"/>
+                  </w:pPr>
+                  <w:r>
+                    <w:t xml:space="preserve">0.85</w:t>
+                  </w:r>
+                </w:p>
+              </w:tc>
+              <w:tc>
+                <w:tcPr/>
+                <w:p>
+                  <w:pPr>
+                    <w:pStyle w:val="Compact"/>
+                    <w:jc w:val="center"/>
+                    <w:jc w:val="center"/>
+                  </w:pPr>
+                  <w:r>
+                    <w:t xml:space="preserve">0.50</w:t>
+                  </w:r>
+                </w:p>
+              </w:tc>
+              <w:tc>
+                <w:tcPr/>
+                <w:p>
+                  <w:pPr>
+                    <w:pStyle w:val="Compact"/>
+                    <w:jc w:val="center"/>
+                    <w:jc w:val="center"/>
+                  </w:pPr>
+                  <w:r>
+                    <w:t xml:space="preserve">0.099</w:t>
+                  </w:r>
+                </w:p>
+              </w:tc>
+              <w:tc>
+                <w:tcPr/>
+                <w:p>
+                  <w:pPr>
+                    <w:pStyle w:val="Compact"/>
+                    <w:jc w:val="center"/>
+                    <w:jc w:val="center"/>
+                  </w:pPr>
+                  <w:r>
+                    <w:t xml:space="preserve">59</w:t>
+                  </w:r>
+                </w:p>
+              </w:tc>
+              <w:tc>
+                <w:tcPr/>
+                <w:p>
+                  <w:pPr>
+                    <w:pStyle w:val="Compact"/>
+                    <w:jc w:val="center"/>
+                    <w:jc w:val="center"/>
+                  </w:pPr>
+                  <w:r>
+                    <w:t xml:space="preserve">118</w:t>
+                  </w:r>
+                </w:p>
+              </w:tc>
+              <w:tc>
+                <w:tcPr/>
+                <w:p>
+                  <w:pPr>
+                    <w:pStyle w:val="Compact"/>
+                    <w:jc w:val="center"/>
+                    <w:jc w:val="center"/>
+                  </w:pPr>
+                  <w:r>
+                    <w:t xml:space="preserve">0.752</w:t>
+                  </w:r>
+                </w:p>
+              </w:tc>
+              <w:tc>
+                <w:tcPr/>
+                <w:p>
+                  <w:pPr>
+                    <w:pStyle w:val="Compact"/>
+                    <w:jc w:val="center"/>
+                    <w:jc w:val="center"/>
+                  </w:pPr>
+                  <w:r>
+                    <w:t xml:space="preserve">0.098</w:t>
+                  </w:r>
+                </w:p>
+              </w:tc>
+            </w:tr>
+            <w:tr>
+              <w:tc>
+                <w:tcPr/>
+                <w:p>
+                  <w:pPr>
+                    <w:pStyle w:val="Compact"/>
+                    <w:jc w:val="center"/>
+                    <w:jc w:val="center"/>
+                  </w:pPr>
+                  <w:r>
+                    <w:t xml:space="preserve">S9</w:t>
+                  </w:r>
+                </w:p>
+              </w:tc>
+              <w:tc>
+                <w:tcPr/>
+                <w:p>
+                  <w:pPr>
+                    <w:pStyle w:val="Compact"/>
+                    <w:jc w:val="center"/>
+                    <w:jc w:val="center"/>
+                  </w:pPr>
+                  <w:r>
+                    <w:t xml:space="preserve">0.85</w:t>
+                  </w:r>
+                </w:p>
+              </w:tc>
+              <w:tc>
+                <w:tcPr/>
+                <w:p>
+                  <w:pPr>
+                    <w:pStyle w:val="Compact"/>
+                    <w:jc w:val="center"/>
+                    <w:jc w:val="center"/>
+                  </w:pPr>
+                  <w:r>
+                    <w:t xml:space="preserve">0.75</w:t>
+                  </w:r>
+                </w:p>
+              </w:tc>
+              <w:tc>
+                <w:tcPr/>
+                <w:p>
+                  <w:pPr>
+                    <w:pStyle w:val="Compact"/>
+                    <w:jc w:val="center"/>
+                    <w:jc w:val="center"/>
+                  </w:pPr>
+                  <w:r>
+                    <w:t xml:space="preserve">0.149</w:t>
+                  </w:r>
+                </w:p>
+              </w:tc>
+              <w:tc>
+                <w:tcPr/>
+                <w:p>
+                  <w:pPr>
+                    <w:pStyle w:val="Compact"/>
+                    <w:jc w:val="center"/>
+                    <w:jc w:val="center"/>
+                  </w:pPr>
+                  <w:r>
+                    <w:t xml:space="preserve">31</w:t>
+                  </w:r>
+                </w:p>
+              </w:tc>
+              <w:tc>
+                <w:tcPr/>
+                <w:p>
+                  <w:pPr>
+                    <w:pStyle w:val="Compact"/>
+                    <w:jc w:val="center"/>
+                    <w:jc w:val="center"/>
+                  </w:pPr>
+                  <w:r>
+                    <w:t xml:space="preserve">124</w:t>
+                  </w:r>
+                </w:p>
+              </w:tc>
+              <w:tc>
+                <w:tcPr/>
+                <w:p>
+                  <w:pPr>
+                    <w:pStyle w:val="Compact"/>
+                    <w:jc w:val="center"/>
+                    <w:jc w:val="center"/>
+                  </w:pPr>
+                  <w:r>
+                    <w:t xml:space="preserve">0.704</w:t>
+                  </w:r>
+                </w:p>
+              </w:tc>
+              <w:tc>
+                <w:tcPr/>
+                <w:p>
+                  <w:pPr>
+                    <w:pStyle w:val="Compact"/>
+                    <w:jc w:val="center"/>
+                    <w:jc w:val="center"/>
+                  </w:pPr>
+                  <w:r>
+                    <w:t xml:space="preserve">0.146</w:t>
+                  </w:r>
+                </w:p>
+              </w:tc>
+            </w:tr>
+            <w:tr>
+              <w:tc>
+                <w:tcPr/>
+                <w:p>
+                  <w:pPr>
+                    <w:pStyle w:val="Compact"/>
+                    <w:jc w:val="center"/>
+                    <w:jc w:val="center"/>
+                  </w:pPr>
+                  <w:r>
+                    <w:t xml:space="preserve">S10</w:t>
+                  </w:r>
+                </w:p>
+              </w:tc>
+              <w:tc>
+                <w:tcPr/>
+                <w:p>
+                  <w:pPr>
+                    <w:pStyle w:val="Compact"/>
+                    <w:jc w:val="center"/>
+                    <w:jc w:val="center"/>
+                  </w:pPr>
+                  <w:r>
+                    <w:t xml:space="preserve">0.85</w:t>
+                  </w:r>
+                </w:p>
+              </w:tc>
+              <w:tc>
+                <w:tcPr/>
+                <w:p>
+                  <w:pPr>
+                    <w:pStyle w:val="Compact"/>
+                    <w:jc w:val="center"/>
+                    <w:jc w:val="center"/>
+                  </w:pPr>
+                  <w:r>
+                    <w:t xml:space="preserve">0.60</w:t>
+                  </w:r>
+                </w:p>
+              </w:tc>
+              <w:tc>
+                <w:tcPr/>
+                <w:p>
+                  <w:pPr>
+                    <w:pStyle w:val="Compact"/>
+                    <w:jc w:val="center"/>
+                    <w:jc w:val="center"/>
+                  </w:pPr>
+                  <w:r>
+                    <w:t xml:space="preserve">0.099</w:t>
+                  </w:r>
+                </w:p>
+              </w:tc>
+              <w:tc>
+                <w:tcPr/>
+                <w:p>
+                  <w:pPr>
+                    <w:pStyle w:val="Compact"/>
+                    <w:jc w:val="center"/>
+                    <w:jc w:val="center"/>
+                  </w:pPr>
+                  <w:r>
+                    <w:t xml:space="preserve">59</w:t>
+                  </w:r>
+                </w:p>
+              </w:tc>
+              <w:tc>
+                <w:tcPr/>
+                <w:p>
+                  <w:pPr>
+                    <w:pStyle w:val="Compact"/>
+                    <w:jc w:val="center"/>
+                    <w:jc w:val="center"/>
+                  </w:pPr>
+                  <w:r>
+                    <w:t xml:space="preserve">148</w:t>
+                  </w:r>
+                </w:p>
+              </w:tc>
+              <w:tc>
+                <w:tcPr/>
+                <w:p>
+                  <w:pPr>
+                    <w:pStyle w:val="Compact"/>
+                    <w:jc w:val="center"/>
+                    <w:jc w:val="center"/>
+                  </w:pPr>
+                  <w:r>
+                    <w:t xml:space="preserve">0.752</w:t>
+                  </w:r>
+                </w:p>
+              </w:tc>
+              <w:tc>
+                <w:tcPr/>
+                <w:p>
+                  <w:pPr>
+                    <w:pStyle w:val="Compact"/>
+                    <w:jc w:val="center"/>
+                    <w:jc w:val="center"/>
+                  </w:pPr>
+                  <w:r>
+                    <w:t xml:space="preserve">0.098</w:t>
+                  </w:r>
+                </w:p>
+              </w:tc>
+            </w:tr>
+            <w:tr>
+              <w:tc>
+                <w:tcPr/>
+                <w:p>
+                  <w:pPr>
+                    <w:pStyle w:val="Compact"/>
+                    <w:jc w:val="center"/>
+                    <w:jc w:val="center"/>
+                  </w:pPr>
+                  <w:r>
+                    <w:t xml:space="preserve">S11</w:t>
+                  </w:r>
+                </w:p>
+              </w:tc>
+              <w:tc>
+                <w:tcPr/>
+                <w:p>
+                  <w:pPr>
+                    <w:pStyle w:val="Compact"/>
+                    <w:jc w:val="center"/>
+                    <w:jc w:val="center"/>
+                  </w:pPr>
+                  <w:r>
+                    <w:t xml:space="preserve">0.85</w:t>
+                  </w:r>
+                </w:p>
+              </w:tc>
+              <w:tc>
+                <w:tcPr/>
+                <w:p>
+                  <w:pPr>
+                    <w:pStyle w:val="Compact"/>
+                    <w:jc w:val="center"/>
+                    <w:jc w:val="center"/>
+                  </w:pPr>
+                  <w:r>
+                    <w:t xml:space="preserve">0.50</w:t>
+                  </w:r>
+                </w:p>
+              </w:tc>
+              <w:tc>
+                <w:tcPr/>
+                <w:p>
+                  <w:pPr>
+                    <w:pStyle w:val="Compact"/>
+                    <w:jc w:val="center"/>
+                    <w:jc w:val="center"/>
+                  </w:pPr>
+                  <w:r>
+                    <w:t xml:space="preserve">0.149</w:t>
+                  </w:r>
+                </w:p>
+              </w:tc>
+              <w:tc>
+                <w:tcPr/>
+                <w:p>
+                  <w:pPr>
+                    <w:pStyle w:val="Compact"/>
+                    <w:jc w:val="center"/>
+                    <w:jc w:val="center"/>
+                  </w:pPr>
+                  <w:r>
+                    <w:t xml:space="preserve">31</w:t>
+                  </w:r>
+                </w:p>
+              </w:tc>
+              <w:tc>
+                <w:tcPr/>
+                <w:p>
+                  <w:pPr>
+                    <w:pStyle w:val="Compact"/>
+                    <w:jc w:val="center"/>
+                    <w:jc w:val="center"/>
+                  </w:pPr>
+                  <w:r>
+                    <w:t xml:space="preserve">62</w:t>
+                  </w:r>
+                </w:p>
+              </w:tc>
+              <w:tc>
+                <w:tcPr/>
+                <w:p>
+                  <w:pPr>
+                    <w:pStyle w:val="Compact"/>
+                    <w:jc w:val="center"/>
+                    <w:jc w:val="center"/>
+                  </w:pPr>
+                  <w:r>
+                    <w:t xml:space="preserve">0.704</w:t>
+                  </w:r>
+                </w:p>
+              </w:tc>
+              <w:tc>
+                <w:tcPr/>
+                <w:p>
+                  <w:pPr>
+                    <w:pStyle w:val="Compact"/>
+                    <w:jc w:val="center"/>
+                    <w:jc w:val="center"/>
+                  </w:pPr>
+                  <w:r>
+                    <w:t xml:space="preserve">0.146</w:t>
+                  </w:r>
+                </w:p>
+              </w:tc>
+            </w:tr>
+          </w:tbl>
+          <w:bookmarkEnd w:id="48"/>
+          <w:p/>
+        </w:tc>
+      </w:tr>
+    </w:tbl>
+    <w:bookmarkEnd w:id="49"/>
+    <w:bookmarkStart w:id="70" w:name="résultats"/>
+    <w:p>
+      <w:pPr>
+        <w:pStyle w:val="Heading1"/>
+      </w:pPr>
+      <w:r>
         <w:t xml:space="preserve">Résultats</w:t>
       </w:r>
     </w:p>
-    <w:bookmarkStart w:id="65" w:name="Xebf41ee49169605e282150415a1f00bf88830b0"/>
+    <w:bookmarkStart w:id="67" w:name="Xebf41ee49169605e282150415a1f00bf88830b0"/>
     <w:p>
       <w:pPr>
         <w:pStyle w:val="Heading2"/>
@@ -6928,7 +9892,7 @@
         <w:pStyle w:val="Compact"/>
         <w:numPr>
           <w:ilvl w:val="0"/>
-          <w:numId w:val="1004"/>
+          <w:numId w:val="1007"/>
         </w:numPr>
       </w:pPr>
       <w:r>
@@ -6971,7 +9935,7 @@
         <w:t xml:space="preserve">)</w:t>
       </w:r>
     </w:p>
-    <w:bookmarkStart w:id="51" w:name="âge"/>
+    <w:bookmarkStart w:id="53" w:name="âge"/>
     <w:p>
       <w:pPr>
         <w:pStyle w:val="Heading3"/>
@@ -7159,7 +10123,7 @@
       <w:pPr>
         <w:numPr>
           <w:ilvl w:val="0"/>
-          <w:numId w:val="1005"/>
+          <w:numId w:val="1008"/>
         </w:numPr>
       </w:pPr>
       <w:r>
@@ -7170,7 +10134,7 @@
       <w:pPr>
         <w:numPr>
           <w:ilvl w:val="0"/>
-          <w:numId w:val="1005"/>
+          <w:numId w:val="1008"/>
         </w:numPr>
       </w:pPr>
       <w:r>
@@ -7185,7 +10149,7 @@
         <w:rPr>
           <w:rStyle w:val="CommentTok"/>
         </w:rPr>
-        <w:t xml:space="preserve">#| label: âge corrigé</w:t>
+        <w:t xml:space="preserve">#| label: age-corrige</w:t>
       </w:r>
       <w:r>
         <w:br/>
@@ -7391,7 +10355,7 @@
         <w:pStyle w:val="Compact"/>
         <w:numPr>
           <w:ilvl w:val="0"/>
-          <w:numId w:val="1006"/>
+          <w:numId w:val="1009"/>
         </w:numPr>
       </w:pPr>
       <w:r>
@@ -7407,18 +10371,18 @@
           <wp:inline>
             <wp:extent cx="5334000" cy="2450306"/>
             <wp:effectExtent b="0" l="0" r="0" t="0"/>
-            <wp:docPr descr="Distribution de l’âge" title="" id="49" name="Picture"/>
+            <wp:docPr descr="Distribution de l’âge" title="" id="51" name="Picture"/>
             <a:graphic>
               <a:graphicData uri="http://schemas.openxmlformats.org/drawingml/2006/picture">
                 <pic:pic>
                   <pic:nvPicPr>
-                    <pic:cNvPr descr="these_brieuc_files/figure-docx/age-distribution-1.png" id="50" name="Picture"/>
+                    <pic:cNvPr descr="these_brieuc_files/figure-docx/age-distribution-1.png" id="52" name="Picture"/>
                     <pic:cNvPicPr>
                       <a:picLocks noChangeArrowheads="1" noChangeAspect="1"/>
                     </pic:cNvPicPr>
                   </pic:nvPicPr>
                   <pic:blipFill>
-                    <a:blip r:embed="rId48"/>
+                    <a:blip r:embed="rId50"/>
                     <a:stretch>
                       <a:fillRect/>
                     </a:stretch>
@@ -7458,15 +10422,15 @@
         <w:pStyle w:val="Compact"/>
         <w:numPr>
           <w:ilvl w:val="0"/>
-          <w:numId w:val="1007"/>
+          <w:numId w:val="1010"/>
         </w:numPr>
       </w:pPr>
       <w:r>
         <w:t xml:space="preserve">L’âge semble suivre une distribution approximativement normale. Les tests statistiques de normalité (type Shapiro-Wilk) n’ont pas d’intérêt dans cette situation (permet uniquement de rejeter l’hypothèse de normalité si les données s’en écartent assez pour que le test ait la puissance nécessaire, or il n’y aura pas la puissance nécessaire avec seulement 50 patients).</w:t>
       </w:r>
     </w:p>
-    <w:bookmarkEnd w:id="51"/>
-    <w:bookmarkStart w:id="64" w:name="sexe-1"/>
+    <w:bookmarkEnd w:id="53"/>
+    <w:bookmarkStart w:id="66" w:name="sexe-1"/>
     <w:p>
       <w:pPr>
         <w:pStyle w:val="Heading3"/>
@@ -7480,7 +10444,7 @@
         <w:pStyle w:val="Compact"/>
         <w:numPr>
           <w:ilvl w:val="0"/>
-          <w:numId w:val="1008"/>
+          <w:numId w:val="1011"/>
         </w:numPr>
       </w:pPr>
       <w:r>
@@ -7496,18 +10460,18 @@
           <wp:inline>
             <wp:extent cx="5334000" cy="2450306"/>
             <wp:effectExtent b="0" l="0" r="0" t="0"/>
-            <wp:docPr descr="Répartition du sexe" title="" id="53" name="Picture"/>
+            <wp:docPr descr="Répartition du sexe" title="" id="55" name="Picture"/>
             <a:graphic>
               <a:graphicData uri="http://schemas.openxmlformats.org/drawingml/2006/picture">
                 <pic:pic>
                   <pic:nvPicPr>
-                    <pic:cNvPr descr="these_brieuc_files/figure-docx/sexe-distribution-1.png" id="54" name="Picture"/>
+                    <pic:cNvPr descr="these_brieuc_files/figure-docx/sexe-distribution-1.png" id="56" name="Picture"/>
                     <pic:cNvPicPr>
                       <a:picLocks noChangeArrowheads="1" noChangeAspect="1"/>
                     </pic:cNvPicPr>
                   </pic:nvPicPr>
                   <pic:blipFill>
-                    <a:blip r:embed="rId52"/>
+                    <a:blip r:embed="rId54"/>
                     <a:stretch>
                       <a:fillRect/>
                     </a:stretch>
@@ -7547,14 +10511,14 @@
         <w:pStyle w:val="Compact"/>
         <w:numPr>
           <w:ilvl w:val="0"/>
-          <w:numId w:val="1009"/>
+          <w:numId w:val="1012"/>
         </w:numPr>
       </w:pPr>
       <w:r>
         <w:t xml:space="preserve">Même si le camembert est plus visuel, le diagramme en barres est plus précis pour comparer les effectifs et les proportions (car affiche les effectifs totaux).</w:t>
       </w:r>
     </w:p>
-    <w:bookmarkStart w:id="58" w:name="côté-1"/>
+    <w:bookmarkStart w:id="60" w:name="côté-1"/>
     <w:p>
       <w:pPr>
         <w:pStyle w:val="Heading4"/>
@@ -7568,7 +10532,7 @@
         <w:pStyle w:val="Compact"/>
         <w:numPr>
           <w:ilvl w:val="0"/>
-          <w:numId w:val="1010"/>
+          <w:numId w:val="1013"/>
         </w:numPr>
       </w:pPr>
       <w:r>
@@ -7584,18 +10548,18 @@
           <wp:inline>
             <wp:extent cx="5334000" cy="2450306"/>
             <wp:effectExtent b="0" l="0" r="0" t="0"/>
-            <wp:docPr descr="Répartition du côté" title="" id="56" name="Picture"/>
+            <wp:docPr descr="Répartition du côté" title="" id="58" name="Picture"/>
             <a:graphic>
               <a:graphicData uri="http://schemas.openxmlformats.org/drawingml/2006/picture">
                 <pic:pic>
                   <pic:nvPicPr>
-                    <pic:cNvPr descr="these_brieuc_files/figure-docx/côté-distribution-1.png" id="57" name="Picture"/>
+                    <pic:cNvPr descr="these_brieuc_files/figure-docx/côté-distribution-1.png" id="59" name="Picture"/>
                     <pic:cNvPicPr>
                       <a:picLocks noChangeArrowheads="1" noChangeAspect="1"/>
                     </pic:cNvPicPr>
                   </pic:nvPicPr>
                   <pic:blipFill>
-                    <a:blip r:embed="rId55"/>
+                    <a:blip r:embed="rId57"/>
                     <a:stretch>
                       <a:fillRect/>
                     </a:stretch>
@@ -7630,8 +10594,8 @@
         <w:t xml:space="preserve">Répartition du côté</w:t>
       </w:r>
     </w:p>
-    <w:bookmarkEnd w:id="58"/>
-    <w:bookmarkStart w:id="62" w:name="niveau-1"/>
+    <w:bookmarkEnd w:id="60"/>
+    <w:bookmarkStart w:id="64" w:name="niveau-1"/>
     <w:p>
       <w:pPr>
         <w:pStyle w:val="Heading4"/>
@@ -7645,7 +10609,7 @@
         <w:pStyle w:val="Compact"/>
         <w:numPr>
           <w:ilvl w:val="0"/>
-          <w:numId w:val="1011"/>
+          <w:numId w:val="1014"/>
         </w:numPr>
       </w:pPr>
       <w:r>
@@ -7661,18 +10625,18 @@
           <wp:inline>
             <wp:extent cx="5334000" cy="2889250"/>
             <wp:effectExtent b="0" l="0" r="0" t="0"/>
-            <wp:docPr descr="Répartition du niveau" title="" id="60" name="Picture"/>
+            <wp:docPr descr="Répartition du niveau" title="" id="62" name="Picture"/>
             <a:graphic>
               <a:graphicData uri="http://schemas.openxmlformats.org/drawingml/2006/picture">
                 <pic:pic>
                   <pic:nvPicPr>
-                    <pic:cNvPr descr="these_brieuc_files/figure-docx/niveau-distribution-1.png" id="61" name="Picture"/>
+                    <pic:cNvPr descr="these_brieuc_files/figure-docx/niveau-distribution-1.png" id="63" name="Picture"/>
                     <pic:cNvPicPr>
                       <a:picLocks noChangeArrowheads="1" noChangeAspect="1"/>
                     </pic:cNvPicPr>
                   </pic:nvPicPr>
                   <pic:blipFill>
-                    <a:blip r:embed="rId59"/>
+                    <a:blip r:embed="rId61"/>
                     <a:stretch>
                       <a:fillRect/>
                     </a:stretch>
@@ -7707,8 +10671,8 @@
         <w:t xml:space="preserve">Répartition du niveau</w:t>
       </w:r>
     </w:p>
-    <w:bookmarkEnd w:id="62"/>
-    <w:bookmarkStart w:id="63" w:name="tableau-de-caractéristiques-initiales"/>
+    <w:bookmarkEnd w:id="64"/>
+    <w:bookmarkStart w:id="65" w:name="tableau-de-caractéristiques-initiales"/>
     <w:p>
       <w:pPr>
         <w:pStyle w:val="Heading4"/>
@@ -7717,452 +10681,1807 @@
         <w:t xml:space="preserve">Tableau de caractéristiques initiales</w:t>
       </w:r>
     </w:p>
+    <w:tbl xmlns:w="http://schemas.openxmlformats.org/wordprocessingml/2006/main" xmlns:wp="http://schemas.openxmlformats.org/drawingml/2006/wordprocessingDrawing" xmlns:r="http://schemas.openxmlformats.org/officeDocument/2006/relationships" xmlns:w14="http://schemas.microsoft.com/office/word/2010/wordml">
+      <w:tblPr>
+        <w:tblCellMar>
+          <w:top w:w="0" w:type="dxa"/>
+          <w:bottom w:w="0" w:type="dxa"/>
+          <w:start w:w="60" w:type="dxa"/>
+          <w:end w:w="60" w:type="dxa"/>
+        </w:tblCellMar>
+        <w:tblW w:type="auto" w:w="0"/>
+        <w:tblLook w:firstRow="0" w:lastRow="0" w:firstColumn="0" w:lastColumn="0" w:noHBand="0" w:noVBand="0"/>
+        <w:jc w:val="center"/>
+      </w:tblPr>
+      <w:tr>
+        <w:trPr>
+          <w:cantSplit/>
+          <w:tblHeader/>
+        </w:trPr>
+        <w:tc>
+          <w:tcPr>
+            <w:tcBorders>
+              <w:top w:val="single" w:sz="16" w:space="0" w:color="D3D3D3"/>
+              <w:bottom w:val="single" w:sz="16" w:space="0" w:color="D3D3D3"/>
+              <w:start w:val="single" w:space="0" w:color="D3D3D3"/>
+            </w:tcBorders>
+          </w:tcPr>
+          <w:p>
+            <w:pPr>
+              <w:spacing w:before="0" w:after="60"/>
+              <w:keepNext/>
+              <w:jc w:val="start"/>
+            </w:pPr>
+            <w:r>
+              <w:rPr>
+                <w:b w:val="true"/>
+                <w:rFonts w:ascii="Calibri" w:hAnsi="Calibri"/>
+                <w:sz w:val="20"/>
+              </w:rPr>
+              <w:t xml:space="preserve">Caractéristiques</w:t>
+            </w:r>
+          </w:p>
+        </w:tc>
+        <w:tc>
+          <w:tcPr>
+            <w:tcBorders>
+              <w:top w:val="single" w:sz="16" w:space="0" w:color="D3D3D3"/>
+              <w:bottom w:val="single" w:sz="16" w:space="0" w:color="D3D3D3"/>
+              <w:end w:val="single" w:space="0" w:color="D3D3D3"/>
+            </w:tcBorders>
+          </w:tcPr>
+          <w:p>
+            <w:pPr>
+              <w:spacing w:before="0" w:after="60"/>
+              <w:keepNext/>
+              <w:jc w:val="center"/>
+            </w:pPr>
+            <w:r>
+              <w:rPr>
+                <w:b w:val="true"/>
+                <w:rFonts w:ascii="Calibri" w:hAnsi="Calibri"/>
+                <w:sz w:val="20"/>
+              </w:rPr>
+              <w:t xml:space="preserve">N = 54</w:t>
+            </w:r>
+            <w:r>
+              <w:rPr>
+                <w:vertAlign w:val="superscript"/>
+                <w:i/>
+                <w:rFonts w:ascii="Calibri" w:hAnsi="Calibri"/>
+                <w:sz w:val="20"/>
+              </w:rPr>
+              <w:t xml:space="default">1</w:t>
+            </w:r>
+          </w:p>
+        </w:tc>
+      </w:tr>
+      <w:tr>
+        <w:trPr>
+          <w:cantSplit/>
+        </w:trPr>
+        <w:tc>
+          <w:tcPr>
+            <w:tcBorders>
+              <w:top w:val="single" w:space="0" w:color="D3D3D3"/>
+              <w:bottom w:val="single" w:space="0" w:color="D3D3D3"/>
+              <w:start w:val="single" w:space="0" w:color="D3D3D3"/>
+              <w:end w:val="single" w:space="0" w:color="D3D3D3"/>
+            </w:tcBorders>
+          </w:tcPr>
+          <w:p>
+            <w:pPr>
+              <w:spacing w:before="0" w:after="60"/>
+              <w:keepNext/>
+              <w:jc w:val="start"/>
+            </w:pPr>
+            <w:r>
+              <w:rPr>
+                <w:rFonts w:ascii="Calibri" w:hAnsi="Calibri"/>
+                <w:sz w:val="20"/>
+              </w:rPr>
+              <w:t xml:space="default">Age</w:t>
+            </w:r>
+          </w:p>
+        </w:tc>
+        <w:tc>
+          <w:tcPr>
+            <w:tcBorders>
+              <w:top w:val="single" w:space="0" w:color="D3D3D3"/>
+              <w:bottom w:val="single" w:space="0" w:color="D3D3D3"/>
+              <w:start w:val="single" w:space="0" w:color="D3D3D3"/>
+              <w:end w:val="single" w:space="0" w:color="D3D3D3"/>
+            </w:tcBorders>
+          </w:tcPr>
+          <w:p>
+            <w:pPr>
+              <w:spacing w:before="0" w:after="60"/>
+              <w:keepNext/>
+              <w:jc w:val="center"/>
+            </w:pPr>
+            <w:r>
+              <w:rPr>
+                <w:rFonts w:ascii="Calibri" w:hAnsi="Calibri"/>
+                <w:sz w:val="20"/>
+              </w:rPr>
+              <w:t xml:space="default">51 (42, 58)</w:t>
+            </w:r>
+          </w:p>
+        </w:tc>
+      </w:tr>
+      <w:tr>
+        <w:trPr>
+          <w:cantSplit/>
+        </w:trPr>
+        <w:tc>
+          <w:tcPr>
+            <w:tcBorders>
+              <w:top w:val="single" w:space="0" w:color="D3D3D3"/>
+              <w:bottom w:val="single" w:space="0" w:color="D3D3D3"/>
+              <w:start w:val="single" w:space="0" w:color="D3D3D3"/>
+              <w:end w:val="single" w:space="0" w:color="D3D3D3"/>
+            </w:tcBorders>
+          </w:tcPr>
+          <w:p>
+            <w:pPr>
+              <w:spacing w:before="0" w:after="60"/>
+              <w:keepNext/>
+              <w:jc w:val="start"/>
+            </w:pPr>
+            <w:r>
+              <w:rPr>
+                <w:rFonts w:ascii="Calibri" w:hAnsi="Calibri"/>
+                <w:sz w:val="20"/>
+              </w:rPr>
+              <w:t xml:space="default">Sexe</w:t>
+            </w:r>
+          </w:p>
+        </w:tc>
+        <w:tc>
+          <w:tcPr>
+            <w:tcBorders>
+              <w:top w:val="single" w:space="0" w:color="D3D3D3"/>
+              <w:bottom w:val="single" w:space="0" w:color="D3D3D3"/>
+              <w:start w:val="single" w:space="0" w:color="D3D3D3"/>
+              <w:end w:val="single" w:space="0" w:color="D3D3D3"/>
+            </w:tcBorders>
+          </w:tcPr>
+          <w:p>
+            <w:pPr>
+              <w:spacing w:before="0" w:after="60"/>
+              <w:keepNext/>
+              <w:jc w:val="center"/>
+            </w:pPr>
+            <w:r>
+              <w:rPr>
+                <w:rFonts w:ascii="Calibri" w:hAnsi="Calibri"/>
+                <w:sz w:val="20"/>
+              </w:rPr>
+              <w:t xml:space="default"/>
+            </w:r>
+          </w:p>
+        </w:tc>
+      </w:tr>
+      <w:tr>
+        <w:trPr>
+          <w:cantSplit/>
+        </w:trPr>
+        <w:tc>
+          <w:tcPr>
+            <w:tcBorders>
+              <w:top w:val="single" w:space="0" w:color="D3D3D3"/>
+              <w:bottom w:val="single" w:space="0" w:color="D3D3D3"/>
+              <w:start w:val="single" w:space="0" w:color="D3D3D3"/>
+              <w:end w:val="single" w:space="0" w:color="D3D3D3"/>
+            </w:tcBorders>
+          </w:tcPr>
+          <w:p>
+            <w:pPr>
+              <w:spacing w:before="0" w:after="60"/>
+              <w:keepNext/>
+              <w:jc w:val="start"/>
+            </w:pPr>
+            <w:r>
+              <w:rPr>
+                <w:rFonts w:ascii="Calibri" w:hAnsi="Calibri"/>
+                <w:sz w:val="20"/>
+              </w:rPr>
+              <w:t xml:space="default">    Masculin</w:t>
+            </w:r>
+          </w:p>
+        </w:tc>
+        <w:tc>
+          <w:tcPr>
+            <w:tcBorders>
+              <w:top w:val="single" w:space="0" w:color="D3D3D3"/>
+              <w:bottom w:val="single" w:space="0" w:color="D3D3D3"/>
+              <w:start w:val="single" w:space="0" w:color="D3D3D3"/>
+              <w:end w:val="single" w:space="0" w:color="D3D3D3"/>
+            </w:tcBorders>
+          </w:tcPr>
+          <w:p>
+            <w:pPr>
+              <w:spacing w:before="0" w:after="60"/>
+              <w:keepNext/>
+              <w:jc w:val="center"/>
+            </w:pPr>
+            <w:r>
+              <w:rPr>
+                <w:rFonts w:ascii="Calibri" w:hAnsi="Calibri"/>
+                <w:sz w:val="20"/>
+              </w:rPr>
+              <w:t xml:space="default">19 (35%)</w:t>
+            </w:r>
+          </w:p>
+        </w:tc>
+      </w:tr>
+      <w:tr>
+        <w:trPr>
+          <w:cantSplit/>
+        </w:trPr>
+        <w:tc>
+          <w:tcPr>
+            <w:tcBorders>
+              <w:top w:val="single" w:space="0" w:color="D3D3D3"/>
+              <w:bottom w:val="single" w:space="0" w:color="D3D3D3"/>
+              <w:start w:val="single" w:space="0" w:color="D3D3D3"/>
+              <w:end w:val="single" w:space="0" w:color="D3D3D3"/>
+            </w:tcBorders>
+          </w:tcPr>
+          <w:p>
+            <w:pPr>
+              <w:spacing w:before="0" w:after="60"/>
+              <w:keepNext/>
+              <w:jc w:val="start"/>
+            </w:pPr>
+            <w:r>
+              <w:rPr>
+                <w:rFonts w:ascii="Calibri" w:hAnsi="Calibri"/>
+                <w:sz w:val="20"/>
+              </w:rPr>
+              <w:t xml:space="default">    Féminin</w:t>
+            </w:r>
+          </w:p>
+        </w:tc>
+        <w:tc>
+          <w:tcPr>
+            <w:tcBorders>
+              <w:top w:val="single" w:space="0" w:color="D3D3D3"/>
+              <w:bottom w:val="single" w:space="0" w:color="D3D3D3"/>
+              <w:start w:val="single" w:space="0" w:color="D3D3D3"/>
+              <w:end w:val="single" w:space="0" w:color="D3D3D3"/>
+            </w:tcBorders>
+          </w:tcPr>
+          <w:p>
+            <w:pPr>
+              <w:spacing w:before="0" w:after="60"/>
+              <w:keepNext/>
+              <w:jc w:val="center"/>
+            </w:pPr>
+            <w:r>
+              <w:rPr>
+                <w:rFonts w:ascii="Calibri" w:hAnsi="Calibri"/>
+                <w:sz w:val="20"/>
+              </w:rPr>
+              <w:t xml:space="default">35 (65%)</w:t>
+            </w:r>
+          </w:p>
+        </w:tc>
+      </w:tr>
+      <w:tr>
+        <w:trPr>
+          <w:cantSplit/>
+        </w:trPr>
+        <w:tc>
+          <w:tcPr>
+            <w:tcBorders>
+              <w:top w:val="single" w:space="0" w:color="D3D3D3"/>
+              <w:bottom w:val="single" w:space="0" w:color="D3D3D3"/>
+              <w:start w:val="single" w:space="0" w:color="D3D3D3"/>
+              <w:end w:val="single" w:space="0" w:color="D3D3D3"/>
+            </w:tcBorders>
+          </w:tcPr>
+          <w:p>
+            <w:pPr>
+              <w:spacing w:before="0" w:after="60"/>
+              <w:keepNext/>
+              <w:jc w:val="start"/>
+            </w:pPr>
+            <w:r>
+              <w:rPr>
+                <w:rFonts w:ascii="Calibri" w:hAnsi="Calibri"/>
+                <w:sz w:val="20"/>
+              </w:rPr>
+              <w:t xml:space="default">Cote</w:t>
+            </w:r>
+          </w:p>
+        </w:tc>
+        <w:tc>
+          <w:tcPr>
+            <w:tcBorders>
+              <w:top w:val="single" w:space="0" w:color="D3D3D3"/>
+              <w:bottom w:val="single" w:space="0" w:color="D3D3D3"/>
+              <w:start w:val="single" w:space="0" w:color="D3D3D3"/>
+              <w:end w:val="single" w:space="0" w:color="D3D3D3"/>
+            </w:tcBorders>
+          </w:tcPr>
+          <w:p>
+            <w:pPr>
+              <w:spacing w:before="0" w:after="60"/>
+              <w:keepNext/>
+              <w:jc w:val="center"/>
+            </w:pPr>
+            <w:r>
+              <w:rPr>
+                <w:rFonts w:ascii="Calibri" w:hAnsi="Calibri"/>
+                <w:sz w:val="20"/>
+              </w:rPr>
+              <w:t xml:space="default"/>
+            </w:r>
+          </w:p>
+        </w:tc>
+      </w:tr>
+      <w:tr>
+        <w:trPr>
+          <w:cantSplit/>
+        </w:trPr>
+        <w:tc>
+          <w:tcPr>
+            <w:tcBorders>
+              <w:top w:val="single" w:space="0" w:color="D3D3D3"/>
+              <w:bottom w:val="single" w:space="0" w:color="D3D3D3"/>
+              <w:start w:val="single" w:space="0" w:color="D3D3D3"/>
+              <w:end w:val="single" w:space="0" w:color="D3D3D3"/>
+            </w:tcBorders>
+          </w:tcPr>
+          <w:p>
+            <w:pPr>
+              <w:spacing w:before="0" w:after="60"/>
+              <w:keepNext/>
+              <w:jc w:val="start"/>
+            </w:pPr>
+            <w:r>
+              <w:rPr>
+                <w:rFonts w:ascii="Calibri" w:hAnsi="Calibri"/>
+                <w:sz w:val="20"/>
+              </w:rPr>
+              <w:t xml:space="default">    Gauche</w:t>
+            </w:r>
+          </w:p>
+        </w:tc>
+        <w:tc>
+          <w:tcPr>
+            <w:tcBorders>
+              <w:top w:val="single" w:space="0" w:color="D3D3D3"/>
+              <w:bottom w:val="single" w:space="0" w:color="D3D3D3"/>
+              <w:start w:val="single" w:space="0" w:color="D3D3D3"/>
+              <w:end w:val="single" w:space="0" w:color="D3D3D3"/>
+            </w:tcBorders>
+          </w:tcPr>
+          <w:p>
+            <w:pPr>
+              <w:spacing w:before="0" w:after="60"/>
+              <w:keepNext/>
+              <w:jc w:val="center"/>
+            </w:pPr>
+            <w:r>
+              <w:rPr>
+                <w:rFonts w:ascii="Calibri" w:hAnsi="Calibri"/>
+                <w:sz w:val="20"/>
+              </w:rPr>
+              <w:t xml:space="default">25 (54%)</w:t>
+            </w:r>
+          </w:p>
+        </w:tc>
+      </w:tr>
+      <w:tr>
+        <w:trPr>
+          <w:cantSplit/>
+        </w:trPr>
+        <w:tc>
+          <w:tcPr>
+            <w:tcBorders>
+              <w:top w:val="single" w:space="0" w:color="D3D3D3"/>
+              <w:bottom w:val="single" w:space="0" w:color="D3D3D3"/>
+              <w:start w:val="single" w:space="0" w:color="D3D3D3"/>
+              <w:end w:val="single" w:space="0" w:color="D3D3D3"/>
+            </w:tcBorders>
+          </w:tcPr>
+          <w:p>
+            <w:pPr>
+              <w:spacing w:before="0" w:after="60"/>
+              <w:keepNext/>
+              <w:jc w:val="start"/>
+            </w:pPr>
+            <w:r>
+              <w:rPr>
+                <w:rFonts w:ascii="Calibri" w:hAnsi="Calibri"/>
+                <w:sz w:val="20"/>
+              </w:rPr>
+              <w:t xml:space="default">    Droite</w:t>
+            </w:r>
+          </w:p>
+        </w:tc>
+        <w:tc>
+          <w:tcPr>
+            <w:tcBorders>
+              <w:top w:val="single" w:space="0" w:color="D3D3D3"/>
+              <w:bottom w:val="single" w:space="0" w:color="D3D3D3"/>
+              <w:start w:val="single" w:space="0" w:color="D3D3D3"/>
+              <w:end w:val="single" w:space="0" w:color="D3D3D3"/>
+            </w:tcBorders>
+          </w:tcPr>
+          <w:p>
+            <w:pPr>
+              <w:spacing w:before="0" w:after="60"/>
+              <w:keepNext/>
+              <w:jc w:val="center"/>
+            </w:pPr>
+            <w:r>
+              <w:rPr>
+                <w:rFonts w:ascii="Calibri" w:hAnsi="Calibri"/>
+                <w:sz w:val="20"/>
+              </w:rPr>
+              <w:t xml:space="default">21 (46%)</w:t>
+            </w:r>
+          </w:p>
+        </w:tc>
+      </w:tr>
+      <w:tr>
+        <w:trPr>
+          <w:cantSplit/>
+        </w:trPr>
+        <w:tc>
+          <w:tcPr>
+            <w:tcBorders>
+              <w:top w:val="single" w:space="0" w:color="D3D3D3"/>
+              <w:bottom w:val="single" w:space="0" w:color="D3D3D3"/>
+              <w:start w:val="single" w:space="0" w:color="D3D3D3"/>
+              <w:end w:val="single" w:space="0" w:color="D3D3D3"/>
+            </w:tcBorders>
+          </w:tcPr>
+          <w:p>
+            <w:pPr>
+              <w:spacing w:before="0" w:after="60"/>
+              <w:keepNext/>
+              <w:jc w:val="start"/>
+            </w:pPr>
+            <w:r>
+              <w:rPr>
+                <w:rFonts w:ascii="Calibri" w:hAnsi="Calibri"/>
+                <w:sz w:val="20"/>
+              </w:rPr>
+              <w:t xml:space="default">Niveau</w:t>
+            </w:r>
+          </w:p>
+        </w:tc>
+        <w:tc>
+          <w:tcPr>
+            <w:tcBorders>
+              <w:top w:val="single" w:space="0" w:color="D3D3D3"/>
+              <w:bottom w:val="single" w:space="0" w:color="D3D3D3"/>
+              <w:start w:val="single" w:space="0" w:color="D3D3D3"/>
+              <w:end w:val="single" w:space="0" w:color="D3D3D3"/>
+            </w:tcBorders>
+          </w:tcPr>
+          <w:p>
+            <w:pPr>
+              <w:spacing w:before="0" w:after="60"/>
+              <w:keepNext/>
+              <w:jc w:val="center"/>
+            </w:pPr>
+            <w:r>
+              <w:rPr>
+                <w:rFonts w:ascii="Calibri" w:hAnsi="Calibri"/>
+                <w:sz w:val="20"/>
+              </w:rPr>
+              <w:t xml:space="default"/>
+            </w:r>
+          </w:p>
+        </w:tc>
+      </w:tr>
+      <w:tr>
+        <w:trPr>
+          <w:cantSplit/>
+        </w:trPr>
+        <w:tc>
+          <w:tcPr>
+            <w:tcBorders>
+              <w:top w:val="single" w:space="0" w:color="D3D3D3"/>
+              <w:bottom w:val="single" w:space="0" w:color="D3D3D3"/>
+              <w:start w:val="single" w:space="0" w:color="D3D3D3"/>
+              <w:end w:val="single" w:space="0" w:color="D3D3D3"/>
+            </w:tcBorders>
+          </w:tcPr>
+          <w:p>
+            <w:pPr>
+              <w:spacing w:before="0" w:after="60"/>
+              <w:keepNext/>
+              <w:jc w:val="start"/>
+            </w:pPr>
+            <w:r>
+              <w:rPr>
+                <w:rFonts w:ascii="Calibri" w:hAnsi="Calibri"/>
+                <w:sz w:val="20"/>
+              </w:rPr>
+              <w:t xml:space="default">    C4</w:t>
+            </w:r>
+          </w:p>
+        </w:tc>
+        <w:tc>
+          <w:tcPr>
+            <w:tcBorders>
+              <w:top w:val="single" w:space="0" w:color="D3D3D3"/>
+              <w:bottom w:val="single" w:space="0" w:color="D3D3D3"/>
+              <w:start w:val="single" w:space="0" w:color="D3D3D3"/>
+              <w:end w:val="single" w:space="0" w:color="D3D3D3"/>
+            </w:tcBorders>
+          </w:tcPr>
+          <w:p>
+            <w:pPr>
+              <w:spacing w:before="0" w:after="60"/>
+              <w:keepNext/>
+              <w:jc w:val="center"/>
+            </w:pPr>
+            <w:r>
+              <w:rPr>
+                <w:rFonts w:ascii="Calibri" w:hAnsi="Calibri"/>
+                <w:sz w:val="20"/>
+              </w:rPr>
+              <w:t xml:space="default">1 (4.2%)</w:t>
+            </w:r>
+          </w:p>
+        </w:tc>
+      </w:tr>
+      <w:tr>
+        <w:trPr>
+          <w:cantSplit/>
+        </w:trPr>
+        <w:tc>
+          <w:tcPr>
+            <w:tcBorders>
+              <w:top w:val="single" w:space="0" w:color="D3D3D3"/>
+              <w:bottom w:val="single" w:space="0" w:color="D3D3D3"/>
+              <w:start w:val="single" w:space="0" w:color="D3D3D3"/>
+              <w:end w:val="single" w:space="0" w:color="D3D3D3"/>
+            </w:tcBorders>
+          </w:tcPr>
+          <w:p>
+            <w:pPr>
+              <w:spacing w:before="0" w:after="60"/>
+              <w:keepNext/>
+              <w:jc w:val="start"/>
+            </w:pPr>
+            <w:r>
+              <w:rPr>
+                <w:rFonts w:ascii="Calibri" w:hAnsi="Calibri"/>
+                <w:sz w:val="20"/>
+              </w:rPr>
+              <w:t xml:space="default">    C5</w:t>
+            </w:r>
+          </w:p>
+        </w:tc>
+        <w:tc>
+          <w:tcPr>
+            <w:tcBorders>
+              <w:top w:val="single" w:space="0" w:color="D3D3D3"/>
+              <w:bottom w:val="single" w:space="0" w:color="D3D3D3"/>
+              <w:start w:val="single" w:space="0" w:color="D3D3D3"/>
+              <w:end w:val="single" w:space="0" w:color="D3D3D3"/>
+            </w:tcBorders>
+          </w:tcPr>
+          <w:p>
+            <w:pPr>
+              <w:spacing w:before="0" w:after="60"/>
+              <w:keepNext/>
+              <w:jc w:val="center"/>
+            </w:pPr>
+            <w:r>
+              <w:rPr>
+                <w:rFonts w:ascii="Calibri" w:hAnsi="Calibri"/>
+                <w:sz w:val="20"/>
+              </w:rPr>
+              <w:t xml:space="default">1 (4.2%)</w:t>
+            </w:r>
+          </w:p>
+        </w:tc>
+      </w:tr>
+      <w:tr>
+        <w:trPr>
+          <w:cantSplit/>
+        </w:trPr>
+        <w:tc>
+          <w:tcPr>
+            <w:tcBorders>
+              <w:top w:val="single" w:space="0" w:color="D3D3D3"/>
+              <w:bottom w:val="single" w:space="0" w:color="D3D3D3"/>
+              <w:start w:val="single" w:space="0" w:color="D3D3D3"/>
+              <w:end w:val="single" w:space="0" w:color="D3D3D3"/>
+            </w:tcBorders>
+          </w:tcPr>
+          <w:p>
+            <w:pPr>
+              <w:spacing w:before="0" w:after="60"/>
+              <w:keepNext/>
+              <w:jc w:val="start"/>
+            </w:pPr>
+            <w:r>
+              <w:rPr>
+                <w:rFonts w:ascii="Calibri" w:hAnsi="Calibri"/>
+                <w:sz w:val="20"/>
+              </w:rPr>
+              <w:t xml:space="default">    C6</w:t>
+            </w:r>
+          </w:p>
+        </w:tc>
+        <w:tc>
+          <w:tcPr>
+            <w:tcBorders>
+              <w:top w:val="single" w:space="0" w:color="D3D3D3"/>
+              <w:bottom w:val="single" w:space="0" w:color="D3D3D3"/>
+              <w:start w:val="single" w:space="0" w:color="D3D3D3"/>
+              <w:end w:val="single" w:space="0" w:color="D3D3D3"/>
+            </w:tcBorders>
+          </w:tcPr>
+          <w:p>
+            <w:pPr>
+              <w:spacing w:before="0" w:after="60"/>
+              <w:keepNext/>
+              <w:jc w:val="center"/>
+            </w:pPr>
+            <w:r>
+              <w:rPr>
+                <w:rFonts w:ascii="Calibri" w:hAnsi="Calibri"/>
+                <w:sz w:val="20"/>
+              </w:rPr>
+              <w:t xml:space="default">13 (54%)</w:t>
+            </w:r>
+          </w:p>
+        </w:tc>
+      </w:tr>
+      <w:tr>
+        <w:trPr>
+          <w:cantSplit/>
+        </w:trPr>
+        <w:tc>
+          <w:tcPr>
+            <w:tcBorders>
+              <w:top w:val="single" w:space="0" w:color="D3D3D3"/>
+              <w:bottom w:val="single" w:space="0" w:color="D3D3D3"/>
+              <w:start w:val="single" w:space="0" w:color="D3D3D3"/>
+              <w:end w:val="single" w:space="0" w:color="D3D3D3"/>
+            </w:tcBorders>
+          </w:tcPr>
+          <w:p>
+            <w:pPr>
+              <w:spacing w:before="0" w:after="60"/>
+              <w:keepNext/>
+              <w:jc w:val="start"/>
+            </w:pPr>
+            <w:r>
+              <w:rPr>
+                <w:rFonts w:ascii="Calibri" w:hAnsi="Calibri"/>
+                <w:sz w:val="20"/>
+              </w:rPr>
+              <w:t xml:space="default">    C7</w:t>
+            </w:r>
+          </w:p>
+        </w:tc>
+        <w:tc>
+          <w:tcPr>
+            <w:tcBorders>
+              <w:top w:val="single" w:space="0" w:color="D3D3D3"/>
+              <w:bottom w:val="single" w:space="0" w:color="D3D3D3"/>
+              <w:start w:val="single" w:space="0" w:color="D3D3D3"/>
+              <w:end w:val="single" w:space="0" w:color="D3D3D3"/>
+            </w:tcBorders>
+          </w:tcPr>
+          <w:p>
+            <w:pPr>
+              <w:spacing w:before="0" w:after="60"/>
+              <w:keepNext/>
+              <w:jc w:val="center"/>
+            </w:pPr>
+            <w:r>
+              <w:rPr>
+                <w:rFonts w:ascii="Calibri" w:hAnsi="Calibri"/>
+                <w:sz w:val="20"/>
+              </w:rPr>
+              <w:t xml:space="default">1 (4.2%)</w:t>
+            </w:r>
+          </w:p>
+        </w:tc>
+      </w:tr>
+      <w:tr>
+        <w:trPr>
+          <w:cantSplit/>
+        </w:trPr>
+        <w:tc>
+          <w:tcPr>
+            <w:tcBorders>
+              <w:top w:val="single" w:space="0" w:color="D3D3D3"/>
+              <w:bottom w:val="single" w:space="0" w:color="D3D3D3"/>
+              <w:start w:val="single" w:space="0" w:color="D3D3D3"/>
+              <w:end w:val="single" w:space="0" w:color="D3D3D3"/>
+            </w:tcBorders>
+          </w:tcPr>
+          <w:p>
+            <w:pPr>
+              <w:spacing w:before="0" w:after="60"/>
+              <w:keepNext/>
+              <w:jc w:val="start"/>
+            </w:pPr>
+            <w:r>
+              <w:rPr>
+                <w:rFonts w:ascii="Calibri" w:hAnsi="Calibri"/>
+                <w:sz w:val="20"/>
+              </w:rPr>
+              <w:t xml:space="default">    C8</w:t>
+            </w:r>
+          </w:p>
+        </w:tc>
+        <w:tc>
+          <w:tcPr>
+            <w:tcBorders>
+              <w:top w:val="single" w:space="0" w:color="D3D3D3"/>
+              <w:bottom w:val="single" w:space="0" w:color="D3D3D3"/>
+              <w:start w:val="single" w:space="0" w:color="D3D3D3"/>
+              <w:end w:val="single" w:space="0" w:color="D3D3D3"/>
+            </w:tcBorders>
+          </w:tcPr>
+          <w:p>
+            <w:pPr>
+              <w:spacing w:before="0" w:after="60"/>
+              <w:keepNext/>
+              <w:jc w:val="center"/>
+            </w:pPr>
+            <w:r>
+              <w:rPr>
+                <w:rFonts w:ascii="Calibri" w:hAnsi="Calibri"/>
+                <w:sz w:val="20"/>
+              </w:rPr>
+              <w:t xml:space="default">8 (33%)</w:t>
+            </w:r>
+          </w:p>
+        </w:tc>
+      </w:tr>
+      <w:tr>
+        <w:trPr>
+          <w:cantSplit/>
+        </w:trPr>
+        <w:tc>
+          <w:tcPr>
+            <w:tcBorders>
+              <w:top w:val="single" w:space="0" w:color="D3D3D3"/>
+              <w:bottom w:val="single" w:space="0" w:color="D3D3D3"/>
+              <w:start w:val="single" w:space="0" w:color="D3D3D3"/>
+              <w:end w:val="single" w:space="0" w:color="D3D3D3"/>
+            </w:tcBorders>
+          </w:tcPr>
+          <w:p>
+            <w:pPr>
+              <w:spacing w:before="0" w:after="60"/>
+              <w:keepNext/>
+              <w:jc w:val="start"/>
+            </w:pPr>
+            <w:r>
+              <w:rPr>
+                <w:rFonts w:ascii="Calibri" w:hAnsi="Calibri"/>
+                <w:sz w:val="20"/>
+              </w:rPr>
+              <w:t xml:space="default">Gold_Standard</w:t>
+            </w:r>
+          </w:p>
+        </w:tc>
+        <w:tc>
+          <w:tcPr>
+            <w:tcBorders>
+              <w:top w:val="single" w:space="0" w:color="D3D3D3"/>
+              <w:bottom w:val="single" w:space="0" w:color="D3D3D3"/>
+              <w:start w:val="single" w:space="0" w:color="D3D3D3"/>
+              <w:end w:val="single" w:space="0" w:color="D3D3D3"/>
+            </w:tcBorders>
+          </w:tcPr>
+          <w:p>
+            <w:pPr>
+              <w:spacing w:before="0" w:after="60"/>
+              <w:keepNext/>
+              <w:jc w:val="center"/>
+            </w:pPr>
+            <w:r>
+              <w:rPr>
+                <w:rFonts w:ascii="Calibri" w:hAnsi="Calibri"/>
+                <w:sz w:val="20"/>
+              </w:rPr>
+              <w:t xml:space="default"/>
+            </w:r>
+          </w:p>
+        </w:tc>
+      </w:tr>
+      <w:tr>
+        <w:trPr>
+          <w:cantSplit/>
+        </w:trPr>
+        <w:tc>
+          <w:tcPr>
+            <w:tcBorders>
+              <w:top w:val="single" w:space="0" w:color="D3D3D3"/>
+              <w:bottom w:val="single" w:space="0" w:color="D3D3D3"/>
+              <w:start w:val="single" w:space="0" w:color="D3D3D3"/>
+              <w:end w:val="single" w:space="0" w:color="D3D3D3"/>
+            </w:tcBorders>
+          </w:tcPr>
+          <w:p>
+            <w:pPr>
+              <w:spacing w:before="0" w:after="60"/>
+              <w:keepNext/>
+              <w:jc w:val="start"/>
+            </w:pPr>
+            <w:r>
+              <w:rPr>
+                <w:rFonts w:ascii="Calibri" w:hAnsi="Calibri"/>
+                <w:sz w:val="20"/>
+              </w:rPr>
+              <w:t xml:space="default">    Douteux</w:t>
+            </w:r>
+          </w:p>
+        </w:tc>
+        <w:tc>
+          <w:tcPr>
+            <w:tcBorders>
+              <w:top w:val="single" w:space="0" w:color="D3D3D3"/>
+              <w:bottom w:val="single" w:space="0" w:color="D3D3D3"/>
+              <w:start w:val="single" w:space="0" w:color="D3D3D3"/>
+              <w:end w:val="single" w:space="0" w:color="D3D3D3"/>
+            </w:tcBorders>
+          </w:tcPr>
+          <w:p>
+            <w:pPr>
+              <w:spacing w:before="0" w:after="60"/>
+              <w:keepNext/>
+              <w:jc w:val="center"/>
+            </w:pPr>
+            <w:r>
+              <w:rPr>
+                <w:rFonts w:ascii="Calibri" w:hAnsi="Calibri"/>
+                <w:sz w:val="20"/>
+              </w:rPr>
+              <w:t xml:space="default">3 (5.6%)</w:t>
+            </w:r>
+          </w:p>
+        </w:tc>
+      </w:tr>
+      <w:tr>
+        <w:trPr>
+          <w:cantSplit/>
+        </w:trPr>
+        <w:tc>
+          <w:tcPr>
+            <w:tcBorders>
+              <w:top w:val="single" w:space="0" w:color="D3D3D3"/>
+              <w:bottom w:val="single" w:space="0" w:color="D3D3D3"/>
+              <w:start w:val="single" w:space="0" w:color="D3D3D3"/>
+              <w:end w:val="single" w:space="0" w:color="D3D3D3"/>
+            </w:tcBorders>
+          </w:tcPr>
+          <w:p>
+            <w:pPr>
+              <w:spacing w:before="0" w:after="60"/>
+              <w:keepNext/>
+              <w:jc w:val="start"/>
+            </w:pPr>
+            <w:r>
+              <w:rPr>
+                <w:rFonts w:ascii="Calibri" w:hAnsi="Calibri"/>
+                <w:sz w:val="20"/>
+              </w:rPr>
+              <w:t xml:space="default">    Negatif</w:t>
+            </w:r>
+          </w:p>
+        </w:tc>
+        <w:tc>
+          <w:tcPr>
+            <w:tcBorders>
+              <w:top w:val="single" w:space="0" w:color="D3D3D3"/>
+              <w:bottom w:val="single" w:space="0" w:color="D3D3D3"/>
+              <w:start w:val="single" w:space="0" w:color="D3D3D3"/>
+              <w:end w:val="single" w:space="0" w:color="D3D3D3"/>
+            </w:tcBorders>
+          </w:tcPr>
+          <w:p>
+            <w:pPr>
+              <w:spacing w:before="0" w:after="60"/>
+              <w:keepNext/>
+              <w:jc w:val="center"/>
+            </w:pPr>
+            <w:r>
+              <w:rPr>
+                <w:rFonts w:ascii="Calibri" w:hAnsi="Calibri"/>
+                <w:sz w:val="20"/>
+              </w:rPr>
+              <w:t xml:space="default">14 (26%)</w:t>
+            </w:r>
+          </w:p>
+        </w:tc>
+      </w:tr>
+      <w:tr>
+        <w:trPr>
+          <w:cantSplit/>
+        </w:trPr>
+        <w:tc>
+          <w:tcPr>
+            <w:tcBorders>
+              <w:top w:val="single" w:space="0" w:color="D3D3D3"/>
+              <w:bottom w:val="single" w:space="0" w:color="D3D3D3"/>
+              <w:start w:val="single" w:space="0" w:color="D3D3D3"/>
+              <w:end w:val="single" w:space="0" w:color="D3D3D3"/>
+            </w:tcBorders>
+          </w:tcPr>
+          <w:p>
+            <w:pPr>
+              <w:spacing w:before="0" w:after="60"/>
+              <w:keepNext/>
+              <w:jc w:val="start"/>
+            </w:pPr>
+            <w:r>
+              <w:rPr>
+                <w:rFonts w:ascii="Calibri" w:hAnsi="Calibri"/>
+                <w:sz w:val="20"/>
+              </w:rPr>
+              <w:t xml:space="default">    Positif</w:t>
+            </w:r>
+          </w:p>
+        </w:tc>
+        <w:tc>
+          <w:tcPr>
+            <w:tcBorders>
+              <w:top w:val="single" w:space="0" w:color="D3D3D3"/>
+              <w:bottom w:val="single" w:space="0" w:color="D3D3D3"/>
+              <w:start w:val="single" w:space="0" w:color="D3D3D3"/>
+              <w:end w:val="single" w:space="0" w:color="D3D3D3"/>
+            </w:tcBorders>
+          </w:tcPr>
+          <w:p>
+            <w:pPr>
+              <w:spacing w:before="0" w:after="60"/>
+              <w:keepNext/>
+              <w:jc w:val="center"/>
+            </w:pPr>
+            <w:r>
+              <w:rPr>
+                <w:rFonts w:ascii="Calibri" w:hAnsi="Calibri"/>
+                <w:sz w:val="20"/>
+              </w:rPr>
+              <w:t xml:space="default">37 (69%)</w:t>
+            </w:r>
+          </w:p>
+        </w:tc>
+      </w:tr>
+      <w:tr>
+        <w:trPr>
+          <w:cantSplit/>
+        </w:trPr>
+        <w:tc>
+          <w:tcPr>
+            <w:tcBorders>
+              <w:top w:val="single" w:space="0" w:color="D3D3D3"/>
+              <w:bottom w:val="single" w:space="0" w:color="D3D3D3"/>
+              <w:start w:val="single" w:space="0" w:color="D3D3D3"/>
+              <w:end w:val="single" w:space="0" w:color="D3D3D3"/>
+            </w:tcBorders>
+          </w:tcPr>
+          <w:p>
+            <w:pPr>
+              <w:spacing w:before="0" w:after="60"/>
+              <w:keepNext/>
+              <w:jc w:val="start"/>
+            </w:pPr>
+            <w:r>
+              <w:rPr>
+                <w:rFonts w:ascii="Calibri" w:hAnsi="Calibri"/>
+                <w:sz w:val="20"/>
+              </w:rPr>
+              <w:t xml:space="default">U1_E1</w:t>
+            </w:r>
+          </w:p>
+        </w:tc>
+        <w:tc>
+          <w:tcPr>
+            <w:tcBorders>
+              <w:top w:val="single" w:space="0" w:color="D3D3D3"/>
+              <w:bottom w:val="single" w:space="0" w:color="D3D3D3"/>
+              <w:start w:val="single" w:space="0" w:color="D3D3D3"/>
+              <w:end w:val="single" w:space="0" w:color="D3D3D3"/>
+            </w:tcBorders>
+          </w:tcPr>
+          <w:p>
+            <w:pPr>
+              <w:spacing w:before="0" w:after="60"/>
+              <w:keepNext/>
+              <w:jc w:val="center"/>
+            </w:pPr>
+            <w:r>
+              <w:rPr>
+                <w:rFonts w:ascii="Calibri" w:hAnsi="Calibri"/>
+                <w:sz w:val="20"/>
+              </w:rPr>
+              <w:t xml:space="default"/>
+            </w:r>
+          </w:p>
+        </w:tc>
+      </w:tr>
+      <w:tr>
+        <w:trPr>
+          <w:cantSplit/>
+        </w:trPr>
+        <w:tc>
+          <w:tcPr>
+            <w:tcBorders>
+              <w:top w:val="single" w:space="0" w:color="D3D3D3"/>
+              <w:bottom w:val="single" w:space="0" w:color="D3D3D3"/>
+              <w:start w:val="single" w:space="0" w:color="D3D3D3"/>
+              <w:end w:val="single" w:space="0" w:color="D3D3D3"/>
+            </w:tcBorders>
+          </w:tcPr>
+          <w:p>
+            <w:pPr>
+              <w:spacing w:before="0" w:after="60"/>
+              <w:keepNext/>
+              <w:jc w:val="start"/>
+            </w:pPr>
+            <w:r>
+              <w:rPr>
+                <w:rFonts w:ascii="Calibri" w:hAnsi="Calibri"/>
+                <w:sz w:val="20"/>
+              </w:rPr>
+              <w:t xml:space="default">    Negatif</w:t>
+            </w:r>
+          </w:p>
+        </w:tc>
+        <w:tc>
+          <w:tcPr>
+            <w:tcBorders>
+              <w:top w:val="single" w:space="0" w:color="D3D3D3"/>
+              <w:bottom w:val="single" w:space="0" w:color="D3D3D3"/>
+              <w:start w:val="single" w:space="0" w:color="D3D3D3"/>
+              <w:end w:val="single" w:space="0" w:color="D3D3D3"/>
+            </w:tcBorders>
+          </w:tcPr>
+          <w:p>
+            <w:pPr>
+              <w:spacing w:before="0" w:after="60"/>
+              <w:keepNext/>
+              <w:jc w:val="center"/>
+            </w:pPr>
+            <w:r>
+              <w:rPr>
+                <w:rFonts w:ascii="Calibri" w:hAnsi="Calibri"/>
+                <w:sz w:val="20"/>
+              </w:rPr>
+              <w:t xml:space="default">14 (26%)</w:t>
+            </w:r>
+          </w:p>
+        </w:tc>
+      </w:tr>
+      <w:tr>
+        <w:trPr>
+          <w:cantSplit/>
+        </w:trPr>
+        <w:tc>
+          <w:tcPr>
+            <w:tcBorders>
+              <w:top w:val="single" w:space="0" w:color="D3D3D3"/>
+              <w:bottom w:val="single" w:space="0" w:color="D3D3D3"/>
+              <w:start w:val="single" w:space="0" w:color="D3D3D3"/>
+              <w:end w:val="single" w:space="0" w:color="D3D3D3"/>
+            </w:tcBorders>
+          </w:tcPr>
+          <w:p>
+            <w:pPr>
+              <w:spacing w:before="0" w:after="60"/>
+              <w:keepNext/>
+              <w:jc w:val="start"/>
+            </w:pPr>
+            <w:r>
+              <w:rPr>
+                <w:rFonts w:ascii="Calibri" w:hAnsi="Calibri"/>
+                <w:sz w:val="20"/>
+              </w:rPr>
+              <w:t xml:space="default">    Positif</w:t>
+            </w:r>
+          </w:p>
+        </w:tc>
+        <w:tc>
+          <w:tcPr>
+            <w:tcBorders>
+              <w:top w:val="single" w:space="0" w:color="D3D3D3"/>
+              <w:bottom w:val="single" w:space="0" w:color="D3D3D3"/>
+              <w:start w:val="single" w:space="0" w:color="D3D3D3"/>
+              <w:end w:val="single" w:space="0" w:color="D3D3D3"/>
+            </w:tcBorders>
+          </w:tcPr>
+          <w:p>
+            <w:pPr>
+              <w:spacing w:before="0" w:after="60"/>
+              <w:keepNext/>
+              <w:jc w:val="center"/>
+            </w:pPr>
+            <w:r>
+              <w:rPr>
+                <w:rFonts w:ascii="Calibri" w:hAnsi="Calibri"/>
+                <w:sz w:val="20"/>
+              </w:rPr>
+              <w:t xml:space="default">40 (74%)</w:t>
+            </w:r>
+          </w:p>
+        </w:tc>
+      </w:tr>
+      <w:tr>
+        <w:trPr>
+          <w:cantSplit/>
+        </w:trPr>
+        <w:tc>
+          <w:tcPr>
+            <w:tcBorders>
+              <w:top w:val="single" w:space="0" w:color="D3D3D3"/>
+              <w:bottom w:val="single" w:space="0" w:color="D3D3D3"/>
+              <w:start w:val="single" w:space="0" w:color="D3D3D3"/>
+              <w:end w:val="single" w:space="0" w:color="D3D3D3"/>
+            </w:tcBorders>
+          </w:tcPr>
+          <w:p>
+            <w:pPr>
+              <w:spacing w:before="0" w:after="60"/>
+              <w:keepNext/>
+              <w:jc w:val="start"/>
+            </w:pPr>
+            <w:r>
+              <w:rPr>
+                <w:rFonts w:ascii="Calibri" w:hAnsi="Calibri"/>
+                <w:sz w:val="20"/>
+              </w:rPr>
+              <w:t xml:space="default">U2a_E1</w:t>
+            </w:r>
+          </w:p>
+        </w:tc>
+        <w:tc>
+          <w:tcPr>
+            <w:tcBorders>
+              <w:top w:val="single" w:space="0" w:color="D3D3D3"/>
+              <w:bottom w:val="single" w:space="0" w:color="D3D3D3"/>
+              <w:start w:val="single" w:space="0" w:color="D3D3D3"/>
+              <w:end w:val="single" w:space="0" w:color="D3D3D3"/>
+            </w:tcBorders>
+          </w:tcPr>
+          <w:p>
+            <w:pPr>
+              <w:spacing w:before="0" w:after="60"/>
+              <w:keepNext/>
+              <w:jc w:val="center"/>
+            </w:pPr>
+            <w:r>
+              <w:rPr>
+                <w:rFonts w:ascii="Calibri" w:hAnsi="Calibri"/>
+                <w:sz w:val="20"/>
+              </w:rPr>
+              <w:t xml:space="default"/>
+            </w:r>
+          </w:p>
+        </w:tc>
+      </w:tr>
+      <w:tr>
+        <w:trPr>
+          <w:cantSplit/>
+        </w:trPr>
+        <w:tc>
+          <w:tcPr>
+            <w:tcBorders>
+              <w:top w:val="single" w:space="0" w:color="D3D3D3"/>
+              <w:bottom w:val="single" w:space="0" w:color="D3D3D3"/>
+              <w:start w:val="single" w:space="0" w:color="D3D3D3"/>
+              <w:end w:val="single" w:space="0" w:color="D3D3D3"/>
+            </w:tcBorders>
+          </w:tcPr>
+          <w:p>
+            <w:pPr>
+              <w:spacing w:before="0" w:after="60"/>
+              <w:keepNext/>
+              <w:jc w:val="start"/>
+            </w:pPr>
+            <w:r>
+              <w:rPr>
+                <w:rFonts w:ascii="Calibri" w:hAnsi="Calibri"/>
+                <w:sz w:val="20"/>
+              </w:rPr>
+              <w:t xml:space="default">    Negatif</w:t>
+            </w:r>
+          </w:p>
+        </w:tc>
+        <w:tc>
+          <w:tcPr>
+            <w:tcBorders>
+              <w:top w:val="single" w:space="0" w:color="D3D3D3"/>
+              <w:bottom w:val="single" w:space="0" w:color="D3D3D3"/>
+              <w:start w:val="single" w:space="0" w:color="D3D3D3"/>
+              <w:end w:val="single" w:space="0" w:color="D3D3D3"/>
+            </w:tcBorders>
+          </w:tcPr>
+          <w:p>
+            <w:pPr>
+              <w:spacing w:before="0" w:after="60"/>
+              <w:keepNext/>
+              <w:jc w:val="center"/>
+            </w:pPr>
+            <w:r>
+              <w:rPr>
+                <w:rFonts w:ascii="Calibri" w:hAnsi="Calibri"/>
+                <w:sz w:val="20"/>
+              </w:rPr>
+              <w:t xml:space="default">16 (30%)</w:t>
+            </w:r>
+          </w:p>
+        </w:tc>
+      </w:tr>
+      <w:tr>
+        <w:trPr>
+          <w:cantSplit/>
+        </w:trPr>
+        <w:tc>
+          <w:tcPr>
+            <w:tcBorders>
+              <w:top w:val="single" w:space="0" w:color="D3D3D3"/>
+              <w:bottom w:val="single" w:space="0" w:color="D3D3D3"/>
+              <w:start w:val="single" w:space="0" w:color="D3D3D3"/>
+              <w:end w:val="single" w:space="0" w:color="D3D3D3"/>
+            </w:tcBorders>
+          </w:tcPr>
+          <w:p>
+            <w:pPr>
+              <w:spacing w:before="0" w:after="60"/>
+              <w:keepNext/>
+              <w:jc w:val="start"/>
+            </w:pPr>
+            <w:r>
+              <w:rPr>
+                <w:rFonts w:ascii="Calibri" w:hAnsi="Calibri"/>
+                <w:sz w:val="20"/>
+              </w:rPr>
+              <w:t xml:space="default">    Positif</w:t>
+            </w:r>
+          </w:p>
+        </w:tc>
+        <w:tc>
+          <w:tcPr>
+            <w:tcBorders>
+              <w:top w:val="single" w:space="0" w:color="D3D3D3"/>
+              <w:bottom w:val="single" w:space="0" w:color="D3D3D3"/>
+              <w:start w:val="single" w:space="0" w:color="D3D3D3"/>
+              <w:end w:val="single" w:space="0" w:color="D3D3D3"/>
+            </w:tcBorders>
+          </w:tcPr>
+          <w:p>
+            <w:pPr>
+              <w:spacing w:before="0" w:after="60"/>
+              <w:keepNext/>
+              <w:jc w:val="center"/>
+            </w:pPr>
+            <w:r>
+              <w:rPr>
+                <w:rFonts w:ascii="Calibri" w:hAnsi="Calibri"/>
+                <w:sz w:val="20"/>
+              </w:rPr>
+              <w:t xml:space="default">38 (70%)</w:t>
+            </w:r>
+          </w:p>
+        </w:tc>
+      </w:tr>
+      <w:tr>
+        <w:trPr>
+          <w:cantSplit/>
+        </w:trPr>
+        <w:tc>
+          <w:tcPr>
+            <w:tcBorders>
+              <w:top w:val="single" w:space="0" w:color="D3D3D3"/>
+              <w:bottom w:val="single" w:space="0" w:color="D3D3D3"/>
+              <w:start w:val="single" w:space="0" w:color="D3D3D3"/>
+              <w:end w:val="single" w:space="0" w:color="D3D3D3"/>
+            </w:tcBorders>
+          </w:tcPr>
+          <w:p>
+            <w:pPr>
+              <w:spacing w:before="0" w:after="60"/>
+              <w:keepNext/>
+              <w:jc w:val="start"/>
+            </w:pPr>
+            <w:r>
+              <w:rPr>
+                <w:rFonts w:ascii="Calibri" w:hAnsi="Calibri"/>
+                <w:sz w:val="20"/>
+              </w:rPr>
+              <w:t xml:space="default">U2b_E1</w:t>
+            </w:r>
+          </w:p>
+        </w:tc>
+        <w:tc>
+          <w:tcPr>
+            <w:tcBorders>
+              <w:top w:val="single" w:space="0" w:color="D3D3D3"/>
+              <w:bottom w:val="single" w:space="0" w:color="D3D3D3"/>
+              <w:start w:val="single" w:space="0" w:color="D3D3D3"/>
+              <w:end w:val="single" w:space="0" w:color="D3D3D3"/>
+            </w:tcBorders>
+          </w:tcPr>
+          <w:p>
+            <w:pPr>
+              <w:spacing w:before="0" w:after="60"/>
+              <w:keepNext/>
+              <w:jc w:val="center"/>
+            </w:pPr>
+            <w:r>
+              <w:rPr>
+                <w:rFonts w:ascii="Calibri" w:hAnsi="Calibri"/>
+                <w:sz w:val="20"/>
+              </w:rPr>
+              <w:t xml:space="default"/>
+            </w:r>
+          </w:p>
+        </w:tc>
+      </w:tr>
+      <w:tr>
+        <w:trPr>
+          <w:cantSplit/>
+        </w:trPr>
+        <w:tc>
+          <w:tcPr>
+            <w:tcBorders>
+              <w:top w:val="single" w:space="0" w:color="D3D3D3"/>
+              <w:bottom w:val="single" w:space="0" w:color="D3D3D3"/>
+              <w:start w:val="single" w:space="0" w:color="D3D3D3"/>
+              <w:end w:val="single" w:space="0" w:color="D3D3D3"/>
+            </w:tcBorders>
+          </w:tcPr>
+          <w:p>
+            <w:pPr>
+              <w:spacing w:before="0" w:after="60"/>
+              <w:keepNext/>
+              <w:jc w:val="start"/>
+            </w:pPr>
+            <w:r>
+              <w:rPr>
+                <w:rFonts w:ascii="Calibri" w:hAnsi="Calibri"/>
+                <w:sz w:val="20"/>
+              </w:rPr>
+              <w:t xml:space="default">    Negatif</w:t>
+            </w:r>
+          </w:p>
+        </w:tc>
+        <w:tc>
+          <w:tcPr>
+            <w:tcBorders>
+              <w:top w:val="single" w:space="0" w:color="D3D3D3"/>
+              <w:bottom w:val="single" w:space="0" w:color="D3D3D3"/>
+              <w:start w:val="single" w:space="0" w:color="D3D3D3"/>
+              <w:end w:val="single" w:space="0" w:color="D3D3D3"/>
+            </w:tcBorders>
+          </w:tcPr>
+          <w:p>
+            <w:pPr>
+              <w:spacing w:before="0" w:after="60"/>
+              <w:keepNext/>
+              <w:jc w:val="center"/>
+            </w:pPr>
+            <w:r>
+              <w:rPr>
+                <w:rFonts w:ascii="Calibri" w:hAnsi="Calibri"/>
+                <w:sz w:val="20"/>
+              </w:rPr>
+              <w:t xml:space="default">19 (35%)</w:t>
+            </w:r>
+          </w:p>
+        </w:tc>
+      </w:tr>
+      <w:tr>
+        <w:trPr>
+          <w:cantSplit/>
+        </w:trPr>
+        <w:tc>
+          <w:tcPr>
+            <w:tcBorders>
+              <w:top w:val="single" w:space="0" w:color="D3D3D3"/>
+              <w:bottom w:val="single" w:space="0" w:color="D3D3D3"/>
+              <w:start w:val="single" w:space="0" w:color="D3D3D3"/>
+              <w:end w:val="single" w:space="0" w:color="D3D3D3"/>
+            </w:tcBorders>
+          </w:tcPr>
+          <w:p>
+            <w:pPr>
+              <w:spacing w:before="0" w:after="60"/>
+              <w:keepNext/>
+              <w:jc w:val="start"/>
+            </w:pPr>
+            <w:r>
+              <w:rPr>
+                <w:rFonts w:ascii="Calibri" w:hAnsi="Calibri"/>
+                <w:sz w:val="20"/>
+              </w:rPr>
+              <w:t xml:space="default">    Positif</w:t>
+            </w:r>
+          </w:p>
+        </w:tc>
+        <w:tc>
+          <w:tcPr>
+            <w:tcBorders>
+              <w:top w:val="single" w:space="0" w:color="D3D3D3"/>
+              <w:bottom w:val="single" w:space="0" w:color="D3D3D3"/>
+              <w:start w:val="single" w:space="0" w:color="D3D3D3"/>
+              <w:end w:val="single" w:space="0" w:color="D3D3D3"/>
+            </w:tcBorders>
+          </w:tcPr>
+          <w:p>
+            <w:pPr>
+              <w:spacing w:before="0" w:after="60"/>
+              <w:keepNext/>
+              <w:jc w:val="center"/>
+            </w:pPr>
+            <w:r>
+              <w:rPr>
+                <w:rFonts w:ascii="Calibri" w:hAnsi="Calibri"/>
+                <w:sz w:val="20"/>
+              </w:rPr>
+              <w:t xml:space="default">35 (65%)</w:t>
+            </w:r>
+          </w:p>
+        </w:tc>
+      </w:tr>
+      <w:tr>
+        <w:trPr>
+          <w:cantSplit/>
+        </w:trPr>
+        <w:tc>
+          <w:tcPr>
+            <w:tcBorders>
+              <w:top w:val="single" w:space="0" w:color="D3D3D3"/>
+              <w:bottom w:val="single" w:space="0" w:color="D3D3D3"/>
+              <w:start w:val="single" w:space="0" w:color="D3D3D3"/>
+              <w:end w:val="single" w:space="0" w:color="D3D3D3"/>
+            </w:tcBorders>
+          </w:tcPr>
+          <w:p>
+            <w:pPr>
+              <w:spacing w:before="0" w:after="60"/>
+              <w:keepNext/>
+              <w:jc w:val="start"/>
+            </w:pPr>
+            <w:r>
+              <w:rPr>
+                <w:rFonts w:ascii="Calibri" w:hAnsi="Calibri"/>
+                <w:sz w:val="20"/>
+              </w:rPr>
+              <w:t xml:space="default">U3_E1</w:t>
+            </w:r>
+          </w:p>
+        </w:tc>
+        <w:tc>
+          <w:tcPr>
+            <w:tcBorders>
+              <w:top w:val="single" w:space="0" w:color="D3D3D3"/>
+              <w:bottom w:val="single" w:space="0" w:color="D3D3D3"/>
+              <w:start w:val="single" w:space="0" w:color="D3D3D3"/>
+              <w:end w:val="single" w:space="0" w:color="D3D3D3"/>
+            </w:tcBorders>
+          </w:tcPr>
+          <w:p>
+            <w:pPr>
+              <w:spacing w:before="0" w:after="60"/>
+              <w:keepNext/>
+              <w:jc w:val="center"/>
+            </w:pPr>
+            <w:r>
+              <w:rPr>
+                <w:rFonts w:ascii="Calibri" w:hAnsi="Calibri"/>
+                <w:sz w:val="20"/>
+              </w:rPr>
+              <w:t xml:space="default"/>
+            </w:r>
+          </w:p>
+        </w:tc>
+      </w:tr>
+      <w:tr>
+        <w:trPr>
+          <w:cantSplit/>
+        </w:trPr>
+        <w:tc>
+          <w:tcPr>
+            <w:tcBorders>
+              <w:top w:val="single" w:space="0" w:color="D3D3D3"/>
+              <w:bottom w:val="single" w:space="0" w:color="D3D3D3"/>
+              <w:start w:val="single" w:space="0" w:color="D3D3D3"/>
+              <w:end w:val="single" w:space="0" w:color="D3D3D3"/>
+            </w:tcBorders>
+          </w:tcPr>
+          <w:p>
+            <w:pPr>
+              <w:spacing w:before="0" w:after="60"/>
+              <w:keepNext/>
+              <w:jc w:val="start"/>
+            </w:pPr>
+            <w:r>
+              <w:rPr>
+                <w:rFonts w:ascii="Calibri" w:hAnsi="Calibri"/>
+                <w:sz w:val="20"/>
+              </w:rPr>
+              <w:t xml:space="default">    Negatif</w:t>
+            </w:r>
+          </w:p>
+        </w:tc>
+        <w:tc>
+          <w:tcPr>
+            <w:tcBorders>
+              <w:top w:val="single" w:space="0" w:color="D3D3D3"/>
+              <w:bottom w:val="single" w:space="0" w:color="D3D3D3"/>
+              <w:start w:val="single" w:space="0" w:color="D3D3D3"/>
+              <w:end w:val="single" w:space="0" w:color="D3D3D3"/>
+            </w:tcBorders>
+          </w:tcPr>
+          <w:p>
+            <w:pPr>
+              <w:spacing w:before="0" w:after="60"/>
+              <w:keepNext/>
+              <w:jc w:val="center"/>
+            </w:pPr>
+            <w:r>
+              <w:rPr>
+                <w:rFonts w:ascii="Calibri" w:hAnsi="Calibri"/>
+                <w:sz w:val="20"/>
+              </w:rPr>
+              <w:t xml:space="default">33 (61%)</w:t>
+            </w:r>
+          </w:p>
+        </w:tc>
+      </w:tr>
+      <w:tr>
+        <w:trPr>
+          <w:cantSplit/>
+        </w:trPr>
+        <w:tc>
+          <w:tcPr>
+            <w:tcBorders>
+              <w:top w:val="single" w:space="0" w:color="D3D3D3"/>
+              <w:bottom w:val="single" w:space="0" w:color="D3D3D3"/>
+              <w:start w:val="single" w:space="0" w:color="D3D3D3"/>
+              <w:end w:val="single" w:space="0" w:color="D3D3D3"/>
+            </w:tcBorders>
+          </w:tcPr>
+          <w:p>
+            <w:pPr>
+              <w:spacing w:before="0" w:after="60"/>
+              <w:keepNext/>
+              <w:jc w:val="start"/>
+            </w:pPr>
+            <w:r>
+              <w:rPr>
+                <w:rFonts w:ascii="Calibri" w:hAnsi="Calibri"/>
+                <w:sz w:val="20"/>
+              </w:rPr>
+              <w:t xml:space="default">    Positif</w:t>
+            </w:r>
+          </w:p>
+        </w:tc>
+        <w:tc>
+          <w:tcPr>
+            <w:tcBorders>
+              <w:top w:val="single" w:space="0" w:color="D3D3D3"/>
+              <w:bottom w:val="single" w:space="0" w:color="D3D3D3"/>
+              <w:start w:val="single" w:space="0" w:color="D3D3D3"/>
+              <w:end w:val="single" w:space="0" w:color="D3D3D3"/>
+            </w:tcBorders>
+          </w:tcPr>
+          <w:p>
+            <w:pPr>
+              <w:spacing w:before="0" w:after="60"/>
+              <w:keepNext/>
+              <w:jc w:val="center"/>
+            </w:pPr>
+            <w:r>
+              <w:rPr>
+                <w:rFonts w:ascii="Calibri" w:hAnsi="Calibri"/>
+                <w:sz w:val="20"/>
+              </w:rPr>
+              <w:t xml:space="default">21 (39%)</w:t>
+            </w:r>
+          </w:p>
+        </w:tc>
+      </w:tr>
+      <w:tr>
+        <w:trPr>
+          <w:cantSplit/>
+        </w:trPr>
+        <w:tc>
+          <w:tcPr>
+            <w:gridSpan w:val="2"/>
+          </w:tcPr>
+          <w:p>
+            <w:pPr>
+              <w:spacing w:before="0" w:after="60"/>
+              <w:keepNext/>
+            </w:pPr>
+            <w:r>
+              <w:rPr>
+                <w:vertAlign w:val="superscript"/>
+                <w:i/>
+                <w:rFonts w:ascii="Calibri" w:hAnsi="Calibri"/>
+                <w:sz w:val="20"/>
+              </w:rPr>
+              <w:t xml:space="default">1</w:t>
+            </w:r>
+            <w:r>
+              <w:rPr>
+                <w:rFonts w:ascii="Calibri" w:hAnsi="Calibri"/>
+                <w:sz w:val="20"/>
+              </w:rPr>
+              <w:t xml:space="preserve">Median (Q1, Q3); n (%)</w:t>
+            </w:r>
+          </w:p>
+        </w:tc>
+      </w:tr>
+    </w:tbl>
     <w:p>
       <w:pPr>
-        <w:pStyle w:val="SourceCode"/>
+        <w:numPr>
+          <w:ilvl w:val="0"/>
+          <w:numId w:val="1015"/>
+        </w:numPr>
       </w:pPr>
       <w:r>
-        <w:rPr>
-          <w:rStyle w:val="CommentTok"/>
-        </w:rPr>
-        <w:t xml:space="preserve"># création tableau de caractéristiques initiales avec tbl_summary</w:t>
-      </w:r>
-      <w:r>
-        <w:br/>
-      </w:r>
-      <w:r>
-        <w:rPr>
-          <w:rStyle w:val="NormalTok"/>
-        </w:rPr>
-        <w:t xml:space="preserve">cols_carac </w:t>
-      </w:r>
-      <w:r>
-        <w:rPr>
-          <w:rStyle w:val="OtherTok"/>
-        </w:rPr>
-        <w:t xml:space="preserve">&lt;-</w:t>
-      </w:r>
-      <w:r>
-        <w:rPr>
-          <w:rStyle w:val="NormalTok"/>
-        </w:rPr>
+        <w:t xml:space="preserve">Échantillon total comprend 54 patients.</w:t>
+      </w:r>
+    </w:p>
+    <w:p>
+      <w:pPr>
+        <w:numPr>
+          <w:ilvl w:val="0"/>
+          <w:numId w:val="1015"/>
+        </w:numPr>
+      </w:pPr>
+      <w:r>
+        <w:t xml:space="preserve">Gold standard</w:t>
+      </w:r>
+    </w:p>
+    <w:p>
+      <w:pPr>
+        <w:numPr>
+          <w:ilvl w:val="1"/>
+          <w:numId w:val="1016"/>
+        </w:numPr>
+      </w:pPr>
+      <w:r>
+        <w:t xml:space="preserve">positif dans 37 cas (soit 68.5 %).</w:t>
+      </w:r>
+    </w:p>
+    <w:p>
+      <w:pPr>
+        <w:numPr>
+          <w:ilvl w:val="1"/>
+          <w:numId w:val="1016"/>
+        </w:numPr>
+      </w:pPr>
+      <w:r>
+        <w:t xml:space="preserve">douteux dans 3 cas (soit 5.6 %).</w:t>
+      </w:r>
+    </w:p>
+    <w:p>
+      <w:pPr>
+        <w:numPr>
+          <w:ilvl w:val="1"/>
+          <w:numId w:val="1016"/>
+        </w:numPr>
+      </w:pPr>
+      <w:r>
+        <w:t xml:space="preserve">négatif dans 17 cas (soit 31.5 %).</w:t>
+      </w:r>
+    </w:p>
+    <w:p>
+      <w:pPr>
+        <w:numPr>
+          <w:ilvl w:val="0"/>
+          <w:numId w:val="1015"/>
+        </w:numPr>
+      </w:pPr>
+      <w:r>
+        <w:t xml:space="preserve">Le premier point posé ici est la gestion des</w:t>
+      </w:r>
+      <w:r>
         <w:t xml:space="preserve"> </w:t>
       </w:r>
       <w:r>
         <w:rPr>
-          <w:rStyle w:val="FunctionTok"/>
-        </w:rPr>
-        <w:t xml:space="preserve">c</w:t>
-      </w:r>
-      <w:r>
-        <w:rPr>
-          <w:rStyle w:val="NormalTok"/>
-        </w:rPr>
-        <w:t xml:space="preserve">(</w:t>
-      </w:r>
-      <w:r>
-        <w:rPr>
-          <w:rStyle w:val="StringTok"/>
-        </w:rPr>
-        <w:t xml:space="preserve">"Age"</w:t>
-      </w:r>
-      <w:r>
-        <w:rPr>
-          <w:rStyle w:val="NormalTok"/>
-        </w:rPr>
-        <w:t xml:space="preserve">, </w:t>
-      </w:r>
-      <w:r>
-        <w:rPr>
-          <w:rStyle w:val="StringTok"/>
-        </w:rPr>
-        <w:t xml:space="preserve">"Sexe"</w:t>
-      </w:r>
-      <w:r>
-        <w:rPr>
-          <w:rStyle w:val="NormalTok"/>
-        </w:rPr>
-        <w:t xml:space="preserve">, </w:t>
-      </w:r>
-      <w:r>
-        <w:rPr>
-          <w:rStyle w:val="StringTok"/>
-        </w:rPr>
-        <w:t xml:space="preserve">"Cote"</w:t>
-      </w:r>
-      <w:r>
-        <w:rPr>
-          <w:rStyle w:val="NormalTok"/>
-        </w:rPr>
-        <w:t xml:space="preserve">, </w:t>
-      </w:r>
-      <w:r>
-        <w:rPr>
-          <w:rStyle w:val="StringTok"/>
-        </w:rPr>
-        <w:t xml:space="preserve">"Niveau"</w:t>
-      </w:r>
-      <w:r>
-        <w:rPr>
-          <w:rStyle w:val="NormalTok"/>
-        </w:rPr>
-        <w:t xml:space="preserve">)</w:t>
-      </w:r>
-      <w:r>
-        <w:br/>
-      </w:r>
-      <w:r>
-        <w:rPr>
-          <w:rStyle w:val="NormalTok"/>
-        </w:rPr>
-        <w:t xml:space="preserve">tbl_carac </w:t>
-      </w:r>
-      <w:r>
-        <w:rPr>
-          <w:rStyle w:val="OtherTok"/>
-        </w:rPr>
-        <w:t xml:space="preserve">&lt;-</w:t>
-      </w:r>
-      <w:r>
-        <w:rPr>
-          <w:rStyle w:val="NormalTok"/>
-        </w:rPr>
-        <w:t xml:space="preserve"> df </w:t>
-      </w:r>
-      <w:r>
-        <w:rPr>
-          <w:rStyle w:val="SpecialCharTok"/>
-        </w:rPr>
-        <w:t xml:space="preserve">%&gt;%</w:t>
-      </w:r>
-      <w:r>
-        <w:br/>
-      </w:r>
-      <w:r>
-        <w:rPr>
-          <w:rStyle w:val="NormalTok"/>
-        </w:rPr>
-        <w:t xml:space="preserve">    </w:t>
-      </w:r>
-      <w:r>
-        <w:rPr>
-          <w:rStyle w:val="FunctionTok"/>
-        </w:rPr>
-        <w:t xml:space="preserve">tbl_summary</w:t>
-      </w:r>
-      <w:r>
-        <w:rPr>
-          <w:rStyle w:val="NormalTok"/>
-        </w:rPr>
-        <w:t xml:space="preserve">(</w:t>
-      </w:r>
-      <w:r>
-        <w:br/>
-      </w:r>
-      <w:r>
-        <w:rPr>
-          <w:rStyle w:val="NormalTok"/>
-        </w:rPr>
-        <w:t xml:space="preserve">        </w:t>
-      </w:r>
-      <w:r>
-        <w:rPr>
-          <w:rStyle w:val="AttributeTok"/>
-        </w:rPr>
-        <w:t xml:space="preserve">include =</w:t>
-      </w:r>
-      <w:r>
-        <w:rPr>
-          <w:rStyle w:val="NormalTok"/>
-        </w:rPr>
+          <w:rStyle w:val="VerbatimChar"/>
+        </w:rPr>
+        <w:t xml:space="preserve">Douteux</w:t>
+      </w:r>
+      <w:r>
         <w:t xml:space="preserve"> </w:t>
       </w:r>
       <w:r>
-        <w:rPr>
-          <w:rStyle w:val="FunctionTok"/>
-        </w:rPr>
-        <w:t xml:space="preserve">all_of</w:t>
-      </w:r>
-      <w:r>
-        <w:rPr>
-          <w:rStyle w:val="NormalTok"/>
-        </w:rPr>
-        <w:t xml:space="preserve">(cols_carac),</w:t>
-      </w:r>
-      <w:r>
-        <w:br/>
-      </w:r>
-      <w:r>
-        <w:rPr>
-          <w:rStyle w:val="NormalTok"/>
-        </w:rPr>
-        <w:t xml:space="preserve">        </w:t>
-      </w:r>
-      <w:r>
-        <w:rPr>
-          <w:rStyle w:val="AttributeTok"/>
-        </w:rPr>
-        <w:t xml:space="preserve">statistic =</w:t>
-      </w:r>
-      <w:r>
-        <w:rPr>
-          <w:rStyle w:val="NormalTok"/>
-        </w:rPr>
-        <w:t xml:space="preserve"> </w:t>
-      </w:r>
-      <w:r>
-        <w:rPr>
-          <w:rStyle w:val="FunctionTok"/>
-        </w:rPr>
-        <w:t xml:space="preserve">list</w:t>
-      </w:r>
-      <w:r>
-        <w:rPr>
-          <w:rStyle w:val="NormalTok"/>
-        </w:rPr>
-        <w:t xml:space="preserve">(</w:t>
-      </w:r>
-      <w:r>
-        <w:br/>
-      </w:r>
-      <w:r>
-        <w:rPr>
-          <w:rStyle w:val="NormalTok"/>
-        </w:rPr>
-        <w:t xml:space="preserve">            </w:t>
-      </w:r>
-      <w:r>
-        <w:rPr>
-          <w:rStyle w:val="FunctionTok"/>
-        </w:rPr>
-        <w:t xml:space="preserve">all_continuous</w:t>
-      </w:r>
-      <w:r>
-        <w:rPr>
-          <w:rStyle w:val="NormalTok"/>
-        </w:rPr>
-        <w:t xml:space="preserve">() </w:t>
-      </w:r>
-      <w:r>
-        <w:rPr>
-          <w:rStyle w:val="SpecialCharTok"/>
-        </w:rPr>
-        <w:t xml:space="preserve">~</w:t>
-      </w:r>
-      <w:r>
-        <w:rPr>
-          <w:rStyle w:val="NormalTok"/>
-        </w:rPr>
-        <w:t xml:space="preserve"> </w:t>
-      </w:r>
-      <w:r>
-        <w:rPr>
-          <w:rStyle w:val="StringTok"/>
-        </w:rPr>
-        <w:t xml:space="preserve">"{median} ({sd})"</w:t>
-      </w:r>
-      <w:r>
-        <w:rPr>
-          <w:rStyle w:val="NormalTok"/>
-        </w:rPr>
-        <w:t xml:space="preserve">,</w:t>
-      </w:r>
-      <w:r>
-        <w:br/>
-      </w:r>
-      <w:r>
-        <w:rPr>
-          <w:rStyle w:val="NormalTok"/>
-        </w:rPr>
-        <w:t xml:space="preserve">            </w:t>
-      </w:r>
-      <w:r>
-        <w:rPr>
-          <w:rStyle w:val="FunctionTok"/>
-        </w:rPr>
-        <w:t xml:space="preserve">all_categorical</w:t>
-      </w:r>
-      <w:r>
-        <w:rPr>
-          <w:rStyle w:val="NormalTok"/>
-        </w:rPr>
-        <w:t xml:space="preserve">() </w:t>
-      </w:r>
-      <w:r>
-        <w:rPr>
-          <w:rStyle w:val="SpecialCharTok"/>
-        </w:rPr>
-        <w:t xml:space="preserve">~</w:t>
-      </w:r>
-      <w:r>
-        <w:rPr>
-          <w:rStyle w:val="NormalTok"/>
-        </w:rPr>
-        <w:t xml:space="preserve"> </w:t>
-      </w:r>
-      <w:r>
-        <w:rPr>
-          <w:rStyle w:val="StringTok"/>
-        </w:rPr>
-        <w:t xml:space="preserve">"{n} ({p}%)"</w:t>
-      </w:r>
-      <w:r>
-        <w:br/>
-      </w:r>
-      <w:r>
-        <w:rPr>
-          <w:rStyle w:val="NormalTok"/>
-        </w:rPr>
-        <w:t xml:space="preserve">        ),</w:t>
-      </w:r>
-      <w:r>
-        <w:br/>
-      </w:r>
-      <w:r>
-        <w:rPr>
-          <w:rStyle w:val="NormalTok"/>
-        </w:rPr>
-        <w:t xml:space="preserve">        </w:t>
-      </w:r>
-      <w:r>
-        <w:rPr>
-          <w:rStyle w:val="AttributeTok"/>
-        </w:rPr>
-        <w:t xml:space="preserve">digits =</w:t>
-      </w:r>
-      <w:r>
-        <w:rPr>
-          <w:rStyle w:val="NormalTok"/>
-        </w:rPr>
-        <w:t xml:space="preserve"> </w:t>
-      </w:r>
-      <w:r>
-        <w:rPr>
-          <w:rStyle w:val="FunctionTok"/>
-        </w:rPr>
-        <w:t xml:space="preserve">all_continuous</w:t>
-      </w:r>
-      <w:r>
-        <w:rPr>
-          <w:rStyle w:val="NormalTok"/>
-        </w:rPr>
-        <w:t xml:space="preserve">() </w:t>
-      </w:r>
-      <w:r>
-        <w:rPr>
-          <w:rStyle w:val="SpecialCharTok"/>
-        </w:rPr>
-        <w:t xml:space="preserve">~</w:t>
-      </w:r>
-      <w:r>
-        <w:rPr>
-          <w:rStyle w:val="NormalTok"/>
-        </w:rPr>
-        <w:t xml:space="preserve"> </w:t>
-      </w:r>
-      <w:r>
-        <w:rPr>
-          <w:rStyle w:val="DecValTok"/>
-        </w:rPr>
-        <w:t xml:space="preserve">1</w:t>
-      </w:r>
-      <w:r>
-        <w:br/>
-      </w:r>
-      <w:r>
-        <w:rPr>
-          <w:rStyle w:val="NormalTok"/>
-        </w:rPr>
-        <w:t xml:space="preserve">        ) </w:t>
-      </w:r>
-      <w:r>
-        <w:rPr>
-          <w:rStyle w:val="SpecialCharTok"/>
-        </w:rPr>
-        <w:t xml:space="preserve">%&gt;%</w:t>
-      </w:r>
-      <w:r>
-        <w:br/>
-      </w:r>
-      <w:r>
-        <w:rPr>
-          <w:rStyle w:val="NormalTok"/>
-        </w:rPr>
-        <w:t xml:space="preserve">    </w:t>
-      </w:r>
-      <w:r>
-        <w:rPr>
-          <w:rStyle w:val="FunctionTok"/>
-        </w:rPr>
-        <w:t xml:space="preserve">modify_header</w:t>
-      </w:r>
-      <w:r>
-        <w:rPr>
-          <w:rStyle w:val="NormalTok"/>
-        </w:rPr>
-        <w:t xml:space="preserve">(</w:t>
-      </w:r>
-      <w:r>
-        <w:rPr>
-          <w:rStyle w:val="AttributeTok"/>
-        </w:rPr>
-        <w:t xml:space="preserve">label =</w:t>
-      </w:r>
-      <w:r>
-        <w:rPr>
-          <w:rStyle w:val="NormalTok"/>
-        </w:rPr>
-        <w:t xml:space="preserve"> </w:t>
-      </w:r>
-      <w:r>
-        <w:rPr>
-          <w:rStyle w:val="StringTok"/>
-        </w:rPr>
-        <w:t xml:space="preserve">"**Caractéristiques initiales**"</w:t>
-      </w:r>
-      <w:r>
-        <w:rPr>
-          <w:rStyle w:val="NormalTok"/>
-        </w:rPr>
-        <w:t xml:space="preserve">)</w:t>
-      </w:r>
-      <w:r>
-        <w:br/>
-      </w:r>
-      <w:r>
-        <w:br/>
-      </w:r>
-      <w:r>
-        <w:rPr>
-          <w:rStyle w:val="CommentTok"/>
-        </w:rPr>
-        <w:t xml:space="preserve"># affichage du tableau</w:t>
-      </w:r>
-      <w:r>
-        <w:br/>
-      </w:r>
-      <w:r>
-        <w:rPr>
-          <w:rStyle w:val="FunctionTok"/>
-        </w:rPr>
-        <w:t xml:space="preserve">as_kable</w:t>
-      </w:r>
-      <w:r>
-        <w:rPr>
-          <w:rStyle w:val="NormalTok"/>
-        </w:rPr>
-        <w:t xml:space="preserve">(tbl_carac)</w:t>
+        <w:t xml:space="preserve">: ils sont d’abord tous reclassés comme négatifs, puis une analyse de sensibilité est réalisée en les reclassant comme positifs, pour évaluer l’impact de ce choix sur les résultats.</w:t>
+      </w:r>
+    </w:p>
+    <w:p>
+      <w:r>
+        <w:br w:type="page"/>
+      </w:r>
+    </w:p>
+    <w:bookmarkEnd w:id="65"/>
+    <w:bookmarkEnd w:id="66"/>
+    <w:bookmarkEnd w:id="67"/>
+    <w:bookmarkStart w:id="69" w:name="résultat-des-tests-cliniques"/>
+    <w:p>
+      <w:pPr>
+        <w:pStyle w:val="Heading2"/>
+      </w:pPr>
+      <w:r>
+        <w:t xml:space="preserve">Résultat des tests cliniques</w:t>
+      </w:r>
+    </w:p>
+    <w:bookmarkStart w:id="68" w:name="ulnt1"/>
+    <w:p>
+      <w:pPr>
+        <w:pStyle w:val="Heading3"/>
+      </w:pPr>
+      <w:r>
+        <w:t xml:space="preserve">ULNT1</w:t>
+      </w:r>
+    </w:p>
+    <w:p>
+      <w:pPr>
+        <w:pStyle w:val="Compact"/>
+        <w:numPr>
+          <w:ilvl w:val="0"/>
+          <w:numId w:val="1017"/>
+        </w:numPr>
+      </w:pPr>
+      <w:r>
+        <w:t xml:space="preserve">Résumé de la variable U1_E1</w:t>
+      </w:r>
+    </w:p>
+    <w:p>
+      <w:pPr>
+        <w:pStyle w:val="TableCaption"/>
+      </w:pPr>
+      <w:r>
+        <w:t xml:space="preserve">Diagnostic performance of U1 compared with the reference standard</w:t>
       </w:r>
     </w:p>
     <w:tbl>
       <w:tblPr>
         <w:tblStyle w:val="Table"/>
-        <w:tblW w:type="auto" w:w="0"/>
+        <w:tblW w:type="pct" w:w="5000"/>
+        <w:tblLayout w:type="fixed"/>
         <w:tblLook w:firstRow="1" w:lastRow="0" w:firstColumn="0" w:lastColumn="0" w:noHBand="0" w:noVBand="0" w:val="0020"/>
+        <w:tblCaption w:val="Diagnostic performance of U1 compared with the reference standard"/>
       </w:tblPr>
       <w:tblGrid>
-        <w:gridCol w:w="3960"/>
-        <w:gridCol w:w="3960"/>
+        <w:gridCol w:w="273"/>
+        <w:gridCol w:w="182"/>
+        <w:gridCol w:w="182"/>
+        <w:gridCol w:w="182"/>
+        <w:gridCol w:w="182"/>
+        <w:gridCol w:w="182"/>
+        <w:gridCol w:w="318"/>
+        <w:gridCol w:w="728"/>
+        <w:gridCol w:w="318"/>
+        <w:gridCol w:w="728"/>
+        <w:gridCol w:w="318"/>
+        <w:gridCol w:w="773"/>
+        <w:gridCol w:w="318"/>
+        <w:gridCol w:w="773"/>
+        <w:gridCol w:w="273"/>
+        <w:gridCol w:w="273"/>
+        <w:gridCol w:w="364"/>
+        <w:gridCol w:w="318"/>
+        <w:gridCol w:w="773"/>
+        <w:gridCol w:w="455"/>
       </w:tblGrid>
       <w:tr>
         <w:trPr>
@@ -8173,14 +12492,10 @@
           <w:p>
             <w:pPr>
               <w:pStyle w:val="Compact"/>
-              <w:jc w:val="left"/>
+              <w:jc w:val="center"/>
             </w:pPr>
             <w:r>
-              <w:rPr>
-                <w:b/>
-                <w:bCs/>
-              </w:rPr>
-              <w:t xml:space="preserve">Caractéristiques initiales</w:t>
+              <w:t xml:space="preserve">Test</w:t>
             </w:r>
           </w:p>
         </w:tc>
@@ -8192,25 +12507,7 @@
               <w:jc w:val="center"/>
             </w:pPr>
             <w:r>
-              <w:rPr>
-                <w:b/>
-                <w:bCs/>
-              </w:rPr>
-              <w:t xml:space="preserve">N = 54</w:t>
-            </w:r>
-          </w:p>
-        </w:tc>
-      </w:tr>
-      <w:tr>
-        <w:tc>
-          <w:tcPr/>
-          <w:p>
-            <w:pPr>
-              <w:pStyle w:val="Compact"/>
-              <w:jc w:val="left"/>
-            </w:pPr>
-            <w:r>
-              <w:t xml:space="preserve">Age</w:t>
+              <w:t xml:space="preserve">N</w:t>
             </w:r>
           </w:p>
         </w:tc>
@@ -8222,43 +12519,7 @@
               <w:jc w:val="center"/>
             </w:pPr>
             <w:r>
-              <w:t xml:space="preserve">51.0 (12.3)</w:t>
-            </w:r>
-          </w:p>
-        </w:tc>
-      </w:tr>
-      <w:tr>
-        <w:tc>
-          <w:tcPr/>
-          <w:p>
-            <w:pPr>
-              <w:pStyle w:val="Compact"/>
-              <w:jc w:val="left"/>
-            </w:pPr>
-            <w:r>
-              <w:t xml:space="preserve">Sexe</w:t>
-            </w:r>
-          </w:p>
-        </w:tc>
-        <w:tc>
-          <w:tcPr/>
-          <w:p>
-            <w:pPr>
-              <w:pStyle w:val="Compact"/>
-            </w:pPr>
-          </w:p>
-        </w:tc>
-      </w:tr>
-      <w:tr>
-        <w:tc>
-          <w:tcPr/>
-          <w:p>
-            <w:pPr>
-              <w:pStyle w:val="Compact"/>
-              <w:jc w:val="left"/>
-            </w:pPr>
-            <w:r>
-              <w:t xml:space="preserve">Masculin</w:t>
+              <w:t xml:space="preserve">TP</w:t>
             </w:r>
           </w:p>
         </w:tc>
@@ -8270,21 +12531,7 @@
               <w:jc w:val="center"/>
             </w:pPr>
             <w:r>
-              <w:t xml:space="preserve">19 (35%)</w:t>
-            </w:r>
-          </w:p>
-        </w:tc>
-      </w:tr>
-      <w:tr>
-        <w:tc>
-          <w:tcPr/>
-          <w:p>
-            <w:pPr>
-              <w:pStyle w:val="Compact"/>
-              <w:jc w:val="left"/>
-            </w:pPr>
-            <w:r>
-              <w:t xml:space="preserve">Féminin</w:t>
+              <w:t xml:space="preserve">FN</w:t>
             </w:r>
           </w:p>
         </w:tc>
@@ -8296,43 +12543,7 @@
               <w:jc w:val="center"/>
             </w:pPr>
             <w:r>
-              <w:t xml:space="preserve">35 (65%)</w:t>
-            </w:r>
-          </w:p>
-        </w:tc>
-      </w:tr>
-      <w:tr>
-        <w:tc>
-          <w:tcPr/>
-          <w:p>
-            <w:pPr>
-              <w:pStyle w:val="Compact"/>
-              <w:jc w:val="left"/>
-            </w:pPr>
-            <w:r>
-              <w:t xml:space="preserve">Cote</w:t>
-            </w:r>
-          </w:p>
-        </w:tc>
-        <w:tc>
-          <w:tcPr/>
-          <w:p>
-            <w:pPr>
-              <w:pStyle w:val="Compact"/>
-            </w:pPr>
-          </w:p>
-        </w:tc>
-      </w:tr>
-      <w:tr>
-        <w:tc>
-          <w:tcPr/>
-          <w:p>
-            <w:pPr>
-              <w:pStyle w:val="Compact"/>
-              <w:jc w:val="left"/>
-            </w:pPr>
-            <w:r>
-              <w:t xml:space="preserve">Gauche</w:t>
+              <w:t xml:space="preserve">FP</w:t>
             </w:r>
           </w:p>
         </w:tc>
@@ -8344,21 +12555,7 @@
               <w:jc w:val="center"/>
             </w:pPr>
             <w:r>
-              <w:t xml:space="preserve">25 (54%)</w:t>
-            </w:r>
-          </w:p>
-        </w:tc>
-      </w:tr>
-      <w:tr>
-        <w:tc>
-          <w:tcPr/>
-          <w:p>
-            <w:pPr>
-              <w:pStyle w:val="Compact"/>
-              <w:jc w:val="left"/>
-            </w:pPr>
-            <w:r>
-              <w:t xml:space="preserve">Droite</w:t>
+              <w:t xml:space="preserve">TN</w:t>
             </w:r>
           </w:p>
         </w:tc>
@@ -8370,7 +12567,163 @@
               <w:jc w:val="center"/>
             </w:pPr>
             <w:r>
-              <w:t xml:space="preserve">21 (46%)</w:t>
+              <w:t xml:space="preserve">Se</w:t>
+            </w:r>
+          </w:p>
+        </w:tc>
+        <w:tc>
+          <w:tcPr/>
+          <w:p>
+            <w:pPr>
+              <w:pStyle w:val="Compact"/>
+              <w:jc w:val="center"/>
+            </w:pPr>
+            <w:r>
+              <w:t xml:space="preserve">Se 95% CI</w:t>
+            </w:r>
+          </w:p>
+        </w:tc>
+        <w:tc>
+          <w:tcPr/>
+          <w:p>
+            <w:pPr>
+              <w:pStyle w:val="Compact"/>
+              <w:jc w:val="center"/>
+            </w:pPr>
+            <w:r>
+              <w:t xml:space="preserve">Sp</w:t>
+            </w:r>
+          </w:p>
+        </w:tc>
+        <w:tc>
+          <w:tcPr/>
+          <w:p>
+            <w:pPr>
+              <w:pStyle w:val="Compact"/>
+              <w:jc w:val="center"/>
+            </w:pPr>
+            <w:r>
+              <w:t xml:space="preserve">Sp 95% CI</w:t>
+            </w:r>
+          </w:p>
+        </w:tc>
+        <w:tc>
+          <w:tcPr/>
+          <w:p>
+            <w:pPr>
+              <w:pStyle w:val="Compact"/>
+              <w:jc w:val="center"/>
+            </w:pPr>
+            <w:r>
+              <w:t xml:space="preserve">PPV</w:t>
+            </w:r>
+          </w:p>
+        </w:tc>
+        <w:tc>
+          <w:tcPr/>
+          <w:p>
+            <w:pPr>
+              <w:pStyle w:val="Compact"/>
+              <w:jc w:val="center"/>
+            </w:pPr>
+            <w:r>
+              <w:t xml:space="preserve">PPV 95% CI</w:t>
+            </w:r>
+          </w:p>
+        </w:tc>
+        <w:tc>
+          <w:tcPr/>
+          <w:p>
+            <w:pPr>
+              <w:pStyle w:val="Compact"/>
+              <w:jc w:val="center"/>
+            </w:pPr>
+            <w:r>
+              <w:t xml:space="preserve">NPV</w:t>
+            </w:r>
+          </w:p>
+        </w:tc>
+        <w:tc>
+          <w:tcPr/>
+          <w:p>
+            <w:pPr>
+              <w:pStyle w:val="Compact"/>
+              <w:jc w:val="center"/>
+            </w:pPr>
+            <w:r>
+              <w:t xml:space="preserve">NPV 95% CI</w:t>
+            </w:r>
+          </w:p>
+        </w:tc>
+        <w:tc>
+          <w:tcPr/>
+          <w:p>
+            <w:pPr>
+              <w:pStyle w:val="Compact"/>
+              <w:jc w:val="center"/>
+            </w:pPr>
+            <w:r>
+              <w:t xml:space="preserve">LR+</w:t>
+            </w:r>
+          </w:p>
+        </w:tc>
+        <w:tc>
+          <w:tcPr/>
+          <w:p>
+            <w:pPr>
+              <w:pStyle w:val="Compact"/>
+              <w:jc w:val="center"/>
+            </w:pPr>
+            <w:r>
+              <w:t xml:space="preserve">LR-</w:t>
+            </w:r>
+          </w:p>
+        </w:tc>
+        <w:tc>
+          <w:tcPr/>
+          <w:p>
+            <w:pPr>
+              <w:pStyle w:val="Compact"/>
+              <w:jc w:val="center"/>
+            </w:pPr>
+            <w:r>
+              <w:t xml:space="preserve">Youden</w:t>
+            </w:r>
+          </w:p>
+        </w:tc>
+        <w:tc>
+          <w:tcPr/>
+          <w:p>
+            <w:pPr>
+              <w:pStyle w:val="Compact"/>
+              <w:jc w:val="center"/>
+            </w:pPr>
+            <w:r>
+              <w:t xml:space="preserve">AUC</w:t>
+            </w:r>
+          </w:p>
+        </w:tc>
+        <w:tc>
+          <w:tcPr/>
+          <w:p>
+            <w:pPr>
+              <w:pStyle w:val="Compact"/>
+              <w:jc w:val="center"/>
+            </w:pPr>
+            <w:r>
+              <w:t xml:space="preserve">AUC 95% CI</w:t>
+            </w:r>
+          </w:p>
+        </w:tc>
+        <w:tc>
+          <w:tcPr/>
+          <w:p>
+            <w:pPr>
+              <w:pStyle w:val="Compact"/>
+              <w:jc w:val="center"/>
+            </w:pPr>
+            <w:r>
+              <w:t xml:space="preserve">Fisher p</w:t>
             </w:r>
           </w:p>
         </w:tc>
@@ -8381,10 +12734,58 @@
           <w:p>
             <w:pPr>
               <w:pStyle w:val="Compact"/>
-              <w:jc w:val="left"/>
+              <w:jc w:val="center"/>
             </w:pPr>
             <w:r>
-              <w:t xml:space="preserve">Unknown</w:t>
+              <w:t xml:space="preserve">U1</w:t>
+            </w:r>
+          </w:p>
+        </w:tc>
+        <w:tc>
+          <w:tcPr/>
+          <w:p>
+            <w:pPr>
+              <w:pStyle w:val="Compact"/>
+              <w:jc w:val="center"/>
+            </w:pPr>
+            <w:r>
+              <w:t xml:space="preserve">54</w:t>
+            </w:r>
+          </w:p>
+        </w:tc>
+        <w:tc>
+          <w:tcPr/>
+          <w:p>
+            <w:pPr>
+              <w:pStyle w:val="Compact"/>
+              <w:jc w:val="center"/>
+            </w:pPr>
+            <w:r>
+              <w:t xml:space="preserve">31</w:t>
+            </w:r>
+          </w:p>
+        </w:tc>
+        <w:tc>
+          <w:tcPr/>
+          <w:p>
+            <w:pPr>
+              <w:pStyle w:val="Compact"/>
+              <w:jc w:val="center"/>
+            </w:pPr>
+            <w:r>
+              <w:t xml:space="preserve">6</w:t>
+            </w:r>
+          </w:p>
+        </w:tc>
+        <w:tc>
+          <w:tcPr/>
+          <w:p>
+            <w:pPr>
+              <w:pStyle w:val="Compact"/>
+              <w:jc w:val="center"/>
+            </w:pPr>
+            <w:r>
+              <w:t xml:space="preserve">9</w:t>
             </w:r>
           </w:p>
         </w:tc>
@@ -8400,39 +12801,15 @@
             </w:r>
           </w:p>
         </w:tc>
-      </w:tr>
-      <w:tr>
         <w:tc>
           <w:tcPr/>
           <w:p>
             <w:pPr>
               <w:pStyle w:val="Compact"/>
-              <w:jc w:val="left"/>
+              <w:jc w:val="center"/>
             </w:pPr>
             <w:r>
-              <w:t xml:space="preserve">Niveau</w:t>
-            </w:r>
-          </w:p>
-        </w:tc>
-        <w:tc>
-          <w:tcPr/>
-          <w:p>
-            <w:pPr>
-              <w:pStyle w:val="Compact"/>
-            </w:pPr>
-          </w:p>
-        </w:tc>
-      </w:tr>
-      <w:tr>
-        <w:tc>
-          <w:tcPr/>
-          <w:p>
-            <w:pPr>
-              <w:pStyle w:val="Compact"/>
-              <w:jc w:val="left"/>
-            </w:pPr>
-            <w:r>
-              <w:t xml:space="preserve">C4</w:t>
+              <w:t xml:space="preserve">0.838</w:t>
             </w:r>
           </w:p>
         </w:tc>
@@ -8444,21 +12821,7 @@
               <w:jc w:val="center"/>
             </w:pPr>
             <w:r>
-              <w:t xml:space="preserve">1 (4.2%)</w:t>
-            </w:r>
-          </w:p>
-        </w:tc>
-      </w:tr>
-      <w:tr>
-        <w:tc>
-          <w:tcPr/>
-          <w:p>
-            <w:pPr>
-              <w:pStyle w:val="Compact"/>
-              <w:jc w:val="left"/>
-            </w:pPr>
-            <w:r>
-              <w:t xml:space="preserve">C5</w:t>
+              <w:t xml:space="preserve">[0.68 ; 0.938]</w:t>
             </w:r>
           </w:p>
         </w:tc>
@@ -8470,21 +12833,7 @@
               <w:jc w:val="center"/>
             </w:pPr>
             <w:r>
-              <w:t xml:space="preserve">1 (4.2%)</w:t>
-            </w:r>
-          </w:p>
-        </w:tc>
-      </w:tr>
-      <w:tr>
-        <w:tc>
-          <w:tcPr/>
-          <w:p>
-            <w:pPr>
-              <w:pStyle w:val="Compact"/>
-              <w:jc w:val="left"/>
-            </w:pPr>
-            <w:r>
-              <w:t xml:space="preserve">C6</w:t>
+              <w:t xml:space="preserve">0.471</w:t>
             </w:r>
           </w:p>
         </w:tc>
@@ -8496,21 +12845,7 @@
               <w:jc w:val="center"/>
             </w:pPr>
             <w:r>
-              <w:t xml:space="preserve">13 (54%)</w:t>
-            </w:r>
-          </w:p>
-        </w:tc>
-      </w:tr>
-      <w:tr>
-        <w:tc>
-          <w:tcPr/>
-          <w:p>
-            <w:pPr>
-              <w:pStyle w:val="Compact"/>
-              <w:jc w:val="left"/>
-            </w:pPr>
-            <w:r>
-              <w:t xml:space="preserve">C7</w:t>
+              <w:t xml:space="preserve">[0.23 ; 0.722]</w:t>
             </w:r>
           </w:p>
         </w:tc>
@@ -8522,21 +12857,7 @@
               <w:jc w:val="center"/>
             </w:pPr>
             <w:r>
-              <w:t xml:space="preserve">1 (4.2%)</w:t>
-            </w:r>
-          </w:p>
-        </w:tc>
-      </w:tr>
-      <w:tr>
-        <w:tc>
-          <w:tcPr/>
-          <w:p>
-            <w:pPr>
-              <w:pStyle w:val="Compact"/>
-              <w:jc w:val="left"/>
-            </w:pPr>
-            <w:r>
-              <w:t xml:space="preserve">C8</w:t>
+              <w:t xml:space="preserve">0.775</w:t>
             </w:r>
           </w:p>
         </w:tc>
@@ -8548,21 +12869,7 @@
               <w:jc w:val="center"/>
             </w:pPr>
             <w:r>
-              <w:t xml:space="preserve">8 (33%)</w:t>
-            </w:r>
-          </w:p>
-        </w:tc>
-      </w:tr>
-      <w:tr>
-        <w:tc>
-          <w:tcPr/>
-          <w:p>
-            <w:pPr>
-              <w:pStyle w:val="Compact"/>
-              <w:jc w:val="left"/>
-            </w:pPr>
-            <w:r>
-              <w:t xml:space="preserve">Unknown</w:t>
+              <w:t xml:space="preserve">[0.615 ; 0.892]</w:t>
             </w:r>
           </w:p>
         </w:tc>
@@ -8574,16 +12881,99 @@
               <w:jc w:val="center"/>
             </w:pPr>
             <w:r>
-              <w:t xml:space="preserve">30</w:t>
+              <w:t xml:space="preserve">0.571</w:t>
+            </w:r>
+          </w:p>
+        </w:tc>
+        <w:tc>
+          <w:tcPr/>
+          <w:p>
+            <w:pPr>
+              <w:pStyle w:val="Compact"/>
+              <w:jc w:val="center"/>
+            </w:pPr>
+            <w:r>
+              <w:t xml:space="preserve">[0.289 ; 0.823]</w:t>
+            </w:r>
+          </w:p>
+        </w:tc>
+        <w:tc>
+          <w:tcPr/>
+          <w:p>
+            <w:pPr>
+              <w:pStyle w:val="Compact"/>
+              <w:jc w:val="center"/>
+            </w:pPr>
+            <w:r>
+              <w:t xml:space="preserve">1.58</w:t>
+            </w:r>
+          </w:p>
+        </w:tc>
+        <w:tc>
+          <w:tcPr/>
+          <w:p>
+            <w:pPr>
+              <w:pStyle w:val="Compact"/>
+              <w:jc w:val="center"/>
+            </w:pPr>
+            <w:r>
+              <w:t xml:space="preserve">0.34</w:t>
+            </w:r>
+          </w:p>
+        </w:tc>
+        <w:tc>
+          <w:tcPr/>
+          <w:p>
+            <w:pPr>
+              <w:pStyle w:val="Compact"/>
+              <w:jc w:val="center"/>
+            </w:pPr>
+            <w:r>
+              <w:t xml:space="preserve">0.308</w:t>
+            </w:r>
+          </w:p>
+        </w:tc>
+        <w:tc>
+          <w:tcPr/>
+          <w:p>
+            <w:pPr>
+              <w:pStyle w:val="Compact"/>
+              <w:jc w:val="center"/>
+            </w:pPr>
+            <w:r>
+              <w:t xml:space="preserve">0.654</w:t>
+            </w:r>
+          </w:p>
+        </w:tc>
+        <w:tc>
+          <w:tcPr/>
+          <w:p>
+            <w:pPr>
+              <w:pStyle w:val="Compact"/>
+              <w:jc w:val="center"/>
+            </w:pPr>
+            <w:r>
+              <w:t xml:space="preserve">[0.518 ; 0.791]</w:t>
+            </w:r>
+          </w:p>
+        </w:tc>
+        <w:tc>
+          <w:tcPr/>
+          <w:p>
+            <w:pPr>
+              <w:pStyle w:val="Compact"/>
+              <w:jc w:val="center"/>
+            </w:pPr>
+            <w:r>
+              <w:t xml:space="preserve">0.023</w:t>
             </w:r>
           </w:p>
         </w:tc>
       </w:tr>
     </w:tbl>
-    <w:bookmarkEnd w:id="63"/>
-    <w:bookmarkEnd w:id="64"/>
-    <w:bookmarkEnd w:id="65"/>
-    <w:bookmarkEnd w:id="66"/>
+    <w:bookmarkEnd w:id="68"/>
+    <w:bookmarkEnd w:id="69"/>
+    <w:bookmarkEnd w:id="70"/>
     <w:sectPr>
       <w:footnotePr>
         <w:numRestart w:val="eachSect"/>
@@ -8831,6 +13221,24 @@
     <w:abstractNumId w:val="991"/>
   </w:num>
   <w:num w:numId="1011">
+    <w:abstractNumId w:val="991"/>
+  </w:num>
+  <w:num w:numId="1012">
+    <w:abstractNumId w:val="991"/>
+  </w:num>
+  <w:num w:numId="1013">
+    <w:abstractNumId w:val="991"/>
+  </w:num>
+  <w:num w:numId="1014">
+    <w:abstractNumId w:val="991"/>
+  </w:num>
+  <w:num w:numId="1015">
+    <w:abstractNumId w:val="991"/>
+  </w:num>
+  <w:num w:numId="1016">
+    <w:abstractNumId w:val="991"/>
+  </w:num>
+  <w:num w:numId="1017">
     <w:abstractNumId w:val="991"/>
   </w:num>
 </w:numbering>

--- a/docs/these_brieuc.docx
+++ b/docs/these_brieuc.docx
@@ -2076,11 +2076,44 @@
             <w:pPr>
               <w:pStyle w:val="FirstParagraph"/>
             </w:pPr>
+            <w:r>
+              <w:t xml:space="preserve">Ce que je propose : en soi, le nombre de sujets total requis est atteint (69 patients, mieux que 68), toutefois le nombre de sujets NÉGATIFS n’est pas atteint à cause d’une petite imprécision sur l’estimation de la prévalence</w:t>
+            </w:r>
+            <w:r>
+              <w:t xml:space="preserve"> </w:t>
+            </w:r>
+            <w:r>
+              <w:rPr>
+                <w:i/>
+                <w:iCs/>
+              </w:rPr>
+              <w:t xml:space="preserve">a priori</w:t>
+            </w:r>
+            <w:r>
+              <w:t xml:space="preserve">. Elle est de 60 % dans le protocole, mais de 65.2 % dans la cohorte analysée. Comme l’étude vise une spécificité cible, le nombre de sujets négatifs est plus déterminant que le nombre total de sujets pour atteindre la précision visée.</w:t>
+            </w:r>
+          </w:p>
+          <w:p>
+            <w:pPr>
+              <w:pStyle w:val="BodyText"/>
+            </w:pPr>
             <w:pPr>
               <w:spacing w:after="16"/>
             </w:pPr>
             <w:r>
-              <w:t xml:space="preserve">Ce que je propose : faire comme si la méthodologiste n’avait jamais calculé de nombre de sujets requis (parce que sinon, pourquoi avoir arrêté les inclusions avant d’avoir le nombre requis de patients négatifs ?)</w:t>
+              <w:t xml:space="preserve">J’ai mis une section</w:t>
+            </w:r>
+            <w:r>
+              <w:t xml:space="preserve"> </w:t>
+            </w:r>
+            <w:r>
+              <w:t xml:space="preserve">“Nombre de sujets nécessaires et impact de la prévalence”</w:t>
+            </w:r>
+            <w:r>
+              <w:t xml:space="preserve"> </w:t>
+            </w:r>
+            <w:r>
+              <w:t xml:space="preserve">pour discuter de ça à la fin du document.</w:t>
             </w:r>
           </w:p>
           <w:p/>
@@ -2093,7 +2126,7 @@
       </w:r>
     </w:p>
     <w:bookmarkEnd w:id="29"/>
-    <w:bookmarkStart w:id="130" w:name="résultats"/>
+    <w:bookmarkStart w:id="149" w:name="résultats"/>
     <w:p>
       <w:pPr>
         <w:pStyle w:val="Heading1"/>
@@ -15440,7 +15473,7 @@
         <w:pStyle w:val="FirstParagraph"/>
       </w:pPr>
       <w:r>
-        <w:t xml:space="preserve">Cette section détaille les résultats pour chaque niveau métamérique individuel. Comme précisé précédemment, ces résultats sont exploratoires en raison des faibles effectifs à certains niveaux.</w:t>
+        <w:t xml:space="preserve">Résultats par niveau métamérique, exploratoires du fait des effectifs très faibles à certains niveaux.</w:t>
       </w:r>
     </w:p>
     <w:bookmarkStart w:id="116" w:name="résumé-descriptif-par-niveau-métamérique"/>
@@ -18553,17 +18586,6 @@
       </w:r>
     </w:p>
     <w:p>
-      <w:pPr>
-        <w:numPr>
-          <w:ilvl w:val="0"/>
-          <w:numId w:val="1032"/>
-        </w:numPr>
-      </w:pPr>
-      <w:r>
-        <w:t xml:space="preserve">Le test de Fisher répond à la question</w:t>
-      </w:r>
-    </w:p>
-    <w:p>
       <w:r>
         <w:br w:type="page"/>
       </w:r>
@@ -21222,7 +21244,7 @@
     </w:p>
     <w:bookmarkEnd w:id="121"/>
     <w:bookmarkEnd w:id="122"/>
-    <w:bookmarkStart w:id="129" w:name="analyses-par-niveau-métamérique-regroupé"/>
+    <w:bookmarkStart w:id="126" w:name="analyses-par-niveau-métamérique-regroupé"/>
     <w:p>
       <w:pPr>
         <w:pStyle w:val="Heading2"/>
@@ -21585,8 +21607,7733 @@
         <w:br w:type="page"/>
       </w:r>
     </w:p>
-    <w:bookmarkStart w:id="128" w:name="refs"/>
-    <w:bookmarkStart w:id="127" w:name="X130cc6218cdcb99520dccce7f8b213552eaa63a"/>
+    <w:bookmarkEnd w:id="126"/>
+    <w:bookmarkStart w:id="128" w:name="X5f2088ebd1452b5ba2e72bca91cf173f1488185"/>
+    <w:p>
+      <w:pPr>
+        <w:pStyle w:val="Heading2"/>
+      </w:pPr>
+      <w:r>
+        <w:t xml:space="preserve">Nombre de sujets nécessaires et impact de la prévalence</w:t>
+      </w:r>
+    </w:p>
+    <w:p>
+      <w:pPr>
+        <w:pStyle w:val="TableCaption"/>
+      </w:pPr>
+      <w:r>
+        <w:t xml:space="preserve">Comparaison entre les objectifs du protocole et les données observées</w:t>
+      </w:r>
+    </w:p>
+    <w:tbl>
+      <w:tblPr>
+        <w:tblStyle w:val="Table"/>
+        <w:tblW w:type="auto" w:w="0"/>
+        <w:tblLook w:firstRow="1" w:lastRow="0" w:firstColumn="0" w:lastColumn="0" w:noHBand="0" w:noVBand="0" w:val="0020"/>
+        <w:tblCaption w:val="Comparaison entre les objectifs du protocole et les données observées"/>
+      </w:tblPr>
+      <w:tblGrid>
+        <w:gridCol w:w="2640"/>
+        <w:gridCol w:w="2640"/>
+        <w:gridCol w:w="2640"/>
+      </w:tblGrid>
+      <w:tr>
+        <w:trPr>
+          <w:tblHeader w:val="on"/>
+        </w:trPr>
+        <w:tc>
+          <w:tcPr/>
+          <w:p>
+            <w:pPr>
+              <w:pStyle w:val="Compact"/>
+              <w:jc w:val="left"/>
+            </w:pPr>
+            <w:r>
+              <w:t xml:space="preserve">Indicateur</w:t>
+            </w:r>
+          </w:p>
+        </w:tc>
+        <w:tc>
+          <w:tcPr/>
+          <w:p>
+            <w:pPr>
+              <w:pStyle w:val="Compact"/>
+              <w:jc w:val="left"/>
+            </w:pPr>
+            <w:r>
+              <w:t xml:space="preserve">Attendus / Espérés</w:t>
+            </w:r>
+          </w:p>
+        </w:tc>
+        <w:tc>
+          <w:tcPr/>
+          <w:p>
+            <w:pPr>
+              <w:pStyle w:val="Compact"/>
+              <w:jc w:val="left"/>
+            </w:pPr>
+            <w:r>
+              <w:t xml:space="preserve">Observés</w:t>
+            </w:r>
+          </w:p>
+        </w:tc>
+      </w:tr>
+      <w:tr>
+        <w:tc>
+          <w:tcPr/>
+          <w:p>
+            <w:pPr>
+              <w:pStyle w:val="Compact"/>
+              <w:jc w:val="left"/>
+            </w:pPr>
+            <w:r>
+              <w:t xml:space="preserve">Spécificité (cible vs observée)</w:t>
+            </w:r>
+          </w:p>
+        </w:tc>
+        <w:tc>
+          <w:tcPr/>
+          <w:p>
+            <w:pPr>
+              <w:pStyle w:val="Compact"/>
+              <w:jc w:val="left"/>
+            </w:pPr>
+            <w:r>
+              <w:t xml:space="preserve">0.90</w:t>
+            </w:r>
+          </w:p>
+        </w:tc>
+        <w:tc>
+          <w:tcPr/>
+          <w:p>
+            <w:pPr>
+              <w:pStyle w:val="Compact"/>
+              <w:jc w:val="left"/>
+            </w:pPr>
+            <w:r>
+              <w:t xml:space="preserve">0.792</w:t>
+            </w:r>
+          </w:p>
+        </w:tc>
+      </w:tr>
+      <w:tr>
+        <w:tc>
+          <w:tcPr/>
+          <w:p>
+            <w:pPr>
+              <w:pStyle w:val="Compact"/>
+              <w:jc w:val="left"/>
+            </w:pPr>
+            <w:r>
+              <w:t xml:space="preserve">Effectif total (N)</w:t>
+            </w:r>
+          </w:p>
+        </w:tc>
+        <w:tc>
+          <w:tcPr/>
+          <w:p>
+            <w:pPr>
+              <w:pStyle w:val="Compact"/>
+              <w:jc w:val="left"/>
+            </w:pPr>
+            <w:r>
+              <w:t xml:space="preserve">68</w:t>
+            </w:r>
+          </w:p>
+        </w:tc>
+        <w:tc>
+          <w:tcPr/>
+          <w:p>
+            <w:pPr>
+              <w:pStyle w:val="Compact"/>
+              <w:jc w:val="left"/>
+            </w:pPr>
+            <w:r>
+              <w:t xml:space="preserve">69</w:t>
+            </w:r>
+          </w:p>
+        </w:tc>
+      </w:tr>
+      <w:tr>
+        <w:tc>
+          <w:tcPr/>
+          <w:p>
+            <w:pPr>
+              <w:pStyle w:val="Compact"/>
+              <w:jc w:val="left"/>
+            </w:pPr>
+            <w:r>
+              <w:t xml:space="preserve">Effectif négatif (n)</w:t>
+            </w:r>
+          </w:p>
+        </w:tc>
+        <w:tc>
+          <w:tcPr/>
+          <w:p>
+            <w:pPr>
+              <w:pStyle w:val="Compact"/>
+              <w:jc w:val="left"/>
+            </w:pPr>
+            <w:r>
+              <w:t xml:space="preserve">27</w:t>
+            </w:r>
+          </w:p>
+        </w:tc>
+        <w:tc>
+          <w:tcPr/>
+          <w:p>
+            <w:pPr>
+              <w:pStyle w:val="Compact"/>
+              <w:jc w:val="left"/>
+            </w:pPr>
+            <w:r>
+              <w:t xml:space="preserve">24</w:t>
+            </w:r>
+          </w:p>
+        </w:tc>
+      </w:tr>
+      <w:tr>
+        <w:tc>
+          <w:tcPr/>
+          <w:p>
+            <w:pPr>
+              <w:pStyle w:val="Compact"/>
+              <w:jc w:val="left"/>
+            </w:pPr>
+            <w:r>
+              <w:t xml:space="preserve">Prévalence NCB</w:t>
+            </w:r>
+          </w:p>
+        </w:tc>
+        <w:tc>
+          <w:tcPr/>
+          <w:p>
+            <w:pPr>
+              <w:pStyle w:val="Compact"/>
+              <w:jc w:val="left"/>
+            </w:pPr>
+            <w:r>
+              <w:t xml:space="preserve">60 %</w:t>
+            </w:r>
+          </w:p>
+        </w:tc>
+        <w:tc>
+          <w:tcPr/>
+          <w:p>
+            <w:pPr>
+              <w:pStyle w:val="Compact"/>
+              <w:jc w:val="left"/>
+            </w:pPr>
+            <w:r>
+              <w:t xml:space="preserve">65.2 %</w:t>
+            </w:r>
+          </w:p>
+        </w:tc>
+      </w:tr>
+      <w:tr>
+        <w:tc>
+          <w:tcPr/>
+          <w:p>
+            <w:pPr>
+              <w:pStyle w:val="Compact"/>
+              <w:jc w:val="left"/>
+            </w:pPr>
+            <w:r>
+              <w:t xml:space="preserve">Marge de précision (ω)</w:t>
+            </w:r>
+          </w:p>
+        </w:tc>
+        <w:tc>
+          <w:tcPr/>
+          <w:p>
+            <w:pPr>
+              <w:pStyle w:val="Compact"/>
+              <w:jc w:val="left"/>
+            </w:pPr>
+            <w:r>
+              <w:t xml:space="preserve">0.149</w:t>
+            </w:r>
+          </w:p>
+        </w:tc>
+        <w:tc>
+          <w:tcPr/>
+          <w:p>
+            <w:pPr>
+              <w:pStyle w:val="Compact"/>
+              <w:jc w:val="left"/>
+            </w:pPr>
+            <w:r>
+              <w:t xml:space="preserve">0.181</w:t>
+            </w:r>
+          </w:p>
+        </w:tc>
+      </w:tr>
+    </w:tbl>
+    <w:bookmarkStart w:id="127" w:name="interprétation-4"/>
+    <w:p>
+      <w:pPr>
+        <w:pStyle w:val="Heading3"/>
+      </w:pPr>
+      <w:r>
+        <w:t xml:space="preserve">Interprétation</w:t>
+      </w:r>
+    </w:p>
+    <w:p>
+      <w:pPr>
+        <w:pStyle w:val="FirstParagraph"/>
+      </w:pPr>
+      <w:r>
+        <w:t xml:space="preserve">L’analyse de ces chiffres permet de nuancer les conclusions :</w:t>
+      </w:r>
+    </w:p>
+    <w:p>
+      <w:pPr>
+        <w:pStyle w:val="Compact"/>
+        <w:numPr>
+          <w:ilvl w:val="0"/>
+          <w:numId w:val="1034"/>
+        </w:numPr>
+      </w:pPr>
+      <w:r>
+        <w:rPr>
+          <w:b/>
+          <w:bCs/>
+        </w:rPr>
+        <w:t xml:space="preserve">L’impact de la prévalence</w:t>
+      </w:r>
+      <w:r>
+        <w:t xml:space="preserve"> </w:t>
+      </w:r>
+      <w:r>
+        <w:t xml:space="preserve">: Le recrutement total (N=69) est conforme à l’objectif. L’insuffisance du nombre de sujets négatifs (n=24 au lieu de 27) s’explique uniquement par une prévalence de la maladie plus forte que prévue sur le terrain (65% contre 60% dans le pire scénario du protocole). Pour atteindre 27 négatifs, il aurait fallu une prévalence maximale de 60.9%.</w:t>
+      </w:r>
+    </w:p>
+    <w:p>
+      <w:pPr>
+        <w:pStyle w:val="Compact"/>
+        <w:numPr>
+          <w:ilvl w:val="0"/>
+          <w:numId w:val="1034"/>
+        </w:numPr>
+      </w:pPr>
+      <w:r>
+        <w:rPr>
+          <w:b/>
+          <w:bCs/>
+        </w:rPr>
+        <w:t xml:space="preserve">Une perte de précision minime</w:t>
+      </w:r>
+      <w:r>
+        <w:t xml:space="preserve"> </w:t>
+      </w:r>
+      <w:r>
+        <w:t xml:space="preserve">: Si la spécificité avait été de 0.90, le passage de 27 à 24 sujets n’aurait fait perdre que 1.2% de précision sur la borne inférieure de l’intervalle de confiance. La spécificité plus faible que prévue (0.79 au lieu de 0.90) a un impact pas beaucou plus important sur la précision, avec une marge de 0.181 au lieu de 0.149, soit une perte de précision d’environ 3.2% par rapport à l’objectif initial.</w:t>
+      </w:r>
+    </w:p>
+    <w:p>
+      <w:pPr>
+        <w:pStyle w:val="Compact"/>
+        <w:numPr>
+          <w:ilvl w:val="0"/>
+          <w:numId w:val="1034"/>
+        </w:numPr>
+      </w:pPr>
+      <w:r>
+        <w:rPr>
+          <w:b/>
+          <w:bCs/>
+        </w:rPr>
+        <w:t xml:space="preserve">La réalité de la performance</w:t>
+      </w:r>
+      <w:r>
+        <w:t xml:space="preserve"> </w:t>
+      </w:r>
+      <w:r>
+        <w:t xml:space="preserve">: La difficulté à atteindre la précision cible vient moins du nombre de sujets que de la performance réelle des tests. Avec une spécificité observée de 0.792, il aurait fallu 34 sujets négatifs (soit environ 98 patients au total avec la prévalence observée) pour stabiliser l’estimation avec la marge de 0.15 initialement souhaitée.</w:t>
+      </w:r>
+    </w:p>
+    <w:p>
+      <w:pPr>
+        <w:pStyle w:val="FirstParagraph"/>
+      </w:pPr>
+      <w:r>
+        <w:rPr>
+          <w:b/>
+          <w:bCs/>
+        </w:rPr>
+        <w:t xml:space="preserve">Conclusion pour la discussion :</w:t>
+      </w:r>
+      <w:r>
+        <w:t xml:space="preserve"> </w:t>
+      </w:r>
+      <w:r>
+        <w:t xml:space="preserve">Cette étude doit être considérée comme une étape exploratoire robuste. Elle démontre une hiérarchie claire entre les tests, mais confirme qu’une étude de confirmation (visant une précision étroite) nécessiterait une cohorte plus large, d’environ 100 patients, pour compenser une spécificité plus faible qu’attendu.</w:t>
+      </w:r>
+    </w:p>
+    <w:p>
+      <w:r>
+        <w:br w:type="page"/>
+      </w:r>
+    </w:p>
+    <w:bookmarkEnd w:id="127"/>
+    <w:bookmarkEnd w:id="128"/>
+    <w:bookmarkStart w:id="148" w:name="Xf553ff231dd9417b1bb0dcb1254fd9de8a29ad3"/>
+    <w:p>
+      <w:pPr>
+        <w:pStyle w:val="Heading2"/>
+      </w:pPr>
+      <w:r>
+        <w:t xml:space="preserve">Analyses de sensibilité :</w:t>
+      </w:r>
+      <w:r>
+        <w:t xml:space="preserve"> </w:t>
+      </w:r>
+      <w:r>
+        <w:t xml:space="preserve">“Gold Standard fort”</w:t>
+      </w:r>
+    </w:p>
+    <w:p>
+      <w:pPr>
+        <w:pStyle w:val="FirstParagraph"/>
+      </w:pPr>
+      <w:r>
+        <w:t xml:space="preserve">Critère de jugement plus strict pour les cas positifs.</w:t>
+      </w:r>
+    </w:p>
+    <w:p>
+      <w:pPr>
+        <w:pStyle w:val="BodyText"/>
+      </w:pPr>
+      <w:r>
+        <w:t xml:space="preserve">Gold Standard : positivité conjointe du Gold Standard principal (Examen clinique + IRM)</w:t>
+      </w:r>
+      <w:r>
+        <w:t xml:space="preserve"> </w:t>
+      </w:r>
+      <w:r>
+        <w:rPr>
+          <w:b/>
+          <w:bCs/>
+        </w:rPr>
+        <w:t xml:space="preserve">et</w:t>
+      </w:r>
+      <w:r>
+        <w:t xml:space="preserve"> </w:t>
+      </w:r>
+      <w:r>
+        <w:t xml:space="preserve">d’une infiltration thérapeutique positive.</w:t>
+      </w:r>
+    </w:p>
+    <w:p>
+      <w:pPr>
+        <w:pStyle w:val="BodyText"/>
+      </w:pPr>
+      <w:r>
+        <w:t xml:space="preserve">Deux approches sont possibles pour les négatifs :</w:t>
+      </w:r>
+    </w:p>
+    <w:p>
+      <w:pPr>
+        <w:numPr>
+          <w:ilvl w:val="0"/>
+          <w:numId w:val="1035"/>
+        </w:numPr>
+      </w:pPr>
+      <w:r>
+        <w:t xml:space="preserve">Approche 1 : on conserve uniquement les négatifs initiaux (exclusion des patients avec Gold Standard principal positif mais sans infiltration positive)</w:t>
+      </w:r>
+    </w:p>
+    <w:p>
+      <w:pPr>
+        <w:numPr>
+          <w:ilvl w:val="0"/>
+          <w:numId w:val="1035"/>
+        </w:numPr>
+      </w:pPr>
+      <w:r>
+        <w:t xml:space="preserve">Approche 2 : on considère comme négatifs tous les patients qui n’ont pas d’infiltration thérapeutique positive, même ceux avec un Gold Standard principal positif (exclusion uniquement des patients avec infiltration positive mais Gold Standard principal négatif, qui sont très peu nombreux).</w:t>
+      </w:r>
+    </w:p>
+    <w:bookmarkStart w:id="136" w:name="approche-1-négatifs-négatifs-initiaux"/>
+    <w:p>
+      <w:pPr>
+        <w:pStyle w:val="Heading3"/>
+      </w:pPr>
+      <w:r>
+        <w:t xml:space="preserve">Approche 1 : Négatifs = Négatifs initiaux</w:t>
+      </w:r>
+    </w:p>
+    <w:p>
+      <w:pPr>
+        <w:pStyle w:val="FirstParagraph"/>
+      </w:pPr>
+      <w:r>
+        <w:t xml:space="preserve">Les patients ayant un Gold Standard principal positif mais sans infiltration thérapeutique confirmant le diagnostic sont</w:t>
+      </w:r>
+      <w:r>
+        <w:t xml:space="preserve"> </w:t>
+      </w:r>
+      <w:r>
+        <w:rPr>
+          <w:b/>
+          <w:bCs/>
+        </w:rPr>
+        <w:t xml:space="preserve">exclus</w:t>
+      </w:r>
+      <w:r>
+        <w:t xml:space="preserve">.</w:t>
+      </w:r>
+    </w:p>
+    <w:p>
+      <w:pPr>
+        <w:pStyle w:val="BodyText"/>
+      </w:pPr>
+      <w:r>
+        <w:t xml:space="preserve">Cette analyse porte sur un effectif réduit de</w:t>
+      </w:r>
+      <w:r>
+        <w:t xml:space="preserve"> </w:t>
+      </w:r>
+      <w:r>
+        <w:rPr>
+          <w:b/>
+          <w:bCs/>
+        </w:rPr>
+        <w:t xml:space="preserve">42 patients</w:t>
+      </w:r>
+      <w:r>
+        <w:t xml:space="preserve"> </w:t>
+      </w:r>
+      <w:r>
+        <w:t xml:space="preserve">(18 cas positifs</w:t>
+      </w:r>
+      <w:r>
+        <w:t xml:space="preserve"> </w:t>
+      </w:r>
+      <w:r>
+        <w:t xml:space="preserve">“forts”</w:t>
+      </w:r>
+      <w:r>
+        <w:t xml:space="preserve"> </w:t>
+      </w:r>
+      <w:r>
+        <w:t xml:space="preserve">et 24 cas négatifs initiaux).</w:t>
+      </w:r>
+    </w:p>
+    <w:bookmarkStart w:id="135" w:name="Xd66c688fc52a650573970ca45f422c6ebf5cd42"/>
+    <w:p>
+      <w:pPr>
+        <w:pStyle w:val="Heading4"/>
+      </w:pPr>
+      <w:r>
+        <w:t xml:space="preserve">Performances des tests et comparaisons (Approche 1)</w:t>
+      </w:r>
+    </w:p>
+    <w:p>
+      <w:pPr>
+        <w:pStyle w:val="FirstParagraph"/>
+      </w:pPr>
+      <w:r>
+        <w:t xml:space="preserve">Dans cette approche, le groupe des</w:t>
+      </w:r>
+      <w:r>
+        <w:t xml:space="preserve"> </w:t>
+      </w:r>
+      <w:r>
+        <w:t xml:space="preserve">“Négatifs”</w:t>
+      </w:r>
+      <w:r>
+        <w:t xml:space="preserve"> </w:t>
+      </w:r>
+      <w:r>
+        <w:t xml:space="preserve">n’a pas changé par rapport à l’analyse principale. Ainsi,</w:t>
+      </w:r>
+      <w:r>
+        <w:t xml:space="preserve"> </w:t>
+      </w:r>
+      <w:r>
+        <w:rPr>
+          <w:b/>
+          <w:bCs/>
+        </w:rPr>
+        <w:t xml:space="preserve">la spécificité reste strictement identique</w:t>
+      </w:r>
+      <w:r>
+        <w:t xml:space="preserve">. Seule la sensibilité est modifiée (et généralement améliorée, car on se concentre sur les cas pathologiques les plus certains).</w:t>
+      </w:r>
+    </w:p>
+    <w:tbl>
+      <w:tblPr>
+        <w:tblStyle w:val="Table"/>
+        <w:tblW w:type="pct" w:w="5000"/>
+        <w:tblLayout w:type="fixed"/>
+        <w:tblLook w:firstRow="0" w:lastRow="0" w:firstColumn="0" w:lastColumn="0" w:noHBand="0" w:noVBand="0" w:val="0000"/>
+      </w:tblPr>
+      <w:tblGrid>
+        <w:gridCol w:w="7920"/>
+      </w:tblGrid>
+      <w:tr>
+        <w:tc>
+          <w:tcPr/>
+          <w:bookmarkStart w:id="129" w:name="tbl-strong-a1-indiv"/>
+          <w:p>
+            <w:pPr>
+              <w:jc w:val="center"/>
+            </w:pPr>
+            <w:pPr>
+              <w:jc w:val="left"/>
+              <w:spacing w:before="200"/>
+              <w:pStyle w:val="ImageCaption"/>
+            </w:pPr>
+            <w:r>
+              <w:t xml:space="preserve">Table 2: Approche 1 - Performances diagnostiques test par test</w:t>
+            </w:r>
+          </w:p>
+          <w:tbl>
+            <w:tblPr>
+              <w:tblStyle w:val="Table"/>
+              <w:tblW w:type="pct" w:w="5000"/>
+              <w:tblLayout w:type="fixed"/>
+              <w:tblLook w:firstRow="1" w:lastRow="0" w:firstColumn="0" w:lastColumn="0" w:noHBand="0" w:noVBand="0" w:val="0020"/>
+            </w:tblPr>
+            <w:tblGrid>
+              <w:gridCol w:w="565"/>
+              <w:gridCol w:w="1626"/>
+              <w:gridCol w:w="1626"/>
+              <w:gridCol w:w="1626"/>
+              <w:gridCol w:w="1626"/>
+              <w:gridCol w:w="424"/>
+              <w:gridCol w:w="424"/>
+            </w:tblGrid>
+            <w:tr>
+              <w:trPr>
+                <w:tblHeader w:val="on"/>
+              </w:trPr>
+              <w:tc>
+                <w:tcPr/>
+                <w:p>
+                  <w:pPr>
+                    <w:pStyle w:val="Compact"/>
+                    <w:jc w:val="center"/>
+                    <w:jc w:val="center"/>
+                  </w:pPr>
+                  <w:r>
+                    <w:t xml:space="preserve">Test</w:t>
+                  </w:r>
+                </w:p>
+              </w:tc>
+              <w:tc>
+                <w:tcPr/>
+                <w:p>
+                  <w:pPr>
+                    <w:pStyle w:val="Compact"/>
+                    <w:jc w:val="center"/>
+                    <w:jc w:val="center"/>
+                  </w:pPr>
+                  <w:r>
+                    <w:t xml:space="preserve">Se [IC95%]</w:t>
+                  </w:r>
+                </w:p>
+              </w:tc>
+              <w:tc>
+                <w:tcPr/>
+                <w:p>
+                  <w:pPr>
+                    <w:pStyle w:val="Compact"/>
+                    <w:jc w:val="center"/>
+                    <w:jc w:val="center"/>
+                  </w:pPr>
+                  <w:r>
+                    <w:t xml:space="preserve">Sp [IC95%]</w:t>
+                  </w:r>
+                </w:p>
+              </w:tc>
+              <w:tc>
+                <w:tcPr/>
+                <w:p>
+                  <w:pPr>
+                    <w:pStyle w:val="Compact"/>
+                    <w:jc w:val="center"/>
+                    <w:jc w:val="center"/>
+                  </w:pPr>
+                  <w:r>
+                    <w:t xml:space="preserve">VPP [IC95%]</w:t>
+                  </w:r>
+                </w:p>
+              </w:tc>
+              <w:tc>
+                <w:tcPr/>
+                <w:p>
+                  <w:pPr>
+                    <w:pStyle w:val="Compact"/>
+                    <w:jc w:val="center"/>
+                    <w:jc w:val="center"/>
+                  </w:pPr>
+                  <w:r>
+                    <w:t xml:space="preserve">VPN [IC95%]</w:t>
+                  </w:r>
+                </w:p>
+              </w:tc>
+              <w:tc>
+                <w:tcPr/>
+                <w:p>
+                  <w:pPr>
+                    <w:pStyle w:val="Compact"/>
+                    <w:jc w:val="center"/>
+                    <w:jc w:val="center"/>
+                  </w:pPr>
+                  <w:r>
+                    <w:t xml:space="preserve">LR+</w:t>
+                  </w:r>
+                </w:p>
+              </w:tc>
+              <w:tc>
+                <w:tcPr/>
+                <w:p>
+                  <w:pPr>
+                    <w:pStyle w:val="Compact"/>
+                    <w:jc w:val="center"/>
+                    <w:jc w:val="center"/>
+                  </w:pPr>
+                  <w:r>
+                    <w:t xml:space="preserve">LR-</w:t>
+                  </w:r>
+                </w:p>
+              </w:tc>
+            </w:tr>
+            <w:tr>
+              <w:tc>
+                <w:tcPr/>
+                <w:p>
+                  <w:pPr>
+                    <w:pStyle w:val="Compact"/>
+                    <w:jc w:val="center"/>
+                    <w:jc w:val="center"/>
+                  </w:pPr>
+                  <w:r>
+                    <w:t xml:space="preserve">ULNT1</w:t>
+                  </w:r>
+                </w:p>
+              </w:tc>
+              <w:tc>
+                <w:tcPr/>
+                <w:p>
+                  <w:pPr>
+                    <w:pStyle w:val="Compact"/>
+                    <w:jc w:val="center"/>
+                    <w:jc w:val="center"/>
+                  </w:pPr>
+                  <w:r>
+                    <w:t xml:space="preserve">0.944 [0.727 ; 0.999]</w:t>
+                  </w:r>
+                </w:p>
+              </w:tc>
+              <w:tc>
+                <w:tcPr/>
+                <w:p>
+                  <w:pPr>
+                    <w:pStyle w:val="Compact"/>
+                    <w:jc w:val="center"/>
+                    <w:jc w:val="center"/>
+                  </w:pPr>
+                  <w:r>
+                    <w:t xml:space="preserve">0.625 [0.406 ; 0.812]</w:t>
+                  </w:r>
+                </w:p>
+              </w:tc>
+              <w:tc>
+                <w:tcPr/>
+                <w:p>
+                  <w:pPr>
+                    <w:pStyle w:val="Compact"/>
+                    <w:jc w:val="center"/>
+                    <w:jc w:val="center"/>
+                  </w:pPr>
+                  <w:r>
+                    <w:t xml:space="preserve">0.654 [0.443 ; 0.828]</w:t>
+                  </w:r>
+                </w:p>
+              </w:tc>
+              <w:tc>
+                <w:tcPr/>
+                <w:p>
+                  <w:pPr>
+                    <w:pStyle w:val="Compact"/>
+                    <w:jc w:val="center"/>
+                    <w:jc w:val="center"/>
+                  </w:pPr>
+                  <w:r>
+                    <w:t xml:space="preserve">0.938 [0.698 ; 0.998]</w:t>
+                  </w:r>
+                </w:p>
+              </w:tc>
+              <w:tc>
+                <w:tcPr/>
+                <w:p>
+                  <w:pPr>
+                    <w:pStyle w:val="Compact"/>
+                    <w:jc w:val="center"/>
+                    <w:jc w:val="center"/>
+                  </w:pPr>
+                  <w:r>
+                    <w:t xml:space="preserve">2.52</w:t>
+                  </w:r>
+                </w:p>
+              </w:tc>
+              <w:tc>
+                <w:tcPr/>
+                <w:p>
+                  <w:pPr>
+                    <w:pStyle w:val="Compact"/>
+                    <w:jc w:val="center"/>
+                    <w:jc w:val="center"/>
+                  </w:pPr>
+                  <w:r>
+                    <w:t xml:space="preserve">0.09</w:t>
+                  </w:r>
+                </w:p>
+              </w:tc>
+            </w:tr>
+            <w:tr>
+              <w:tc>
+                <w:tcPr/>
+                <w:p>
+                  <w:pPr>
+                    <w:pStyle w:val="Compact"/>
+                    <w:jc w:val="center"/>
+                    <w:jc w:val="center"/>
+                  </w:pPr>
+                  <w:r>
+                    <w:t xml:space="preserve">ULNT2a</w:t>
+                  </w:r>
+                </w:p>
+              </w:tc>
+              <w:tc>
+                <w:tcPr/>
+                <w:p>
+                  <w:pPr>
+                    <w:pStyle w:val="Compact"/>
+                    <w:jc w:val="center"/>
+                    <w:jc w:val="center"/>
+                  </w:pPr>
+                  <w:r>
+                    <w:t xml:space="preserve">0.778 [0.524 ; 0.936]</w:t>
+                  </w:r>
+                </w:p>
+              </w:tc>
+              <w:tc>
+                <w:tcPr/>
+                <w:p>
+                  <w:pPr>
+                    <w:pStyle w:val="Compact"/>
+                    <w:jc w:val="center"/>
+                    <w:jc w:val="center"/>
+                  </w:pPr>
+                  <w:r>
+                    <w:t xml:space="preserve">0.583 [0.366 ; 0.779]</w:t>
+                  </w:r>
+                </w:p>
+              </w:tc>
+              <w:tc>
+                <w:tcPr/>
+                <w:p>
+                  <w:pPr>
+                    <w:pStyle w:val="Compact"/>
+                    <w:jc w:val="center"/>
+                    <w:jc w:val="center"/>
+                  </w:pPr>
+                  <w:r>
+                    <w:t xml:space="preserve">0.583 [0.366 ; 0.779]</w:t>
+                  </w:r>
+                </w:p>
+              </w:tc>
+              <w:tc>
+                <w:tcPr/>
+                <w:p>
+                  <w:pPr>
+                    <w:pStyle w:val="Compact"/>
+                    <w:jc w:val="center"/>
+                    <w:jc w:val="center"/>
+                  </w:pPr>
+                  <w:r>
+                    <w:t xml:space="preserve">0.778 [0.524 ; 0.936]</w:t>
+                  </w:r>
+                </w:p>
+              </w:tc>
+              <w:tc>
+                <w:tcPr/>
+                <w:p>
+                  <w:pPr>
+                    <w:pStyle w:val="Compact"/>
+                    <w:jc w:val="center"/>
+                    <w:jc w:val="center"/>
+                  </w:pPr>
+                  <w:r>
+                    <w:t xml:space="preserve">1.87</w:t>
+                  </w:r>
+                </w:p>
+              </w:tc>
+              <w:tc>
+                <w:tcPr/>
+                <w:p>
+                  <w:pPr>
+                    <w:pStyle w:val="Compact"/>
+                    <w:jc w:val="center"/>
+                    <w:jc w:val="center"/>
+                  </w:pPr>
+                  <w:r>
+                    <w:t xml:space="preserve">0.38</w:t>
+                  </w:r>
+                </w:p>
+              </w:tc>
+            </w:tr>
+            <w:tr>
+              <w:tc>
+                <w:tcPr/>
+                <w:p>
+                  <w:pPr>
+                    <w:pStyle w:val="Compact"/>
+                    <w:jc w:val="center"/>
+                    <w:jc w:val="center"/>
+                  </w:pPr>
+                  <w:r>
+                    <w:t xml:space="preserve">ULNT2b</w:t>
+                  </w:r>
+                </w:p>
+              </w:tc>
+              <w:tc>
+                <w:tcPr/>
+                <w:p>
+                  <w:pPr>
+                    <w:pStyle w:val="Compact"/>
+                    <w:jc w:val="center"/>
+                    <w:jc w:val="center"/>
+                  </w:pPr>
+                  <w:r>
+                    <w:t xml:space="preserve">0.667 [0.41 ; 0.867]</w:t>
+                  </w:r>
+                </w:p>
+              </w:tc>
+              <w:tc>
+                <w:tcPr/>
+                <w:p>
+                  <w:pPr>
+                    <w:pStyle w:val="Compact"/>
+                    <w:jc w:val="center"/>
+                    <w:jc w:val="center"/>
+                  </w:pPr>
+                  <w:r>
+                    <w:t xml:space="preserve">0.667 [0.447 ; 0.844]</w:t>
+                  </w:r>
+                </w:p>
+              </w:tc>
+              <w:tc>
+                <w:tcPr/>
+                <w:p>
+                  <w:pPr>
+                    <w:pStyle w:val="Compact"/>
+                    <w:jc w:val="center"/>
+                    <w:jc w:val="center"/>
+                  </w:pPr>
+                  <w:r>
+                    <w:t xml:space="preserve">0.6 [0.361 ; 0.809]</w:t>
+                  </w:r>
+                </w:p>
+              </w:tc>
+              <w:tc>
+                <w:tcPr/>
+                <w:p>
+                  <w:pPr>
+                    <w:pStyle w:val="Compact"/>
+                    <w:jc w:val="center"/>
+                    <w:jc w:val="center"/>
+                  </w:pPr>
+                  <w:r>
+                    <w:t xml:space="preserve">0.727 [0.498 ; 0.893]</w:t>
+                  </w:r>
+                </w:p>
+              </w:tc>
+              <w:tc>
+                <w:tcPr/>
+                <w:p>
+                  <w:pPr>
+                    <w:pStyle w:val="Compact"/>
+                    <w:jc w:val="center"/>
+                    <w:jc w:val="center"/>
+                  </w:pPr>
+                  <w:r>
+                    <w:t xml:space="preserve">2.00</w:t>
+                  </w:r>
+                </w:p>
+              </w:tc>
+              <w:tc>
+                <w:tcPr/>
+                <w:p>
+                  <w:pPr>
+                    <w:pStyle w:val="Compact"/>
+                    <w:jc w:val="center"/>
+                    <w:jc w:val="center"/>
+                  </w:pPr>
+                  <w:r>
+                    <w:t xml:space="preserve">0.50</w:t>
+                  </w:r>
+                </w:p>
+              </w:tc>
+            </w:tr>
+            <w:tr>
+              <w:tc>
+                <w:tcPr/>
+                <w:p>
+                  <w:pPr>
+                    <w:pStyle w:val="Compact"/>
+                    <w:jc w:val="center"/>
+                    <w:jc w:val="center"/>
+                  </w:pPr>
+                  <w:r>
+                    <w:t xml:space="preserve">ULNT3</w:t>
+                  </w:r>
+                </w:p>
+              </w:tc>
+              <w:tc>
+                <w:tcPr/>
+                <w:p>
+                  <w:pPr>
+                    <w:pStyle w:val="Compact"/>
+                    <w:jc w:val="center"/>
+                    <w:jc w:val="center"/>
+                  </w:pPr>
+                  <w:r>
+                    <w:t xml:space="preserve">0.5 [0.26 ; 0.74]</w:t>
+                  </w:r>
+                </w:p>
+              </w:tc>
+              <w:tc>
+                <w:tcPr/>
+                <w:p>
+                  <w:pPr>
+                    <w:pStyle w:val="Compact"/>
+                    <w:jc w:val="center"/>
+                    <w:jc w:val="center"/>
+                  </w:pPr>
+                  <w:r>
+                    <w:t xml:space="preserve">0.708 [0.489 ; 0.874]</w:t>
+                  </w:r>
+                </w:p>
+              </w:tc>
+              <w:tc>
+                <w:tcPr/>
+                <w:p>
+                  <w:pPr>
+                    <w:pStyle w:val="Compact"/>
+                    <w:jc w:val="center"/>
+                    <w:jc w:val="center"/>
+                  </w:pPr>
+                  <w:r>
+                    <w:t xml:space="preserve">0.562 [0.299 ; 0.802]</w:t>
+                  </w:r>
+                </w:p>
+              </w:tc>
+              <w:tc>
+                <w:tcPr/>
+                <w:p>
+                  <w:pPr>
+                    <w:pStyle w:val="Compact"/>
+                    <w:jc w:val="center"/>
+                    <w:jc w:val="center"/>
+                  </w:pPr>
+                  <w:r>
+                    <w:t xml:space="preserve">0.654 [0.443 ; 0.828]</w:t>
+                  </w:r>
+                </w:p>
+              </w:tc>
+              <w:tc>
+                <w:tcPr/>
+                <w:p>
+                  <w:pPr>
+                    <w:pStyle w:val="Compact"/>
+                    <w:jc w:val="center"/>
+                    <w:jc w:val="center"/>
+                  </w:pPr>
+                  <w:r>
+                    <w:t xml:space="preserve">1.71</w:t>
+                  </w:r>
+                </w:p>
+              </w:tc>
+              <w:tc>
+                <w:tcPr/>
+                <w:p>
+                  <w:pPr>
+                    <w:pStyle w:val="Compact"/>
+                    <w:jc w:val="center"/>
+                    <w:jc w:val="center"/>
+                  </w:pPr>
+                  <w:r>
+                    <w:t xml:space="preserve">0.71</w:t>
+                  </w:r>
+                </w:p>
+              </w:tc>
+            </w:tr>
+          </w:tbl>
+          <w:bookmarkEnd w:id="129"/>
+          <w:p/>
+        </w:tc>
+      </w:tr>
+    </w:tbl>
+    <w:p>
+      <w:pPr>
+        <w:pStyle w:val="BodyText"/>
+      </w:pPr>
+      <w:r>
+        <w:t xml:space="preserve"> </w:t>
+      </w:r>
+    </w:p>
+    <w:tbl>
+      <w:tblPr>
+        <w:tblStyle w:val="Table"/>
+        <w:tblW w:type="pct" w:w="5000"/>
+        <w:tblLayout w:type="fixed"/>
+        <w:tblLook w:firstRow="0" w:lastRow="0" w:firstColumn="0" w:lastColumn="0" w:noHBand="0" w:noVBand="0" w:val="0000"/>
+      </w:tblPr>
+      <w:tblGrid>
+        <w:gridCol w:w="7920"/>
+      </w:tblGrid>
+      <w:tr>
+        <w:tc>
+          <w:tcPr/>
+          <w:bookmarkStart w:id="130" w:name="tbl-comp-a1-sensi"/>
+          <w:p>
+            <w:pPr>
+              <w:jc w:val="center"/>
+            </w:pPr>
+            <w:pPr>
+              <w:jc w:val="left"/>
+              <w:spacing w:before="200"/>
+              <w:pStyle w:val="ImageCaption"/>
+            </w:pPr>
+            <w:r>
+              <w:t xml:space="preserve">Table 3: Approche 1 - Comparaison de la sensibilité : GS principal vs GS fort</w:t>
+            </w:r>
+          </w:p>
+          <w:tbl>
+            <w:tblPr>
+              <w:tblStyle w:val="Table"/>
+              <w:tblW w:type="auto" w:w="0"/>
+              <w:tblLook w:firstRow="1" w:lastRow="0" w:firstColumn="0" w:lastColumn="0" w:noHBand="0" w:noVBand="0" w:val="0020"/>
+            </w:tblPr>
+            <w:tblGrid>
+              <w:gridCol w:w="2640"/>
+              <w:gridCol w:w="2640"/>
+              <w:gridCol w:w="2640"/>
+            </w:tblGrid>
+            <w:tr>
+              <w:trPr>
+                <w:tblHeader w:val="on"/>
+              </w:trPr>
+              <w:tc>
+                <w:tcPr/>
+                <w:p>
+                  <w:pPr>
+                    <w:pStyle w:val="Compact"/>
+                    <w:jc w:val="center"/>
+                    <w:jc w:val="center"/>
+                  </w:pPr>
+                  <w:r>
+                    <w:t xml:space="preserve">Test</w:t>
+                  </w:r>
+                </w:p>
+              </w:tc>
+              <w:tc>
+                <w:tcPr/>
+                <w:p>
+                  <w:pPr>
+                    <w:pStyle w:val="Compact"/>
+                    <w:jc w:val="center"/>
+                    <w:jc w:val="center"/>
+                  </w:pPr>
+                  <w:r>
+                    <w:t xml:space="preserve">Se GS princ.</w:t>
+                  </w:r>
+                </w:p>
+              </w:tc>
+              <w:tc>
+                <w:tcPr/>
+                <w:p>
+                  <w:pPr>
+                    <w:pStyle w:val="Compact"/>
+                    <w:jc w:val="center"/>
+                    <w:jc w:val="center"/>
+                  </w:pPr>
+                  <w:r>
+                    <w:t xml:space="preserve">Se GS fort</w:t>
+                  </w:r>
+                </w:p>
+              </w:tc>
+            </w:tr>
+            <w:tr>
+              <w:tc>
+                <w:tcPr/>
+                <w:p>
+                  <w:pPr>
+                    <w:pStyle w:val="Compact"/>
+                    <w:jc w:val="center"/>
+                    <w:jc w:val="center"/>
+                  </w:pPr>
+                  <w:r>
+                    <w:t xml:space="preserve">ULNT1</w:t>
+                  </w:r>
+                </w:p>
+              </w:tc>
+              <w:tc>
+                <w:tcPr/>
+                <w:p>
+                  <w:pPr>
+                    <w:pStyle w:val="Compact"/>
+                    <w:jc w:val="center"/>
+                    <w:jc w:val="center"/>
+                  </w:pPr>
+                  <w:r>
+                    <w:t xml:space="preserve">0.867 [0.732 ; 0.949]</w:t>
+                  </w:r>
+                </w:p>
+              </w:tc>
+              <w:tc>
+                <w:tcPr/>
+                <w:p>
+                  <w:pPr>
+                    <w:pStyle w:val="Compact"/>
+                    <w:jc w:val="center"/>
+                    <w:jc w:val="center"/>
+                  </w:pPr>
+                  <w:r>
+                    <w:t xml:space="preserve">0.944 [0.727 ; 0.999]</w:t>
+                  </w:r>
+                </w:p>
+              </w:tc>
+            </w:tr>
+            <w:tr>
+              <w:tc>
+                <w:tcPr/>
+                <w:p>
+                  <w:pPr>
+                    <w:pStyle w:val="Compact"/>
+                    <w:jc w:val="center"/>
+                    <w:jc w:val="center"/>
+                  </w:pPr>
+                  <w:r>
+                    <w:t xml:space="preserve">ULNT2a</w:t>
+                  </w:r>
+                </w:p>
+              </w:tc>
+              <w:tc>
+                <w:tcPr/>
+                <w:p>
+                  <w:pPr>
+                    <w:pStyle w:val="Compact"/>
+                    <w:jc w:val="center"/>
+                    <w:jc w:val="center"/>
+                  </w:pPr>
+                  <w:r>
+                    <w:t xml:space="preserve">0.8 [0.654 ; 0.904]</w:t>
+                  </w:r>
+                </w:p>
+              </w:tc>
+              <w:tc>
+                <w:tcPr/>
+                <w:p>
+                  <w:pPr>
+                    <w:pStyle w:val="Compact"/>
+                    <w:jc w:val="center"/>
+                    <w:jc w:val="center"/>
+                  </w:pPr>
+                  <w:r>
+                    <w:t xml:space="preserve">0.778 [0.524 ; 0.936]</w:t>
+                  </w:r>
+                </w:p>
+              </w:tc>
+            </w:tr>
+            <w:tr>
+              <w:tc>
+                <w:tcPr/>
+                <w:p>
+                  <w:pPr>
+                    <w:pStyle w:val="Compact"/>
+                    <w:jc w:val="center"/>
+                    <w:jc w:val="center"/>
+                  </w:pPr>
+                  <w:r>
+                    <w:t xml:space="preserve">ULNT2b</w:t>
+                  </w:r>
+                </w:p>
+              </w:tc>
+              <w:tc>
+                <w:tcPr/>
+                <w:p>
+                  <w:pPr>
+                    <w:pStyle w:val="Compact"/>
+                    <w:jc w:val="center"/>
+                    <w:jc w:val="center"/>
+                  </w:pPr>
+                  <w:r>
+                    <w:t xml:space="preserve">0.689 [0.534 ; 0.818]</w:t>
+                  </w:r>
+                </w:p>
+              </w:tc>
+              <w:tc>
+                <w:tcPr/>
+                <w:p>
+                  <w:pPr>
+                    <w:pStyle w:val="Compact"/>
+                    <w:jc w:val="center"/>
+                    <w:jc w:val="center"/>
+                  </w:pPr>
+                  <w:r>
+                    <w:t xml:space="preserve">0.667 [0.41 ; 0.867]</w:t>
+                  </w:r>
+                </w:p>
+              </w:tc>
+            </w:tr>
+            <w:tr>
+              <w:tc>
+                <w:tcPr/>
+                <w:p>
+                  <w:pPr>
+                    <w:pStyle w:val="Compact"/>
+                    <w:jc w:val="center"/>
+                    <w:jc w:val="center"/>
+                  </w:pPr>
+                  <w:r>
+                    <w:t xml:space="preserve">ULNT3</w:t>
+                  </w:r>
+                </w:p>
+              </w:tc>
+              <w:tc>
+                <w:tcPr/>
+                <w:p>
+                  <w:pPr>
+                    <w:pStyle w:val="Compact"/>
+                    <w:jc w:val="center"/>
+                    <w:jc w:val="center"/>
+                  </w:pPr>
+                  <w:r>
+                    <w:t xml:space="preserve">0.4 [0.257 ; 0.557]</w:t>
+                  </w:r>
+                </w:p>
+              </w:tc>
+              <w:tc>
+                <w:tcPr/>
+                <w:p>
+                  <w:pPr>
+                    <w:pStyle w:val="Compact"/>
+                    <w:jc w:val="center"/>
+                    <w:jc w:val="center"/>
+                  </w:pPr>
+                  <w:r>
+                    <w:t xml:space="preserve">0.5 [0.26 ; 0.74]</w:t>
+                  </w:r>
+                </w:p>
+              </w:tc>
+            </w:tr>
+          </w:tbl>
+          <w:bookmarkEnd w:id="130"/>
+          <w:p/>
+        </w:tc>
+      </w:tr>
+    </w:tbl>
+    <w:p>
+      <w:pPr>
+        <w:pStyle w:val="BodyText"/>
+      </w:pPr>
+      <w:r>
+        <w:t xml:space="preserve"> </w:t>
+      </w:r>
+    </w:p>
+    <w:tbl>
+      <w:tblPr>
+        <w:tblStyle w:val="Table"/>
+        <w:tblW w:type="pct" w:w="5000"/>
+        <w:tblLayout w:type="fixed"/>
+        <w:tblLook w:firstRow="0" w:lastRow="0" w:firstColumn="0" w:lastColumn="0" w:noHBand="0" w:noVBand="0" w:val="0000"/>
+      </w:tblPr>
+      <w:tblGrid>
+        <w:gridCol w:w="7920"/>
+      </w:tblGrid>
+      <w:tr>
+        <w:tc>
+          <w:tcPr/>
+          <w:bookmarkStart w:id="131" w:name="tbl-strong-a1-comb"/>
+          <w:p>
+            <w:pPr>
+              <w:jc w:val="center"/>
+            </w:pPr>
+            <w:pPr>
+              <w:jc w:val="left"/>
+              <w:spacing w:before="200"/>
+              <w:pStyle w:val="ImageCaption"/>
+            </w:pPr>
+            <w:r>
+              <w:t xml:space="preserve">Table 4: Approche 1 - Performances diagnostiques des combinaisons conjonctives</w:t>
+            </w:r>
+          </w:p>
+          <w:tbl>
+            <w:tblPr>
+              <w:tblStyle w:val="Table"/>
+              <w:tblW w:type="pct" w:w="5000"/>
+              <w:tblLayout w:type="fixed"/>
+              <w:tblLook w:firstRow="1" w:lastRow="0" w:firstColumn="0" w:lastColumn="0" w:noHBand="0" w:noVBand="0" w:val="0020"/>
+            </w:tblPr>
+            <w:tblGrid>
+              <w:gridCol w:w="1330"/>
+              <w:gridCol w:w="1457"/>
+              <w:gridCol w:w="1457"/>
+              <w:gridCol w:w="1457"/>
+              <w:gridCol w:w="1457"/>
+              <w:gridCol w:w="380"/>
+              <w:gridCol w:w="380"/>
+            </w:tblGrid>
+            <w:tr>
+              <w:trPr>
+                <w:tblHeader w:val="on"/>
+              </w:trPr>
+              <w:tc>
+                <w:tcPr/>
+                <w:p>
+                  <w:pPr>
+                    <w:pStyle w:val="Compact"/>
+                    <w:jc w:val="center"/>
+                    <w:jc w:val="center"/>
+                  </w:pPr>
+                  <w:r>
+                    <w:t xml:space="preserve">Combinaison</w:t>
+                  </w:r>
+                </w:p>
+              </w:tc>
+              <w:tc>
+                <w:tcPr/>
+                <w:p>
+                  <w:pPr>
+                    <w:pStyle w:val="Compact"/>
+                    <w:jc w:val="center"/>
+                    <w:jc w:val="center"/>
+                  </w:pPr>
+                  <w:r>
+                    <w:t xml:space="preserve">Se [IC95%]</w:t>
+                  </w:r>
+                </w:p>
+              </w:tc>
+              <w:tc>
+                <w:tcPr/>
+                <w:p>
+                  <w:pPr>
+                    <w:pStyle w:val="Compact"/>
+                    <w:jc w:val="center"/>
+                    <w:jc w:val="center"/>
+                  </w:pPr>
+                  <w:r>
+                    <w:t xml:space="preserve">Sp [IC95%]</w:t>
+                  </w:r>
+                </w:p>
+              </w:tc>
+              <w:tc>
+                <w:tcPr/>
+                <w:p>
+                  <w:pPr>
+                    <w:pStyle w:val="Compact"/>
+                    <w:jc w:val="center"/>
+                    <w:jc w:val="center"/>
+                  </w:pPr>
+                  <w:r>
+                    <w:t xml:space="preserve">VPP [IC95%]</w:t>
+                  </w:r>
+                </w:p>
+              </w:tc>
+              <w:tc>
+                <w:tcPr/>
+                <w:p>
+                  <w:pPr>
+                    <w:pStyle w:val="Compact"/>
+                    <w:jc w:val="center"/>
+                    <w:jc w:val="center"/>
+                  </w:pPr>
+                  <w:r>
+                    <w:t xml:space="preserve">VPN [IC95%]</w:t>
+                  </w:r>
+                </w:p>
+              </w:tc>
+              <w:tc>
+                <w:tcPr/>
+                <w:p>
+                  <w:pPr>
+                    <w:pStyle w:val="Compact"/>
+                    <w:jc w:val="center"/>
+                    <w:jc w:val="center"/>
+                  </w:pPr>
+                  <w:r>
+                    <w:t xml:space="preserve">LR+</w:t>
+                  </w:r>
+                </w:p>
+              </w:tc>
+              <w:tc>
+                <w:tcPr/>
+                <w:p>
+                  <w:pPr>
+                    <w:pStyle w:val="Compact"/>
+                    <w:jc w:val="center"/>
+                    <w:jc w:val="center"/>
+                  </w:pPr>
+                  <w:r>
+                    <w:t xml:space="preserve">LR-</w:t>
+                  </w:r>
+                </w:p>
+              </w:tc>
+            </w:tr>
+            <w:tr>
+              <w:tc>
+                <w:tcPr/>
+                <w:p>
+                  <w:pPr>
+                    <w:pStyle w:val="Compact"/>
+                    <w:jc w:val="center"/>
+                    <w:jc w:val="center"/>
+                  </w:pPr>
+                  <w:r>
+                    <w:t xml:space="preserve">U1 + U2a</w:t>
+                  </w:r>
+                </w:p>
+              </w:tc>
+              <w:tc>
+                <w:tcPr/>
+                <w:p>
+                  <w:pPr>
+                    <w:pStyle w:val="Compact"/>
+                    <w:jc w:val="center"/>
+                    <w:jc w:val="center"/>
+                  </w:pPr>
+                  <w:r>
+                    <w:t xml:space="preserve">0.722 [0.465 ; 0.903]</w:t>
+                  </w:r>
+                </w:p>
+              </w:tc>
+              <w:tc>
+                <w:tcPr/>
+                <w:p>
+                  <w:pPr>
+                    <w:pStyle w:val="Compact"/>
+                    <w:jc w:val="center"/>
+                    <w:jc w:val="center"/>
+                  </w:pPr>
+                  <w:r>
+                    <w:t xml:space="preserve">0.625 [0.406 ; 0.812]</w:t>
+                  </w:r>
+                </w:p>
+              </w:tc>
+              <w:tc>
+                <w:tcPr/>
+                <w:p>
+                  <w:pPr>
+                    <w:pStyle w:val="Compact"/>
+                    <w:jc w:val="center"/>
+                    <w:jc w:val="center"/>
+                  </w:pPr>
+                  <w:r>
+                    <w:t xml:space="preserve">0.591 [0.364 ; 0.793]</w:t>
+                  </w:r>
+                </w:p>
+              </w:tc>
+              <w:tc>
+                <w:tcPr/>
+                <w:p>
+                  <w:pPr>
+                    <w:pStyle w:val="Compact"/>
+                    <w:jc w:val="center"/>
+                    <w:jc w:val="center"/>
+                  </w:pPr>
+                  <w:r>
+                    <w:t xml:space="preserve">0.75 [0.509 ; 0.913]</w:t>
+                  </w:r>
+                </w:p>
+              </w:tc>
+              <w:tc>
+                <w:tcPr/>
+                <w:p>
+                  <w:pPr>
+                    <w:pStyle w:val="Compact"/>
+                    <w:jc w:val="center"/>
+                    <w:jc w:val="center"/>
+                  </w:pPr>
+                  <w:r>
+                    <w:t xml:space="preserve">1.93</w:t>
+                  </w:r>
+                </w:p>
+              </w:tc>
+              <w:tc>
+                <w:tcPr/>
+                <w:p>
+                  <w:pPr>
+                    <w:pStyle w:val="Compact"/>
+                    <w:jc w:val="center"/>
+                    <w:jc w:val="center"/>
+                  </w:pPr>
+                  <w:r>
+                    <w:t xml:space="preserve">0.44</w:t>
+                  </w:r>
+                </w:p>
+              </w:tc>
+            </w:tr>
+            <w:tr>
+              <w:tc>
+                <w:tcPr/>
+                <w:p>
+                  <w:pPr>
+                    <w:pStyle w:val="Compact"/>
+                    <w:jc w:val="center"/>
+                    <w:jc w:val="center"/>
+                  </w:pPr>
+                  <w:r>
+                    <w:t xml:space="preserve">U1 + U2b</w:t>
+                  </w:r>
+                </w:p>
+              </w:tc>
+              <w:tc>
+                <w:tcPr/>
+                <w:p>
+                  <w:pPr>
+                    <w:pStyle w:val="Compact"/>
+                    <w:jc w:val="center"/>
+                    <w:jc w:val="center"/>
+                  </w:pPr>
+                  <w:r>
+                    <w:t xml:space="preserve">0.611 [0.357 ; 0.827]</w:t>
+                  </w:r>
+                </w:p>
+              </w:tc>
+              <w:tc>
+                <w:tcPr/>
+                <w:p>
+                  <w:pPr>
+                    <w:pStyle w:val="Compact"/>
+                    <w:jc w:val="center"/>
+                    <w:jc w:val="center"/>
+                  </w:pPr>
+                  <w:r>
+                    <w:t xml:space="preserve">0.75 [0.533 ; 0.902]</w:t>
+                  </w:r>
+                </w:p>
+              </w:tc>
+              <w:tc>
+                <w:tcPr/>
+                <w:p>
+                  <w:pPr>
+                    <w:pStyle w:val="Compact"/>
+                    <w:jc w:val="center"/>
+                    <w:jc w:val="center"/>
+                  </w:pPr>
+                  <w:r>
+                    <w:t xml:space="preserve">0.647 [0.383 ; 0.858]</w:t>
+                  </w:r>
+                </w:p>
+              </w:tc>
+              <w:tc>
+                <w:tcPr/>
+                <w:p>
+                  <w:pPr>
+                    <w:pStyle w:val="Compact"/>
+                    <w:jc w:val="center"/>
+                    <w:jc w:val="center"/>
+                  </w:pPr>
+                  <w:r>
+                    <w:t xml:space="preserve">0.72 [0.506 ; 0.879]</w:t>
+                  </w:r>
+                </w:p>
+              </w:tc>
+              <w:tc>
+                <w:tcPr/>
+                <w:p>
+                  <w:pPr>
+                    <w:pStyle w:val="Compact"/>
+                    <w:jc w:val="center"/>
+                    <w:jc w:val="center"/>
+                  </w:pPr>
+                  <w:r>
+                    <w:t xml:space="preserve">2.44</w:t>
+                  </w:r>
+                </w:p>
+              </w:tc>
+              <w:tc>
+                <w:tcPr/>
+                <w:p>
+                  <w:pPr>
+                    <w:pStyle w:val="Compact"/>
+                    <w:jc w:val="center"/>
+                    <w:jc w:val="center"/>
+                  </w:pPr>
+                  <w:r>
+                    <w:t xml:space="preserve">0.52</w:t>
+                  </w:r>
+                </w:p>
+              </w:tc>
+            </w:tr>
+            <w:tr>
+              <w:tc>
+                <w:tcPr/>
+                <w:p>
+                  <w:pPr>
+                    <w:pStyle w:val="Compact"/>
+                    <w:jc w:val="center"/>
+                    <w:jc w:val="center"/>
+                  </w:pPr>
+                  <w:r>
+                    <w:t xml:space="preserve">U1 + U3</w:t>
+                  </w:r>
+                </w:p>
+              </w:tc>
+              <w:tc>
+                <w:tcPr/>
+                <w:p>
+                  <w:pPr>
+                    <w:pStyle w:val="Compact"/>
+                    <w:jc w:val="center"/>
+                    <w:jc w:val="center"/>
+                  </w:pPr>
+                  <w:r>
+                    <w:t xml:space="preserve">0.444 [0.215 ; 0.692]</w:t>
+                  </w:r>
+                </w:p>
+              </w:tc>
+              <w:tc>
+                <w:tcPr/>
+                <w:p>
+                  <w:pPr>
+                    <w:pStyle w:val="Compact"/>
+                    <w:jc w:val="center"/>
+                    <w:jc w:val="center"/>
+                  </w:pPr>
+                  <w:r>
+                    <w:t xml:space="preserve">0.708 [0.489 ; 0.874]</w:t>
+                  </w:r>
+                </w:p>
+              </w:tc>
+              <w:tc>
+                <w:tcPr/>
+                <w:p>
+                  <w:pPr>
+                    <w:pStyle w:val="Compact"/>
+                    <w:jc w:val="center"/>
+                    <w:jc w:val="center"/>
+                  </w:pPr>
+                  <w:r>
+                    <w:t xml:space="preserve">0.533 [0.266 ; 0.787]</w:t>
+                  </w:r>
+                </w:p>
+              </w:tc>
+              <w:tc>
+                <w:tcPr/>
+                <w:p>
+                  <w:pPr>
+                    <w:pStyle w:val="Compact"/>
+                    <w:jc w:val="center"/>
+                    <w:jc w:val="center"/>
+                  </w:pPr>
+                  <w:r>
+                    <w:t xml:space="preserve">0.63 [0.424 ; 0.806]</w:t>
+                  </w:r>
+                </w:p>
+              </w:tc>
+              <w:tc>
+                <w:tcPr/>
+                <w:p>
+                  <w:pPr>
+                    <w:pStyle w:val="Compact"/>
+                    <w:jc w:val="center"/>
+                    <w:jc w:val="center"/>
+                  </w:pPr>
+                  <w:r>
+                    <w:t xml:space="preserve">1.52</w:t>
+                  </w:r>
+                </w:p>
+              </w:tc>
+              <w:tc>
+                <w:tcPr/>
+                <w:p>
+                  <w:pPr>
+                    <w:pStyle w:val="Compact"/>
+                    <w:jc w:val="center"/>
+                    <w:jc w:val="center"/>
+                  </w:pPr>
+                  <w:r>
+                    <w:t xml:space="preserve">0.78</w:t>
+                  </w:r>
+                </w:p>
+              </w:tc>
+            </w:tr>
+            <w:tr>
+              <w:tc>
+                <w:tcPr/>
+                <w:p>
+                  <w:pPr>
+                    <w:pStyle w:val="Compact"/>
+                    <w:jc w:val="center"/>
+                    <w:jc w:val="center"/>
+                  </w:pPr>
+                  <w:r>
+                    <w:t xml:space="preserve">U2a + U2b</w:t>
+                  </w:r>
+                </w:p>
+              </w:tc>
+              <w:tc>
+                <w:tcPr/>
+                <w:p>
+                  <w:pPr>
+                    <w:pStyle w:val="Compact"/>
+                    <w:jc w:val="center"/>
+                    <w:jc w:val="center"/>
+                  </w:pPr>
+                  <w:r>
+                    <w:t xml:space="preserve">0.5 [0.26 ; 0.74]</w:t>
+                  </w:r>
+                </w:p>
+              </w:tc>
+              <w:tc>
+                <w:tcPr/>
+                <w:p>
+                  <w:pPr>
+                    <w:pStyle w:val="Compact"/>
+                    <w:jc w:val="center"/>
+                    <w:jc w:val="center"/>
+                  </w:pPr>
+                  <w:r>
+                    <w:t xml:space="preserve">0.75 [0.533 ; 0.902]</w:t>
+                  </w:r>
+                </w:p>
+              </w:tc>
+              <w:tc>
+                <w:tcPr/>
+                <w:p>
+                  <w:pPr>
+                    <w:pStyle w:val="Compact"/>
+                    <w:jc w:val="center"/>
+                    <w:jc w:val="center"/>
+                  </w:pPr>
+                  <w:r>
+                    <w:t xml:space="preserve">0.6 [0.323 ; 0.837]</w:t>
+                  </w:r>
+                </w:p>
+              </w:tc>
+              <w:tc>
+                <w:tcPr/>
+                <w:p>
+                  <w:pPr>
+                    <w:pStyle w:val="Compact"/>
+                    <w:jc w:val="center"/>
+                    <w:jc w:val="center"/>
+                  </w:pPr>
+                  <w:r>
+                    <w:t xml:space="preserve">0.667 [0.46 ; 0.835]</w:t>
+                  </w:r>
+                </w:p>
+              </w:tc>
+              <w:tc>
+                <w:tcPr/>
+                <w:p>
+                  <w:pPr>
+                    <w:pStyle w:val="Compact"/>
+                    <w:jc w:val="center"/>
+                    <w:jc w:val="center"/>
+                  </w:pPr>
+                  <w:r>
+                    <w:t xml:space="preserve">2.00</w:t>
+                  </w:r>
+                </w:p>
+              </w:tc>
+              <w:tc>
+                <w:tcPr/>
+                <w:p>
+                  <w:pPr>
+                    <w:pStyle w:val="Compact"/>
+                    <w:jc w:val="center"/>
+                    <w:jc w:val="center"/>
+                  </w:pPr>
+                  <w:r>
+                    <w:t xml:space="preserve">0.67</w:t>
+                  </w:r>
+                </w:p>
+              </w:tc>
+            </w:tr>
+            <w:tr>
+              <w:tc>
+                <w:tcPr/>
+                <w:p>
+                  <w:pPr>
+                    <w:pStyle w:val="Compact"/>
+                    <w:jc w:val="center"/>
+                    <w:jc w:val="center"/>
+                  </w:pPr>
+                  <w:r>
+                    <w:t xml:space="preserve">U2a + U3</w:t>
+                  </w:r>
+                </w:p>
+              </w:tc>
+              <w:tc>
+                <w:tcPr/>
+                <w:p>
+                  <w:pPr>
+                    <w:pStyle w:val="Compact"/>
+                    <w:jc w:val="center"/>
+                    <w:jc w:val="center"/>
+                  </w:pPr>
+                  <w:r>
+                    <w:t xml:space="preserve">0.5 [0.26 ; 0.74]</w:t>
+                  </w:r>
+                </w:p>
+              </w:tc>
+              <w:tc>
+                <w:tcPr/>
+                <w:p>
+                  <w:pPr>
+                    <w:pStyle w:val="Compact"/>
+                    <w:jc w:val="center"/>
+                    <w:jc w:val="center"/>
+                  </w:pPr>
+                  <w:r>
+                    <w:t xml:space="preserve">0.708 [0.489 ; 0.874]</w:t>
+                  </w:r>
+                </w:p>
+              </w:tc>
+              <w:tc>
+                <w:tcPr/>
+                <w:p>
+                  <w:pPr>
+                    <w:pStyle w:val="Compact"/>
+                    <w:jc w:val="center"/>
+                    <w:jc w:val="center"/>
+                  </w:pPr>
+                  <w:r>
+                    <w:t xml:space="preserve">0.562 [0.299 ; 0.802]</w:t>
+                  </w:r>
+                </w:p>
+              </w:tc>
+              <w:tc>
+                <w:tcPr/>
+                <w:p>
+                  <w:pPr>
+                    <w:pStyle w:val="Compact"/>
+                    <w:jc w:val="center"/>
+                    <w:jc w:val="center"/>
+                  </w:pPr>
+                  <w:r>
+                    <w:t xml:space="preserve">0.654 [0.443 ; 0.828]</w:t>
+                  </w:r>
+                </w:p>
+              </w:tc>
+              <w:tc>
+                <w:tcPr/>
+                <w:p>
+                  <w:pPr>
+                    <w:pStyle w:val="Compact"/>
+                    <w:jc w:val="center"/>
+                    <w:jc w:val="center"/>
+                  </w:pPr>
+                  <w:r>
+                    <w:t xml:space="preserve">1.71</w:t>
+                  </w:r>
+                </w:p>
+              </w:tc>
+              <w:tc>
+                <w:tcPr/>
+                <w:p>
+                  <w:pPr>
+                    <w:pStyle w:val="Compact"/>
+                    <w:jc w:val="center"/>
+                    <w:jc w:val="center"/>
+                  </w:pPr>
+                  <w:r>
+                    <w:t xml:space="preserve">0.71</w:t>
+                  </w:r>
+                </w:p>
+              </w:tc>
+            </w:tr>
+            <w:tr>
+              <w:tc>
+                <w:tcPr/>
+                <w:p>
+                  <w:pPr>
+                    <w:pStyle w:val="Compact"/>
+                    <w:jc w:val="center"/>
+                    <w:jc w:val="center"/>
+                  </w:pPr>
+                  <w:r>
+                    <w:t xml:space="preserve">U2b + U3</w:t>
+                  </w:r>
+                </w:p>
+              </w:tc>
+              <w:tc>
+                <w:tcPr/>
+                <w:p>
+                  <w:pPr>
+                    <w:pStyle w:val="Compact"/>
+                    <w:jc w:val="center"/>
+                    <w:jc w:val="center"/>
+                  </w:pPr>
+                  <w:r>
+                    <w:t xml:space="preserve">0.222 [0.064 ; 0.476]</w:t>
+                  </w:r>
+                </w:p>
+              </w:tc>
+              <w:tc>
+                <w:tcPr/>
+                <w:p>
+                  <w:pPr>
+                    <w:pStyle w:val="Compact"/>
+                    <w:jc w:val="center"/>
+                    <w:jc w:val="center"/>
+                  </w:pPr>
+                  <w:r>
+                    <w:t xml:space="preserve">0.792 [0.578 ; 0.929]</w:t>
+                  </w:r>
+                </w:p>
+              </w:tc>
+              <w:tc>
+                <w:tcPr/>
+                <w:p>
+                  <w:pPr>
+                    <w:pStyle w:val="Compact"/>
+                    <w:jc w:val="center"/>
+                    <w:jc w:val="center"/>
+                  </w:pPr>
+                  <w:r>
+                    <w:t xml:space="preserve">0.444 [0.137 ; 0.788]</w:t>
+                  </w:r>
+                </w:p>
+              </w:tc>
+              <w:tc>
+                <w:tcPr/>
+                <w:p>
+                  <w:pPr>
+                    <w:pStyle w:val="Compact"/>
+                    <w:jc w:val="center"/>
+                    <w:jc w:val="center"/>
+                  </w:pPr>
+                  <w:r>
+                    <w:t xml:space="preserve">0.576 [0.392 ; 0.745]</w:t>
+                  </w:r>
+                </w:p>
+              </w:tc>
+              <w:tc>
+                <w:tcPr/>
+                <w:p>
+                  <w:pPr>
+                    <w:pStyle w:val="Compact"/>
+                    <w:jc w:val="center"/>
+                    <w:jc w:val="center"/>
+                  </w:pPr>
+                  <w:r>
+                    <w:t xml:space="preserve">1.07</w:t>
+                  </w:r>
+                </w:p>
+              </w:tc>
+              <w:tc>
+                <w:tcPr/>
+                <w:p>
+                  <w:pPr>
+                    <w:pStyle w:val="Compact"/>
+                    <w:jc w:val="center"/>
+                    <w:jc w:val="center"/>
+                  </w:pPr>
+                  <w:r>
+                    <w:t xml:space="preserve">0.98</w:t>
+                  </w:r>
+                </w:p>
+              </w:tc>
+            </w:tr>
+            <w:tr>
+              <w:tc>
+                <w:tcPr/>
+                <w:p>
+                  <w:pPr>
+                    <w:pStyle w:val="Compact"/>
+                    <w:jc w:val="center"/>
+                    <w:jc w:val="center"/>
+                  </w:pPr>
+                  <w:r>
+                    <w:t xml:space="preserve">U1 + U2a + U2b</w:t>
+                  </w:r>
+                </w:p>
+              </w:tc>
+              <w:tc>
+                <w:tcPr/>
+                <w:p>
+                  <w:pPr>
+                    <w:pStyle w:val="Compact"/>
+                    <w:jc w:val="center"/>
+                    <w:jc w:val="center"/>
+                  </w:pPr>
+                  <w:r>
+                    <w:t xml:space="preserve">0.444 [0.215 ; 0.692]</w:t>
+                  </w:r>
+                </w:p>
+              </w:tc>
+              <w:tc>
+                <w:tcPr/>
+                <w:p>
+                  <w:pPr>
+                    <w:pStyle w:val="Compact"/>
+                    <w:jc w:val="center"/>
+                    <w:jc w:val="center"/>
+                  </w:pPr>
+                  <w:r>
+                    <w:t xml:space="preserve">0.75 [0.533 ; 0.902]</w:t>
+                  </w:r>
+                </w:p>
+              </w:tc>
+              <w:tc>
+                <w:tcPr/>
+                <w:p>
+                  <w:pPr>
+                    <w:pStyle w:val="Compact"/>
+                    <w:jc w:val="center"/>
+                    <w:jc w:val="center"/>
+                  </w:pPr>
+                  <w:r>
+                    <w:t xml:space="preserve">0.571 [0.289 ; 0.823]</w:t>
+                  </w:r>
+                </w:p>
+              </w:tc>
+              <w:tc>
+                <w:tcPr/>
+                <w:p>
+                  <w:pPr>
+                    <w:pStyle w:val="Compact"/>
+                    <w:jc w:val="center"/>
+                    <w:jc w:val="center"/>
+                  </w:pPr>
+                  <w:r>
+                    <w:t xml:space="preserve">0.643 [0.441 ; 0.814]</w:t>
+                  </w:r>
+                </w:p>
+              </w:tc>
+              <w:tc>
+                <w:tcPr/>
+                <w:p>
+                  <w:pPr>
+                    <w:pStyle w:val="Compact"/>
+                    <w:jc w:val="center"/>
+                    <w:jc w:val="center"/>
+                  </w:pPr>
+                  <w:r>
+                    <w:t xml:space="preserve">1.78</w:t>
+                  </w:r>
+                </w:p>
+              </w:tc>
+              <w:tc>
+                <w:tcPr/>
+                <w:p>
+                  <w:pPr>
+                    <w:pStyle w:val="Compact"/>
+                    <w:jc w:val="center"/>
+                    <w:jc w:val="center"/>
+                  </w:pPr>
+                  <w:r>
+                    <w:t xml:space="preserve">0.74</w:t>
+                  </w:r>
+                </w:p>
+              </w:tc>
+            </w:tr>
+            <w:tr>
+              <w:tc>
+                <w:tcPr/>
+                <w:p>
+                  <w:pPr>
+                    <w:pStyle w:val="Compact"/>
+                    <w:jc w:val="center"/>
+                    <w:jc w:val="center"/>
+                  </w:pPr>
+                  <w:r>
+                    <w:t xml:space="preserve">U1 + U2a + U3</w:t>
+                  </w:r>
+                </w:p>
+              </w:tc>
+              <w:tc>
+                <w:tcPr/>
+                <w:p>
+                  <w:pPr>
+                    <w:pStyle w:val="Compact"/>
+                    <w:jc w:val="center"/>
+                    <w:jc w:val="center"/>
+                  </w:pPr>
+                  <w:r>
+                    <w:t xml:space="preserve">0.444 [0.215 ; 0.692]</w:t>
+                  </w:r>
+                </w:p>
+              </w:tc>
+              <w:tc>
+                <w:tcPr/>
+                <w:p>
+                  <w:pPr>
+                    <w:pStyle w:val="Compact"/>
+                    <w:jc w:val="center"/>
+                    <w:jc w:val="center"/>
+                  </w:pPr>
+                  <w:r>
+                    <w:t xml:space="preserve">0.708 [0.489 ; 0.874]</w:t>
+                  </w:r>
+                </w:p>
+              </w:tc>
+              <w:tc>
+                <w:tcPr/>
+                <w:p>
+                  <w:pPr>
+                    <w:pStyle w:val="Compact"/>
+                    <w:jc w:val="center"/>
+                    <w:jc w:val="center"/>
+                  </w:pPr>
+                  <w:r>
+                    <w:t xml:space="preserve">0.533 [0.266 ; 0.787]</w:t>
+                  </w:r>
+                </w:p>
+              </w:tc>
+              <w:tc>
+                <w:tcPr/>
+                <w:p>
+                  <w:pPr>
+                    <w:pStyle w:val="Compact"/>
+                    <w:jc w:val="center"/>
+                    <w:jc w:val="center"/>
+                  </w:pPr>
+                  <w:r>
+                    <w:t xml:space="preserve">0.63 [0.424 ; 0.806]</w:t>
+                  </w:r>
+                </w:p>
+              </w:tc>
+              <w:tc>
+                <w:tcPr/>
+                <w:p>
+                  <w:pPr>
+                    <w:pStyle w:val="Compact"/>
+                    <w:jc w:val="center"/>
+                    <w:jc w:val="center"/>
+                  </w:pPr>
+                  <w:r>
+                    <w:t xml:space="preserve">1.52</w:t>
+                  </w:r>
+                </w:p>
+              </w:tc>
+              <w:tc>
+                <w:tcPr/>
+                <w:p>
+                  <w:pPr>
+                    <w:pStyle w:val="Compact"/>
+                    <w:jc w:val="center"/>
+                    <w:jc w:val="center"/>
+                  </w:pPr>
+                  <w:r>
+                    <w:t xml:space="preserve">0.78</w:t>
+                  </w:r>
+                </w:p>
+              </w:tc>
+            </w:tr>
+            <w:tr>
+              <w:tc>
+                <w:tcPr/>
+                <w:p>
+                  <w:pPr>
+                    <w:pStyle w:val="Compact"/>
+                    <w:jc w:val="center"/>
+                    <w:jc w:val="center"/>
+                  </w:pPr>
+                  <w:r>
+                    <w:t xml:space="preserve">U1 + U2b + U3</w:t>
+                  </w:r>
+                </w:p>
+              </w:tc>
+              <w:tc>
+                <w:tcPr/>
+                <w:p>
+                  <w:pPr>
+                    <w:pStyle w:val="Compact"/>
+                    <w:jc w:val="center"/>
+                    <w:jc w:val="center"/>
+                  </w:pPr>
+                  <w:r>
+                    <w:t xml:space="preserve">0.167 [0.036 ; 0.414]</w:t>
+                  </w:r>
+                </w:p>
+              </w:tc>
+              <w:tc>
+                <w:tcPr/>
+                <w:p>
+                  <w:pPr>
+                    <w:pStyle w:val="Compact"/>
+                    <w:jc w:val="center"/>
+                    <w:jc w:val="center"/>
+                  </w:pPr>
+                  <w:r>
+                    <w:t xml:space="preserve">0.792 [0.578 ; 0.929]</w:t>
+                  </w:r>
+                </w:p>
+              </w:tc>
+              <w:tc>
+                <w:tcPr/>
+                <w:p>
+                  <w:pPr>
+                    <w:pStyle w:val="Compact"/>
+                    <w:jc w:val="center"/>
+                    <w:jc w:val="center"/>
+                  </w:pPr>
+                  <w:r>
+                    <w:t xml:space="preserve">0.375 [0.085 ; 0.755]</w:t>
+                  </w:r>
+                </w:p>
+              </w:tc>
+              <w:tc>
+                <w:tcPr/>
+                <w:p>
+                  <w:pPr>
+                    <w:pStyle w:val="Compact"/>
+                    <w:jc w:val="center"/>
+                    <w:jc w:val="center"/>
+                  </w:pPr>
+                  <w:r>
+                    <w:t xml:space="preserve">0.559 [0.379 ; 0.728]</w:t>
+                  </w:r>
+                </w:p>
+              </w:tc>
+              <w:tc>
+                <w:tcPr/>
+                <w:p>
+                  <w:pPr>
+                    <w:pStyle w:val="Compact"/>
+                    <w:jc w:val="center"/>
+                    <w:jc w:val="center"/>
+                  </w:pPr>
+                  <w:r>
+                    <w:t xml:space="preserve">0.80</w:t>
+                  </w:r>
+                </w:p>
+              </w:tc>
+              <w:tc>
+                <w:tcPr/>
+                <w:p>
+                  <w:pPr>
+                    <w:pStyle w:val="Compact"/>
+                    <w:jc w:val="center"/>
+                    <w:jc w:val="center"/>
+                  </w:pPr>
+                  <w:r>
+                    <w:t xml:space="preserve">1.05</w:t>
+                  </w:r>
+                </w:p>
+              </w:tc>
+            </w:tr>
+            <w:tr>
+              <w:tc>
+                <w:tcPr/>
+                <w:p>
+                  <w:pPr>
+                    <w:pStyle w:val="Compact"/>
+                    <w:jc w:val="center"/>
+                    <w:jc w:val="center"/>
+                  </w:pPr>
+                  <w:r>
+                    <w:t xml:space="preserve">U2a + U2b + U3</w:t>
+                  </w:r>
+                </w:p>
+              </w:tc>
+              <w:tc>
+                <w:tcPr/>
+                <w:p>
+                  <w:pPr>
+                    <w:pStyle w:val="Compact"/>
+                    <w:jc w:val="center"/>
+                    <w:jc w:val="center"/>
+                  </w:pPr>
+                  <w:r>
+                    <w:t xml:space="preserve">0.222 [0.064 ; 0.476]</w:t>
+                  </w:r>
+                </w:p>
+              </w:tc>
+              <w:tc>
+                <w:tcPr/>
+                <w:p>
+                  <w:pPr>
+                    <w:pStyle w:val="Compact"/>
+                    <w:jc w:val="center"/>
+                    <w:jc w:val="center"/>
+                  </w:pPr>
+                  <w:r>
+                    <w:t xml:space="preserve">0.792 [0.578 ; 0.929]</w:t>
+                  </w:r>
+                </w:p>
+              </w:tc>
+              <w:tc>
+                <w:tcPr/>
+                <w:p>
+                  <w:pPr>
+                    <w:pStyle w:val="Compact"/>
+                    <w:jc w:val="center"/>
+                    <w:jc w:val="center"/>
+                  </w:pPr>
+                  <w:r>
+                    <w:t xml:space="preserve">0.444 [0.137 ; 0.788]</w:t>
+                  </w:r>
+                </w:p>
+              </w:tc>
+              <w:tc>
+                <w:tcPr/>
+                <w:p>
+                  <w:pPr>
+                    <w:pStyle w:val="Compact"/>
+                    <w:jc w:val="center"/>
+                    <w:jc w:val="center"/>
+                  </w:pPr>
+                  <w:r>
+                    <w:t xml:space="preserve">0.576 [0.392 ; 0.745]</w:t>
+                  </w:r>
+                </w:p>
+              </w:tc>
+              <w:tc>
+                <w:tcPr/>
+                <w:p>
+                  <w:pPr>
+                    <w:pStyle w:val="Compact"/>
+                    <w:jc w:val="center"/>
+                    <w:jc w:val="center"/>
+                  </w:pPr>
+                  <w:r>
+                    <w:t xml:space="preserve">1.07</w:t>
+                  </w:r>
+                </w:p>
+              </w:tc>
+              <w:tc>
+                <w:tcPr/>
+                <w:p>
+                  <w:pPr>
+                    <w:pStyle w:val="Compact"/>
+                    <w:jc w:val="center"/>
+                    <w:jc w:val="center"/>
+                  </w:pPr>
+                  <w:r>
+                    <w:t xml:space="preserve">0.98</w:t>
+                  </w:r>
+                </w:p>
+              </w:tc>
+            </w:tr>
+            <w:tr>
+              <w:tc>
+                <w:tcPr/>
+                <w:p>
+                  <w:pPr>
+                    <w:pStyle w:val="Compact"/>
+                    <w:jc w:val="center"/>
+                    <w:jc w:val="center"/>
+                  </w:pPr>
+                  <w:r>
+                    <w:t xml:space="preserve">U1 + U2a + U2b + U3</w:t>
+                  </w:r>
+                </w:p>
+              </w:tc>
+              <w:tc>
+                <w:tcPr/>
+                <w:p>
+                  <w:pPr>
+                    <w:pStyle w:val="Compact"/>
+                    <w:jc w:val="center"/>
+                    <w:jc w:val="center"/>
+                  </w:pPr>
+                  <w:r>
+                    <w:t xml:space="preserve">0.167 [0.036 ; 0.414]</w:t>
+                  </w:r>
+                </w:p>
+              </w:tc>
+              <w:tc>
+                <w:tcPr/>
+                <w:p>
+                  <w:pPr>
+                    <w:pStyle w:val="Compact"/>
+                    <w:jc w:val="center"/>
+                    <w:jc w:val="center"/>
+                  </w:pPr>
+                  <w:r>
+                    <w:t xml:space="preserve">0.792 [0.578 ; 0.929]</w:t>
+                  </w:r>
+                </w:p>
+              </w:tc>
+              <w:tc>
+                <w:tcPr/>
+                <w:p>
+                  <w:pPr>
+                    <w:pStyle w:val="Compact"/>
+                    <w:jc w:val="center"/>
+                    <w:jc w:val="center"/>
+                  </w:pPr>
+                  <w:r>
+                    <w:t xml:space="preserve">0.375 [0.085 ; 0.755]</w:t>
+                  </w:r>
+                </w:p>
+              </w:tc>
+              <w:tc>
+                <w:tcPr/>
+                <w:p>
+                  <w:pPr>
+                    <w:pStyle w:val="Compact"/>
+                    <w:jc w:val="center"/>
+                    <w:jc w:val="center"/>
+                  </w:pPr>
+                  <w:r>
+                    <w:t xml:space="preserve">0.559 [0.379 ; 0.728]</w:t>
+                  </w:r>
+                </w:p>
+              </w:tc>
+              <w:tc>
+                <w:tcPr/>
+                <w:p>
+                  <w:pPr>
+                    <w:pStyle w:val="Compact"/>
+                    <w:jc w:val="center"/>
+                    <w:jc w:val="center"/>
+                  </w:pPr>
+                  <w:r>
+                    <w:t xml:space="preserve">0.80</w:t>
+                  </w:r>
+                </w:p>
+              </w:tc>
+              <w:tc>
+                <w:tcPr/>
+                <w:p>
+                  <w:pPr>
+                    <w:pStyle w:val="Compact"/>
+                    <w:jc w:val="center"/>
+                    <w:jc w:val="center"/>
+                  </w:pPr>
+                  <w:r>
+                    <w:t xml:space="preserve">1.05</w:t>
+                  </w:r>
+                </w:p>
+              </w:tc>
+            </w:tr>
+          </w:tbl>
+          <w:bookmarkEnd w:id="131"/>
+          <w:p/>
+        </w:tc>
+      </w:tr>
+    </w:tbl>
+    <w:p>
+      <w:pPr>
+        <w:pStyle w:val="BodyText"/>
+      </w:pPr>
+      <w:r>
+        <w:t xml:space="preserve"> </w:t>
+      </w:r>
+    </w:p>
+    <w:tbl>
+      <w:tblPr>
+        <w:tblStyle w:val="Table"/>
+        <w:tblW w:type="pct" w:w="5000"/>
+        <w:tblLayout w:type="fixed"/>
+        <w:tblLook w:firstRow="0" w:lastRow="0" w:firstColumn="0" w:lastColumn="0" w:noHBand="0" w:noVBand="0" w:val="0000"/>
+      </w:tblPr>
+      <w:tblGrid>
+        <w:gridCol w:w="7920"/>
+      </w:tblGrid>
+      <w:tr>
+        <w:tc>
+          <w:tcPr/>
+          <w:bookmarkStart w:id="132" w:name="tbl-comp-a1-comb"/>
+          <w:p>
+            <w:pPr>
+              <w:jc w:val="center"/>
+            </w:pPr>
+            <w:pPr>
+              <w:jc w:val="left"/>
+              <w:spacing w:before="200"/>
+              <w:pStyle w:val="ImageCaption"/>
+            </w:pPr>
+            <w:r>
+              <w:t xml:space="preserve">Table 5: Approche 1 - Comparaison des combinaisons (Sensibilité) : GS princ. vs GS fort</w:t>
+            </w:r>
+          </w:p>
+          <w:tbl>
+            <w:tblPr>
+              <w:tblStyle w:val="Table"/>
+              <w:tblW w:type="auto" w:w="0"/>
+              <w:tblLook w:firstRow="1" w:lastRow="0" w:firstColumn="0" w:lastColumn="0" w:noHBand="0" w:noVBand="0" w:val="0020"/>
+            </w:tblPr>
+            <w:tblGrid>
+              <w:gridCol w:w="2640"/>
+              <w:gridCol w:w="2640"/>
+              <w:gridCol w:w="2640"/>
+            </w:tblGrid>
+            <w:tr>
+              <w:trPr>
+                <w:tblHeader w:val="on"/>
+              </w:trPr>
+              <w:tc>
+                <w:tcPr/>
+                <w:p>
+                  <w:pPr>
+                    <w:pStyle w:val="Compact"/>
+                    <w:jc w:val="center"/>
+                    <w:jc w:val="center"/>
+                  </w:pPr>
+                  <w:r>
+                    <w:t xml:space="preserve">Combinaison</w:t>
+                  </w:r>
+                </w:p>
+              </w:tc>
+              <w:tc>
+                <w:tcPr/>
+                <w:p>
+                  <w:pPr>
+                    <w:pStyle w:val="Compact"/>
+                    <w:jc w:val="center"/>
+                    <w:jc w:val="center"/>
+                  </w:pPr>
+                  <w:r>
+                    <w:t xml:space="preserve">Se GS princ.</w:t>
+                  </w:r>
+                </w:p>
+              </w:tc>
+              <w:tc>
+                <w:tcPr/>
+                <w:p>
+                  <w:pPr>
+                    <w:pStyle w:val="Compact"/>
+                    <w:jc w:val="center"/>
+                    <w:jc w:val="center"/>
+                  </w:pPr>
+                  <w:r>
+                    <w:t xml:space="preserve">Se GS fort</w:t>
+                  </w:r>
+                </w:p>
+              </w:tc>
+            </w:tr>
+            <w:tr>
+              <w:tc>
+                <w:tcPr/>
+                <w:p>
+                  <w:pPr>
+                    <w:pStyle w:val="Compact"/>
+                    <w:jc w:val="center"/>
+                    <w:jc w:val="center"/>
+                  </w:pPr>
+                  <w:r>
+                    <w:t xml:space="preserve">U1 + U2a</w:t>
+                  </w:r>
+                </w:p>
+              </w:tc>
+              <w:tc>
+                <w:tcPr/>
+                <w:p>
+                  <w:pPr>
+                    <w:pStyle w:val="Compact"/>
+                    <w:jc w:val="center"/>
+                    <w:jc w:val="center"/>
+                  </w:pPr>
+                  <w:r>
+                    <w:t xml:space="preserve">0.711 [0.557 ; 0.836]</w:t>
+                  </w:r>
+                </w:p>
+              </w:tc>
+              <w:tc>
+                <w:tcPr/>
+                <w:p>
+                  <w:pPr>
+                    <w:pStyle w:val="Compact"/>
+                    <w:jc w:val="center"/>
+                    <w:jc w:val="center"/>
+                  </w:pPr>
+                  <w:r>
+                    <w:t xml:space="preserve">0.722 [0.465 ; 0.903]</w:t>
+                  </w:r>
+                </w:p>
+              </w:tc>
+            </w:tr>
+            <w:tr>
+              <w:tc>
+                <w:tcPr/>
+                <w:p>
+                  <w:pPr>
+                    <w:pStyle w:val="Compact"/>
+                    <w:jc w:val="center"/>
+                    <w:jc w:val="center"/>
+                  </w:pPr>
+                  <w:r>
+                    <w:t xml:space="preserve">U1 + U2b</w:t>
+                  </w:r>
+                </w:p>
+              </w:tc>
+              <w:tc>
+                <w:tcPr/>
+                <w:p>
+                  <w:pPr>
+                    <w:pStyle w:val="Compact"/>
+                    <w:jc w:val="center"/>
+                    <w:jc w:val="center"/>
+                  </w:pPr>
+                  <w:r>
+                    <w:t xml:space="preserve">0.6 [0.443 ; 0.743]</w:t>
+                  </w:r>
+                </w:p>
+              </w:tc>
+              <w:tc>
+                <w:tcPr/>
+                <w:p>
+                  <w:pPr>
+                    <w:pStyle w:val="Compact"/>
+                    <w:jc w:val="center"/>
+                    <w:jc w:val="center"/>
+                  </w:pPr>
+                  <w:r>
+                    <w:t xml:space="preserve">0.611 [0.357 ; 0.827]</w:t>
+                  </w:r>
+                </w:p>
+              </w:tc>
+            </w:tr>
+            <w:tr>
+              <w:tc>
+                <w:tcPr/>
+                <w:p>
+                  <w:pPr>
+                    <w:pStyle w:val="Compact"/>
+                    <w:jc w:val="center"/>
+                    <w:jc w:val="center"/>
+                  </w:pPr>
+                  <w:r>
+                    <w:t xml:space="preserve">U1 + U3</w:t>
+                  </w:r>
+                </w:p>
+              </w:tc>
+              <w:tc>
+                <w:tcPr/>
+                <w:p>
+                  <w:pPr>
+                    <w:pStyle w:val="Compact"/>
+                    <w:jc w:val="center"/>
+                    <w:jc w:val="center"/>
+                  </w:pPr>
+                  <w:r>
+                    <w:t xml:space="preserve">0.378 [0.238 ; 0.535]</w:t>
+                  </w:r>
+                </w:p>
+              </w:tc>
+              <w:tc>
+                <w:tcPr/>
+                <w:p>
+                  <w:pPr>
+                    <w:pStyle w:val="Compact"/>
+                    <w:jc w:val="center"/>
+                    <w:jc w:val="center"/>
+                  </w:pPr>
+                  <w:r>
+                    <w:t xml:space="preserve">0.444 [0.215 ; 0.692]</w:t>
+                  </w:r>
+                </w:p>
+              </w:tc>
+            </w:tr>
+            <w:tr>
+              <w:tc>
+                <w:tcPr/>
+                <w:p>
+                  <w:pPr>
+                    <w:pStyle w:val="Compact"/>
+                    <w:jc w:val="center"/>
+                    <w:jc w:val="center"/>
+                  </w:pPr>
+                  <w:r>
+                    <w:t xml:space="preserve">U2a + U2b</w:t>
+                  </w:r>
+                </w:p>
+              </w:tc>
+              <w:tc>
+                <w:tcPr/>
+                <w:p>
+                  <w:pPr>
+                    <w:pStyle w:val="Compact"/>
+                    <w:jc w:val="center"/>
+                    <w:jc w:val="center"/>
+                  </w:pPr>
+                  <w:r>
+                    <w:t xml:space="preserve">0.622 [0.465 ; 0.762]</w:t>
+                  </w:r>
+                </w:p>
+              </w:tc>
+              <w:tc>
+                <w:tcPr/>
+                <w:p>
+                  <w:pPr>
+                    <w:pStyle w:val="Compact"/>
+                    <w:jc w:val="center"/>
+                    <w:jc w:val="center"/>
+                  </w:pPr>
+                  <w:r>
+                    <w:t xml:space="preserve">0.5 [0.26 ; 0.74]</w:t>
+                  </w:r>
+                </w:p>
+              </w:tc>
+            </w:tr>
+            <w:tr>
+              <w:tc>
+                <w:tcPr/>
+                <w:p>
+                  <w:pPr>
+                    <w:pStyle w:val="Compact"/>
+                    <w:jc w:val="center"/>
+                    <w:jc w:val="center"/>
+                  </w:pPr>
+                  <w:r>
+                    <w:t xml:space="preserve">U2a + U3</w:t>
+                  </w:r>
+                </w:p>
+              </w:tc>
+              <w:tc>
+                <w:tcPr/>
+                <w:p>
+                  <w:pPr>
+                    <w:pStyle w:val="Compact"/>
+                    <w:jc w:val="center"/>
+                    <w:jc w:val="center"/>
+                  </w:pPr>
+                  <w:r>
+                    <w:t xml:space="preserve">0.4 [0.257 ; 0.557]</w:t>
+                  </w:r>
+                </w:p>
+              </w:tc>
+              <w:tc>
+                <w:tcPr/>
+                <w:p>
+                  <w:pPr>
+                    <w:pStyle w:val="Compact"/>
+                    <w:jc w:val="center"/>
+                    <w:jc w:val="center"/>
+                  </w:pPr>
+                  <w:r>
+                    <w:t xml:space="preserve">0.5 [0.26 ; 0.74]</w:t>
+                  </w:r>
+                </w:p>
+              </w:tc>
+            </w:tr>
+            <w:tr>
+              <w:tc>
+                <w:tcPr/>
+                <w:p>
+                  <w:pPr>
+                    <w:pStyle w:val="Compact"/>
+                    <w:jc w:val="center"/>
+                    <w:jc w:val="center"/>
+                  </w:pPr>
+                  <w:r>
+                    <w:t xml:space="preserve">U2b + U3</w:t>
+                  </w:r>
+                </w:p>
+              </w:tc>
+              <w:tc>
+                <w:tcPr/>
+                <w:p>
+                  <w:pPr>
+                    <w:pStyle w:val="Compact"/>
+                    <w:jc w:val="center"/>
+                    <w:jc w:val="center"/>
+                  </w:pPr>
+                  <w:r>
+                    <w:t xml:space="preserve">0.289 [0.164 ; 0.443]</w:t>
+                  </w:r>
+                </w:p>
+              </w:tc>
+              <w:tc>
+                <w:tcPr/>
+                <w:p>
+                  <w:pPr>
+                    <w:pStyle w:val="Compact"/>
+                    <w:jc w:val="center"/>
+                    <w:jc w:val="center"/>
+                  </w:pPr>
+                  <w:r>
+                    <w:t xml:space="preserve">0.222 [0.064 ; 0.476]</w:t>
+                  </w:r>
+                </w:p>
+              </w:tc>
+            </w:tr>
+            <w:tr>
+              <w:tc>
+                <w:tcPr/>
+                <w:p>
+                  <w:pPr>
+                    <w:pStyle w:val="Compact"/>
+                    <w:jc w:val="center"/>
+                    <w:jc w:val="center"/>
+                  </w:pPr>
+                  <w:r>
+                    <w:t xml:space="preserve">U1 + U2a + U2b</w:t>
+                  </w:r>
+                </w:p>
+              </w:tc>
+              <w:tc>
+                <w:tcPr/>
+                <w:p>
+                  <w:pPr>
+                    <w:pStyle w:val="Compact"/>
+                    <w:jc w:val="center"/>
+                    <w:jc w:val="center"/>
+                  </w:pPr>
+                  <w:r>
+                    <w:t xml:space="preserve">0.533 [0.379 ; 0.683]</w:t>
+                  </w:r>
+                </w:p>
+              </w:tc>
+              <w:tc>
+                <w:tcPr/>
+                <w:p>
+                  <w:pPr>
+                    <w:pStyle w:val="Compact"/>
+                    <w:jc w:val="center"/>
+                    <w:jc w:val="center"/>
+                  </w:pPr>
+                  <w:r>
+                    <w:t xml:space="preserve">0.444 [0.215 ; 0.692]</w:t>
+                  </w:r>
+                </w:p>
+              </w:tc>
+            </w:tr>
+            <w:tr>
+              <w:tc>
+                <w:tcPr/>
+                <w:p>
+                  <w:pPr>
+                    <w:pStyle w:val="Compact"/>
+                    <w:jc w:val="center"/>
+                    <w:jc w:val="center"/>
+                  </w:pPr>
+                  <w:r>
+                    <w:t xml:space="preserve">U1 + U2a + U3</w:t>
+                  </w:r>
+                </w:p>
+              </w:tc>
+              <w:tc>
+                <w:tcPr/>
+                <w:p>
+                  <w:pPr>
+                    <w:pStyle w:val="Compact"/>
+                    <w:jc w:val="center"/>
+                    <w:jc w:val="center"/>
+                  </w:pPr>
+                  <w:r>
+                    <w:t xml:space="preserve">0.378 [0.238 ; 0.535]</w:t>
+                  </w:r>
+                </w:p>
+              </w:tc>
+              <w:tc>
+                <w:tcPr/>
+                <w:p>
+                  <w:pPr>
+                    <w:pStyle w:val="Compact"/>
+                    <w:jc w:val="center"/>
+                    <w:jc w:val="center"/>
+                  </w:pPr>
+                  <w:r>
+                    <w:t xml:space="preserve">0.444 [0.215 ; 0.692]</w:t>
+                  </w:r>
+                </w:p>
+              </w:tc>
+            </w:tr>
+            <w:tr>
+              <w:tc>
+                <w:tcPr/>
+                <w:p>
+                  <w:pPr>
+                    <w:pStyle w:val="Compact"/>
+                    <w:jc w:val="center"/>
+                    <w:jc w:val="center"/>
+                  </w:pPr>
+                  <w:r>
+                    <w:t xml:space="preserve">U1 + U2b + U3</w:t>
+                  </w:r>
+                </w:p>
+              </w:tc>
+              <w:tc>
+                <w:tcPr/>
+                <w:p>
+                  <w:pPr>
+                    <w:pStyle w:val="Compact"/>
+                    <w:jc w:val="center"/>
+                    <w:jc w:val="center"/>
+                  </w:pPr>
+                  <w:r>
+                    <w:t xml:space="preserve">0.267 [0.146 ; 0.419]</w:t>
+                  </w:r>
+                </w:p>
+              </w:tc>
+              <w:tc>
+                <w:tcPr/>
+                <w:p>
+                  <w:pPr>
+                    <w:pStyle w:val="Compact"/>
+                    <w:jc w:val="center"/>
+                    <w:jc w:val="center"/>
+                  </w:pPr>
+                  <w:r>
+                    <w:t xml:space="preserve">0.167 [0.036 ; 0.414]</w:t>
+                  </w:r>
+                </w:p>
+              </w:tc>
+            </w:tr>
+            <w:tr>
+              <w:tc>
+                <w:tcPr/>
+                <w:p>
+                  <w:pPr>
+                    <w:pStyle w:val="Compact"/>
+                    <w:jc w:val="center"/>
+                    <w:jc w:val="center"/>
+                  </w:pPr>
+                  <w:r>
+                    <w:t xml:space="preserve">U2a + U2b + U3</w:t>
+                  </w:r>
+                </w:p>
+              </w:tc>
+              <w:tc>
+                <w:tcPr/>
+                <w:p>
+                  <w:pPr>
+                    <w:pStyle w:val="Compact"/>
+                    <w:jc w:val="center"/>
+                    <w:jc w:val="center"/>
+                  </w:pPr>
+                  <w:r>
+                    <w:t xml:space="preserve">0.289 [0.164 ; 0.443]</w:t>
+                  </w:r>
+                </w:p>
+              </w:tc>
+              <w:tc>
+                <w:tcPr/>
+                <w:p>
+                  <w:pPr>
+                    <w:pStyle w:val="Compact"/>
+                    <w:jc w:val="center"/>
+                    <w:jc w:val="center"/>
+                  </w:pPr>
+                  <w:r>
+                    <w:t xml:space="preserve">0.222 [0.064 ; 0.476]</w:t>
+                  </w:r>
+                </w:p>
+              </w:tc>
+            </w:tr>
+            <w:tr>
+              <w:tc>
+                <w:tcPr/>
+                <w:p>
+                  <w:pPr>
+                    <w:pStyle w:val="Compact"/>
+                    <w:jc w:val="center"/>
+                    <w:jc w:val="center"/>
+                  </w:pPr>
+                  <w:r>
+                    <w:t xml:space="preserve">U1 + U2a + U2b + U3</w:t>
+                  </w:r>
+                </w:p>
+              </w:tc>
+              <w:tc>
+                <w:tcPr/>
+                <w:p>
+                  <w:pPr>
+                    <w:pStyle w:val="Compact"/>
+                    <w:jc w:val="center"/>
+                    <w:jc w:val="center"/>
+                  </w:pPr>
+                  <w:r>
+                    <w:t xml:space="preserve">0.267 [0.146 ; 0.419]</w:t>
+                  </w:r>
+                </w:p>
+              </w:tc>
+              <w:tc>
+                <w:tcPr/>
+                <w:p>
+                  <w:pPr>
+                    <w:pStyle w:val="Compact"/>
+                    <w:jc w:val="center"/>
+                    <w:jc w:val="center"/>
+                  </w:pPr>
+                  <w:r>
+                    <w:t xml:space="preserve">0.167 [0.036 ; 0.414]</w:t>
+                  </w:r>
+                </w:p>
+              </w:tc>
+            </w:tr>
+          </w:tbl>
+          <w:bookmarkEnd w:id="132"/>
+          <w:p/>
+        </w:tc>
+      </w:tr>
+    </w:tbl>
+    <w:p>
+      <w:pPr>
+        <w:pStyle w:val="BodyText"/>
+      </w:pPr>
+      <w:r>
+        <w:t xml:space="preserve"> </w:t>
+      </w:r>
+    </w:p>
+    <w:tbl>
+      <w:tblPr>
+        <w:tblStyle w:val="Table"/>
+        <w:tblW w:type="pct" w:w="5000"/>
+        <w:tblLayout w:type="fixed"/>
+        <w:tblLook w:firstRow="0" w:lastRow="0" w:firstColumn="0" w:lastColumn="0" w:noHBand="0" w:noVBand="0" w:val="0000"/>
+      </w:tblPr>
+      <w:tblGrid>
+        <w:gridCol w:w="7920"/>
+      </w:tblGrid>
+      <w:tr>
+        <w:tc>
+          <w:tcPr/>
+          <w:bookmarkStart w:id="133" w:name="tbl-strong-a1-score"/>
+          <w:p>
+            <w:pPr>
+              <w:jc w:val="center"/>
+            </w:pPr>
+            <w:pPr>
+              <w:jc w:val="left"/>
+              <w:spacing w:before="200"/>
+              <w:pStyle w:val="ImageCaption"/>
+            </w:pPr>
+            <w:r>
+              <w:t xml:space="preserve">Table 6: Approche 1 - Performances diagnostiques du score global</w:t>
+            </w:r>
+          </w:p>
+          <w:tbl>
+            <w:tblPr>
+              <w:tblStyle w:val="Table"/>
+              <w:tblW w:type="pct" w:w="5000"/>
+              <w:tblLayout w:type="fixed"/>
+              <w:tblLook w:firstRow="1" w:lastRow="0" w:firstColumn="0" w:lastColumn="0" w:noHBand="0" w:noVBand="0" w:val="0020"/>
+            </w:tblPr>
+            <w:tblGrid>
+              <w:gridCol w:w="819"/>
+              <w:gridCol w:w="1570"/>
+              <w:gridCol w:w="1570"/>
+              <w:gridCol w:w="1570"/>
+              <w:gridCol w:w="1570"/>
+              <w:gridCol w:w="409"/>
+              <w:gridCol w:w="409"/>
+            </w:tblGrid>
+            <w:tr>
+              <w:trPr>
+                <w:tblHeader w:val="on"/>
+              </w:trPr>
+              <w:tc>
+                <w:tcPr/>
+                <w:p>
+                  <w:pPr>
+                    <w:pStyle w:val="Compact"/>
+                    <w:jc w:val="center"/>
+                    <w:jc w:val="center"/>
+                  </w:pPr>
+                  <w:r>
+                    <w:t xml:space="preserve">Seuil</w:t>
+                  </w:r>
+                </w:p>
+              </w:tc>
+              <w:tc>
+                <w:tcPr/>
+                <w:p>
+                  <w:pPr>
+                    <w:pStyle w:val="Compact"/>
+                    <w:jc w:val="center"/>
+                    <w:jc w:val="center"/>
+                  </w:pPr>
+                  <w:r>
+                    <w:t xml:space="preserve">Se [IC95%]</w:t>
+                  </w:r>
+                </w:p>
+              </w:tc>
+              <w:tc>
+                <w:tcPr/>
+                <w:p>
+                  <w:pPr>
+                    <w:pStyle w:val="Compact"/>
+                    <w:jc w:val="center"/>
+                    <w:jc w:val="center"/>
+                  </w:pPr>
+                  <w:r>
+                    <w:t xml:space="preserve">Sp [IC95%]</w:t>
+                  </w:r>
+                </w:p>
+              </w:tc>
+              <w:tc>
+                <w:tcPr/>
+                <w:p>
+                  <w:pPr>
+                    <w:pStyle w:val="Compact"/>
+                    <w:jc w:val="center"/>
+                    <w:jc w:val="center"/>
+                  </w:pPr>
+                  <w:r>
+                    <w:t xml:space="preserve">VPP [IC95%]</w:t>
+                  </w:r>
+                </w:p>
+              </w:tc>
+              <w:tc>
+                <w:tcPr/>
+                <w:p>
+                  <w:pPr>
+                    <w:pStyle w:val="Compact"/>
+                    <w:jc w:val="center"/>
+                    <w:jc w:val="center"/>
+                  </w:pPr>
+                  <w:r>
+                    <w:t xml:space="preserve">VPN [IC95%]</w:t>
+                  </w:r>
+                </w:p>
+              </w:tc>
+              <w:tc>
+                <w:tcPr/>
+                <w:p>
+                  <w:pPr>
+                    <w:pStyle w:val="Compact"/>
+                    <w:jc w:val="center"/>
+                    <w:jc w:val="center"/>
+                  </w:pPr>
+                  <w:r>
+                    <w:t xml:space="preserve">LR+</w:t>
+                  </w:r>
+                </w:p>
+              </w:tc>
+              <w:tc>
+                <w:tcPr/>
+                <w:p>
+                  <w:pPr>
+                    <w:pStyle w:val="Compact"/>
+                    <w:jc w:val="center"/>
+                    <w:jc w:val="center"/>
+                  </w:pPr>
+                  <w:r>
+                    <w:t xml:space="preserve">LR-</w:t>
+                  </w:r>
+                </w:p>
+              </w:tc>
+            </w:tr>
+            <w:tr>
+              <w:tc>
+                <w:tcPr/>
+                <w:p>
+                  <w:pPr>
+                    <w:pStyle w:val="Compact"/>
+                    <w:jc w:val="center"/>
+                    <w:jc w:val="center"/>
+                  </w:pPr>
+                  <w:r>
+                    <w:t xml:space="preserve">Score &gt;= 1</w:t>
+                  </w:r>
+                </w:p>
+              </w:tc>
+              <w:tc>
+                <w:tcPr/>
+                <w:p>
+                  <w:pPr>
+                    <w:pStyle w:val="Compact"/>
+                    <w:jc w:val="center"/>
+                    <w:jc w:val="center"/>
+                  </w:pPr>
+                  <w:r>
+                    <w:t xml:space="preserve">1 [0.815 ; 1]</w:t>
+                  </w:r>
+                </w:p>
+              </w:tc>
+              <w:tc>
+                <w:tcPr/>
+                <w:p>
+                  <w:pPr>
+                    <w:pStyle w:val="Compact"/>
+                    <w:jc w:val="center"/>
+                    <w:jc w:val="center"/>
+                  </w:pPr>
+                  <w:r>
+                    <w:t xml:space="preserve">0.5 [0.291 ; 0.709]</w:t>
+                  </w:r>
+                </w:p>
+              </w:tc>
+              <w:tc>
+                <w:tcPr/>
+                <w:p>
+                  <w:pPr>
+                    <w:pStyle w:val="Compact"/>
+                    <w:jc w:val="center"/>
+                    <w:jc w:val="center"/>
+                  </w:pPr>
+                  <w:r>
+                    <w:t xml:space="preserve">0.6 [0.406 ; 0.773]</w:t>
+                  </w:r>
+                </w:p>
+              </w:tc>
+              <w:tc>
+                <w:tcPr/>
+                <w:p>
+                  <w:pPr>
+                    <w:pStyle w:val="Compact"/>
+                    <w:jc w:val="center"/>
+                    <w:jc w:val="center"/>
+                  </w:pPr>
+                  <w:r>
+                    <w:t xml:space="preserve">1 [0.735 ; 1]</w:t>
+                  </w:r>
+                </w:p>
+              </w:tc>
+              <w:tc>
+                <w:tcPr/>
+                <w:p>
+                  <w:pPr>
+                    <w:pStyle w:val="Compact"/>
+                    <w:jc w:val="center"/>
+                    <w:jc w:val="center"/>
+                  </w:pPr>
+                  <w:r>
+                    <w:t xml:space="preserve">2.00</w:t>
+                  </w:r>
+                </w:p>
+              </w:tc>
+              <w:tc>
+                <w:tcPr/>
+                <w:p>
+                  <w:pPr>
+                    <w:pStyle w:val="Compact"/>
+                    <w:jc w:val="center"/>
+                    <w:jc w:val="center"/>
+                  </w:pPr>
+                  <w:r>
+                    <w:t xml:space="preserve">0.00</w:t>
+                  </w:r>
+                </w:p>
+              </w:tc>
+            </w:tr>
+            <w:tr>
+              <w:tc>
+                <w:tcPr/>
+                <w:p>
+                  <w:pPr>
+                    <w:pStyle w:val="Compact"/>
+                    <w:jc w:val="center"/>
+                    <w:jc w:val="center"/>
+                  </w:pPr>
+                  <w:r>
+                    <w:t xml:space="preserve">Score &gt;= 2</w:t>
+                  </w:r>
+                </w:p>
+              </w:tc>
+              <w:tc>
+                <w:tcPr/>
+                <w:p>
+                  <w:pPr>
+                    <w:pStyle w:val="Compact"/>
+                    <w:jc w:val="center"/>
+                    <w:jc w:val="center"/>
+                  </w:pPr>
+                  <w:r>
+                    <w:t xml:space="preserve">0.944 [0.727 ; 0.999]</w:t>
+                  </w:r>
+                </w:p>
+              </w:tc>
+              <w:tc>
+                <w:tcPr/>
+                <w:p>
+                  <w:pPr>
+                    <w:pStyle w:val="Compact"/>
+                    <w:jc w:val="center"/>
+                    <w:jc w:val="center"/>
+                  </w:pPr>
+                  <w:r>
+                    <w:t xml:space="preserve">0.625 [0.406 ; 0.812]</w:t>
+                  </w:r>
+                </w:p>
+              </w:tc>
+              <w:tc>
+                <w:tcPr/>
+                <w:p>
+                  <w:pPr>
+                    <w:pStyle w:val="Compact"/>
+                    <w:jc w:val="center"/>
+                    <w:jc w:val="center"/>
+                  </w:pPr>
+                  <w:r>
+                    <w:t xml:space="preserve">0.654 [0.443 ; 0.828]</w:t>
+                  </w:r>
+                </w:p>
+              </w:tc>
+              <w:tc>
+                <w:tcPr/>
+                <w:p>
+                  <w:pPr>
+                    <w:pStyle w:val="Compact"/>
+                    <w:jc w:val="center"/>
+                    <w:jc w:val="center"/>
+                  </w:pPr>
+                  <w:r>
+                    <w:t xml:space="preserve">0.938 [0.698 ; 0.998]</w:t>
+                  </w:r>
+                </w:p>
+              </w:tc>
+              <w:tc>
+                <w:tcPr/>
+                <w:p>
+                  <w:pPr>
+                    <w:pStyle w:val="Compact"/>
+                    <w:jc w:val="center"/>
+                    <w:jc w:val="center"/>
+                  </w:pPr>
+                  <w:r>
+                    <w:t xml:space="preserve">2.52</w:t>
+                  </w:r>
+                </w:p>
+              </w:tc>
+              <w:tc>
+                <w:tcPr/>
+                <w:p>
+                  <w:pPr>
+                    <w:pStyle w:val="Compact"/>
+                    <w:jc w:val="center"/>
+                    <w:jc w:val="center"/>
+                  </w:pPr>
+                  <w:r>
+                    <w:t xml:space="preserve">0.09</w:t>
+                  </w:r>
+                </w:p>
+              </w:tc>
+            </w:tr>
+            <w:tr>
+              <w:tc>
+                <w:tcPr/>
+                <w:p>
+                  <w:pPr>
+                    <w:pStyle w:val="Compact"/>
+                    <w:jc w:val="center"/>
+                    <w:jc w:val="center"/>
+                  </w:pPr>
+                  <w:r>
+                    <w:t xml:space="preserve">Score &gt;= 3</w:t>
+                  </w:r>
+                </w:p>
+              </w:tc>
+              <w:tc>
+                <w:tcPr/>
+                <w:p>
+                  <w:pPr>
+                    <w:pStyle w:val="Compact"/>
+                    <w:jc w:val="center"/>
+                    <w:jc w:val="center"/>
+                  </w:pPr>
+                  <w:r>
+                    <w:t xml:space="preserve">0.778 [0.524 ; 0.936]</w:t>
+                  </w:r>
+                </w:p>
+              </w:tc>
+              <w:tc>
+                <w:tcPr/>
+                <w:p>
+                  <w:pPr>
+                    <w:pStyle w:val="Compact"/>
+                    <w:jc w:val="center"/>
+                    <w:jc w:val="center"/>
+                  </w:pPr>
+                  <w:r>
+                    <w:t xml:space="preserve">0.667 [0.447 ; 0.844]</w:t>
+                  </w:r>
+                </w:p>
+              </w:tc>
+              <w:tc>
+                <w:tcPr/>
+                <w:p>
+                  <w:pPr>
+                    <w:pStyle w:val="Compact"/>
+                    <w:jc w:val="center"/>
+                    <w:jc w:val="center"/>
+                  </w:pPr>
+                  <w:r>
+                    <w:t xml:space="preserve">0.636 [0.407 ; 0.828]</w:t>
+                  </w:r>
+                </w:p>
+              </w:tc>
+              <w:tc>
+                <w:tcPr/>
+                <w:p>
+                  <w:pPr>
+                    <w:pStyle w:val="Compact"/>
+                    <w:jc w:val="center"/>
+                    <w:jc w:val="center"/>
+                  </w:pPr>
+                  <w:r>
+                    <w:t xml:space="preserve">0.8 [0.563 ; 0.943]</w:t>
+                  </w:r>
+                </w:p>
+              </w:tc>
+              <w:tc>
+                <w:tcPr/>
+                <w:p>
+                  <w:pPr>
+                    <w:pStyle w:val="Compact"/>
+                    <w:jc w:val="center"/>
+                    <w:jc w:val="center"/>
+                  </w:pPr>
+                  <w:r>
+                    <w:t xml:space="preserve">2.33</w:t>
+                  </w:r>
+                </w:p>
+              </w:tc>
+              <w:tc>
+                <w:tcPr/>
+                <w:p>
+                  <w:pPr>
+                    <w:pStyle w:val="Compact"/>
+                    <w:jc w:val="center"/>
+                    <w:jc w:val="center"/>
+                  </w:pPr>
+                  <w:r>
+                    <w:t xml:space="preserve">0.33</w:t>
+                  </w:r>
+                </w:p>
+              </w:tc>
+            </w:tr>
+            <w:tr>
+              <w:tc>
+                <w:tcPr/>
+                <w:p>
+                  <w:pPr>
+                    <w:pStyle w:val="Compact"/>
+                    <w:jc w:val="center"/>
+                    <w:jc w:val="center"/>
+                  </w:pPr>
+                  <w:r>
+                    <w:t xml:space="preserve">Score &gt;= 4</w:t>
+                  </w:r>
+                </w:p>
+              </w:tc>
+              <w:tc>
+                <w:tcPr/>
+                <w:p>
+                  <w:pPr>
+                    <w:pStyle w:val="Compact"/>
+                    <w:jc w:val="center"/>
+                    <w:jc w:val="center"/>
+                  </w:pPr>
+                  <w:r>
+                    <w:t xml:space="preserve">0.167 [0.036 ; 0.414]</w:t>
+                  </w:r>
+                </w:p>
+              </w:tc>
+              <w:tc>
+                <w:tcPr/>
+                <w:p>
+                  <w:pPr>
+                    <w:pStyle w:val="Compact"/>
+                    <w:jc w:val="center"/>
+                    <w:jc w:val="center"/>
+                  </w:pPr>
+                  <w:r>
+                    <w:t xml:space="preserve">0.792 [0.578 ; 0.929]</w:t>
+                  </w:r>
+                </w:p>
+              </w:tc>
+              <w:tc>
+                <w:tcPr/>
+                <w:p>
+                  <w:pPr>
+                    <w:pStyle w:val="Compact"/>
+                    <w:jc w:val="center"/>
+                    <w:jc w:val="center"/>
+                  </w:pPr>
+                  <w:r>
+                    <w:t xml:space="preserve">0.375 [0.085 ; 0.755]</w:t>
+                  </w:r>
+                </w:p>
+              </w:tc>
+              <w:tc>
+                <w:tcPr/>
+                <w:p>
+                  <w:pPr>
+                    <w:pStyle w:val="Compact"/>
+                    <w:jc w:val="center"/>
+                    <w:jc w:val="center"/>
+                  </w:pPr>
+                  <w:r>
+                    <w:t xml:space="preserve">0.559 [0.379 ; 0.728]</w:t>
+                  </w:r>
+                </w:p>
+              </w:tc>
+              <w:tc>
+                <w:tcPr/>
+                <w:p>
+                  <w:pPr>
+                    <w:pStyle w:val="Compact"/>
+                    <w:jc w:val="center"/>
+                    <w:jc w:val="center"/>
+                  </w:pPr>
+                  <w:r>
+                    <w:t xml:space="preserve">0.80</w:t>
+                  </w:r>
+                </w:p>
+              </w:tc>
+              <w:tc>
+                <w:tcPr/>
+                <w:p>
+                  <w:pPr>
+                    <w:pStyle w:val="Compact"/>
+                    <w:jc w:val="center"/>
+                    <w:jc w:val="center"/>
+                  </w:pPr>
+                  <w:r>
+                    <w:t xml:space="preserve">1.05</w:t>
+                  </w:r>
+                </w:p>
+              </w:tc>
+            </w:tr>
+          </w:tbl>
+          <w:bookmarkEnd w:id="133"/>
+          <w:p/>
+        </w:tc>
+      </w:tr>
+    </w:tbl>
+    <w:p>
+      <w:pPr>
+        <w:pStyle w:val="BodyText"/>
+      </w:pPr>
+      <w:r>
+        <w:t xml:space="preserve"> </w:t>
+      </w:r>
+    </w:p>
+    <w:tbl>
+      <w:tblPr>
+        <w:tblStyle w:val="Table"/>
+        <w:tblW w:type="pct" w:w="5000"/>
+        <w:tblLayout w:type="fixed"/>
+        <w:tblLook w:firstRow="0" w:lastRow="0" w:firstColumn="0" w:lastColumn="0" w:noHBand="0" w:noVBand="0" w:val="0000"/>
+      </w:tblPr>
+      <w:tblGrid>
+        <w:gridCol w:w="7920"/>
+      </w:tblGrid>
+      <w:tr>
+        <w:tc>
+          <w:tcPr/>
+          <w:bookmarkStart w:id="134" w:name="tbl-comp-a1-score"/>
+          <w:p>
+            <w:pPr>
+              <w:jc w:val="center"/>
+            </w:pPr>
+            <w:pPr>
+              <w:jc w:val="left"/>
+              <w:spacing w:before="200"/>
+              <w:pStyle w:val="ImageCaption"/>
+            </w:pPr>
+            <w:r>
+              <w:t xml:space="preserve">Table 7: Approche 1 - Comparaison du Score Global (Sensibilité) : GS princ. vs GS fort</w:t>
+            </w:r>
+          </w:p>
+          <w:tbl>
+            <w:tblPr>
+              <w:tblStyle w:val="Table"/>
+              <w:tblW w:type="auto" w:w="0"/>
+              <w:tblLook w:firstRow="1" w:lastRow="0" w:firstColumn="0" w:lastColumn="0" w:noHBand="0" w:noVBand="0" w:val="0020"/>
+            </w:tblPr>
+            <w:tblGrid>
+              <w:gridCol w:w="2640"/>
+              <w:gridCol w:w="2640"/>
+              <w:gridCol w:w="2640"/>
+            </w:tblGrid>
+            <w:tr>
+              <w:trPr>
+                <w:tblHeader w:val="on"/>
+              </w:trPr>
+              <w:tc>
+                <w:tcPr/>
+                <w:p>
+                  <w:pPr>
+                    <w:pStyle w:val="Compact"/>
+                    <w:jc w:val="center"/>
+                    <w:jc w:val="center"/>
+                  </w:pPr>
+                  <w:r>
+                    <w:t xml:space="preserve">Seuil</w:t>
+                  </w:r>
+                </w:p>
+              </w:tc>
+              <w:tc>
+                <w:tcPr/>
+                <w:p>
+                  <w:pPr>
+                    <w:pStyle w:val="Compact"/>
+                    <w:jc w:val="center"/>
+                    <w:jc w:val="center"/>
+                  </w:pPr>
+                  <w:r>
+                    <w:t xml:space="preserve">Se GS princ.</w:t>
+                  </w:r>
+                </w:p>
+              </w:tc>
+              <w:tc>
+                <w:tcPr/>
+                <w:p>
+                  <w:pPr>
+                    <w:pStyle w:val="Compact"/>
+                    <w:jc w:val="center"/>
+                    <w:jc w:val="center"/>
+                  </w:pPr>
+                  <w:r>
+                    <w:t xml:space="preserve">Se GS fort</w:t>
+                  </w:r>
+                </w:p>
+              </w:tc>
+            </w:tr>
+            <w:tr>
+              <w:tc>
+                <w:tcPr/>
+                <w:p>
+                  <w:pPr>
+                    <w:pStyle w:val="Compact"/>
+                    <w:jc w:val="center"/>
+                    <w:jc w:val="center"/>
+                  </w:pPr>
+                  <w:r>
+                    <w:t xml:space="preserve">Score &gt;= 1</w:t>
+                  </w:r>
+                </w:p>
+              </w:tc>
+              <w:tc>
+                <w:tcPr/>
+                <w:p>
+                  <w:pPr>
+                    <w:pStyle w:val="Compact"/>
+                    <w:jc w:val="center"/>
+                    <w:jc w:val="center"/>
+                  </w:pPr>
+                  <w:r>
+                    <w:t xml:space="preserve">0.956 [0.849 ; 0.995]</w:t>
+                  </w:r>
+                </w:p>
+              </w:tc>
+              <w:tc>
+                <w:tcPr/>
+                <w:p>
+                  <w:pPr>
+                    <w:pStyle w:val="Compact"/>
+                    <w:jc w:val="center"/>
+                    <w:jc w:val="center"/>
+                  </w:pPr>
+                  <w:r>
+                    <w:t xml:space="preserve">1 [0.815 ; 1]</w:t>
+                  </w:r>
+                </w:p>
+              </w:tc>
+            </w:tr>
+            <w:tr>
+              <w:tc>
+                <w:tcPr/>
+                <w:p>
+                  <w:pPr>
+                    <w:pStyle w:val="Compact"/>
+                    <w:jc w:val="center"/>
+                    <w:jc w:val="center"/>
+                  </w:pPr>
+                  <w:r>
+                    <w:t xml:space="preserve">Score &gt;= 2</w:t>
+                  </w:r>
+                </w:p>
+              </w:tc>
+              <w:tc>
+                <w:tcPr/>
+                <w:p>
+                  <w:pPr>
+                    <w:pStyle w:val="Compact"/>
+                    <w:jc w:val="center"/>
+                    <w:jc w:val="center"/>
+                  </w:pPr>
+                  <w:r>
+                    <w:t xml:space="preserve">0.867 [0.732 ; 0.949]</w:t>
+                  </w:r>
+                </w:p>
+              </w:tc>
+              <w:tc>
+                <w:tcPr/>
+                <w:p>
+                  <w:pPr>
+                    <w:pStyle w:val="Compact"/>
+                    <w:jc w:val="center"/>
+                    <w:jc w:val="center"/>
+                  </w:pPr>
+                  <w:r>
+                    <w:t xml:space="preserve">0.944 [0.727 ; 0.999]</w:t>
+                  </w:r>
+                </w:p>
+              </w:tc>
+            </w:tr>
+            <w:tr>
+              <w:tc>
+                <w:tcPr/>
+                <w:p>
+                  <w:pPr>
+                    <w:pStyle w:val="Compact"/>
+                    <w:jc w:val="center"/>
+                    <w:jc w:val="center"/>
+                  </w:pPr>
+                  <w:r>
+                    <w:t xml:space="preserve">Score &gt;= 3</w:t>
+                  </w:r>
+                </w:p>
+              </w:tc>
+              <w:tc>
+                <w:tcPr/>
+                <w:p>
+                  <w:pPr>
+                    <w:pStyle w:val="Compact"/>
+                    <w:jc w:val="center"/>
+                    <w:jc w:val="center"/>
+                  </w:pPr>
+                  <w:r>
+                    <w:t xml:space="preserve">0.667 [0.51 ; 0.8]</w:t>
+                  </w:r>
+                </w:p>
+              </w:tc>
+              <w:tc>
+                <w:tcPr/>
+                <w:p>
+                  <w:pPr>
+                    <w:pStyle w:val="Compact"/>
+                    <w:jc w:val="center"/>
+                    <w:jc w:val="center"/>
+                  </w:pPr>
+                  <w:r>
+                    <w:t xml:space="preserve">0.778 [0.524 ; 0.936]</w:t>
+                  </w:r>
+                </w:p>
+              </w:tc>
+            </w:tr>
+            <w:tr>
+              <w:tc>
+                <w:tcPr/>
+                <w:p>
+                  <w:pPr>
+                    <w:pStyle w:val="Compact"/>
+                    <w:jc w:val="center"/>
+                    <w:jc w:val="center"/>
+                  </w:pPr>
+                  <w:r>
+                    <w:t xml:space="preserve">Score &gt;= 4</w:t>
+                  </w:r>
+                </w:p>
+              </w:tc>
+              <w:tc>
+                <w:tcPr/>
+                <w:p>
+                  <w:pPr>
+                    <w:pStyle w:val="Compact"/>
+                    <w:jc w:val="center"/>
+                    <w:jc w:val="center"/>
+                  </w:pPr>
+                  <w:r>
+                    <w:t xml:space="preserve">0.267 [0.146 ; 0.419]</w:t>
+                  </w:r>
+                </w:p>
+              </w:tc>
+              <w:tc>
+                <w:tcPr/>
+                <w:p>
+                  <w:pPr>
+                    <w:pStyle w:val="Compact"/>
+                    <w:jc w:val="center"/>
+                    <w:jc w:val="center"/>
+                  </w:pPr>
+                  <w:r>
+                    <w:t xml:space="preserve">0.167 [0.036 ; 0.414]</w:t>
+                  </w:r>
+                </w:p>
+              </w:tc>
+            </w:tr>
+          </w:tbl>
+          <w:bookmarkEnd w:id="134"/>
+          <w:p/>
+        </w:tc>
+      </w:tr>
+    </w:tbl>
+    <w:p>
+      <w:r>
+        <w:br w:type="page"/>
+      </w:r>
+    </w:p>
+    <w:bookmarkEnd w:id="135"/>
+    <w:bookmarkEnd w:id="136"/>
+    <w:bookmarkStart w:id="147" w:name="Xfc1f0e7fb5d30fbf15f6f63ce4005f3bfc8dd76"/>
+    <w:p>
+      <w:pPr>
+        <w:pStyle w:val="Heading3"/>
+      </w:pPr>
+      <w:r>
+        <w:t xml:space="preserve">Approche 2 : Négatifs = Tous les autres patients</w:t>
+      </w:r>
+    </w:p>
+    <w:p>
+      <w:pPr>
+        <w:pStyle w:val="FirstParagraph"/>
+      </w:pPr>
+      <w:r>
+        <w:rPr>
+          <w:b/>
+          <w:bCs/>
+        </w:rPr>
+        <w:t xml:space="preserve">Tous les patients</w:t>
+      </w:r>
+      <w:r>
+        <w:t xml:space="preserve"> </w:t>
+      </w:r>
+      <w:r>
+        <w:t xml:space="preserve">n’ayant pas un Gold Standard fort positif sont assignés au groupe</w:t>
+      </w:r>
+      <w:r>
+        <w:t xml:space="preserve"> </w:t>
+      </w:r>
+      <w:r>
+        <w:rPr>
+          <w:b/>
+          <w:bCs/>
+        </w:rPr>
+        <w:t xml:space="preserve">Négatif</w:t>
+      </w:r>
+      <w:r>
+        <w:t xml:space="preserve">. Ce groupe inclut désormais les vrais négatifs initiaux, mais également les patients avec un examen/IRM positif qui n’ont pas eu d’infiltration ou dont l’infiltration n’a pas soulagé la douleur.</w:t>
+      </w:r>
+      <w:r>
+        <w:t xml:space="preserve"> </w:t>
+      </w:r>
+      <w:r>
+        <w:t xml:space="preserve">Cette analyse porte sur l’ensemble de la cohorte (</w:t>
+      </w:r>
+      <w:r>
+        <w:rPr>
+          <w:b/>
+          <w:bCs/>
+        </w:rPr>
+        <w:t xml:space="preserve">N = 69</w:t>
+      </w:r>
+      <w:r>
+        <w:t xml:space="preserve">), avec 18 cas positifs</w:t>
+      </w:r>
+      <w:r>
+        <w:t xml:space="preserve"> </w:t>
+      </w:r>
+      <w:r>
+        <w:t xml:space="preserve">“forts”</w:t>
+      </w:r>
+      <w:r>
+        <w:t xml:space="preserve"> </w:t>
+      </w:r>
+      <w:r>
+        <w:t xml:space="preserve">et 51 cas négatifs.</w:t>
+      </w:r>
+    </w:p>
+    <w:bookmarkStart w:id="146" w:name="X8dc8954848c8982c78d0f98ab6d387465f3dc1d"/>
+    <w:p>
+      <w:pPr>
+        <w:pStyle w:val="Heading4"/>
+      </w:pPr>
+      <w:r>
+        <w:t xml:space="preserve">Performances des tests et comparaisons (Approche 2)</w:t>
+      </w:r>
+    </w:p>
+    <w:p>
+      <w:pPr>
+        <w:pStyle w:val="FirstParagraph"/>
+      </w:pPr>
+      <w:r>
+        <w:t xml:space="preserve">Dans cette approche, la modification du groupe de contrôle a un impact important. La sensibilité évaluée reste la même que dans l’approche 1 (puisque les cas positifs sont les mêmes), mais</w:t>
+      </w:r>
+      <w:r>
+        <w:t xml:space="preserve"> </w:t>
+      </w:r>
+      <w:r>
+        <w:rPr>
+          <w:b/>
+          <w:bCs/>
+        </w:rPr>
+        <w:t xml:space="preserve">la spécificité chute drastiquement</w:t>
+      </w:r>
+      <w:r>
+        <w:t xml:space="preserve">.</w:t>
+      </w:r>
+    </w:p>
+    <w:p>
+      <w:pPr>
+        <w:pStyle w:val="BodyText"/>
+      </w:pPr>
+      <w:r>
+        <w:t xml:space="preserve">En effet, le groupe</w:t>
+      </w:r>
+      <w:r>
+        <w:t xml:space="preserve"> </w:t>
+      </w:r>
+      <w:r>
+        <w:t xml:space="preserve">“Négatif”</w:t>
+      </w:r>
+      <w:r>
+        <w:t xml:space="preserve"> </w:t>
+      </w:r>
+      <w:r>
+        <w:t xml:space="preserve">inclut désormais</w:t>
+      </w:r>
+    </w:p>
+    <w:p>
+      <w:pPr>
+        <w:pStyle w:val="Compact"/>
+        <w:numPr>
+          <w:ilvl w:val="0"/>
+          <w:numId w:val="1036"/>
+        </w:numPr>
+      </w:pPr>
+      <w:r>
+        <w:t xml:space="preserve">Les vrais malades cliniques (GS principal positif) qui rendent les tests positifs (Vrais Positifs cliniques), mais qui sont ici comptés artificiellement comme des Faux Positifs car ils n’ont pas eu d’infiltration.</w:t>
+      </w:r>
+      <w:r>
+        <w:t xml:space="preserve"> </w:t>
+      </w:r>
+      <w:r>
+        <w:rPr>
+          <w:b/>
+          <w:bCs/>
+        </w:rPr>
+        <w:t xml:space="preserve">La comparaison de la spécificité a donc un intérêt clinique très limité ici.</w:t>
+      </w:r>
+    </w:p>
+    <w:tbl>
+      <w:tblPr>
+        <w:tblStyle w:val="Table"/>
+        <w:tblW w:type="pct" w:w="5000"/>
+        <w:tblLayout w:type="fixed"/>
+        <w:tblLook w:firstRow="0" w:lastRow="0" w:firstColumn="0" w:lastColumn="0" w:noHBand="0" w:noVBand="0" w:val="0000"/>
+      </w:tblPr>
+      <w:tblGrid>
+        <w:gridCol w:w="7920"/>
+      </w:tblGrid>
+      <w:tr>
+        <w:tc>
+          <w:tcPr/>
+          <w:bookmarkStart w:id="137" w:name="tbl-strong-a2-indiv"/>
+          <w:p>
+            <w:pPr>
+              <w:jc w:val="center"/>
+            </w:pPr>
+            <w:pPr>
+              <w:jc w:val="left"/>
+              <w:spacing w:before="200"/>
+              <w:pStyle w:val="ImageCaption"/>
+            </w:pPr>
+            <w:r>
+              <w:t xml:space="preserve">Table 8: Approche 2 - Performances diagnostiques test par test</w:t>
+            </w:r>
+          </w:p>
+          <w:tbl>
+            <w:tblPr>
+              <w:tblStyle w:val="Table"/>
+              <w:tblW w:type="pct" w:w="5000"/>
+              <w:tblLayout w:type="fixed"/>
+              <w:tblLook w:firstRow="1" w:lastRow="0" w:firstColumn="0" w:lastColumn="0" w:noHBand="0" w:noVBand="0" w:val="0020"/>
+            </w:tblPr>
+            <w:tblGrid>
+              <w:gridCol w:w="565"/>
+              <w:gridCol w:w="1626"/>
+              <w:gridCol w:w="1626"/>
+              <w:gridCol w:w="1626"/>
+              <w:gridCol w:w="1626"/>
+              <w:gridCol w:w="424"/>
+              <w:gridCol w:w="424"/>
+            </w:tblGrid>
+            <w:tr>
+              <w:trPr>
+                <w:tblHeader w:val="on"/>
+              </w:trPr>
+              <w:tc>
+                <w:tcPr/>
+                <w:p>
+                  <w:pPr>
+                    <w:pStyle w:val="Compact"/>
+                    <w:jc w:val="center"/>
+                    <w:jc w:val="center"/>
+                  </w:pPr>
+                  <w:r>
+                    <w:t xml:space="preserve">Test</w:t>
+                  </w:r>
+                </w:p>
+              </w:tc>
+              <w:tc>
+                <w:tcPr/>
+                <w:p>
+                  <w:pPr>
+                    <w:pStyle w:val="Compact"/>
+                    <w:jc w:val="center"/>
+                    <w:jc w:val="center"/>
+                  </w:pPr>
+                  <w:r>
+                    <w:t xml:space="preserve">Se [IC95%]</w:t>
+                  </w:r>
+                </w:p>
+              </w:tc>
+              <w:tc>
+                <w:tcPr/>
+                <w:p>
+                  <w:pPr>
+                    <w:pStyle w:val="Compact"/>
+                    <w:jc w:val="center"/>
+                    <w:jc w:val="center"/>
+                  </w:pPr>
+                  <w:r>
+                    <w:t xml:space="preserve">Sp [IC95%]</w:t>
+                  </w:r>
+                </w:p>
+              </w:tc>
+              <w:tc>
+                <w:tcPr/>
+                <w:p>
+                  <w:pPr>
+                    <w:pStyle w:val="Compact"/>
+                    <w:jc w:val="center"/>
+                    <w:jc w:val="center"/>
+                  </w:pPr>
+                  <w:r>
+                    <w:t xml:space="preserve">VPP [IC95%]</w:t>
+                  </w:r>
+                </w:p>
+              </w:tc>
+              <w:tc>
+                <w:tcPr/>
+                <w:p>
+                  <w:pPr>
+                    <w:pStyle w:val="Compact"/>
+                    <w:jc w:val="center"/>
+                    <w:jc w:val="center"/>
+                  </w:pPr>
+                  <w:r>
+                    <w:t xml:space="preserve">VPN [IC95%]</w:t>
+                  </w:r>
+                </w:p>
+              </w:tc>
+              <w:tc>
+                <w:tcPr/>
+                <w:p>
+                  <w:pPr>
+                    <w:pStyle w:val="Compact"/>
+                    <w:jc w:val="center"/>
+                    <w:jc w:val="center"/>
+                  </w:pPr>
+                  <w:r>
+                    <w:t xml:space="preserve">LR+</w:t>
+                  </w:r>
+                </w:p>
+              </w:tc>
+              <w:tc>
+                <w:tcPr/>
+                <w:p>
+                  <w:pPr>
+                    <w:pStyle w:val="Compact"/>
+                    <w:jc w:val="center"/>
+                    <w:jc w:val="center"/>
+                  </w:pPr>
+                  <w:r>
+                    <w:t xml:space="preserve">LR-</w:t>
+                  </w:r>
+                </w:p>
+              </w:tc>
+            </w:tr>
+            <w:tr>
+              <w:tc>
+                <w:tcPr/>
+                <w:p>
+                  <w:pPr>
+                    <w:pStyle w:val="Compact"/>
+                    <w:jc w:val="center"/>
+                    <w:jc w:val="center"/>
+                  </w:pPr>
+                  <w:r>
+                    <w:t xml:space="preserve">ULNT1</w:t>
+                  </w:r>
+                </w:p>
+              </w:tc>
+              <w:tc>
+                <w:tcPr/>
+                <w:p>
+                  <w:pPr>
+                    <w:pStyle w:val="Compact"/>
+                    <w:jc w:val="center"/>
+                    <w:jc w:val="center"/>
+                  </w:pPr>
+                  <w:r>
+                    <w:t xml:space="preserve">0.944 [0.727 ; 0.999]</w:t>
+                  </w:r>
+                </w:p>
+              </w:tc>
+              <w:tc>
+                <w:tcPr/>
+                <w:p>
+                  <w:pPr>
+                    <w:pStyle w:val="Compact"/>
+                    <w:jc w:val="center"/>
+                    <w:jc w:val="center"/>
+                  </w:pPr>
+                  <w:r>
+                    <w:t xml:space="preserve">0.607 [0.406 ; 0.785]</w:t>
+                  </w:r>
+                </w:p>
+              </w:tc>
+              <w:tc>
+                <w:tcPr/>
+                <w:p>
+                  <w:pPr>
+                    <w:pStyle w:val="Compact"/>
+                    <w:jc w:val="center"/>
+                    <w:jc w:val="center"/>
+                  </w:pPr>
+                  <w:r>
+                    <w:t xml:space="preserve">0.607 [0.406 ; 0.785]</w:t>
+                  </w:r>
+                </w:p>
+              </w:tc>
+              <w:tc>
+                <w:tcPr/>
+                <w:p>
+                  <w:pPr>
+                    <w:pStyle w:val="Compact"/>
+                    <w:jc w:val="center"/>
+                    <w:jc w:val="center"/>
+                  </w:pPr>
+                  <w:r>
+                    <w:t xml:space="preserve">0.944 [0.727 ; 0.999]</w:t>
+                  </w:r>
+                </w:p>
+              </w:tc>
+              <w:tc>
+                <w:tcPr/>
+                <w:p>
+                  <w:pPr>
+                    <w:pStyle w:val="Compact"/>
+                    <w:jc w:val="center"/>
+                    <w:jc w:val="center"/>
+                  </w:pPr>
+                  <w:r>
+                    <w:t xml:space="preserve">2.40</w:t>
+                  </w:r>
+                </w:p>
+              </w:tc>
+              <w:tc>
+                <w:tcPr/>
+                <w:p>
+                  <w:pPr>
+                    <w:pStyle w:val="Compact"/>
+                    <w:jc w:val="center"/>
+                    <w:jc w:val="center"/>
+                  </w:pPr>
+                  <w:r>
+                    <w:t xml:space="preserve">0.09</w:t>
+                  </w:r>
+                </w:p>
+              </w:tc>
+            </w:tr>
+            <w:tr>
+              <w:tc>
+                <w:tcPr/>
+                <w:p>
+                  <w:pPr>
+                    <w:pStyle w:val="Compact"/>
+                    <w:jc w:val="center"/>
+                    <w:jc w:val="center"/>
+                  </w:pPr>
+                  <w:r>
+                    <w:t xml:space="preserve">ULNT2a</w:t>
+                  </w:r>
+                </w:p>
+              </w:tc>
+              <w:tc>
+                <w:tcPr/>
+                <w:p>
+                  <w:pPr>
+                    <w:pStyle w:val="Compact"/>
+                    <w:jc w:val="center"/>
+                    <w:jc w:val="center"/>
+                  </w:pPr>
+                  <w:r>
+                    <w:t xml:space="preserve">0.778 [0.524 ; 0.936]</w:t>
+                  </w:r>
+                </w:p>
+              </w:tc>
+              <w:tc>
+                <w:tcPr/>
+                <w:p>
+                  <w:pPr>
+                    <w:pStyle w:val="Compact"/>
+                    <w:jc w:val="center"/>
+                    <w:jc w:val="center"/>
+                  </w:pPr>
+                  <w:r>
+                    <w:t xml:space="preserve">0.5 [0.306 ; 0.694]</w:t>
+                  </w:r>
+                </w:p>
+              </w:tc>
+              <w:tc>
+                <w:tcPr/>
+                <w:p>
+                  <w:pPr>
+                    <w:pStyle w:val="Compact"/>
+                    <w:jc w:val="center"/>
+                    <w:jc w:val="center"/>
+                  </w:pPr>
+                  <w:r>
+                    <w:t xml:space="preserve">0.5 [0.306 ; 0.694]</w:t>
+                  </w:r>
+                </w:p>
+              </w:tc>
+              <w:tc>
+                <w:tcPr/>
+                <w:p>
+                  <w:pPr>
+                    <w:pStyle w:val="Compact"/>
+                    <w:jc w:val="center"/>
+                    <w:jc w:val="center"/>
+                  </w:pPr>
+                  <w:r>
+                    <w:t xml:space="preserve">0.778 [0.524 ; 0.936]</w:t>
+                  </w:r>
+                </w:p>
+              </w:tc>
+              <w:tc>
+                <w:tcPr/>
+                <w:p>
+                  <w:pPr>
+                    <w:pStyle w:val="Compact"/>
+                    <w:jc w:val="center"/>
+                    <w:jc w:val="center"/>
+                  </w:pPr>
+                  <w:r>
+                    <w:t xml:space="preserve">1.56</w:t>
+                  </w:r>
+                </w:p>
+              </w:tc>
+              <w:tc>
+                <w:tcPr/>
+                <w:p>
+                  <w:pPr>
+                    <w:pStyle w:val="Compact"/>
+                    <w:jc w:val="center"/>
+                    <w:jc w:val="center"/>
+                  </w:pPr>
+                  <w:r>
+                    <w:t xml:space="preserve">0.44</w:t>
+                  </w:r>
+                </w:p>
+              </w:tc>
+            </w:tr>
+            <w:tr>
+              <w:tc>
+                <w:tcPr/>
+                <w:p>
+                  <w:pPr>
+                    <w:pStyle w:val="Compact"/>
+                    <w:jc w:val="center"/>
+                    <w:jc w:val="center"/>
+                  </w:pPr>
+                  <w:r>
+                    <w:t xml:space="preserve">ULNT2b</w:t>
+                  </w:r>
+                </w:p>
+              </w:tc>
+              <w:tc>
+                <w:tcPr/>
+                <w:p>
+                  <w:pPr>
+                    <w:pStyle w:val="Compact"/>
+                    <w:jc w:val="center"/>
+                    <w:jc w:val="center"/>
+                  </w:pPr>
+                  <w:r>
+                    <w:t xml:space="preserve">0.667 [0.41 ; 0.867]</w:t>
+                  </w:r>
+                </w:p>
+              </w:tc>
+              <w:tc>
+                <w:tcPr/>
+                <w:p>
+                  <w:pPr>
+                    <w:pStyle w:val="Compact"/>
+                    <w:jc w:val="center"/>
+                    <w:jc w:val="center"/>
+                  </w:pPr>
+                  <w:r>
+                    <w:t xml:space="preserve">0.571 [0.372 ; 0.755]</w:t>
+                  </w:r>
+                </w:p>
+              </w:tc>
+              <w:tc>
+                <w:tcPr/>
+                <w:p>
+                  <w:pPr>
+                    <w:pStyle w:val="Compact"/>
+                    <w:jc w:val="center"/>
+                    <w:jc w:val="center"/>
+                  </w:pPr>
+                  <w:r>
+                    <w:t xml:space="preserve">0.5 [0.291 ; 0.709]</w:t>
+                  </w:r>
+                </w:p>
+              </w:tc>
+              <w:tc>
+                <w:tcPr/>
+                <w:p>
+                  <w:pPr>
+                    <w:pStyle w:val="Compact"/>
+                    <w:jc w:val="center"/>
+                    <w:jc w:val="center"/>
+                  </w:pPr>
+                  <w:r>
+                    <w:t xml:space="preserve">0.727 [0.498 ; 0.893]</w:t>
+                  </w:r>
+                </w:p>
+              </w:tc>
+              <w:tc>
+                <w:tcPr/>
+                <w:p>
+                  <w:pPr>
+                    <w:pStyle w:val="Compact"/>
+                    <w:jc w:val="center"/>
+                    <w:jc w:val="center"/>
+                  </w:pPr>
+                  <w:r>
+                    <w:t xml:space="preserve">1.56</w:t>
+                  </w:r>
+                </w:p>
+              </w:tc>
+              <w:tc>
+                <w:tcPr/>
+                <w:p>
+                  <w:pPr>
+                    <w:pStyle w:val="Compact"/>
+                    <w:jc w:val="center"/>
+                    <w:jc w:val="center"/>
+                  </w:pPr>
+                  <w:r>
+                    <w:t xml:space="preserve">0.58</w:t>
+                  </w:r>
+                </w:p>
+              </w:tc>
+            </w:tr>
+            <w:tr>
+              <w:tc>
+                <w:tcPr/>
+                <w:p>
+                  <w:pPr>
+                    <w:pStyle w:val="Compact"/>
+                    <w:jc w:val="center"/>
+                    <w:jc w:val="center"/>
+                  </w:pPr>
+                  <w:r>
+                    <w:t xml:space="preserve">ULNT3</w:t>
+                  </w:r>
+                </w:p>
+              </w:tc>
+              <w:tc>
+                <w:tcPr/>
+                <w:p>
+                  <w:pPr>
+                    <w:pStyle w:val="Compact"/>
+                    <w:jc w:val="center"/>
+                    <w:jc w:val="center"/>
+                  </w:pPr>
+                  <w:r>
+                    <w:t xml:space="preserve">0.5 [0.26 ; 0.74]</w:t>
+                  </w:r>
+                </w:p>
+              </w:tc>
+              <w:tc>
+                <w:tcPr/>
+                <w:p>
+                  <w:pPr>
+                    <w:pStyle w:val="Compact"/>
+                    <w:jc w:val="center"/>
+                    <w:jc w:val="center"/>
+                  </w:pPr>
+                  <w:r>
+                    <w:t xml:space="preserve">0.679 [0.476 ; 0.841]</w:t>
+                  </w:r>
+                </w:p>
+              </w:tc>
+              <w:tc>
+                <w:tcPr/>
+                <w:p>
+                  <w:pPr>
+                    <w:pStyle w:val="Compact"/>
+                    <w:jc w:val="center"/>
+                    <w:jc w:val="center"/>
+                  </w:pPr>
+                  <w:r>
+                    <w:t xml:space="preserve">0.5 [0.26 ; 0.74]</w:t>
+                  </w:r>
+                </w:p>
+              </w:tc>
+              <w:tc>
+                <w:tcPr/>
+                <w:p>
+                  <w:pPr>
+                    <w:pStyle w:val="Compact"/>
+                    <w:jc w:val="center"/>
+                    <w:jc w:val="center"/>
+                  </w:pPr>
+                  <w:r>
+                    <w:t xml:space="preserve">0.679 [0.476 ; 0.841]</w:t>
+                  </w:r>
+                </w:p>
+              </w:tc>
+              <w:tc>
+                <w:tcPr/>
+                <w:p>
+                  <w:pPr>
+                    <w:pStyle w:val="Compact"/>
+                    <w:jc w:val="center"/>
+                    <w:jc w:val="center"/>
+                  </w:pPr>
+                  <w:r>
+                    <w:t xml:space="preserve">1.56</w:t>
+                  </w:r>
+                </w:p>
+              </w:tc>
+              <w:tc>
+                <w:tcPr/>
+                <w:p>
+                  <w:pPr>
+                    <w:pStyle w:val="Compact"/>
+                    <w:jc w:val="center"/>
+                    <w:jc w:val="center"/>
+                  </w:pPr>
+                  <w:r>
+                    <w:t xml:space="preserve">0.74</w:t>
+                  </w:r>
+                </w:p>
+              </w:tc>
+            </w:tr>
+          </w:tbl>
+          <w:bookmarkEnd w:id="137"/>
+          <w:p/>
+        </w:tc>
+      </w:tr>
+    </w:tbl>
+    <w:p>
+      <w:pPr>
+        <w:pStyle w:val="BodyText"/>
+      </w:pPr>
+      <w:r>
+        <w:t xml:space="preserve"> </w:t>
+      </w:r>
+    </w:p>
+    <w:tbl>
+      <w:tblPr>
+        <w:tblStyle w:val="Table"/>
+        <w:tblW w:type="pct" w:w="5000"/>
+        <w:tblLayout w:type="fixed"/>
+        <w:tblLook w:firstRow="0" w:lastRow="0" w:firstColumn="0" w:lastColumn="0" w:noHBand="0" w:noVBand="0" w:val="0000"/>
+      </w:tblPr>
+      <w:tblGrid>
+        <w:gridCol w:w="7920"/>
+      </w:tblGrid>
+      <w:tr>
+        <w:tc>
+          <w:tcPr/>
+          <w:bookmarkStart w:id="138" w:name="tbl-comp-a2-spe"/>
+          <w:p>
+            <w:pPr>
+              <w:jc w:val="center"/>
+            </w:pPr>
+            <w:pPr>
+              <w:jc w:val="left"/>
+              <w:spacing w:before="200"/>
+              <w:pStyle w:val="ImageCaption"/>
+            </w:pPr>
+            <w:r>
+              <w:t xml:space="preserve">Table 9: Approche 2 - Comparaison de la spécificité (Baisse due aux vrais malades reclassés)</w:t>
+            </w:r>
+          </w:p>
+          <w:tbl>
+            <w:tblPr>
+              <w:tblStyle w:val="Table"/>
+              <w:tblW w:type="auto" w:w="0"/>
+              <w:tblLook w:firstRow="1" w:lastRow="0" w:firstColumn="0" w:lastColumn="0" w:noHBand="0" w:noVBand="0" w:val="0020"/>
+            </w:tblPr>
+            <w:tblGrid>
+              <w:gridCol w:w="2640"/>
+              <w:gridCol w:w="2640"/>
+              <w:gridCol w:w="2640"/>
+            </w:tblGrid>
+            <w:tr>
+              <w:trPr>
+                <w:tblHeader w:val="on"/>
+              </w:trPr>
+              <w:tc>
+                <w:tcPr/>
+                <w:p>
+                  <w:pPr>
+                    <w:pStyle w:val="Compact"/>
+                    <w:jc w:val="center"/>
+                    <w:jc w:val="center"/>
+                  </w:pPr>
+                  <w:r>
+                    <w:t xml:space="preserve">Test</w:t>
+                  </w:r>
+                </w:p>
+              </w:tc>
+              <w:tc>
+                <w:tcPr/>
+                <w:p>
+                  <w:pPr>
+                    <w:pStyle w:val="Compact"/>
+                    <w:jc w:val="center"/>
+                    <w:jc w:val="center"/>
+                  </w:pPr>
+                  <w:r>
+                    <w:t xml:space="preserve">Sp GS princ.</w:t>
+                  </w:r>
+                </w:p>
+              </w:tc>
+              <w:tc>
+                <w:tcPr/>
+                <w:p>
+                  <w:pPr>
+                    <w:pStyle w:val="Compact"/>
+                    <w:jc w:val="center"/>
+                    <w:jc w:val="center"/>
+                  </w:pPr>
+                  <w:r>
+                    <w:t xml:space="preserve">Sp GS fort</w:t>
+                  </w:r>
+                </w:p>
+              </w:tc>
+            </w:tr>
+            <w:tr>
+              <w:tc>
+                <w:tcPr/>
+                <w:p>
+                  <w:pPr>
+                    <w:pStyle w:val="Compact"/>
+                    <w:jc w:val="center"/>
+                    <w:jc w:val="center"/>
+                  </w:pPr>
+                  <w:r>
+                    <w:t xml:space="preserve">ULNT1</w:t>
+                  </w:r>
+                </w:p>
+              </w:tc>
+              <w:tc>
+                <w:tcPr/>
+                <w:p>
+                  <w:pPr>
+                    <w:pStyle w:val="Compact"/>
+                    <w:jc w:val="center"/>
+                    <w:jc w:val="center"/>
+                  </w:pPr>
+                  <w:r>
+                    <w:t xml:space="preserve">0.625 [0.406 ; 0.812]</w:t>
+                  </w:r>
+                </w:p>
+              </w:tc>
+              <w:tc>
+                <w:tcPr/>
+                <w:p>
+                  <w:pPr>
+                    <w:pStyle w:val="Compact"/>
+                    <w:jc w:val="center"/>
+                    <w:jc w:val="center"/>
+                  </w:pPr>
+                  <w:r>
+                    <w:t xml:space="preserve">0.607 [0.406 ; 0.785]</w:t>
+                  </w:r>
+                </w:p>
+              </w:tc>
+            </w:tr>
+            <w:tr>
+              <w:tc>
+                <w:tcPr/>
+                <w:p>
+                  <w:pPr>
+                    <w:pStyle w:val="Compact"/>
+                    <w:jc w:val="center"/>
+                    <w:jc w:val="center"/>
+                  </w:pPr>
+                  <w:r>
+                    <w:t xml:space="preserve">ULNT2a</w:t>
+                  </w:r>
+                </w:p>
+              </w:tc>
+              <w:tc>
+                <w:tcPr/>
+                <w:p>
+                  <w:pPr>
+                    <w:pStyle w:val="Compact"/>
+                    <w:jc w:val="center"/>
+                    <w:jc w:val="center"/>
+                  </w:pPr>
+                  <w:r>
+                    <w:t xml:space="preserve">0.583 [0.366 ; 0.779]</w:t>
+                  </w:r>
+                </w:p>
+              </w:tc>
+              <w:tc>
+                <w:tcPr/>
+                <w:p>
+                  <w:pPr>
+                    <w:pStyle w:val="Compact"/>
+                    <w:jc w:val="center"/>
+                    <w:jc w:val="center"/>
+                  </w:pPr>
+                  <w:r>
+                    <w:t xml:space="preserve">0.5 [0.306 ; 0.694]</w:t>
+                  </w:r>
+                </w:p>
+              </w:tc>
+            </w:tr>
+            <w:tr>
+              <w:tc>
+                <w:tcPr/>
+                <w:p>
+                  <w:pPr>
+                    <w:pStyle w:val="Compact"/>
+                    <w:jc w:val="center"/>
+                    <w:jc w:val="center"/>
+                  </w:pPr>
+                  <w:r>
+                    <w:t xml:space="preserve">ULNT2b</w:t>
+                  </w:r>
+                </w:p>
+              </w:tc>
+              <w:tc>
+                <w:tcPr/>
+                <w:p>
+                  <w:pPr>
+                    <w:pStyle w:val="Compact"/>
+                    <w:jc w:val="center"/>
+                    <w:jc w:val="center"/>
+                  </w:pPr>
+                  <w:r>
+                    <w:t xml:space="preserve">0.667 [0.447 ; 0.844]</w:t>
+                  </w:r>
+                </w:p>
+              </w:tc>
+              <w:tc>
+                <w:tcPr/>
+                <w:p>
+                  <w:pPr>
+                    <w:pStyle w:val="Compact"/>
+                    <w:jc w:val="center"/>
+                    <w:jc w:val="center"/>
+                  </w:pPr>
+                  <w:r>
+                    <w:t xml:space="preserve">0.571 [0.372 ; 0.755]</w:t>
+                  </w:r>
+                </w:p>
+              </w:tc>
+            </w:tr>
+            <w:tr>
+              <w:tc>
+                <w:tcPr/>
+                <w:p>
+                  <w:pPr>
+                    <w:pStyle w:val="Compact"/>
+                    <w:jc w:val="center"/>
+                    <w:jc w:val="center"/>
+                  </w:pPr>
+                  <w:r>
+                    <w:t xml:space="preserve">ULNT3</w:t>
+                  </w:r>
+                </w:p>
+              </w:tc>
+              <w:tc>
+                <w:tcPr/>
+                <w:p>
+                  <w:pPr>
+                    <w:pStyle w:val="Compact"/>
+                    <w:jc w:val="center"/>
+                    <w:jc w:val="center"/>
+                  </w:pPr>
+                  <w:r>
+                    <w:t xml:space="preserve">0.708 [0.489 ; 0.874]</w:t>
+                  </w:r>
+                </w:p>
+              </w:tc>
+              <w:tc>
+                <w:tcPr/>
+                <w:p>
+                  <w:pPr>
+                    <w:pStyle w:val="Compact"/>
+                    <w:jc w:val="center"/>
+                    <w:jc w:val="center"/>
+                  </w:pPr>
+                  <w:r>
+                    <w:t xml:space="preserve">0.679 [0.476 ; 0.841]</w:t>
+                  </w:r>
+                </w:p>
+              </w:tc>
+            </w:tr>
+          </w:tbl>
+          <w:bookmarkEnd w:id="138"/>
+          <w:p/>
+        </w:tc>
+      </w:tr>
+    </w:tbl>
+    <w:p>
+      <w:pPr>
+        <w:pStyle w:val="BodyText"/>
+      </w:pPr>
+      <w:r>
+        <w:t xml:space="preserve"> </w:t>
+      </w:r>
+    </w:p>
+    <w:tbl>
+      <w:tblPr>
+        <w:tblStyle w:val="Table"/>
+        <w:tblW w:type="pct" w:w="5000"/>
+        <w:tblLayout w:type="fixed"/>
+        <w:tblLook w:firstRow="0" w:lastRow="0" w:firstColumn="0" w:lastColumn="0" w:noHBand="0" w:noVBand="0" w:val="0000"/>
+      </w:tblPr>
+      <w:tblGrid>
+        <w:gridCol w:w="7920"/>
+      </w:tblGrid>
+      <w:tr>
+        <w:tc>
+          <w:tcPr/>
+          <w:bookmarkStart w:id="139" w:name="tbl-strong-a2-comb"/>
+          <w:p>
+            <w:pPr>
+              <w:jc w:val="center"/>
+            </w:pPr>
+            <w:pPr>
+              <w:jc w:val="left"/>
+              <w:spacing w:before="200"/>
+              <w:pStyle w:val="ImageCaption"/>
+            </w:pPr>
+            <w:r>
+              <w:t xml:space="preserve">Table 10: Approche 2 - Performances diagnostiques des combinaisons conjonctives</w:t>
+            </w:r>
+          </w:p>
+          <w:tbl>
+            <w:tblPr>
+              <w:tblStyle w:val="Table"/>
+              <w:tblW w:type="pct" w:w="5000"/>
+              <w:tblLayout w:type="fixed"/>
+              <w:tblLook w:firstRow="1" w:lastRow="0" w:firstColumn="0" w:lastColumn="0" w:noHBand="0" w:noVBand="0" w:val="0020"/>
+            </w:tblPr>
+            <w:tblGrid>
+              <w:gridCol w:w="1330"/>
+              <w:gridCol w:w="1457"/>
+              <w:gridCol w:w="1457"/>
+              <w:gridCol w:w="1457"/>
+              <w:gridCol w:w="1457"/>
+              <w:gridCol w:w="380"/>
+              <w:gridCol w:w="380"/>
+            </w:tblGrid>
+            <w:tr>
+              <w:trPr>
+                <w:tblHeader w:val="on"/>
+              </w:trPr>
+              <w:tc>
+                <w:tcPr/>
+                <w:p>
+                  <w:pPr>
+                    <w:pStyle w:val="Compact"/>
+                    <w:jc w:val="center"/>
+                    <w:jc w:val="center"/>
+                  </w:pPr>
+                  <w:r>
+                    <w:t xml:space="preserve">Combinaison</w:t>
+                  </w:r>
+                </w:p>
+              </w:tc>
+              <w:tc>
+                <w:tcPr/>
+                <w:p>
+                  <w:pPr>
+                    <w:pStyle w:val="Compact"/>
+                    <w:jc w:val="center"/>
+                    <w:jc w:val="center"/>
+                  </w:pPr>
+                  <w:r>
+                    <w:t xml:space="preserve">Se [IC95%]</w:t>
+                  </w:r>
+                </w:p>
+              </w:tc>
+              <w:tc>
+                <w:tcPr/>
+                <w:p>
+                  <w:pPr>
+                    <w:pStyle w:val="Compact"/>
+                    <w:jc w:val="center"/>
+                    <w:jc w:val="center"/>
+                  </w:pPr>
+                  <w:r>
+                    <w:t xml:space="preserve">Sp [IC95%]</w:t>
+                  </w:r>
+                </w:p>
+              </w:tc>
+              <w:tc>
+                <w:tcPr/>
+                <w:p>
+                  <w:pPr>
+                    <w:pStyle w:val="Compact"/>
+                    <w:jc w:val="center"/>
+                    <w:jc w:val="center"/>
+                  </w:pPr>
+                  <w:r>
+                    <w:t xml:space="preserve">VPP [IC95%]</w:t>
+                  </w:r>
+                </w:p>
+              </w:tc>
+              <w:tc>
+                <w:tcPr/>
+                <w:p>
+                  <w:pPr>
+                    <w:pStyle w:val="Compact"/>
+                    <w:jc w:val="center"/>
+                    <w:jc w:val="center"/>
+                  </w:pPr>
+                  <w:r>
+                    <w:t xml:space="preserve">VPN [IC95%]</w:t>
+                  </w:r>
+                </w:p>
+              </w:tc>
+              <w:tc>
+                <w:tcPr/>
+                <w:p>
+                  <w:pPr>
+                    <w:pStyle w:val="Compact"/>
+                    <w:jc w:val="center"/>
+                    <w:jc w:val="center"/>
+                  </w:pPr>
+                  <w:r>
+                    <w:t xml:space="preserve">LR+</w:t>
+                  </w:r>
+                </w:p>
+              </w:tc>
+              <w:tc>
+                <w:tcPr/>
+                <w:p>
+                  <w:pPr>
+                    <w:pStyle w:val="Compact"/>
+                    <w:jc w:val="center"/>
+                    <w:jc w:val="center"/>
+                  </w:pPr>
+                  <w:r>
+                    <w:t xml:space="preserve">LR-</w:t>
+                  </w:r>
+                </w:p>
+              </w:tc>
+            </w:tr>
+            <w:tr>
+              <w:tc>
+                <w:tcPr/>
+                <w:p>
+                  <w:pPr>
+                    <w:pStyle w:val="Compact"/>
+                    <w:jc w:val="center"/>
+                    <w:jc w:val="center"/>
+                  </w:pPr>
+                  <w:r>
+                    <w:t xml:space="preserve">U1 + U2a</w:t>
+                  </w:r>
+                </w:p>
+              </w:tc>
+              <w:tc>
+                <w:tcPr/>
+                <w:p>
+                  <w:pPr>
+                    <w:pStyle w:val="Compact"/>
+                    <w:jc w:val="center"/>
+                    <w:jc w:val="center"/>
+                  </w:pPr>
+                  <w:r>
+                    <w:t xml:space="preserve">0.722 [0.465 ; 0.903]</w:t>
+                  </w:r>
+                </w:p>
+              </w:tc>
+              <w:tc>
+                <w:tcPr/>
+                <w:p>
+                  <w:pPr>
+                    <w:pStyle w:val="Compact"/>
+                    <w:jc w:val="center"/>
+                    <w:jc w:val="center"/>
+                  </w:pPr>
+                  <w:r>
+                    <w:t xml:space="preserve">0.607 [0.406 ; 0.785]</w:t>
+                  </w:r>
+                </w:p>
+              </w:tc>
+              <w:tc>
+                <w:tcPr/>
+                <w:p>
+                  <w:pPr>
+                    <w:pStyle w:val="Compact"/>
+                    <w:jc w:val="center"/>
+                    <w:jc w:val="center"/>
+                  </w:pPr>
+                  <w:r>
+                    <w:t xml:space="preserve">0.542 [0.328 ; 0.744]</w:t>
+                  </w:r>
+                </w:p>
+              </w:tc>
+              <w:tc>
+                <w:tcPr/>
+                <w:p>
+                  <w:pPr>
+                    <w:pStyle w:val="Compact"/>
+                    <w:jc w:val="center"/>
+                    <w:jc w:val="center"/>
+                  </w:pPr>
+                  <w:r>
+                    <w:t xml:space="preserve">0.773 [0.546 ; 0.922]</w:t>
+                  </w:r>
+                </w:p>
+              </w:tc>
+              <w:tc>
+                <w:tcPr/>
+                <w:p>
+                  <w:pPr>
+                    <w:pStyle w:val="Compact"/>
+                    <w:jc w:val="center"/>
+                    <w:jc w:val="center"/>
+                  </w:pPr>
+                  <w:r>
+                    <w:t xml:space="preserve">1.84</w:t>
+                  </w:r>
+                </w:p>
+              </w:tc>
+              <w:tc>
+                <w:tcPr/>
+                <w:p>
+                  <w:pPr>
+                    <w:pStyle w:val="Compact"/>
+                    <w:jc w:val="center"/>
+                    <w:jc w:val="center"/>
+                  </w:pPr>
+                  <w:r>
+                    <w:t xml:space="preserve">0.46</w:t>
+                  </w:r>
+                </w:p>
+              </w:tc>
+            </w:tr>
+            <w:tr>
+              <w:tc>
+                <w:tcPr/>
+                <w:p>
+                  <w:pPr>
+                    <w:pStyle w:val="Compact"/>
+                    <w:jc w:val="center"/>
+                    <w:jc w:val="center"/>
+                  </w:pPr>
+                  <w:r>
+                    <w:t xml:space="preserve">U1 + U2b</w:t>
+                  </w:r>
+                </w:p>
+              </w:tc>
+              <w:tc>
+                <w:tcPr/>
+                <w:p>
+                  <w:pPr>
+                    <w:pStyle w:val="Compact"/>
+                    <w:jc w:val="center"/>
+                    <w:jc w:val="center"/>
+                  </w:pPr>
+                  <w:r>
+                    <w:t xml:space="preserve">0.611 [0.357 ; 0.827]</w:t>
+                  </w:r>
+                </w:p>
+              </w:tc>
+              <w:tc>
+                <w:tcPr/>
+                <w:p>
+                  <w:pPr>
+                    <w:pStyle w:val="Compact"/>
+                    <w:jc w:val="center"/>
+                    <w:jc w:val="center"/>
+                  </w:pPr>
+                  <w:r>
+                    <w:t xml:space="preserve">0.714 [0.513 ; 0.868]</w:t>
+                  </w:r>
+                </w:p>
+              </w:tc>
+              <w:tc>
+                <w:tcPr/>
+                <w:p>
+                  <w:pPr>
+                    <w:pStyle w:val="Compact"/>
+                    <w:jc w:val="center"/>
+                    <w:jc w:val="center"/>
+                  </w:pPr>
+                  <w:r>
+                    <w:t xml:space="preserve">0.579 [0.335 ; 0.797]</w:t>
+                  </w:r>
+                </w:p>
+              </w:tc>
+              <w:tc>
+                <w:tcPr/>
+                <w:p>
+                  <w:pPr>
+                    <w:pStyle w:val="Compact"/>
+                    <w:jc w:val="center"/>
+                    <w:jc w:val="center"/>
+                  </w:pPr>
+                  <w:r>
+                    <w:t xml:space="preserve">0.741 [0.537 ; 0.889]</w:t>
+                  </w:r>
+                </w:p>
+              </w:tc>
+              <w:tc>
+                <w:tcPr/>
+                <w:p>
+                  <w:pPr>
+                    <w:pStyle w:val="Compact"/>
+                    <w:jc w:val="center"/>
+                    <w:jc w:val="center"/>
+                  </w:pPr>
+                  <w:r>
+                    <w:t xml:space="preserve">2.14</w:t>
+                  </w:r>
+                </w:p>
+              </w:tc>
+              <w:tc>
+                <w:tcPr/>
+                <w:p>
+                  <w:pPr>
+                    <w:pStyle w:val="Compact"/>
+                    <w:jc w:val="center"/>
+                    <w:jc w:val="center"/>
+                  </w:pPr>
+                  <w:r>
+                    <w:t xml:space="preserve">0.54</w:t>
+                  </w:r>
+                </w:p>
+              </w:tc>
+            </w:tr>
+            <w:tr>
+              <w:tc>
+                <w:tcPr/>
+                <w:p>
+                  <w:pPr>
+                    <w:pStyle w:val="Compact"/>
+                    <w:jc w:val="center"/>
+                    <w:jc w:val="center"/>
+                  </w:pPr>
+                  <w:r>
+                    <w:t xml:space="preserve">U1 + U3</w:t>
+                  </w:r>
+                </w:p>
+              </w:tc>
+              <w:tc>
+                <w:tcPr/>
+                <w:p>
+                  <w:pPr>
+                    <w:pStyle w:val="Compact"/>
+                    <w:jc w:val="center"/>
+                    <w:jc w:val="center"/>
+                  </w:pPr>
+                  <w:r>
+                    <w:t xml:space="preserve">0.444 [0.215 ; 0.692]</w:t>
+                  </w:r>
+                </w:p>
+              </w:tc>
+              <w:tc>
+                <w:tcPr/>
+                <w:p>
+                  <w:pPr>
+                    <w:pStyle w:val="Compact"/>
+                    <w:jc w:val="center"/>
+                    <w:jc w:val="center"/>
+                  </w:pPr>
+                  <w:r>
+                    <w:t xml:space="preserve">0.679 [0.476 ; 0.841]</w:t>
+                  </w:r>
+                </w:p>
+              </w:tc>
+              <w:tc>
+                <w:tcPr/>
+                <w:p>
+                  <w:pPr>
+                    <w:pStyle w:val="Compact"/>
+                    <w:jc w:val="center"/>
+                    <w:jc w:val="center"/>
+                  </w:pPr>
+                  <w:r>
+                    <w:t xml:space="preserve">0.471 [0.23 ; 0.722]</w:t>
+                  </w:r>
+                </w:p>
+              </w:tc>
+              <w:tc>
+                <w:tcPr/>
+                <w:p>
+                  <w:pPr>
+                    <w:pStyle w:val="Compact"/>
+                    <w:jc w:val="center"/>
+                    <w:jc w:val="center"/>
+                  </w:pPr>
+                  <w:r>
+                    <w:t xml:space="preserve">0.655 [0.457 ; 0.821]</w:t>
+                  </w:r>
+                </w:p>
+              </w:tc>
+              <w:tc>
+                <w:tcPr/>
+                <w:p>
+                  <w:pPr>
+                    <w:pStyle w:val="Compact"/>
+                    <w:jc w:val="center"/>
+                    <w:jc w:val="center"/>
+                  </w:pPr>
+                  <w:r>
+                    <w:t xml:space="preserve">1.38</w:t>
+                  </w:r>
+                </w:p>
+              </w:tc>
+              <w:tc>
+                <w:tcPr/>
+                <w:p>
+                  <w:pPr>
+                    <w:pStyle w:val="Compact"/>
+                    <w:jc w:val="center"/>
+                    <w:jc w:val="center"/>
+                  </w:pPr>
+                  <w:r>
+                    <w:t xml:space="preserve">0.82</w:t>
+                  </w:r>
+                </w:p>
+              </w:tc>
+            </w:tr>
+            <w:tr>
+              <w:tc>
+                <w:tcPr/>
+                <w:p>
+                  <w:pPr>
+                    <w:pStyle w:val="Compact"/>
+                    <w:jc w:val="center"/>
+                    <w:jc w:val="center"/>
+                  </w:pPr>
+                  <w:r>
+                    <w:t xml:space="preserve">U2a + U2b</w:t>
+                  </w:r>
+                </w:p>
+              </w:tc>
+              <w:tc>
+                <w:tcPr/>
+                <w:p>
+                  <w:pPr>
+                    <w:pStyle w:val="Compact"/>
+                    <w:jc w:val="center"/>
+                    <w:jc w:val="center"/>
+                  </w:pPr>
+                  <w:r>
+                    <w:t xml:space="preserve">0.5 [0.26 ; 0.74]</w:t>
+                  </w:r>
+                </w:p>
+              </w:tc>
+              <w:tc>
+                <w:tcPr/>
+                <w:p>
+                  <w:pPr>
+                    <w:pStyle w:val="Compact"/>
+                    <w:jc w:val="center"/>
+                    <w:jc w:val="center"/>
+                  </w:pPr>
+                  <w:r>
+                    <w:t xml:space="preserve">0.643 [0.441 ; 0.814]</w:t>
+                  </w:r>
+                </w:p>
+              </w:tc>
+              <w:tc>
+                <w:tcPr/>
+                <w:p>
+                  <w:pPr>
+                    <w:pStyle w:val="Compact"/>
+                    <w:jc w:val="center"/>
+                    <w:jc w:val="center"/>
+                  </w:pPr>
+                  <w:r>
+                    <w:t xml:space="preserve">0.474 [0.244 ; 0.711]</w:t>
+                  </w:r>
+                </w:p>
+              </w:tc>
+              <w:tc>
+                <w:tcPr/>
+                <w:p>
+                  <w:pPr>
+                    <w:pStyle w:val="Compact"/>
+                    <w:jc w:val="center"/>
+                    <w:jc w:val="center"/>
+                  </w:pPr>
+                  <w:r>
+                    <w:t xml:space="preserve">0.667 [0.46 ; 0.835]</w:t>
+                  </w:r>
+                </w:p>
+              </w:tc>
+              <w:tc>
+                <w:tcPr/>
+                <w:p>
+                  <w:pPr>
+                    <w:pStyle w:val="Compact"/>
+                    <w:jc w:val="center"/>
+                    <w:jc w:val="center"/>
+                  </w:pPr>
+                  <w:r>
+                    <w:t xml:space="preserve">1.40</w:t>
+                  </w:r>
+                </w:p>
+              </w:tc>
+              <w:tc>
+                <w:tcPr/>
+                <w:p>
+                  <w:pPr>
+                    <w:pStyle w:val="Compact"/>
+                    <w:jc w:val="center"/>
+                    <w:jc w:val="center"/>
+                  </w:pPr>
+                  <w:r>
+                    <w:t xml:space="preserve">0.78</w:t>
+                  </w:r>
+                </w:p>
+              </w:tc>
+            </w:tr>
+            <w:tr>
+              <w:tc>
+                <w:tcPr/>
+                <w:p>
+                  <w:pPr>
+                    <w:pStyle w:val="Compact"/>
+                    <w:jc w:val="center"/>
+                    <w:jc w:val="center"/>
+                  </w:pPr>
+                  <w:r>
+                    <w:t xml:space="preserve">U2a + U3</w:t>
+                  </w:r>
+                </w:p>
+              </w:tc>
+              <w:tc>
+                <w:tcPr/>
+                <w:p>
+                  <w:pPr>
+                    <w:pStyle w:val="Compact"/>
+                    <w:jc w:val="center"/>
+                    <w:jc w:val="center"/>
+                  </w:pPr>
+                  <w:r>
+                    <w:t xml:space="preserve">0.5 [0.26 ; 0.74]</w:t>
+                  </w:r>
+                </w:p>
+              </w:tc>
+              <w:tc>
+                <w:tcPr/>
+                <w:p>
+                  <w:pPr>
+                    <w:pStyle w:val="Compact"/>
+                    <w:jc w:val="center"/>
+                    <w:jc w:val="center"/>
+                  </w:pPr>
+                  <w:r>
+                    <w:t xml:space="preserve">0.679 [0.476 ; 0.841]</w:t>
+                  </w:r>
+                </w:p>
+              </w:tc>
+              <w:tc>
+                <w:tcPr/>
+                <w:p>
+                  <w:pPr>
+                    <w:pStyle w:val="Compact"/>
+                    <w:jc w:val="center"/>
+                    <w:jc w:val="center"/>
+                  </w:pPr>
+                  <w:r>
+                    <w:t xml:space="preserve">0.5 [0.26 ; 0.74]</w:t>
+                  </w:r>
+                </w:p>
+              </w:tc>
+              <w:tc>
+                <w:tcPr/>
+                <w:p>
+                  <w:pPr>
+                    <w:pStyle w:val="Compact"/>
+                    <w:jc w:val="center"/>
+                    <w:jc w:val="center"/>
+                  </w:pPr>
+                  <w:r>
+                    <w:t xml:space="preserve">0.679 [0.476 ; 0.841]</w:t>
+                  </w:r>
+                </w:p>
+              </w:tc>
+              <w:tc>
+                <w:tcPr/>
+                <w:p>
+                  <w:pPr>
+                    <w:pStyle w:val="Compact"/>
+                    <w:jc w:val="center"/>
+                    <w:jc w:val="center"/>
+                  </w:pPr>
+                  <w:r>
+                    <w:t xml:space="preserve">1.56</w:t>
+                  </w:r>
+                </w:p>
+              </w:tc>
+              <w:tc>
+                <w:tcPr/>
+                <w:p>
+                  <w:pPr>
+                    <w:pStyle w:val="Compact"/>
+                    <w:jc w:val="center"/>
+                    <w:jc w:val="center"/>
+                  </w:pPr>
+                  <w:r>
+                    <w:t xml:space="preserve">0.74</w:t>
+                  </w:r>
+                </w:p>
+              </w:tc>
+            </w:tr>
+            <w:tr>
+              <w:tc>
+                <w:tcPr/>
+                <w:p>
+                  <w:pPr>
+                    <w:pStyle w:val="Compact"/>
+                    <w:jc w:val="center"/>
+                    <w:jc w:val="center"/>
+                  </w:pPr>
+                  <w:r>
+                    <w:t xml:space="preserve">U2b + U3</w:t>
+                  </w:r>
+                </w:p>
+              </w:tc>
+              <w:tc>
+                <w:tcPr/>
+                <w:p>
+                  <w:pPr>
+                    <w:pStyle w:val="Compact"/>
+                    <w:jc w:val="center"/>
+                    <w:jc w:val="center"/>
+                  </w:pPr>
+                  <w:r>
+                    <w:t xml:space="preserve">0.222 [0.064 ; 0.476]</w:t>
+                  </w:r>
+                </w:p>
+              </w:tc>
+              <w:tc>
+                <w:tcPr/>
+                <w:p>
+                  <w:pPr>
+                    <w:pStyle w:val="Compact"/>
+                    <w:jc w:val="center"/>
+                    <w:jc w:val="center"/>
+                  </w:pPr>
+                  <w:r>
+                    <w:t xml:space="preserve">0.75 [0.551 ; 0.893]</w:t>
+                  </w:r>
+                </w:p>
+              </w:tc>
+              <w:tc>
+                <w:tcPr/>
+                <w:p>
+                  <w:pPr>
+                    <w:pStyle w:val="Compact"/>
+                    <w:jc w:val="center"/>
+                    <w:jc w:val="center"/>
+                  </w:pPr>
+                  <w:r>
+                    <w:t xml:space="preserve">0.364 [0.109 ; 0.692]</w:t>
+                  </w:r>
+                </w:p>
+              </w:tc>
+              <w:tc>
+                <w:tcPr/>
+                <w:p>
+                  <w:pPr>
+                    <w:pStyle w:val="Compact"/>
+                    <w:jc w:val="center"/>
+                    <w:jc w:val="center"/>
+                  </w:pPr>
+                  <w:r>
+                    <w:t xml:space="preserve">0.6 [0.421 ; 0.761]</w:t>
+                  </w:r>
+                </w:p>
+              </w:tc>
+              <w:tc>
+                <w:tcPr/>
+                <w:p>
+                  <w:pPr>
+                    <w:pStyle w:val="Compact"/>
+                    <w:jc w:val="center"/>
+                    <w:jc w:val="center"/>
+                  </w:pPr>
+                  <w:r>
+                    <w:t xml:space="preserve">0.89</w:t>
+                  </w:r>
+                </w:p>
+              </w:tc>
+              <w:tc>
+                <w:tcPr/>
+                <w:p>
+                  <w:pPr>
+                    <w:pStyle w:val="Compact"/>
+                    <w:jc w:val="center"/>
+                    <w:jc w:val="center"/>
+                  </w:pPr>
+                  <w:r>
+                    <w:t xml:space="preserve">1.04</w:t>
+                  </w:r>
+                </w:p>
+              </w:tc>
+            </w:tr>
+            <w:tr>
+              <w:tc>
+                <w:tcPr/>
+                <w:p>
+                  <w:pPr>
+                    <w:pStyle w:val="Compact"/>
+                    <w:jc w:val="center"/>
+                    <w:jc w:val="center"/>
+                  </w:pPr>
+                  <w:r>
+                    <w:t xml:space="preserve">U1 + U2a + U2b</w:t>
+                  </w:r>
+                </w:p>
+              </w:tc>
+              <w:tc>
+                <w:tcPr/>
+                <w:p>
+                  <w:pPr>
+                    <w:pStyle w:val="Compact"/>
+                    <w:jc w:val="center"/>
+                    <w:jc w:val="center"/>
+                  </w:pPr>
+                  <w:r>
+                    <w:t xml:space="preserve">0.444 [0.215 ; 0.692]</w:t>
+                  </w:r>
+                </w:p>
+              </w:tc>
+              <w:tc>
+                <w:tcPr/>
+                <w:p>
+                  <w:pPr>
+                    <w:pStyle w:val="Compact"/>
+                    <w:jc w:val="center"/>
+                    <w:jc w:val="center"/>
+                  </w:pPr>
+                  <w:r>
+                    <w:t xml:space="preserve">0.714 [0.513 ; 0.868]</w:t>
+                  </w:r>
+                </w:p>
+              </w:tc>
+              <w:tc>
+                <w:tcPr/>
+                <w:p>
+                  <w:pPr>
+                    <w:pStyle w:val="Compact"/>
+                    <w:jc w:val="center"/>
+                    <w:jc w:val="center"/>
+                  </w:pPr>
+                  <w:r>
+                    <w:t xml:space="preserve">0.5 [0.247 ; 0.753]</w:t>
+                  </w:r>
+                </w:p>
+              </w:tc>
+              <w:tc>
+                <w:tcPr/>
+                <w:p>
+                  <w:pPr>
+                    <w:pStyle w:val="Compact"/>
+                    <w:jc w:val="center"/>
+                    <w:jc w:val="center"/>
+                  </w:pPr>
+                  <w:r>
+                    <w:t xml:space="preserve">0.667 [0.472 ; 0.827]</w:t>
+                  </w:r>
+                </w:p>
+              </w:tc>
+              <w:tc>
+                <w:tcPr/>
+                <w:p>
+                  <w:pPr>
+                    <w:pStyle w:val="Compact"/>
+                    <w:jc w:val="center"/>
+                    <w:jc w:val="center"/>
+                  </w:pPr>
+                  <w:r>
+                    <w:t xml:space="preserve">1.56</w:t>
+                  </w:r>
+                </w:p>
+              </w:tc>
+              <w:tc>
+                <w:tcPr/>
+                <w:p>
+                  <w:pPr>
+                    <w:pStyle w:val="Compact"/>
+                    <w:jc w:val="center"/>
+                    <w:jc w:val="center"/>
+                  </w:pPr>
+                  <w:r>
+                    <w:t xml:space="preserve">0.78</w:t>
+                  </w:r>
+                </w:p>
+              </w:tc>
+            </w:tr>
+            <w:tr>
+              <w:tc>
+                <w:tcPr/>
+                <w:p>
+                  <w:pPr>
+                    <w:pStyle w:val="Compact"/>
+                    <w:jc w:val="center"/>
+                    <w:jc w:val="center"/>
+                  </w:pPr>
+                  <w:r>
+                    <w:t xml:space="preserve">U1 + U2a + U3</w:t>
+                  </w:r>
+                </w:p>
+              </w:tc>
+              <w:tc>
+                <w:tcPr/>
+                <w:p>
+                  <w:pPr>
+                    <w:pStyle w:val="Compact"/>
+                    <w:jc w:val="center"/>
+                    <w:jc w:val="center"/>
+                  </w:pPr>
+                  <w:r>
+                    <w:t xml:space="preserve">0.444 [0.215 ; 0.692]</w:t>
+                  </w:r>
+                </w:p>
+              </w:tc>
+              <w:tc>
+                <w:tcPr/>
+                <w:p>
+                  <w:pPr>
+                    <w:pStyle w:val="Compact"/>
+                    <w:jc w:val="center"/>
+                    <w:jc w:val="center"/>
+                  </w:pPr>
+                  <w:r>
+                    <w:t xml:space="preserve">0.679 [0.476 ; 0.841]</w:t>
+                  </w:r>
+                </w:p>
+              </w:tc>
+              <w:tc>
+                <w:tcPr/>
+                <w:p>
+                  <w:pPr>
+                    <w:pStyle w:val="Compact"/>
+                    <w:jc w:val="center"/>
+                    <w:jc w:val="center"/>
+                  </w:pPr>
+                  <w:r>
+                    <w:t xml:space="preserve">0.471 [0.23 ; 0.722]</w:t>
+                  </w:r>
+                </w:p>
+              </w:tc>
+              <w:tc>
+                <w:tcPr/>
+                <w:p>
+                  <w:pPr>
+                    <w:pStyle w:val="Compact"/>
+                    <w:jc w:val="center"/>
+                    <w:jc w:val="center"/>
+                  </w:pPr>
+                  <w:r>
+                    <w:t xml:space="preserve">0.655 [0.457 ; 0.821]</w:t>
+                  </w:r>
+                </w:p>
+              </w:tc>
+              <w:tc>
+                <w:tcPr/>
+                <w:p>
+                  <w:pPr>
+                    <w:pStyle w:val="Compact"/>
+                    <w:jc w:val="center"/>
+                    <w:jc w:val="center"/>
+                  </w:pPr>
+                  <w:r>
+                    <w:t xml:space="preserve">1.38</w:t>
+                  </w:r>
+                </w:p>
+              </w:tc>
+              <w:tc>
+                <w:tcPr/>
+                <w:p>
+                  <w:pPr>
+                    <w:pStyle w:val="Compact"/>
+                    <w:jc w:val="center"/>
+                    <w:jc w:val="center"/>
+                  </w:pPr>
+                  <w:r>
+                    <w:t xml:space="preserve">0.82</w:t>
+                  </w:r>
+                </w:p>
+              </w:tc>
+            </w:tr>
+            <w:tr>
+              <w:tc>
+                <w:tcPr/>
+                <w:p>
+                  <w:pPr>
+                    <w:pStyle w:val="Compact"/>
+                    <w:jc w:val="center"/>
+                    <w:jc w:val="center"/>
+                  </w:pPr>
+                  <w:r>
+                    <w:t xml:space="preserve">U1 + U2b + U3</w:t>
+                  </w:r>
+                </w:p>
+              </w:tc>
+              <w:tc>
+                <w:tcPr/>
+                <w:p>
+                  <w:pPr>
+                    <w:pStyle w:val="Compact"/>
+                    <w:jc w:val="center"/>
+                    <w:jc w:val="center"/>
+                  </w:pPr>
+                  <w:r>
+                    <w:t xml:space="preserve">0.167 [0.036 ; 0.414]</w:t>
+                  </w:r>
+                </w:p>
+              </w:tc>
+              <w:tc>
+                <w:tcPr/>
+                <w:p>
+                  <w:pPr>
+                    <w:pStyle w:val="Compact"/>
+                    <w:jc w:val="center"/>
+                    <w:jc w:val="center"/>
+                  </w:pPr>
+                  <w:r>
+                    <w:t xml:space="preserve">0.75 [0.551 ; 0.893]</w:t>
+                  </w:r>
+                </w:p>
+              </w:tc>
+              <w:tc>
+                <w:tcPr/>
+                <w:p>
+                  <w:pPr>
+                    <w:pStyle w:val="Compact"/>
+                    <w:jc w:val="center"/>
+                    <w:jc w:val="center"/>
+                  </w:pPr>
+                  <w:r>
+                    <w:t xml:space="preserve">0.3 [0.067 ; 0.652]</w:t>
+                  </w:r>
+                </w:p>
+              </w:tc>
+              <w:tc>
+                <w:tcPr/>
+                <w:p>
+                  <w:pPr>
+                    <w:pStyle w:val="Compact"/>
+                    <w:jc w:val="center"/>
+                    <w:jc w:val="center"/>
+                  </w:pPr>
+                  <w:r>
+                    <w:t xml:space="preserve">0.583 [0.408 ; 0.745]</w:t>
+                  </w:r>
+                </w:p>
+              </w:tc>
+              <w:tc>
+                <w:tcPr/>
+                <w:p>
+                  <w:pPr>
+                    <w:pStyle w:val="Compact"/>
+                    <w:jc w:val="center"/>
+                    <w:jc w:val="center"/>
+                  </w:pPr>
+                  <w:r>
+                    <w:t xml:space="preserve">0.67</w:t>
+                  </w:r>
+                </w:p>
+              </w:tc>
+              <w:tc>
+                <w:tcPr/>
+                <w:p>
+                  <w:pPr>
+                    <w:pStyle w:val="Compact"/>
+                    <w:jc w:val="center"/>
+                    <w:jc w:val="center"/>
+                  </w:pPr>
+                  <w:r>
+                    <w:t xml:space="preserve">1.11</w:t>
+                  </w:r>
+                </w:p>
+              </w:tc>
+            </w:tr>
+            <w:tr>
+              <w:tc>
+                <w:tcPr/>
+                <w:p>
+                  <w:pPr>
+                    <w:pStyle w:val="Compact"/>
+                    <w:jc w:val="center"/>
+                    <w:jc w:val="center"/>
+                  </w:pPr>
+                  <w:r>
+                    <w:t xml:space="preserve">U2a + U2b + U3</w:t>
+                  </w:r>
+                </w:p>
+              </w:tc>
+              <w:tc>
+                <w:tcPr/>
+                <w:p>
+                  <w:pPr>
+                    <w:pStyle w:val="Compact"/>
+                    <w:jc w:val="center"/>
+                    <w:jc w:val="center"/>
+                  </w:pPr>
+                  <w:r>
+                    <w:t xml:space="preserve">0.222 [0.064 ; 0.476]</w:t>
+                  </w:r>
+                </w:p>
+              </w:tc>
+              <w:tc>
+                <w:tcPr/>
+                <w:p>
+                  <w:pPr>
+                    <w:pStyle w:val="Compact"/>
+                    <w:jc w:val="center"/>
+                    <w:jc w:val="center"/>
+                  </w:pPr>
+                  <w:r>
+                    <w:t xml:space="preserve">0.75 [0.551 ; 0.893]</w:t>
+                  </w:r>
+                </w:p>
+              </w:tc>
+              <w:tc>
+                <w:tcPr/>
+                <w:p>
+                  <w:pPr>
+                    <w:pStyle w:val="Compact"/>
+                    <w:jc w:val="center"/>
+                    <w:jc w:val="center"/>
+                  </w:pPr>
+                  <w:r>
+                    <w:t xml:space="preserve">0.364 [0.109 ; 0.692]</w:t>
+                  </w:r>
+                </w:p>
+              </w:tc>
+              <w:tc>
+                <w:tcPr/>
+                <w:p>
+                  <w:pPr>
+                    <w:pStyle w:val="Compact"/>
+                    <w:jc w:val="center"/>
+                    <w:jc w:val="center"/>
+                  </w:pPr>
+                  <w:r>
+                    <w:t xml:space="preserve">0.6 [0.421 ; 0.761]</w:t>
+                  </w:r>
+                </w:p>
+              </w:tc>
+              <w:tc>
+                <w:tcPr/>
+                <w:p>
+                  <w:pPr>
+                    <w:pStyle w:val="Compact"/>
+                    <w:jc w:val="center"/>
+                    <w:jc w:val="center"/>
+                  </w:pPr>
+                  <w:r>
+                    <w:t xml:space="preserve">0.89</w:t>
+                  </w:r>
+                </w:p>
+              </w:tc>
+              <w:tc>
+                <w:tcPr/>
+                <w:p>
+                  <w:pPr>
+                    <w:pStyle w:val="Compact"/>
+                    <w:jc w:val="center"/>
+                    <w:jc w:val="center"/>
+                  </w:pPr>
+                  <w:r>
+                    <w:t xml:space="preserve">1.04</w:t>
+                  </w:r>
+                </w:p>
+              </w:tc>
+            </w:tr>
+            <w:tr>
+              <w:tc>
+                <w:tcPr/>
+                <w:p>
+                  <w:pPr>
+                    <w:pStyle w:val="Compact"/>
+                    <w:jc w:val="center"/>
+                    <w:jc w:val="center"/>
+                  </w:pPr>
+                  <w:r>
+                    <w:t xml:space="preserve">U1 + U2a + U2b + U3</w:t>
+                  </w:r>
+                </w:p>
+              </w:tc>
+              <w:tc>
+                <w:tcPr/>
+                <w:p>
+                  <w:pPr>
+                    <w:pStyle w:val="Compact"/>
+                    <w:jc w:val="center"/>
+                    <w:jc w:val="center"/>
+                  </w:pPr>
+                  <w:r>
+                    <w:t xml:space="preserve">0.167 [0.036 ; 0.414]</w:t>
+                  </w:r>
+                </w:p>
+              </w:tc>
+              <w:tc>
+                <w:tcPr/>
+                <w:p>
+                  <w:pPr>
+                    <w:pStyle w:val="Compact"/>
+                    <w:jc w:val="center"/>
+                    <w:jc w:val="center"/>
+                  </w:pPr>
+                  <w:r>
+                    <w:t xml:space="preserve">0.75 [0.551 ; 0.893]</w:t>
+                  </w:r>
+                </w:p>
+              </w:tc>
+              <w:tc>
+                <w:tcPr/>
+                <w:p>
+                  <w:pPr>
+                    <w:pStyle w:val="Compact"/>
+                    <w:jc w:val="center"/>
+                    <w:jc w:val="center"/>
+                  </w:pPr>
+                  <w:r>
+                    <w:t xml:space="preserve">0.3 [0.067 ; 0.652]</w:t>
+                  </w:r>
+                </w:p>
+              </w:tc>
+              <w:tc>
+                <w:tcPr/>
+                <w:p>
+                  <w:pPr>
+                    <w:pStyle w:val="Compact"/>
+                    <w:jc w:val="center"/>
+                    <w:jc w:val="center"/>
+                  </w:pPr>
+                  <w:r>
+                    <w:t xml:space="preserve">0.583 [0.408 ; 0.745]</w:t>
+                  </w:r>
+                </w:p>
+              </w:tc>
+              <w:tc>
+                <w:tcPr/>
+                <w:p>
+                  <w:pPr>
+                    <w:pStyle w:val="Compact"/>
+                    <w:jc w:val="center"/>
+                    <w:jc w:val="center"/>
+                  </w:pPr>
+                  <w:r>
+                    <w:t xml:space="preserve">0.67</w:t>
+                  </w:r>
+                </w:p>
+              </w:tc>
+              <w:tc>
+                <w:tcPr/>
+                <w:p>
+                  <w:pPr>
+                    <w:pStyle w:val="Compact"/>
+                    <w:jc w:val="center"/>
+                    <w:jc w:val="center"/>
+                  </w:pPr>
+                  <w:r>
+                    <w:t xml:space="preserve">1.11</w:t>
+                  </w:r>
+                </w:p>
+              </w:tc>
+            </w:tr>
+          </w:tbl>
+          <w:bookmarkEnd w:id="139"/>
+          <w:p/>
+        </w:tc>
+      </w:tr>
+    </w:tbl>
+    <w:p>
+      <w:pPr>
+        <w:pStyle w:val="BodyText"/>
+      </w:pPr>
+      <w:r>
+        <w:t xml:space="preserve"> </w:t>
+      </w:r>
+    </w:p>
+    <w:tbl>
+      <w:tblPr>
+        <w:tblStyle w:val="Table"/>
+        <w:tblW w:type="pct" w:w="5000"/>
+        <w:tblLayout w:type="fixed"/>
+        <w:tblLook w:firstRow="0" w:lastRow="0" w:firstColumn="0" w:lastColumn="0" w:noHBand="0" w:noVBand="0" w:val="0000"/>
+      </w:tblPr>
+      <w:tblGrid>
+        <w:gridCol w:w="7920"/>
+      </w:tblGrid>
+      <w:tr>
+        <w:tc>
+          <w:tcPr/>
+          <w:bookmarkStart w:id="140" w:name="tbl-comp-a2-comb"/>
+          <w:p>
+            <w:pPr>
+              <w:jc w:val="center"/>
+            </w:pPr>
+            <w:pPr>
+              <w:jc w:val="left"/>
+              <w:spacing w:before="200"/>
+              <w:pStyle w:val="ImageCaption"/>
+            </w:pPr>
+            <w:r>
+              <w:t xml:space="preserve">Table 11: Approche 2 - Comparaison des combinaisons (Se &amp; Sp) : GS princ. vs GS fort</w:t>
+            </w:r>
+          </w:p>
+          <w:tbl>
+            <w:tblPr>
+              <w:tblStyle w:val="Table"/>
+              <w:tblW w:type="pct" w:w="5000"/>
+              <w:tblLayout w:type="fixed"/>
+              <w:tblLook w:firstRow="1" w:lastRow="0" w:firstColumn="0" w:lastColumn="0" w:noHBand="0" w:noVBand="0" w:val="0020"/>
+            </w:tblPr>
+            <w:tblGrid>
+              <w:gridCol w:w="1471"/>
+              <w:gridCol w:w="1612"/>
+              <w:gridCol w:w="1612"/>
+              <w:gridCol w:w="1612"/>
+              <w:gridCol w:w="1612"/>
+            </w:tblGrid>
+            <w:tr>
+              <w:trPr>
+                <w:tblHeader w:val="on"/>
+              </w:trPr>
+              <w:tc>
+                <w:tcPr/>
+                <w:p>
+                  <w:pPr>
+                    <w:pStyle w:val="Compact"/>
+                    <w:jc w:val="center"/>
+                    <w:jc w:val="center"/>
+                  </w:pPr>
+                  <w:r>
+                    <w:t xml:space="preserve">Combinaison</w:t>
+                  </w:r>
+                </w:p>
+              </w:tc>
+              <w:tc>
+                <w:tcPr/>
+                <w:p>
+                  <w:pPr>
+                    <w:pStyle w:val="Compact"/>
+                    <w:jc w:val="center"/>
+                    <w:jc w:val="center"/>
+                  </w:pPr>
+                  <w:r>
+                    <w:t xml:space="preserve">Se GS princ.</w:t>
+                  </w:r>
+                </w:p>
+              </w:tc>
+              <w:tc>
+                <w:tcPr/>
+                <w:p>
+                  <w:pPr>
+                    <w:pStyle w:val="Compact"/>
+                    <w:jc w:val="center"/>
+                    <w:jc w:val="center"/>
+                  </w:pPr>
+                  <w:r>
+                    <w:t xml:space="preserve">Se GS fort</w:t>
+                  </w:r>
+                </w:p>
+              </w:tc>
+              <w:tc>
+                <w:tcPr/>
+                <w:p>
+                  <w:pPr>
+                    <w:pStyle w:val="Compact"/>
+                    <w:jc w:val="center"/>
+                    <w:jc w:val="center"/>
+                  </w:pPr>
+                  <w:r>
+                    <w:t xml:space="preserve">Sp GS princ.</w:t>
+                  </w:r>
+                </w:p>
+              </w:tc>
+              <w:tc>
+                <w:tcPr/>
+                <w:p>
+                  <w:pPr>
+                    <w:pStyle w:val="Compact"/>
+                    <w:jc w:val="center"/>
+                    <w:jc w:val="center"/>
+                  </w:pPr>
+                  <w:r>
+                    <w:t xml:space="preserve">Sp GS fort</w:t>
+                  </w:r>
+                </w:p>
+              </w:tc>
+            </w:tr>
+            <w:tr>
+              <w:tc>
+                <w:tcPr/>
+                <w:p>
+                  <w:pPr>
+                    <w:pStyle w:val="Compact"/>
+                    <w:jc w:val="center"/>
+                    <w:jc w:val="center"/>
+                  </w:pPr>
+                  <w:r>
+                    <w:t xml:space="preserve">U1 + U2a</w:t>
+                  </w:r>
+                </w:p>
+              </w:tc>
+              <w:tc>
+                <w:tcPr/>
+                <w:p>
+                  <w:pPr>
+                    <w:pStyle w:val="Compact"/>
+                    <w:jc w:val="center"/>
+                    <w:jc w:val="center"/>
+                  </w:pPr>
+                  <w:r>
+                    <w:t xml:space="preserve">0.711 [0.557 ; 0.836]</w:t>
+                  </w:r>
+                </w:p>
+              </w:tc>
+              <w:tc>
+                <w:tcPr/>
+                <w:p>
+                  <w:pPr>
+                    <w:pStyle w:val="Compact"/>
+                    <w:jc w:val="center"/>
+                    <w:jc w:val="center"/>
+                  </w:pPr>
+                  <w:r>
+                    <w:t xml:space="preserve">0.722 [0.465 ; 0.903]</w:t>
+                  </w:r>
+                </w:p>
+              </w:tc>
+              <w:tc>
+                <w:tcPr/>
+                <w:p>
+                  <w:pPr>
+                    <w:pStyle w:val="Compact"/>
+                    <w:jc w:val="center"/>
+                    <w:jc w:val="center"/>
+                  </w:pPr>
+                  <w:r>
+                    <w:t xml:space="preserve">0.625 [0.406 ; 0.812]</w:t>
+                  </w:r>
+                </w:p>
+              </w:tc>
+              <w:tc>
+                <w:tcPr/>
+                <w:p>
+                  <w:pPr>
+                    <w:pStyle w:val="Compact"/>
+                    <w:jc w:val="center"/>
+                    <w:jc w:val="center"/>
+                  </w:pPr>
+                  <w:r>
+                    <w:t xml:space="preserve">0.607 [0.406 ; 0.785]</w:t>
+                  </w:r>
+                </w:p>
+              </w:tc>
+            </w:tr>
+            <w:tr>
+              <w:tc>
+                <w:tcPr/>
+                <w:p>
+                  <w:pPr>
+                    <w:pStyle w:val="Compact"/>
+                    <w:jc w:val="center"/>
+                    <w:jc w:val="center"/>
+                  </w:pPr>
+                  <w:r>
+                    <w:t xml:space="preserve">U1 + U2b</w:t>
+                  </w:r>
+                </w:p>
+              </w:tc>
+              <w:tc>
+                <w:tcPr/>
+                <w:p>
+                  <w:pPr>
+                    <w:pStyle w:val="Compact"/>
+                    <w:jc w:val="center"/>
+                    <w:jc w:val="center"/>
+                  </w:pPr>
+                  <w:r>
+                    <w:t xml:space="preserve">0.6 [0.443 ; 0.743]</w:t>
+                  </w:r>
+                </w:p>
+              </w:tc>
+              <w:tc>
+                <w:tcPr/>
+                <w:p>
+                  <w:pPr>
+                    <w:pStyle w:val="Compact"/>
+                    <w:jc w:val="center"/>
+                    <w:jc w:val="center"/>
+                  </w:pPr>
+                  <w:r>
+                    <w:t xml:space="preserve">0.611 [0.357 ; 0.827]</w:t>
+                  </w:r>
+                </w:p>
+              </w:tc>
+              <w:tc>
+                <w:tcPr/>
+                <w:p>
+                  <w:pPr>
+                    <w:pStyle w:val="Compact"/>
+                    <w:jc w:val="center"/>
+                    <w:jc w:val="center"/>
+                  </w:pPr>
+                  <w:r>
+                    <w:t xml:space="preserve">0.75 [0.533 ; 0.902]</w:t>
+                  </w:r>
+                </w:p>
+              </w:tc>
+              <w:tc>
+                <w:tcPr/>
+                <w:p>
+                  <w:pPr>
+                    <w:pStyle w:val="Compact"/>
+                    <w:jc w:val="center"/>
+                    <w:jc w:val="center"/>
+                  </w:pPr>
+                  <w:r>
+                    <w:t xml:space="preserve">0.714 [0.513 ; 0.868]</w:t>
+                  </w:r>
+                </w:p>
+              </w:tc>
+            </w:tr>
+            <w:tr>
+              <w:tc>
+                <w:tcPr/>
+                <w:p>
+                  <w:pPr>
+                    <w:pStyle w:val="Compact"/>
+                    <w:jc w:val="center"/>
+                    <w:jc w:val="center"/>
+                  </w:pPr>
+                  <w:r>
+                    <w:t xml:space="preserve">U1 + U3</w:t>
+                  </w:r>
+                </w:p>
+              </w:tc>
+              <w:tc>
+                <w:tcPr/>
+                <w:p>
+                  <w:pPr>
+                    <w:pStyle w:val="Compact"/>
+                    <w:jc w:val="center"/>
+                    <w:jc w:val="center"/>
+                  </w:pPr>
+                  <w:r>
+                    <w:t xml:space="preserve">0.378 [0.238 ; 0.535]</w:t>
+                  </w:r>
+                </w:p>
+              </w:tc>
+              <w:tc>
+                <w:tcPr/>
+                <w:p>
+                  <w:pPr>
+                    <w:pStyle w:val="Compact"/>
+                    <w:jc w:val="center"/>
+                    <w:jc w:val="center"/>
+                  </w:pPr>
+                  <w:r>
+                    <w:t xml:space="preserve">0.444 [0.215 ; 0.692]</w:t>
+                  </w:r>
+                </w:p>
+              </w:tc>
+              <w:tc>
+                <w:tcPr/>
+                <w:p>
+                  <w:pPr>
+                    <w:pStyle w:val="Compact"/>
+                    <w:jc w:val="center"/>
+                    <w:jc w:val="center"/>
+                  </w:pPr>
+                  <w:r>
+                    <w:t xml:space="preserve">0.708 [0.489 ; 0.874]</w:t>
+                  </w:r>
+                </w:p>
+              </w:tc>
+              <w:tc>
+                <w:tcPr/>
+                <w:p>
+                  <w:pPr>
+                    <w:pStyle w:val="Compact"/>
+                    <w:jc w:val="center"/>
+                    <w:jc w:val="center"/>
+                  </w:pPr>
+                  <w:r>
+                    <w:t xml:space="preserve">0.679 [0.476 ; 0.841]</w:t>
+                  </w:r>
+                </w:p>
+              </w:tc>
+            </w:tr>
+            <w:tr>
+              <w:tc>
+                <w:tcPr/>
+                <w:p>
+                  <w:pPr>
+                    <w:pStyle w:val="Compact"/>
+                    <w:jc w:val="center"/>
+                    <w:jc w:val="center"/>
+                  </w:pPr>
+                  <w:r>
+                    <w:t xml:space="preserve">U2a + U2b</w:t>
+                  </w:r>
+                </w:p>
+              </w:tc>
+              <w:tc>
+                <w:tcPr/>
+                <w:p>
+                  <w:pPr>
+                    <w:pStyle w:val="Compact"/>
+                    <w:jc w:val="center"/>
+                    <w:jc w:val="center"/>
+                  </w:pPr>
+                  <w:r>
+                    <w:t xml:space="preserve">0.622 [0.465 ; 0.762]</w:t>
+                  </w:r>
+                </w:p>
+              </w:tc>
+              <w:tc>
+                <w:tcPr/>
+                <w:p>
+                  <w:pPr>
+                    <w:pStyle w:val="Compact"/>
+                    <w:jc w:val="center"/>
+                    <w:jc w:val="center"/>
+                  </w:pPr>
+                  <w:r>
+                    <w:t xml:space="preserve">0.5 [0.26 ; 0.74]</w:t>
+                  </w:r>
+                </w:p>
+              </w:tc>
+              <w:tc>
+                <w:tcPr/>
+                <w:p>
+                  <w:pPr>
+                    <w:pStyle w:val="Compact"/>
+                    <w:jc w:val="center"/>
+                    <w:jc w:val="center"/>
+                  </w:pPr>
+                  <w:r>
+                    <w:t xml:space="preserve">0.75 [0.533 ; 0.902]</w:t>
+                  </w:r>
+                </w:p>
+              </w:tc>
+              <w:tc>
+                <w:tcPr/>
+                <w:p>
+                  <w:pPr>
+                    <w:pStyle w:val="Compact"/>
+                    <w:jc w:val="center"/>
+                    <w:jc w:val="center"/>
+                  </w:pPr>
+                  <w:r>
+                    <w:t xml:space="preserve">0.643 [0.441 ; 0.814]</w:t>
+                  </w:r>
+                </w:p>
+              </w:tc>
+            </w:tr>
+            <w:tr>
+              <w:tc>
+                <w:tcPr/>
+                <w:p>
+                  <w:pPr>
+                    <w:pStyle w:val="Compact"/>
+                    <w:jc w:val="center"/>
+                    <w:jc w:val="center"/>
+                  </w:pPr>
+                  <w:r>
+                    <w:t xml:space="preserve">U2a + U3</w:t>
+                  </w:r>
+                </w:p>
+              </w:tc>
+              <w:tc>
+                <w:tcPr/>
+                <w:p>
+                  <w:pPr>
+                    <w:pStyle w:val="Compact"/>
+                    <w:jc w:val="center"/>
+                    <w:jc w:val="center"/>
+                  </w:pPr>
+                  <w:r>
+                    <w:t xml:space="preserve">0.4 [0.257 ; 0.557]</w:t>
+                  </w:r>
+                </w:p>
+              </w:tc>
+              <w:tc>
+                <w:tcPr/>
+                <w:p>
+                  <w:pPr>
+                    <w:pStyle w:val="Compact"/>
+                    <w:jc w:val="center"/>
+                    <w:jc w:val="center"/>
+                  </w:pPr>
+                  <w:r>
+                    <w:t xml:space="preserve">0.5 [0.26 ; 0.74]</w:t>
+                  </w:r>
+                </w:p>
+              </w:tc>
+              <w:tc>
+                <w:tcPr/>
+                <w:p>
+                  <w:pPr>
+                    <w:pStyle w:val="Compact"/>
+                    <w:jc w:val="center"/>
+                    <w:jc w:val="center"/>
+                  </w:pPr>
+                  <w:r>
+                    <w:t xml:space="preserve">0.708 [0.489 ; 0.874]</w:t>
+                  </w:r>
+                </w:p>
+              </w:tc>
+              <w:tc>
+                <w:tcPr/>
+                <w:p>
+                  <w:pPr>
+                    <w:pStyle w:val="Compact"/>
+                    <w:jc w:val="center"/>
+                    <w:jc w:val="center"/>
+                  </w:pPr>
+                  <w:r>
+                    <w:t xml:space="preserve">0.679 [0.476 ; 0.841]</w:t>
+                  </w:r>
+                </w:p>
+              </w:tc>
+            </w:tr>
+            <w:tr>
+              <w:tc>
+                <w:tcPr/>
+                <w:p>
+                  <w:pPr>
+                    <w:pStyle w:val="Compact"/>
+                    <w:jc w:val="center"/>
+                    <w:jc w:val="center"/>
+                  </w:pPr>
+                  <w:r>
+                    <w:t xml:space="preserve">U2b + U3</w:t>
+                  </w:r>
+                </w:p>
+              </w:tc>
+              <w:tc>
+                <w:tcPr/>
+                <w:p>
+                  <w:pPr>
+                    <w:pStyle w:val="Compact"/>
+                    <w:jc w:val="center"/>
+                    <w:jc w:val="center"/>
+                  </w:pPr>
+                  <w:r>
+                    <w:t xml:space="preserve">0.289 [0.164 ; 0.443]</w:t>
+                  </w:r>
+                </w:p>
+              </w:tc>
+              <w:tc>
+                <w:tcPr/>
+                <w:p>
+                  <w:pPr>
+                    <w:pStyle w:val="Compact"/>
+                    <w:jc w:val="center"/>
+                    <w:jc w:val="center"/>
+                  </w:pPr>
+                  <w:r>
+                    <w:t xml:space="preserve">0.222 [0.064 ; 0.476]</w:t>
+                  </w:r>
+                </w:p>
+              </w:tc>
+              <w:tc>
+                <w:tcPr/>
+                <w:p>
+                  <w:pPr>
+                    <w:pStyle w:val="Compact"/>
+                    <w:jc w:val="center"/>
+                    <w:jc w:val="center"/>
+                  </w:pPr>
+                  <w:r>
+                    <w:t xml:space="preserve">0.792 [0.578 ; 0.929]</w:t>
+                  </w:r>
+                </w:p>
+              </w:tc>
+              <w:tc>
+                <w:tcPr/>
+                <w:p>
+                  <w:pPr>
+                    <w:pStyle w:val="Compact"/>
+                    <w:jc w:val="center"/>
+                    <w:jc w:val="center"/>
+                  </w:pPr>
+                  <w:r>
+                    <w:t xml:space="preserve">0.75 [0.551 ; 0.893]</w:t>
+                  </w:r>
+                </w:p>
+              </w:tc>
+            </w:tr>
+            <w:tr>
+              <w:tc>
+                <w:tcPr/>
+                <w:p>
+                  <w:pPr>
+                    <w:pStyle w:val="Compact"/>
+                    <w:jc w:val="center"/>
+                    <w:jc w:val="center"/>
+                  </w:pPr>
+                  <w:r>
+                    <w:t xml:space="preserve">U1 + U2a + U2b</w:t>
+                  </w:r>
+                </w:p>
+              </w:tc>
+              <w:tc>
+                <w:tcPr/>
+                <w:p>
+                  <w:pPr>
+                    <w:pStyle w:val="Compact"/>
+                    <w:jc w:val="center"/>
+                    <w:jc w:val="center"/>
+                  </w:pPr>
+                  <w:r>
+                    <w:t xml:space="preserve">0.533 [0.379 ; 0.683]</w:t>
+                  </w:r>
+                </w:p>
+              </w:tc>
+              <w:tc>
+                <w:tcPr/>
+                <w:p>
+                  <w:pPr>
+                    <w:pStyle w:val="Compact"/>
+                    <w:jc w:val="center"/>
+                    <w:jc w:val="center"/>
+                  </w:pPr>
+                  <w:r>
+                    <w:t xml:space="preserve">0.444 [0.215 ; 0.692]</w:t>
+                  </w:r>
+                </w:p>
+              </w:tc>
+              <w:tc>
+                <w:tcPr/>
+                <w:p>
+                  <w:pPr>
+                    <w:pStyle w:val="Compact"/>
+                    <w:jc w:val="center"/>
+                    <w:jc w:val="center"/>
+                  </w:pPr>
+                  <w:r>
+                    <w:t xml:space="preserve">0.75 [0.533 ; 0.902]</w:t>
+                  </w:r>
+                </w:p>
+              </w:tc>
+              <w:tc>
+                <w:tcPr/>
+                <w:p>
+                  <w:pPr>
+                    <w:pStyle w:val="Compact"/>
+                    <w:jc w:val="center"/>
+                    <w:jc w:val="center"/>
+                  </w:pPr>
+                  <w:r>
+                    <w:t xml:space="preserve">0.714 [0.513 ; 0.868]</w:t>
+                  </w:r>
+                </w:p>
+              </w:tc>
+            </w:tr>
+            <w:tr>
+              <w:tc>
+                <w:tcPr/>
+                <w:p>
+                  <w:pPr>
+                    <w:pStyle w:val="Compact"/>
+                    <w:jc w:val="center"/>
+                    <w:jc w:val="center"/>
+                  </w:pPr>
+                  <w:r>
+                    <w:t xml:space="preserve">U1 + U2a + U3</w:t>
+                  </w:r>
+                </w:p>
+              </w:tc>
+              <w:tc>
+                <w:tcPr/>
+                <w:p>
+                  <w:pPr>
+                    <w:pStyle w:val="Compact"/>
+                    <w:jc w:val="center"/>
+                    <w:jc w:val="center"/>
+                  </w:pPr>
+                  <w:r>
+                    <w:t xml:space="preserve">0.378 [0.238 ; 0.535]</w:t>
+                  </w:r>
+                </w:p>
+              </w:tc>
+              <w:tc>
+                <w:tcPr/>
+                <w:p>
+                  <w:pPr>
+                    <w:pStyle w:val="Compact"/>
+                    <w:jc w:val="center"/>
+                    <w:jc w:val="center"/>
+                  </w:pPr>
+                  <w:r>
+                    <w:t xml:space="preserve">0.444 [0.215 ; 0.692]</w:t>
+                  </w:r>
+                </w:p>
+              </w:tc>
+              <w:tc>
+                <w:tcPr/>
+                <w:p>
+                  <w:pPr>
+                    <w:pStyle w:val="Compact"/>
+                    <w:jc w:val="center"/>
+                    <w:jc w:val="center"/>
+                  </w:pPr>
+                  <w:r>
+                    <w:t xml:space="preserve">0.708 [0.489 ; 0.874]</w:t>
+                  </w:r>
+                </w:p>
+              </w:tc>
+              <w:tc>
+                <w:tcPr/>
+                <w:p>
+                  <w:pPr>
+                    <w:pStyle w:val="Compact"/>
+                    <w:jc w:val="center"/>
+                    <w:jc w:val="center"/>
+                  </w:pPr>
+                  <w:r>
+                    <w:t xml:space="preserve">0.679 [0.476 ; 0.841]</w:t>
+                  </w:r>
+                </w:p>
+              </w:tc>
+            </w:tr>
+            <w:tr>
+              <w:tc>
+                <w:tcPr/>
+                <w:p>
+                  <w:pPr>
+                    <w:pStyle w:val="Compact"/>
+                    <w:jc w:val="center"/>
+                    <w:jc w:val="center"/>
+                  </w:pPr>
+                  <w:r>
+                    <w:t xml:space="preserve">U1 + U2b + U3</w:t>
+                  </w:r>
+                </w:p>
+              </w:tc>
+              <w:tc>
+                <w:tcPr/>
+                <w:p>
+                  <w:pPr>
+                    <w:pStyle w:val="Compact"/>
+                    <w:jc w:val="center"/>
+                    <w:jc w:val="center"/>
+                  </w:pPr>
+                  <w:r>
+                    <w:t xml:space="preserve">0.267 [0.146 ; 0.419]</w:t>
+                  </w:r>
+                </w:p>
+              </w:tc>
+              <w:tc>
+                <w:tcPr/>
+                <w:p>
+                  <w:pPr>
+                    <w:pStyle w:val="Compact"/>
+                    <w:jc w:val="center"/>
+                    <w:jc w:val="center"/>
+                  </w:pPr>
+                  <w:r>
+                    <w:t xml:space="preserve">0.167 [0.036 ; 0.414]</w:t>
+                  </w:r>
+                </w:p>
+              </w:tc>
+              <w:tc>
+                <w:tcPr/>
+                <w:p>
+                  <w:pPr>
+                    <w:pStyle w:val="Compact"/>
+                    <w:jc w:val="center"/>
+                    <w:jc w:val="center"/>
+                  </w:pPr>
+                  <w:r>
+                    <w:t xml:space="preserve">0.792 [0.578 ; 0.929]</w:t>
+                  </w:r>
+                </w:p>
+              </w:tc>
+              <w:tc>
+                <w:tcPr/>
+                <w:p>
+                  <w:pPr>
+                    <w:pStyle w:val="Compact"/>
+                    <w:jc w:val="center"/>
+                    <w:jc w:val="center"/>
+                  </w:pPr>
+                  <w:r>
+                    <w:t xml:space="preserve">0.75 [0.551 ; 0.893]</w:t>
+                  </w:r>
+                </w:p>
+              </w:tc>
+            </w:tr>
+            <w:tr>
+              <w:tc>
+                <w:tcPr/>
+                <w:p>
+                  <w:pPr>
+                    <w:pStyle w:val="Compact"/>
+                    <w:jc w:val="center"/>
+                    <w:jc w:val="center"/>
+                  </w:pPr>
+                  <w:r>
+                    <w:t xml:space="preserve">U2a + U2b + U3</w:t>
+                  </w:r>
+                </w:p>
+              </w:tc>
+              <w:tc>
+                <w:tcPr/>
+                <w:p>
+                  <w:pPr>
+                    <w:pStyle w:val="Compact"/>
+                    <w:jc w:val="center"/>
+                    <w:jc w:val="center"/>
+                  </w:pPr>
+                  <w:r>
+                    <w:t xml:space="preserve">0.289 [0.164 ; 0.443]</w:t>
+                  </w:r>
+                </w:p>
+              </w:tc>
+              <w:tc>
+                <w:tcPr/>
+                <w:p>
+                  <w:pPr>
+                    <w:pStyle w:val="Compact"/>
+                    <w:jc w:val="center"/>
+                    <w:jc w:val="center"/>
+                  </w:pPr>
+                  <w:r>
+                    <w:t xml:space="preserve">0.222 [0.064 ; 0.476]</w:t>
+                  </w:r>
+                </w:p>
+              </w:tc>
+              <w:tc>
+                <w:tcPr/>
+                <w:p>
+                  <w:pPr>
+                    <w:pStyle w:val="Compact"/>
+                    <w:jc w:val="center"/>
+                    <w:jc w:val="center"/>
+                  </w:pPr>
+                  <w:r>
+                    <w:t xml:space="preserve">0.792 [0.578 ; 0.929]</w:t>
+                  </w:r>
+                </w:p>
+              </w:tc>
+              <w:tc>
+                <w:tcPr/>
+                <w:p>
+                  <w:pPr>
+                    <w:pStyle w:val="Compact"/>
+                    <w:jc w:val="center"/>
+                    <w:jc w:val="center"/>
+                  </w:pPr>
+                  <w:r>
+                    <w:t xml:space="preserve">0.75 [0.551 ; 0.893]</w:t>
+                  </w:r>
+                </w:p>
+              </w:tc>
+            </w:tr>
+            <w:tr>
+              <w:tc>
+                <w:tcPr/>
+                <w:p>
+                  <w:pPr>
+                    <w:pStyle w:val="Compact"/>
+                    <w:jc w:val="center"/>
+                    <w:jc w:val="center"/>
+                  </w:pPr>
+                  <w:r>
+                    <w:t xml:space="preserve">U1 + U2a + U2b + U3</w:t>
+                  </w:r>
+                </w:p>
+              </w:tc>
+              <w:tc>
+                <w:tcPr/>
+                <w:p>
+                  <w:pPr>
+                    <w:pStyle w:val="Compact"/>
+                    <w:jc w:val="center"/>
+                    <w:jc w:val="center"/>
+                  </w:pPr>
+                  <w:r>
+                    <w:t xml:space="preserve">0.267 [0.146 ; 0.419]</w:t>
+                  </w:r>
+                </w:p>
+              </w:tc>
+              <w:tc>
+                <w:tcPr/>
+                <w:p>
+                  <w:pPr>
+                    <w:pStyle w:val="Compact"/>
+                    <w:jc w:val="center"/>
+                    <w:jc w:val="center"/>
+                  </w:pPr>
+                  <w:r>
+                    <w:t xml:space="preserve">0.167 [0.036 ; 0.414]</w:t>
+                  </w:r>
+                </w:p>
+              </w:tc>
+              <w:tc>
+                <w:tcPr/>
+                <w:p>
+                  <w:pPr>
+                    <w:pStyle w:val="Compact"/>
+                    <w:jc w:val="center"/>
+                    <w:jc w:val="center"/>
+                  </w:pPr>
+                  <w:r>
+                    <w:t xml:space="preserve">0.792 [0.578 ; 0.929]</w:t>
+                  </w:r>
+                </w:p>
+              </w:tc>
+              <w:tc>
+                <w:tcPr/>
+                <w:p>
+                  <w:pPr>
+                    <w:pStyle w:val="Compact"/>
+                    <w:jc w:val="center"/>
+                    <w:jc w:val="center"/>
+                  </w:pPr>
+                  <w:r>
+                    <w:t xml:space="preserve">0.75 [0.551 ; 0.893]</w:t>
+                  </w:r>
+                </w:p>
+              </w:tc>
+            </w:tr>
+          </w:tbl>
+          <w:bookmarkEnd w:id="140"/>
+          <w:p/>
+        </w:tc>
+      </w:tr>
+    </w:tbl>
+    <w:p>
+      <w:pPr>
+        <w:pStyle w:val="BodyText"/>
+      </w:pPr>
+      <w:r>
+        <w:t xml:space="preserve"> </w:t>
+      </w:r>
+    </w:p>
+    <w:tbl>
+      <w:tblPr>
+        <w:tblStyle w:val="Table"/>
+        <w:tblW w:type="pct" w:w="5000"/>
+        <w:tblLayout w:type="fixed"/>
+        <w:tblLook w:firstRow="0" w:lastRow="0" w:firstColumn="0" w:lastColumn="0" w:noHBand="0" w:noVBand="0" w:val="0000"/>
+      </w:tblPr>
+      <w:tblGrid>
+        <w:gridCol w:w="7920"/>
+      </w:tblGrid>
+      <w:tr>
+        <w:tc>
+          <w:tcPr/>
+          <w:bookmarkStart w:id="141" w:name="tbl-strong-a2-score"/>
+          <w:p>
+            <w:pPr>
+              <w:jc w:val="center"/>
+            </w:pPr>
+            <w:pPr>
+              <w:jc w:val="left"/>
+              <w:spacing w:before="200"/>
+              <w:pStyle w:val="ImageCaption"/>
+            </w:pPr>
+            <w:r>
+              <w:t xml:space="preserve">Table 12: Approche 2 - Performances diagnostiques du score global</w:t>
+            </w:r>
+          </w:p>
+          <w:tbl>
+            <w:tblPr>
+              <w:tblStyle w:val="Table"/>
+              <w:tblW w:type="pct" w:w="5000"/>
+              <w:tblLayout w:type="fixed"/>
+              <w:tblLook w:firstRow="1" w:lastRow="0" w:firstColumn="0" w:lastColumn="0" w:noHBand="0" w:noVBand="0" w:val="0020"/>
+            </w:tblPr>
+            <w:tblGrid>
+              <w:gridCol w:w="819"/>
+              <w:gridCol w:w="1570"/>
+              <w:gridCol w:w="1570"/>
+              <w:gridCol w:w="1570"/>
+              <w:gridCol w:w="1570"/>
+              <w:gridCol w:w="409"/>
+              <w:gridCol w:w="409"/>
+            </w:tblGrid>
+            <w:tr>
+              <w:trPr>
+                <w:tblHeader w:val="on"/>
+              </w:trPr>
+              <w:tc>
+                <w:tcPr/>
+                <w:p>
+                  <w:pPr>
+                    <w:pStyle w:val="Compact"/>
+                    <w:jc w:val="center"/>
+                    <w:jc w:val="center"/>
+                  </w:pPr>
+                  <w:r>
+                    <w:t xml:space="preserve">Seuil</w:t>
+                  </w:r>
+                </w:p>
+              </w:tc>
+              <w:tc>
+                <w:tcPr/>
+                <w:p>
+                  <w:pPr>
+                    <w:pStyle w:val="Compact"/>
+                    <w:jc w:val="center"/>
+                    <w:jc w:val="center"/>
+                  </w:pPr>
+                  <w:r>
+                    <w:t xml:space="preserve">Se [IC95%]</w:t>
+                  </w:r>
+                </w:p>
+              </w:tc>
+              <w:tc>
+                <w:tcPr/>
+                <w:p>
+                  <w:pPr>
+                    <w:pStyle w:val="Compact"/>
+                    <w:jc w:val="center"/>
+                    <w:jc w:val="center"/>
+                  </w:pPr>
+                  <w:r>
+                    <w:t xml:space="preserve">Sp [IC95%]</w:t>
+                  </w:r>
+                </w:p>
+              </w:tc>
+              <w:tc>
+                <w:tcPr/>
+                <w:p>
+                  <w:pPr>
+                    <w:pStyle w:val="Compact"/>
+                    <w:jc w:val="center"/>
+                    <w:jc w:val="center"/>
+                  </w:pPr>
+                  <w:r>
+                    <w:t xml:space="preserve">VPP [IC95%]</w:t>
+                  </w:r>
+                </w:p>
+              </w:tc>
+              <w:tc>
+                <w:tcPr/>
+                <w:p>
+                  <w:pPr>
+                    <w:pStyle w:val="Compact"/>
+                    <w:jc w:val="center"/>
+                    <w:jc w:val="center"/>
+                  </w:pPr>
+                  <w:r>
+                    <w:t xml:space="preserve">VPN [IC95%]</w:t>
+                  </w:r>
+                </w:p>
+              </w:tc>
+              <w:tc>
+                <w:tcPr/>
+                <w:p>
+                  <w:pPr>
+                    <w:pStyle w:val="Compact"/>
+                    <w:jc w:val="center"/>
+                    <w:jc w:val="center"/>
+                  </w:pPr>
+                  <w:r>
+                    <w:t xml:space="preserve">LR+</w:t>
+                  </w:r>
+                </w:p>
+              </w:tc>
+              <w:tc>
+                <w:tcPr/>
+                <w:p>
+                  <w:pPr>
+                    <w:pStyle w:val="Compact"/>
+                    <w:jc w:val="center"/>
+                    <w:jc w:val="center"/>
+                  </w:pPr>
+                  <w:r>
+                    <w:t xml:space="preserve">LR-</w:t>
+                  </w:r>
+                </w:p>
+              </w:tc>
+            </w:tr>
+            <w:tr>
+              <w:tc>
+                <w:tcPr/>
+                <w:p>
+                  <w:pPr>
+                    <w:pStyle w:val="Compact"/>
+                    <w:jc w:val="center"/>
+                    <w:jc w:val="center"/>
+                  </w:pPr>
+                  <w:r>
+                    <w:t xml:space="preserve">Score &gt;= 1</w:t>
+                  </w:r>
+                </w:p>
+              </w:tc>
+              <w:tc>
+                <w:tcPr/>
+                <w:p>
+                  <w:pPr>
+                    <w:pStyle w:val="Compact"/>
+                    <w:jc w:val="center"/>
+                    <w:jc w:val="center"/>
+                  </w:pPr>
+                  <w:r>
+                    <w:t xml:space="preserve">1 [0.815 ; 1]</w:t>
+                  </w:r>
+                </w:p>
+              </w:tc>
+              <w:tc>
+                <w:tcPr/>
+                <w:p>
+                  <w:pPr>
+                    <w:pStyle w:val="Compact"/>
+                    <w:jc w:val="center"/>
+                    <w:jc w:val="center"/>
+                  </w:pPr>
+                  <w:r>
+                    <w:t xml:space="preserve">0.429 [0.245 ; 0.628]</w:t>
+                  </w:r>
+                </w:p>
+              </w:tc>
+              <w:tc>
+                <w:tcPr/>
+                <w:p>
+                  <w:pPr>
+                    <w:pStyle w:val="Compact"/>
+                    <w:jc w:val="center"/>
+                    <w:jc w:val="center"/>
+                  </w:pPr>
+                  <w:r>
+                    <w:t xml:space="preserve">0.529 [0.351 ; 0.702]</w:t>
+                  </w:r>
+                </w:p>
+              </w:tc>
+              <w:tc>
+                <w:tcPr/>
+                <w:p>
+                  <w:pPr>
+                    <w:pStyle w:val="Compact"/>
+                    <w:jc w:val="center"/>
+                    <w:jc w:val="center"/>
+                  </w:pPr>
+                  <w:r>
+                    <w:t xml:space="preserve">1 [0.735 ; 1]</w:t>
+                  </w:r>
+                </w:p>
+              </w:tc>
+              <w:tc>
+                <w:tcPr/>
+                <w:p>
+                  <w:pPr>
+                    <w:pStyle w:val="Compact"/>
+                    <w:jc w:val="center"/>
+                    <w:jc w:val="center"/>
+                  </w:pPr>
+                  <w:r>
+                    <w:t xml:space="preserve">1.75</w:t>
+                  </w:r>
+                </w:p>
+              </w:tc>
+              <w:tc>
+                <w:tcPr/>
+                <w:p>
+                  <w:pPr>
+                    <w:pStyle w:val="Compact"/>
+                    <w:jc w:val="center"/>
+                    <w:jc w:val="center"/>
+                  </w:pPr>
+                  <w:r>
+                    <w:t xml:space="preserve">0.00</w:t>
+                  </w:r>
+                </w:p>
+              </w:tc>
+            </w:tr>
+            <w:tr>
+              <w:tc>
+                <w:tcPr/>
+                <w:p>
+                  <w:pPr>
+                    <w:pStyle w:val="Compact"/>
+                    <w:jc w:val="center"/>
+                    <w:jc w:val="center"/>
+                  </w:pPr>
+                  <w:r>
+                    <w:t xml:space="preserve">Score &gt;= 2</w:t>
+                  </w:r>
+                </w:p>
+              </w:tc>
+              <w:tc>
+                <w:tcPr/>
+                <w:p>
+                  <w:pPr>
+                    <w:pStyle w:val="Compact"/>
+                    <w:jc w:val="center"/>
+                    <w:jc w:val="center"/>
+                  </w:pPr>
+                  <w:r>
+                    <w:t xml:space="preserve">0.944 [0.727 ; 0.999]</w:t>
+                  </w:r>
+                </w:p>
+              </w:tc>
+              <w:tc>
+                <w:tcPr/>
+                <w:p>
+                  <w:pPr>
+                    <w:pStyle w:val="Compact"/>
+                    <w:jc w:val="center"/>
+                    <w:jc w:val="center"/>
+                  </w:pPr>
+                  <w:r>
+                    <w:t xml:space="preserve">0.536 [0.339 ; 0.725]</w:t>
+                  </w:r>
+                </w:p>
+              </w:tc>
+              <w:tc>
+                <w:tcPr/>
+                <w:p>
+                  <w:pPr>
+                    <w:pStyle w:val="Compact"/>
+                    <w:jc w:val="center"/>
+                    <w:jc w:val="center"/>
+                  </w:pPr>
+                  <w:r>
+                    <w:t xml:space="preserve">0.567 [0.374 ; 0.745]</w:t>
+                  </w:r>
+                </w:p>
+              </w:tc>
+              <w:tc>
+                <w:tcPr/>
+                <w:p>
+                  <w:pPr>
+                    <w:pStyle w:val="Compact"/>
+                    <w:jc w:val="center"/>
+                    <w:jc w:val="center"/>
+                  </w:pPr>
+                  <w:r>
+                    <w:t xml:space="preserve">0.938 [0.698 ; 0.998]</w:t>
+                  </w:r>
+                </w:p>
+              </w:tc>
+              <w:tc>
+                <w:tcPr/>
+                <w:p>
+                  <w:pPr>
+                    <w:pStyle w:val="Compact"/>
+                    <w:jc w:val="center"/>
+                    <w:jc w:val="center"/>
+                  </w:pPr>
+                  <w:r>
+                    <w:t xml:space="preserve">2.03</w:t>
+                  </w:r>
+                </w:p>
+              </w:tc>
+              <w:tc>
+                <w:tcPr/>
+                <w:p>
+                  <w:pPr>
+                    <w:pStyle w:val="Compact"/>
+                    <w:jc w:val="center"/>
+                    <w:jc w:val="center"/>
+                  </w:pPr>
+                  <w:r>
+                    <w:t xml:space="preserve">0.10</w:t>
+                  </w:r>
+                </w:p>
+              </w:tc>
+            </w:tr>
+            <w:tr>
+              <w:tc>
+                <w:tcPr/>
+                <w:p>
+                  <w:pPr>
+                    <w:pStyle w:val="Compact"/>
+                    <w:jc w:val="center"/>
+                    <w:jc w:val="center"/>
+                  </w:pPr>
+                  <w:r>
+                    <w:t xml:space="preserve">Score &gt;= 3</w:t>
+                  </w:r>
+                </w:p>
+              </w:tc>
+              <w:tc>
+                <w:tcPr/>
+                <w:p>
+                  <w:pPr>
+                    <w:pStyle w:val="Compact"/>
+                    <w:jc w:val="center"/>
+                    <w:jc w:val="center"/>
+                  </w:pPr>
+                  <w:r>
+                    <w:t xml:space="preserve">0.778 [0.524 ; 0.936]</w:t>
+                  </w:r>
+                </w:p>
+              </w:tc>
+              <w:tc>
+                <w:tcPr/>
+                <w:p>
+                  <w:pPr>
+                    <w:pStyle w:val="Compact"/>
+                    <w:jc w:val="center"/>
+                    <w:jc w:val="center"/>
+                  </w:pPr>
+                  <w:r>
+                    <w:t xml:space="preserve">0.643 [0.441 ; 0.814]</w:t>
+                  </w:r>
+                </w:p>
+              </w:tc>
+              <w:tc>
+                <w:tcPr/>
+                <w:p>
+                  <w:pPr>
+                    <w:pStyle w:val="Compact"/>
+                    <w:jc w:val="center"/>
+                    <w:jc w:val="center"/>
+                  </w:pPr>
+                  <w:r>
+                    <w:t xml:space="preserve">0.583 [0.366 ; 0.779]</w:t>
+                  </w:r>
+                </w:p>
+              </w:tc>
+              <w:tc>
+                <w:tcPr/>
+                <w:p>
+                  <w:pPr>
+                    <w:pStyle w:val="Compact"/>
+                    <w:jc w:val="center"/>
+                    <w:jc w:val="center"/>
+                  </w:pPr>
+                  <w:r>
+                    <w:t xml:space="preserve">0.818 [0.597 ; 0.948]</w:t>
+                  </w:r>
+                </w:p>
+              </w:tc>
+              <w:tc>
+                <w:tcPr/>
+                <w:p>
+                  <w:pPr>
+                    <w:pStyle w:val="Compact"/>
+                    <w:jc w:val="center"/>
+                    <w:jc w:val="center"/>
+                  </w:pPr>
+                  <w:r>
+                    <w:t xml:space="preserve">2.18</w:t>
+                  </w:r>
+                </w:p>
+              </w:tc>
+              <w:tc>
+                <w:tcPr/>
+                <w:p>
+                  <w:pPr>
+                    <w:pStyle w:val="Compact"/>
+                    <w:jc w:val="center"/>
+                    <w:jc w:val="center"/>
+                  </w:pPr>
+                  <w:r>
+                    <w:t xml:space="preserve">0.35</w:t>
+                  </w:r>
+                </w:p>
+              </w:tc>
+            </w:tr>
+            <w:tr>
+              <w:tc>
+                <w:tcPr/>
+                <w:p>
+                  <w:pPr>
+                    <w:pStyle w:val="Compact"/>
+                    <w:jc w:val="center"/>
+                    <w:jc w:val="center"/>
+                  </w:pPr>
+                  <w:r>
+                    <w:t xml:space="preserve">Score &gt;= 4</w:t>
+                  </w:r>
+                </w:p>
+              </w:tc>
+              <w:tc>
+                <w:tcPr/>
+                <w:p>
+                  <w:pPr>
+                    <w:pStyle w:val="Compact"/>
+                    <w:jc w:val="center"/>
+                    <w:jc w:val="center"/>
+                  </w:pPr>
+                  <w:r>
+                    <w:t xml:space="preserve">0.167 [0.036 ; 0.414]</w:t>
+                  </w:r>
+                </w:p>
+              </w:tc>
+              <w:tc>
+                <w:tcPr/>
+                <w:p>
+                  <w:pPr>
+                    <w:pStyle w:val="Compact"/>
+                    <w:jc w:val="center"/>
+                    <w:jc w:val="center"/>
+                  </w:pPr>
+                  <w:r>
+                    <w:t xml:space="preserve">0.75 [0.551 ; 0.893]</w:t>
+                  </w:r>
+                </w:p>
+              </w:tc>
+              <w:tc>
+                <w:tcPr/>
+                <w:p>
+                  <w:pPr>
+                    <w:pStyle w:val="Compact"/>
+                    <w:jc w:val="center"/>
+                    <w:jc w:val="center"/>
+                  </w:pPr>
+                  <w:r>
+                    <w:t xml:space="preserve">0.3 [0.067 ; 0.652]</w:t>
+                  </w:r>
+                </w:p>
+              </w:tc>
+              <w:tc>
+                <w:tcPr/>
+                <w:p>
+                  <w:pPr>
+                    <w:pStyle w:val="Compact"/>
+                    <w:jc w:val="center"/>
+                    <w:jc w:val="center"/>
+                  </w:pPr>
+                  <w:r>
+                    <w:t xml:space="preserve">0.583 [0.408 ; 0.745]</w:t>
+                  </w:r>
+                </w:p>
+              </w:tc>
+              <w:tc>
+                <w:tcPr/>
+                <w:p>
+                  <w:pPr>
+                    <w:pStyle w:val="Compact"/>
+                    <w:jc w:val="center"/>
+                    <w:jc w:val="center"/>
+                  </w:pPr>
+                  <w:r>
+                    <w:t xml:space="preserve">0.67</w:t>
+                  </w:r>
+                </w:p>
+              </w:tc>
+              <w:tc>
+                <w:tcPr/>
+                <w:p>
+                  <w:pPr>
+                    <w:pStyle w:val="Compact"/>
+                    <w:jc w:val="center"/>
+                    <w:jc w:val="center"/>
+                  </w:pPr>
+                  <w:r>
+                    <w:t xml:space="preserve">1.11</w:t>
+                  </w:r>
+                </w:p>
+              </w:tc>
+            </w:tr>
+          </w:tbl>
+          <w:bookmarkEnd w:id="141"/>
+          <w:p/>
+        </w:tc>
+      </w:tr>
+    </w:tbl>
+    <w:p>
+      <w:pPr>
+        <w:pStyle w:val="BodyText"/>
+      </w:pPr>
+      <w:r>
+        <w:t xml:space="preserve"> </w:t>
+      </w:r>
+    </w:p>
+    <w:tbl>
+      <w:tblPr>
+        <w:tblStyle w:val="Table"/>
+        <w:tblW w:type="pct" w:w="5000"/>
+        <w:tblLayout w:type="fixed"/>
+        <w:tblLook w:firstRow="0" w:lastRow="0" w:firstColumn="0" w:lastColumn="0" w:noHBand="0" w:noVBand="0" w:val="0000"/>
+      </w:tblPr>
+      <w:tblGrid>
+        <w:gridCol w:w="7920"/>
+      </w:tblGrid>
+      <w:tr>
+        <w:tc>
+          <w:tcPr/>
+          <w:bookmarkStart w:id="142" w:name="tbl-comp-a2-score"/>
+          <w:p>
+            <w:pPr>
+              <w:jc w:val="center"/>
+            </w:pPr>
+            <w:pPr>
+              <w:jc w:val="left"/>
+              <w:spacing w:before="200"/>
+              <w:pStyle w:val="ImageCaption"/>
+            </w:pPr>
+            <w:r>
+              <w:t xml:space="preserve">Table 13: Approche 2 - Comparaison du Score Global (Se &amp; Sp) : GS princ. vs GS fort</w:t>
+            </w:r>
+          </w:p>
+          <w:tbl>
+            <w:tblPr>
+              <w:tblStyle w:val="Table"/>
+              <w:tblW w:type="pct" w:w="5000"/>
+              <w:tblLayout w:type="fixed"/>
+              <w:tblLook w:firstRow="1" w:lastRow="0" w:firstColumn="0" w:lastColumn="0" w:noHBand="0" w:noVBand="0" w:val="0020"/>
+            </w:tblPr>
+            <w:tblGrid>
+              <w:gridCol w:w="913"/>
+              <w:gridCol w:w="1751"/>
+              <w:gridCol w:w="1751"/>
+              <w:gridCol w:w="1751"/>
+              <w:gridCol w:w="1751"/>
+            </w:tblGrid>
+            <w:tr>
+              <w:trPr>
+                <w:tblHeader w:val="on"/>
+              </w:trPr>
+              <w:tc>
+                <w:tcPr/>
+                <w:p>
+                  <w:pPr>
+                    <w:pStyle w:val="Compact"/>
+                    <w:jc w:val="center"/>
+                    <w:jc w:val="center"/>
+                  </w:pPr>
+                  <w:r>
+                    <w:t xml:space="preserve">Seuil</w:t>
+                  </w:r>
+                </w:p>
+              </w:tc>
+              <w:tc>
+                <w:tcPr/>
+                <w:p>
+                  <w:pPr>
+                    <w:pStyle w:val="Compact"/>
+                    <w:jc w:val="center"/>
+                    <w:jc w:val="center"/>
+                  </w:pPr>
+                  <w:r>
+                    <w:t xml:space="preserve">Se GS princ.</w:t>
+                  </w:r>
+                </w:p>
+              </w:tc>
+              <w:tc>
+                <w:tcPr/>
+                <w:p>
+                  <w:pPr>
+                    <w:pStyle w:val="Compact"/>
+                    <w:jc w:val="center"/>
+                    <w:jc w:val="center"/>
+                  </w:pPr>
+                  <w:r>
+                    <w:t xml:space="preserve">Se GS fort</w:t>
+                  </w:r>
+                </w:p>
+              </w:tc>
+              <w:tc>
+                <w:tcPr/>
+                <w:p>
+                  <w:pPr>
+                    <w:pStyle w:val="Compact"/>
+                    <w:jc w:val="center"/>
+                    <w:jc w:val="center"/>
+                  </w:pPr>
+                  <w:r>
+                    <w:t xml:space="preserve">Sp GS princ.</w:t>
+                  </w:r>
+                </w:p>
+              </w:tc>
+              <w:tc>
+                <w:tcPr/>
+                <w:p>
+                  <w:pPr>
+                    <w:pStyle w:val="Compact"/>
+                    <w:jc w:val="center"/>
+                    <w:jc w:val="center"/>
+                  </w:pPr>
+                  <w:r>
+                    <w:t xml:space="preserve">Sp GS fort</w:t>
+                  </w:r>
+                </w:p>
+              </w:tc>
+            </w:tr>
+            <w:tr>
+              <w:tc>
+                <w:tcPr/>
+                <w:p>
+                  <w:pPr>
+                    <w:pStyle w:val="Compact"/>
+                    <w:jc w:val="center"/>
+                    <w:jc w:val="center"/>
+                  </w:pPr>
+                  <w:r>
+                    <w:t xml:space="preserve">Score &gt;= 1</w:t>
+                  </w:r>
+                </w:p>
+              </w:tc>
+              <w:tc>
+                <w:tcPr/>
+                <w:p>
+                  <w:pPr>
+                    <w:pStyle w:val="Compact"/>
+                    <w:jc w:val="center"/>
+                    <w:jc w:val="center"/>
+                  </w:pPr>
+                  <w:r>
+                    <w:t xml:space="preserve">0.956 [0.849 ; 0.995]</w:t>
+                  </w:r>
+                </w:p>
+              </w:tc>
+              <w:tc>
+                <w:tcPr/>
+                <w:p>
+                  <w:pPr>
+                    <w:pStyle w:val="Compact"/>
+                    <w:jc w:val="center"/>
+                    <w:jc w:val="center"/>
+                  </w:pPr>
+                  <w:r>
+                    <w:t xml:space="preserve">1 [0.815 ; 1]</w:t>
+                  </w:r>
+                </w:p>
+              </w:tc>
+              <w:tc>
+                <w:tcPr/>
+                <w:p>
+                  <w:pPr>
+                    <w:pStyle w:val="Compact"/>
+                    <w:jc w:val="center"/>
+                    <w:jc w:val="center"/>
+                  </w:pPr>
+                  <w:r>
+                    <w:t xml:space="preserve">0.5 [0.291 ; 0.709]</w:t>
+                  </w:r>
+                </w:p>
+              </w:tc>
+              <w:tc>
+                <w:tcPr/>
+                <w:p>
+                  <w:pPr>
+                    <w:pStyle w:val="Compact"/>
+                    <w:jc w:val="center"/>
+                    <w:jc w:val="center"/>
+                  </w:pPr>
+                  <w:r>
+                    <w:t xml:space="preserve">0.429 [0.245 ; 0.628]</w:t>
+                  </w:r>
+                </w:p>
+              </w:tc>
+            </w:tr>
+            <w:tr>
+              <w:tc>
+                <w:tcPr/>
+                <w:p>
+                  <w:pPr>
+                    <w:pStyle w:val="Compact"/>
+                    <w:jc w:val="center"/>
+                    <w:jc w:val="center"/>
+                  </w:pPr>
+                  <w:r>
+                    <w:t xml:space="preserve">Score &gt;= 2</w:t>
+                  </w:r>
+                </w:p>
+              </w:tc>
+              <w:tc>
+                <w:tcPr/>
+                <w:p>
+                  <w:pPr>
+                    <w:pStyle w:val="Compact"/>
+                    <w:jc w:val="center"/>
+                    <w:jc w:val="center"/>
+                  </w:pPr>
+                  <w:r>
+                    <w:t xml:space="preserve">0.867 [0.732 ; 0.949]</w:t>
+                  </w:r>
+                </w:p>
+              </w:tc>
+              <w:tc>
+                <w:tcPr/>
+                <w:p>
+                  <w:pPr>
+                    <w:pStyle w:val="Compact"/>
+                    <w:jc w:val="center"/>
+                    <w:jc w:val="center"/>
+                  </w:pPr>
+                  <w:r>
+                    <w:t xml:space="preserve">0.944 [0.727 ; 0.999]</w:t>
+                  </w:r>
+                </w:p>
+              </w:tc>
+              <w:tc>
+                <w:tcPr/>
+                <w:p>
+                  <w:pPr>
+                    <w:pStyle w:val="Compact"/>
+                    <w:jc w:val="center"/>
+                    <w:jc w:val="center"/>
+                  </w:pPr>
+                  <w:r>
+                    <w:t xml:space="preserve">0.625 [0.406 ; 0.812]</w:t>
+                  </w:r>
+                </w:p>
+              </w:tc>
+              <w:tc>
+                <w:tcPr/>
+                <w:p>
+                  <w:pPr>
+                    <w:pStyle w:val="Compact"/>
+                    <w:jc w:val="center"/>
+                    <w:jc w:val="center"/>
+                  </w:pPr>
+                  <w:r>
+                    <w:t xml:space="preserve">0.536 [0.339 ; 0.725]</w:t>
+                  </w:r>
+                </w:p>
+              </w:tc>
+            </w:tr>
+            <w:tr>
+              <w:tc>
+                <w:tcPr/>
+                <w:p>
+                  <w:pPr>
+                    <w:pStyle w:val="Compact"/>
+                    <w:jc w:val="center"/>
+                    <w:jc w:val="center"/>
+                  </w:pPr>
+                  <w:r>
+                    <w:t xml:space="preserve">Score &gt;= 3</w:t>
+                  </w:r>
+                </w:p>
+              </w:tc>
+              <w:tc>
+                <w:tcPr/>
+                <w:p>
+                  <w:pPr>
+                    <w:pStyle w:val="Compact"/>
+                    <w:jc w:val="center"/>
+                    <w:jc w:val="center"/>
+                  </w:pPr>
+                  <w:r>
+                    <w:t xml:space="preserve">0.667 [0.51 ; 0.8]</w:t>
+                  </w:r>
+                </w:p>
+              </w:tc>
+              <w:tc>
+                <w:tcPr/>
+                <w:p>
+                  <w:pPr>
+                    <w:pStyle w:val="Compact"/>
+                    <w:jc w:val="center"/>
+                    <w:jc w:val="center"/>
+                  </w:pPr>
+                  <w:r>
+                    <w:t xml:space="preserve">0.778 [0.524 ; 0.936]</w:t>
+                  </w:r>
+                </w:p>
+              </w:tc>
+              <w:tc>
+                <w:tcPr/>
+                <w:p>
+                  <w:pPr>
+                    <w:pStyle w:val="Compact"/>
+                    <w:jc w:val="center"/>
+                    <w:jc w:val="center"/>
+                  </w:pPr>
+                  <w:r>
+                    <w:t xml:space="preserve">0.667 [0.447 ; 0.844]</w:t>
+                  </w:r>
+                </w:p>
+              </w:tc>
+              <w:tc>
+                <w:tcPr/>
+                <w:p>
+                  <w:pPr>
+                    <w:pStyle w:val="Compact"/>
+                    <w:jc w:val="center"/>
+                    <w:jc w:val="center"/>
+                  </w:pPr>
+                  <w:r>
+                    <w:t xml:space="preserve">0.643 [0.441 ; 0.814]</w:t>
+                  </w:r>
+                </w:p>
+              </w:tc>
+            </w:tr>
+            <w:tr>
+              <w:tc>
+                <w:tcPr/>
+                <w:p>
+                  <w:pPr>
+                    <w:pStyle w:val="Compact"/>
+                    <w:jc w:val="center"/>
+                    <w:jc w:val="center"/>
+                  </w:pPr>
+                  <w:r>
+                    <w:t xml:space="preserve">Score &gt;= 4</w:t>
+                  </w:r>
+                </w:p>
+              </w:tc>
+              <w:tc>
+                <w:tcPr/>
+                <w:p>
+                  <w:pPr>
+                    <w:pStyle w:val="Compact"/>
+                    <w:jc w:val="center"/>
+                    <w:jc w:val="center"/>
+                  </w:pPr>
+                  <w:r>
+                    <w:t xml:space="preserve">0.267 [0.146 ; 0.419]</w:t>
+                  </w:r>
+                </w:p>
+              </w:tc>
+              <w:tc>
+                <w:tcPr/>
+                <w:p>
+                  <w:pPr>
+                    <w:pStyle w:val="Compact"/>
+                    <w:jc w:val="center"/>
+                    <w:jc w:val="center"/>
+                  </w:pPr>
+                  <w:r>
+                    <w:t xml:space="preserve">0.167 [0.036 ; 0.414]</w:t>
+                  </w:r>
+                </w:p>
+              </w:tc>
+              <w:tc>
+                <w:tcPr/>
+                <w:p>
+                  <w:pPr>
+                    <w:pStyle w:val="Compact"/>
+                    <w:jc w:val="center"/>
+                    <w:jc w:val="center"/>
+                  </w:pPr>
+                  <w:r>
+                    <w:t xml:space="preserve">0.792 [0.578 ; 0.929]</w:t>
+                  </w:r>
+                </w:p>
+              </w:tc>
+              <w:tc>
+                <w:tcPr/>
+                <w:p>
+                  <w:pPr>
+                    <w:pStyle w:val="Compact"/>
+                    <w:jc w:val="center"/>
+                    <w:jc w:val="center"/>
+                  </w:pPr>
+                  <w:r>
+                    <w:t xml:space="preserve">0.75 [0.551 ; 0.893]</w:t>
+                  </w:r>
+                </w:p>
+              </w:tc>
+            </w:tr>
+          </w:tbl>
+          <w:bookmarkEnd w:id="142"/>
+          <w:p/>
+        </w:tc>
+      </w:tr>
+    </w:tbl>
+    <w:p>
+      <w:r>
+        <w:br w:type="page"/>
+      </w:r>
+    </w:p>
+    <w:bookmarkStart w:id="145" w:name="refs"/>
+    <w:bookmarkStart w:id="144" w:name="X130cc6218cdcb99520dccce7f8b213552eaa63a"/>
     <w:p>
       <w:pPr>
         <w:pStyle w:val="Bibliography"/>
@@ -21600,7 +29347,7 @@
       <w:r>
         <w:t xml:space="preserve">“</w:t>
       </w:r>
-      <w:hyperlink r:id="rId126">
+      <w:hyperlink r:id="rId143">
         <w:r>
           <w:rPr>
             <w:rStyle w:val="Hyperlink"/>
@@ -21628,10 +29375,12 @@
         <w:t xml:space="preserve">33 (1): 159–74.</w:t>
       </w:r>
     </w:p>
-    <w:bookmarkEnd w:id="127"/>
-    <w:bookmarkEnd w:id="128"/>
-    <w:bookmarkEnd w:id="129"/>
-    <w:bookmarkEnd w:id="130"/>
+    <w:bookmarkEnd w:id="144"/>
+    <w:bookmarkEnd w:id="145"/>
+    <w:bookmarkEnd w:id="146"/>
+    <w:bookmarkEnd w:id="147"/>
+    <w:bookmarkEnd w:id="148"/>
+    <w:bookmarkEnd w:id="149"/>
     <w:sectPr>
       <w:footnotePr>
         <w:numRestart w:val="eachSect"/>
@@ -21843,6 +29592,91 @@
       <w:rPr>
         <w:rFonts w:ascii="Wingdings" w:hAnsi="Wingdings" w:cs="Wingdings" w:hint="default"/>
       </w:rPr>
+    </w:lvl>
+  </w:abstractNum>
+  <w:abstractNum w:abstractNumId="99411">
+    <w:nsid w:val="00A99411"/>
+    <w:multiLevelType w:val="multilevel"/>
+    <w:lvl w:ilvl="0">
+      <w:start w:val="1"/>
+      <w:numFmt w:val="decimal"/>
+      <w:lvlText w:val="%1."/>
+      <w:lvlJc w:val="left"/>
+      <w:pPr>
+        <w:ind w:left="720" w:hanging="360"/>
+      </w:pPr>
+    </w:lvl>
+    <w:lvl w:ilvl="1">
+      <w:start w:val="1"/>
+      <w:numFmt w:val="decimal"/>
+      <w:lvlText w:val="%2."/>
+      <w:lvlJc w:val="left"/>
+      <w:pPr>
+        <w:ind w:left="1440" w:hanging="360"/>
+      </w:pPr>
+    </w:lvl>
+    <w:lvl w:ilvl="2">
+      <w:start w:val="1"/>
+      <w:numFmt w:val="decimal"/>
+      <w:lvlText w:val="%3."/>
+      <w:lvlJc w:val="left"/>
+      <w:pPr>
+        <w:ind w:left="2160" w:hanging="360"/>
+      </w:pPr>
+    </w:lvl>
+    <w:lvl w:ilvl="3">
+      <w:start w:val="1"/>
+      <w:numFmt w:val="decimal"/>
+      <w:lvlText w:val="%4."/>
+      <w:lvlJc w:val="left"/>
+      <w:pPr>
+        <w:ind w:left="2880" w:hanging="360"/>
+      </w:pPr>
+    </w:lvl>
+    <w:lvl w:ilvl="4">
+      <w:start w:val="1"/>
+      <w:numFmt w:val="decimal"/>
+      <w:lvlText w:val="%5."/>
+      <w:lvlJc w:val="left"/>
+      <w:pPr>
+        <w:ind w:left="3600" w:hanging="360"/>
+      </w:pPr>
+    </w:lvl>
+    <w:lvl w:ilvl="5">
+      <w:start w:val="1"/>
+      <w:numFmt w:val="decimal"/>
+      <w:lvlText w:val="%6."/>
+      <w:lvlJc w:val="left"/>
+      <w:pPr>
+        <w:ind w:left="4320" w:hanging="360"/>
+      </w:pPr>
+    </w:lvl>
+    <w:lvl w:ilvl="6">
+      <w:start w:val="1"/>
+      <w:numFmt w:val="decimal"/>
+      <w:lvlText w:val="%7."/>
+      <w:lvlJc w:val="left"/>
+      <w:pPr>
+        <w:ind w:left="5040" w:hanging="360"/>
+      </w:pPr>
+    </w:lvl>
+    <w:lvl w:ilvl="7">
+      <w:start w:val="1"/>
+      <w:numFmt w:val="decimal"/>
+      <w:lvlText w:val="%8."/>
+      <w:lvlJc w:val="left"/>
+      <w:pPr>
+        <w:ind w:left="5760" w:hanging="360"/>
+      </w:pPr>
+    </w:lvl>
+    <w:lvl w:ilvl="8">
+      <w:start w:val="1"/>
+      <w:numFmt w:val="decimal"/>
+      <w:lvlText w:val="%9."/>
+      <w:lvlJc w:val="left"/>
+      <w:pPr>
+        <w:ind w:left="6480" w:hanging="360"/>
+      </w:pPr>
     </w:lvl>
   </w:abstractNum>
   <w:num w:numId="1000">
@@ -21945,6 +29779,42 @@
     <w:abstractNumId w:val="991"/>
   </w:num>
   <w:num w:numId="1033">
+    <w:abstractNumId w:val="991"/>
+  </w:num>
+  <w:num w:numId="1034">
+    <w:abstractNumId w:val="99411"/>
+    <w:lvlOverride w:ilvl="0">
+      <w:startOverride w:val="1"/>
+    </w:lvlOverride>
+    <w:lvlOverride w:ilvl="1">
+      <w:startOverride w:val="1"/>
+    </w:lvlOverride>
+    <w:lvlOverride w:ilvl="2">
+      <w:startOverride w:val="1"/>
+    </w:lvlOverride>
+    <w:lvlOverride w:ilvl="3">
+      <w:startOverride w:val="1"/>
+    </w:lvlOverride>
+    <w:lvlOverride w:ilvl="4">
+      <w:startOverride w:val="1"/>
+    </w:lvlOverride>
+    <w:lvlOverride w:ilvl="5">
+      <w:startOverride w:val="1"/>
+    </w:lvlOverride>
+    <w:lvlOverride w:ilvl="6">
+      <w:startOverride w:val="1"/>
+    </w:lvlOverride>
+    <w:lvlOverride w:ilvl="7">
+      <w:startOverride w:val="1"/>
+    </w:lvlOverride>
+    <w:lvlOverride w:ilvl="8">
+      <w:startOverride w:val="1"/>
+    </w:lvlOverride>
+  </w:num>
+  <w:num w:numId="1035">
+    <w:abstractNumId w:val="991"/>
+  </w:num>
+  <w:num w:numId="1036">
     <w:abstractNumId w:val="991"/>
   </w:num>
 </w:numbering>

--- a/docs/these_brieuc.docx
+++ b/docs/these_brieuc.docx
@@ -25546,7 +25546,7 @@
           <w:b/>
           <w:bCs/>
         </w:rPr>
-        <w:t xml:space="preserve">la spécificité chute drastiquement</w:t>
+        <w:t xml:space="preserve">la spécificité chute</w:t>
       </w:r>
       <w:r>
         <w:t xml:space="preserve">.</w:t>
@@ -25557,7 +25557,7 @@
         <w:pStyle w:val="BodyText"/>
       </w:pPr>
       <w:r>
-        <w:t xml:space="preserve">En effet, le groupe</w:t>
+        <w:t xml:space="preserve">Le groupe</w:t>
       </w:r>
       <w:r>
         <w:t xml:space="preserve"> </w:t>
@@ -25569,12 +25569,11 @@
         <w:t xml:space="preserve"> </w:t>
       </w:r>
       <w:r>
-        <w:t xml:space="preserve">inclut désormais</w:t>
-      </w:r>
-    </w:p>
-    <w:p>
-      <w:pPr>
-        <w:pStyle w:val="Compact"/>
+        <w:t xml:space="preserve">inclut désormais :</w:t>
+      </w:r>
+    </w:p>
+    <w:p>
+      <w:pPr>
         <w:numPr>
           <w:ilvl w:val="0"/>
           <w:numId w:val="1036"/>
@@ -25583,9 +25582,22 @@
       <w:r>
         <w:t xml:space="preserve">Les vrais malades cliniques (GS principal positif) qui rendent les tests positifs (Vrais Positifs cliniques), mais qui sont ici comptés artificiellement comme des Faux Positifs car ils n’ont pas eu d’infiltration.</w:t>
       </w:r>
-      <w:r>
-        <w:t xml:space="preserve"> </w:t>
-      </w:r>
+    </w:p>
+    <w:p>
+      <w:pPr>
+        <w:numPr>
+          <w:ilvl w:val="0"/>
+          <w:numId w:val="1036"/>
+        </w:numPr>
+      </w:pPr>
+      <w:r>
+        <w:t xml:space="preserve">Les vrais négatifs initiaux (GS principal négatif) qui rendent les tests négatifs (Vrais Négatifs).</w:t>
+      </w:r>
+    </w:p>
+    <w:p>
+      <w:pPr>
+        <w:pStyle w:val="FirstParagraph"/>
+      </w:pPr>
       <w:r>
         <w:rPr>
           <w:b/>

--- a/docs/these_brieuc.docx
+++ b/docs/these_brieuc.docx
@@ -423,7 +423,7 @@
         <w:pStyle w:val="BodyText"/>
       </w:pPr>
       <w:r>
-        <w:t xml:space="preserve">Des analyses complémentaires ont porté sur les combinaisons de tests et sur le score global de positivité ULNT, défini comme le nombre total d’ULNT positifs chez un même patient. Les combinaisons conjonctives possibles des quatre ULNT ont été explorées. Le score global a été étudié selon différents seuils de positivité.</w:t>
+        <w:t xml:space="preserve">Des analyses complémentaires ont porté sur les combinaisons de tests. Deux types de combinaisons ont été évaluées : des combinaisons conjonctives entre les différents ULNT, ainsi qu’un score global de positivité ULNT, défini comme le nombre total d’ULNT positifs chez un même patient. Ce score global a été étudié selon différents seuils de positivité. L’importance relative de chaque test dans ce score global a été explorée par une approche de type Shapley value (permutation de l’ordre d’inclusion des tests dans le score, et estimation de la contribution de chaque test à la sensibilité et à la spécificité du score à chaque seuil).</w:t>
       </w:r>
     </w:p>
     <w:p>
@@ -431,7 +431,7 @@
         <w:pStyle w:val="BodyText"/>
       </w:pPr>
       <w:r>
-        <w:t xml:space="preserve">Des analyses exploratoires ont également été réalisées selon le niveau métamérique. Pour chaque niveau, la performance de chaque ULNT a été évaluée ainsi que l’association entre le niveau métamérique et la probabilité de névralgie cervico-brachiale.</w:t>
+        <w:t xml:space="preserve">Des analyses exploratoires ont également été réalisées. La première analyse étudiant la performance des tests selon le niveau métamérique. Pour chaque niveau, la performance de chaque ULNT a été évaluée ainsi que l’association entre le niveau métamérique et la probabilité de névralgie cervico-brachiale. La seconde analyse exploratoire a porté sur un affinement du gold standard en ajoutant un résultat positif à l’infiltration comme définition et en définissant les cas négatifs comme les patients ayant eu un gold standard initial négatif.</w:t>
       </w:r>
     </w:p>
     <w:p>
@@ -439,7 +439,7 @@
         <w:pStyle w:val="BodyText"/>
       </w:pPr>
       <w:r>
-        <w:t xml:space="preserve">Les résultats sont présentés sous forme d’estimations ponctuelles avec leurs intervalles de confiance à 95 %. Les modèles logistiques sont présentés sous forme d’odds ratios lorsque cela était pertinent. Les analyses ont été réalisées avec</w:t>
+        <w:t xml:space="preserve">Les résultats sont présentés sous forme d’estimations ponctuelles avec leurs intervalles de confiance à 95 %. Les variables quantitatives ont été décrites par des paramètes de position et de dispersion adapté à leur distribution. Les analyses ont été réalisées avec</w:t>
       </w:r>
       <w:r>
         <w:t xml:space="preserve"> </w:t>
@@ -451,7 +451,7 @@
         <w:t xml:space="preserve">R</w:t>
       </w:r>
       <w:r>
-        <w:t xml:space="preserve">, version 4.5.2. Tous les tests étaient bilatéraux, avec un seuil de significativité fixé à 0,05. Aucune correction de multiplicité n’a été appliquée aux analyses secondaires ou exploratoires, qui doivent donc être interprétées comme génératrices d’hypothèses.</w:t>
+        <w:t xml:space="preserve">, version 4.5.2. Tous les tests étaient bilatéraux, avec un seuil de significativité fixé à 0,05. Aucune correction de multiplicité n’a été appliquée aux analyses secondaires ou exploratoires étant donné le caractère observationnel de l’étude.</w:t>
       </w:r>
     </w:p>
     <w:p>
@@ -14418,7 +14418,7 @@
         <w:t xml:space="preserve"> </w:t>
       </w:r>
       <w:r>
-        <w:t xml:space="preserve">(approche de type Shapley) : on calcule la</w:t>
+        <w:t xml:space="preserve">(approche de type Shapley value par permutation de l’ordre d’inclusion des tests et estimation de leur contribution) : on calcule la</w:t>
       </w:r>
       <w:r>
         <w:t xml:space="preserve"> </w:t>
